--- a/downloads/teacher/ai-4-week-23.docx
+++ b/downloads/teacher/ai-4-week-23.docx
@@ -3003,6 +3003,396 @@
         <w:t>For your Responsible Plant Classifier, save the input, procedure, observed result and limitation of this check. Label this worked example as practice; use a different, previously unreviewed case when checking independent understanding.</w:t>
       </w:r>
     </w:p>
+    <w:p>
+      <w:pPr>
+        <w:pStyle w:val="Heading1"/>
+      </w:pPr>
+      <w:r>
+        <w:t>07. Prepare, teach and assess</w:t>
+      </w:r>
+    </w:p>
+    <w:p>
+      <w:r>
+        <w:t>Teaching target: Freeze the full evaluation procedure before testing</w:t>
+      </w:r>
+    </w:p>
+    <w:p>
+      <w:r>
+        <w:t>Prepare the labelled worked-case picture, the matching workbook, fictional input cards and a place for individual responses. Check a local Python 3 environment before class; have a paper-trace version ready.</w:t>
+      </w:r>
+    </w:p>
+    <w:tbl>
+      <w:tblPr>
+        <w:tblStyle w:val="LightShading-Accent1"/>
+        <w:tblW w:type="auto" w:w="0"/>
+        <w:tblLook w:firstColumn="1" w:firstRow="1" w:lastColumn="0" w:lastRow="0" w:noHBand="0" w:noVBand="1" w:val="04A0"/>
+      </w:tblPr>
+      <w:tblGrid>
+        <w:gridCol w:w="3408"/>
+        <w:gridCol w:w="3408"/>
+        <w:gridCol w:w="3408"/>
+      </w:tblGrid>
+      <w:tr>
+        <w:trPr>
+          <w:tblHeader/>
+        </w:trPr>
+        <w:tc>
+          <w:tcPr>
+            <w:tcW w:type="dxa" w:w="3408"/>
+          </w:tcPr>
+          <w:p>
+            <w:r>
+              <w:t>Session</w:t>
+            </w:r>
+          </w:p>
+        </w:tc>
+        <w:tc>
+          <w:tcPr>
+            <w:tcW w:type="dxa" w:w="3408"/>
+          </w:tcPr>
+          <w:p>
+            <w:r>
+              <w:t>Plan</w:t>
+            </w:r>
+          </w:p>
+        </w:tc>
+        <w:tc>
+          <w:tcPr>
+            <w:tcW w:type="dxa" w:w="3408"/>
+          </w:tcPr>
+          <w:p>
+            <w:r>
+              <w:t>Resources</w:t>
+            </w:r>
+          </w:p>
+        </w:tc>
+      </w:tr>
+      <w:tr>
+        <w:tc>
+          <w:tcPr>
+            <w:tcW w:type="dxa" w:w="3408"/>
+          </w:tcPr>
+          <w:p>
+            <w:r>
+              <w:t>Session 1 · Understand · 45 min</w:t>
+            </w:r>
+          </w:p>
+        </w:tc>
+        <w:tc>
+          <w:tcPr>
+            <w:tcW w:type="dxa" w:w="3408"/>
+          </w:tcPr>
+          <w:p>
+            <w:r>
+              <w:t>0–7: recall and prerequisite; 7–15: inspect the concrete case and predict; 15–30: teacher models the worked trace; 30–40: learners explain a step using the text and visual; 40–45: check the core idea.</w:t>
+            </w:r>
+          </w:p>
+        </w:tc>
+        <w:tc>
+          <w:tcPr>
+            <w:tcW w:type="dxa" w:w="3408"/>
+          </w:tcPr>
+          <w:p>
+            <w:r>
+              <w:t>Sections 1–6; record the brief recall in the workbook.</w:t>
+            </w:r>
+          </w:p>
+        </w:tc>
+      </w:tr>
+      <w:tr>
+        <w:tc>
+          <w:tcPr>
+            <w:tcW w:type="dxa" w:w="3408"/>
+          </w:tcPr>
+          <w:p>
+            <w:r>
+              <w:t>Session 2 · Practise · 45 min</w:t>
+            </w:r>
+          </w:p>
+        </w:tc>
+        <w:tc>
+          <w:tcPr>
+            <w:tcW w:type="dxa" w:w="3408"/>
+          </w:tcPr>
+          <w:p>
+            <w:r>
+              <w:t>0–5: retrieve the procedure; 5–15: W2 completion practice; 15–23: explain and check with a partner; 23–30: each learner answers the misconception check; 30–40: targeted reteaching or a harder variation; 40–45: prepare the investigation.</w:t>
+            </w:r>
+          </w:p>
+        </w:tc>
+        <w:tc>
+          <w:tcPr>
+            <w:tcW w:type="dxa" w:w="3408"/>
+          </w:tcPr>
+          <w:p>
+            <w:r>
+              <w:t>Sections 7–10; use the matching workbook W2 and misconception check.</w:t>
+            </w:r>
+          </w:p>
+        </w:tc>
+      </w:tr>
+      <w:tr>
+        <w:tc>
+          <w:tcPr>
+            <w:tcW w:type="dxa" w:w="3408"/>
+          </w:tcPr>
+          <w:p>
+            <w:r>
+              <w:t>Session 3 · Investigate and transfer · 45 min</w:t>
+            </w:r>
+          </w:p>
+        </w:tc>
+        <w:tc>
+          <w:tcPr>
+            <w:tcW w:type="dxa" w:w="3408"/>
+          </w:tcPr>
+          <w:p>
+            <w:r>
+              <w:t>0–5: retrieve the decision rule; 5–20: investigate or trace; 20–30: start the independent case; 30–38: connect the project; 38–43: act on feedback; 43–45: plan the return check.</w:t>
+            </w:r>
+          </w:p>
+        </w:tc>
+        <w:tc>
+          <w:tcPr>
+            <w:tcW w:type="dxa" w:w="3408"/>
+          </w:tcPr>
+          <w:p>
+            <w:r>
+              <w:t>Sections 9 and 11–14. Give extra time to finish the full task set; use Section 15 when the week includes a coding lab.</w:t>
+            </w:r>
+          </w:p>
+        </w:tc>
+      </w:tr>
+    </w:tbl>
+    <w:p>
+      <w:r>
+        <w:t>Before class, solve the supported practice: Why does 75 percent versus 70 percent not settle deployment?</w:t>
+      </w:r>
+    </w:p>
+    <w:p>
+      <w:r>
+        <w:t>Reasoned practice answer: Teacher explanation: The difference is one correct case on 20; error consequences, limited coverage and missed blocked cases remain.</w:t>
+      </w:r>
+    </w:p>
+    <w:p>
+      <w:r>
+        <w:t>Check every learner before discussion: Use the worked case for Final testing and honest claims. Proposed explanation: “A final answer is enough”. Decide whether this explanation is supported. Point to the step or supplied fact that decides; explain your repair if needed.</w:t>
+      </w:r>
+    </w:p>
+    <w:p>
+      <w:r>
+        <w:t>Misconception repair: Ask for the relevant counts, units, procedure or saved record. For this week: Accuracy 15/20, precision 3/5, recall 3/6. Report TN 12 FP 2 FN 3 TP 3 and blocked positive.</w:t>
+      </w:r>
+    </w:p>
+    <w:p>
+      <w:r>
+        <w:t>Support: read the exact case aloud, enlarge the labelled picture, supply input cards and model only the first deciding step. Accept a spoken explanation or drawing; retain the reasoning goal.</w:t>
+      </w:r>
+    </w:p>
+    <w:p>
+      <w:r>
+        <w:t>Extension: The team changes a threshold after inspecting the false negatives. Require a prediction and a reason before comparing. Expected result: This set is now development evidence for the revised model. Reason: Using final outcomes to change the model breaks the untouched hold-out role.</w:t>
+      </w:r>
+    </w:p>
+    <w:p>
+      <w:r>
+        <w:t>Independent assessment: withhold the reserved answer until the learner has attempted the new case. Record support separately from correctness.</w:t>
+      </w:r>
+    </w:p>
+    <w:tbl>
+      <w:tblPr>
+        <w:tblStyle w:val="LightShading-Accent1"/>
+        <w:tblW w:type="auto" w:w="0"/>
+        <w:tblLook w:firstColumn="1" w:firstRow="1" w:lastColumn="0" w:lastRow="0" w:noHBand="0" w:noVBand="1" w:val="04A0"/>
+      </w:tblPr>
+      <w:tblGrid>
+        <w:gridCol w:w="2556"/>
+        <w:gridCol w:w="2556"/>
+        <w:gridCol w:w="2556"/>
+        <w:gridCol w:w="2556"/>
+      </w:tblGrid>
+      <w:tr>
+        <w:trPr>
+          <w:tblHeader/>
+        </w:trPr>
+        <w:tc>
+          <w:tcPr>
+            <w:tcW w:type="dxa" w:w="2556"/>
+          </w:tcPr>
+          <w:p>
+            <w:r>
+              <w:t>Criterion</w:t>
+            </w:r>
+          </w:p>
+        </w:tc>
+        <w:tc>
+          <w:tcPr>
+            <w:tcW w:type="dxa" w:w="2556"/>
+          </w:tcPr>
+          <w:p>
+            <w:r>
+              <w:t>Not yet</w:t>
+            </w:r>
+          </w:p>
+        </w:tc>
+        <w:tc>
+          <w:tcPr>
+            <w:tcW w:type="dxa" w:w="2556"/>
+          </w:tcPr>
+          <w:p>
+            <w:r>
+              <w:t>With support</w:t>
+            </w:r>
+          </w:p>
+        </w:tc>
+        <w:tc>
+          <w:tcPr>
+            <w:tcW w:type="dxa" w:w="2556"/>
+          </w:tcPr>
+          <w:p>
+            <w:r>
+              <w:t>Independent</w:t>
+            </w:r>
+          </w:p>
+        </w:tc>
+      </w:tr>
+      <w:tr>
+        <w:tc>
+          <w:tcPr>
+            <w:tcW w:type="dxa" w:w="2556"/>
+          </w:tcPr>
+          <w:p>
+            <w:r>
+              <w:t>Explanation</w:t>
+            </w:r>
+          </w:p>
+        </w:tc>
+        <w:tc>
+          <w:tcPr>
+            <w:tcW w:type="dxa" w:w="2556"/>
+          </w:tcPr>
+          <w:p>
+            <w:r>
+              <w:t>Names an answer without a deciding fact</w:t>
+            </w:r>
+          </w:p>
+        </w:tc>
+        <w:tc>
+          <w:tcPr>
+            <w:tcW w:type="dxa" w:w="2556"/>
+          </w:tcPr>
+          <w:p>
+            <w:r>
+              <w:t>Uses a hint to link fact and decision</w:t>
+            </w:r>
+          </w:p>
+        </w:tc>
+        <w:tc>
+          <w:tcPr>
+            <w:tcW w:type="dxa" w:w="2556"/>
+          </w:tcPr>
+          <w:p>
+            <w:r>
+              <w:t>Explains the deciding fact in own words</w:t>
+            </w:r>
+          </w:p>
+        </w:tc>
+      </w:tr>
+      <w:tr>
+        <w:tc>
+          <w:tcPr>
+            <w:tcW w:type="dxa" w:w="2556"/>
+          </w:tcPr>
+          <w:p>
+            <w:r>
+              <w:t>Trace or test</w:t>
+            </w:r>
+          </w:p>
+        </w:tc>
+        <w:tc>
+          <w:tcPr>
+            <w:tcW w:type="dxa" w:w="2556"/>
+          </w:tcPr>
+          <w:p>
+            <w:r>
+              <w:t>Cannot connect input and result</w:t>
+            </w:r>
+          </w:p>
+        </w:tc>
+        <w:tc>
+          <w:tcPr>
+            <w:tcW w:type="dxa" w:w="2556"/>
+          </w:tcPr>
+          <w:p>
+            <w:r>
+              <w:t>Completes steps with prompts</w:t>
+            </w:r>
+          </w:p>
+        </w:tc>
+        <w:tc>
+          <w:tcPr>
+            <w:tcW w:type="dxa" w:w="2556"/>
+          </w:tcPr>
+          <w:p>
+            <w:r>
+              <w:t>Traces or tests a changed case accurately</w:t>
+            </w:r>
+          </w:p>
+        </w:tc>
+      </w:tr>
+      <w:tr>
+        <w:tc>
+          <w:tcPr>
+            <w:tcW w:type="dxa" w:w="2556"/>
+          </w:tcPr>
+          <w:p>
+            <w:r>
+              <w:t>Limits and revision</w:t>
+            </w:r>
+          </w:p>
+        </w:tc>
+        <w:tc>
+          <w:tcPr>
+            <w:tcW w:type="dxa" w:w="2556"/>
+          </w:tcPr>
+          <w:p>
+            <w:r>
+              <w:t>Claims more than evidence supports</w:t>
+            </w:r>
+          </w:p>
+        </w:tc>
+        <w:tc>
+          <w:tcPr>
+            <w:tcW w:type="dxa" w:w="2556"/>
+          </w:tcPr>
+          <w:p>
+            <w:r>
+              <w:t>Names a limit after a prompt</w:t>
+            </w:r>
+          </w:p>
+        </w:tc>
+        <w:tc>
+          <w:tcPr>
+            <w:tcW w:type="dxa" w:w="2556"/>
+          </w:tcPr>
+          <w:p>
+            <w:r>
+              <w:t>States a defensible limit and useful next test</w:t>
+            </w:r>
+          </w:p>
+        </w:tc>
+      </w:tr>
+    </w:tbl>
+    <w:p>
+      <w:r>
+        <w:t>Project checkpoint: Evaluate and revise. Compare with your starting method, explain errors and record a justified revision.</w:t>
+      </w:r>
+    </w:p>
+    <w:p>
+      <w:r>
+        <w:t>Use the weekly teacher answer for topic-specific reasoning. A saved progress tick is an activity record; judge mastery from the learner’s explanation and evidence.</w:t>
+      </w:r>
+    </w:p>
     <w:sectPr>
       <w:pgSz w:w="12240" w:h="15840"/>
       <w:pgMar w:top="936" w:right="1008" w:bottom="936" w:left="1008" w:header="720" w:footer="720" w:gutter="0"/>

--- a/downloads/teacher/ai-4-week-23.docx
+++ b/downloads/teacher/ai-4-week-23.docx
@@ -3393,6 +3393,39 @@
         <w:t>Use the weekly teacher answer for topic-specific reasoning. A saved progress tick is an activity record; judge mastery from the learner’s explanation and evidence.</w:t>
       </w:r>
     </w:p>
+    <w:p>
+      <w:pPr>
+        <w:pStyle w:val="Heading1"/>
+      </w:pPr>
+      <w:r>
+        <w:t>08. Use feedback, labs and repair paths</w:t>
+      </w:r>
+    </w:p>
+    <w:p>
+      <w:r>
+        <w:t>Use the two formative questions as supported practice, not as independent mastery scores. Discuss the deciding evidence rather than accepting a guessed selection.</w:t>
+      </w:r>
+    </w:p>
+    <w:p>
+      <w:r>
+        <w:t>The feedback comes from the reviewed public worked case. Do not reveal the separately reserved independent teacher answer until the learner has attempted that case.</w:t>
+      </w:r>
+    </w:p>
+    <w:p>
+      <w:r>
+        <w:t>Ask students to predict before running code. Preserve errors and actual outputs; collect a changed test and an explanation. The branch-boundary and indexing lessons deliberately include failure cases.</w:t>
+      </w:r>
+    </w:p>
+    <w:p>
+      <w:r>
+        <w:t>Use the earlier worked-explanation links to address a specific missing building block, then return to the current question. Adapt this suggestion after observing the learner; it is not an automatic diagnosis.</w:t>
+      </w:r>
+    </w:p>
+    <w:p>
+      <w:r>
+        <w:t>Collect the completed-work portfolio as evidence. Record support separately from correctness, and assess explanation, trace/test and limitations. Progress ticks and quiz selections alone do not establish mastery.</w:t>
+      </w:r>
+    </w:p>
     <w:sectPr>
       <w:pgSz w:w="12240" w:h="15840"/>
       <w:pgMar w:top="936" w:right="1008" w:bottom="936" w:left="1008" w:header="720" w:footer="720" w:gutter="0"/>

--- a/downloads/teacher/ai-4-week-23.docx
+++ b/downloads/teacher/ai-4-week-23.docx
@@ -29,6 +29,11 @@
       </w:r>
     </w:p>
     <w:p>
+      <w:r>
+        <w:t>Prepare Hold Out Test Data: check the target, prerequisites, resources and adaptable teaching schedule.</w:t>
+      </w:r>
+    </w:p>
+    <w:p>
       <w:pPr>
         <w:pStyle w:val="Heading3"/>
       </w:pPr>
@@ -37,8 +42,26 @@
       </w:r>
     </w:p>
     <w:p>
-      <w:r>
-        <w:t>Primary target: Freeze the full evaluation procedure before testing</w:t>
+      <w:pPr>
+        <w:spacing w:line="336" w:lineRule="auto" w:after="180"/>
+      </w:pPr>
+      <w:r>
+        <w:rPr>
+          <w:b w:val="0"/>
+        </w:rPr>
+        <w:t xml:space="preserve">Primary target: </w:t>
+      </w:r>
+      <w:r>
+        <w:rPr>
+          <w:b/>
+        </w:rPr>
+        <w:t>Freeze</w:t>
+      </w:r>
+      <w:r>
+        <w:rPr>
+          <w:b w:val="0"/>
+        </w:rPr>
+        <w:t xml:space="preserve"> the full evaluation procedure before testing</w:t>
       </w:r>
     </w:p>
     <w:tbl>
@@ -185,8 +208,37 @@
       </w:tr>
     </w:tbl>
     <w:p>
-      <w:r>
-        <w:t>This is a starting allocation of 135 minutes, not a validated duration. Preserve all named topics. Schedule extra time for connected examples, the full investigation, independent cases and project building. Repeated copies of a case share one recorded attempt; they are not new evidence.</w:t>
+      <w:pPr>
+        <w:spacing w:line="336" w:lineRule="auto" w:after="180"/>
+      </w:pPr>
+      <w:r>
+        <w:rPr>
+          <w:b w:val="0"/>
+        </w:rPr>
+        <w:t>This is a starting allocation of 135 minutes, not a validated duration. Preserve all named topics. Schedule extra time for connected examples, the full investigation, independent cases and project building.</w:t>
+      </w:r>
+    </w:p>
+    <w:p>
+      <w:pPr>
+        <w:spacing w:line="336" w:lineRule="auto" w:after="180"/>
+      </w:pPr>
+      <w:r>
+        <w:rPr>
+          <w:b w:val="0"/>
+        </w:rPr>
+        <w:t xml:space="preserve">Repeated copies of a case share one recorded attempt; they are not new </w:t>
+      </w:r>
+      <w:r>
+        <w:rPr>
+          <w:b/>
+        </w:rPr>
+        <w:t>evidence</w:t>
+      </w:r>
+      <w:r>
+        <w:rPr>
+          <w:b w:val="0"/>
+        </w:rPr>
+        <w:t>.</w:t>
       </w:r>
     </w:p>
     <w:p>
@@ -206,17 +258,47 @@
       </w:r>
     </w:p>
     <w:p>
-      <w:r>
+      <w:pPr>
+        <w:spacing w:line="336" w:lineRule="auto" w:after="180"/>
+      </w:pPr>
+      <w:r>
+        <w:rPr>
+          <w:b w:val="0"/>
+        </w:rPr>
         <w:t>Without opening the old lesson, explain one key idea from Train a Regression Model. Give an example and a mistake that the idea helps you avoid.</w:t>
       </w:r>
     </w:p>
     <w:p>
-      <w:r>
-        <w:t>Look for: Fit a line from a declared training candidate set</w:t>
-      </w:r>
-    </w:p>
-    <w:p>
-      <w:r>
+      <w:pPr>
+        <w:spacing w:line="336" w:lineRule="auto" w:after="180"/>
+      </w:pPr>
+      <w:r>
+        <w:rPr>
+          <w:b w:val="0"/>
+        </w:rPr>
+        <w:t xml:space="preserve">Look for: Fit a line from a declared </w:t>
+      </w:r>
+      <w:r>
+        <w:rPr>
+          <w:b/>
+        </w:rPr>
+        <w:t>training</w:t>
+      </w:r>
+      <w:r>
+        <w:rPr>
+          <w:b w:val="0"/>
+        </w:rPr>
+        <w:t xml:space="preserve"> candidate set</w:t>
+      </w:r>
+    </w:p>
+    <w:p>
+      <w:pPr>
+        <w:spacing w:line="336" w:lineRule="auto" w:after="180"/>
+      </w:pPr>
+      <w:r>
+        <w:rPr>
+          <w:b w:val="0"/>
+        </w:rPr>
         <w:t>Reference example, not the only acceptable wording: Teacher explanation: A 5 B 3 C 0; choose m 2 b 1.</w:t>
       </w:r>
     </w:p>
@@ -229,17 +311,47 @@
       </w:r>
     </w:p>
     <w:p>
-      <w:r>
+      <w:pPr>
+        <w:spacing w:line="336" w:lineRule="auto" w:after="180"/>
+      </w:pPr>
+      <w:r>
+        <w:rPr>
+          <w:b w:val="0"/>
+        </w:rPr>
         <w:t>Without opening the old lesson, explain one key idea from Mean, Median, and Baselines. Give an example and a mistake that the idea helps you avoid.</w:t>
       </w:r>
     </w:p>
     <w:p>
-      <w:r>
-        <w:t>Look for: Fit mean and median constant baselines on training targets</w:t>
-      </w:r>
-    </w:p>
-    <w:p>
-      <w:r>
+      <w:pPr>
+        <w:spacing w:line="336" w:lineRule="auto" w:after="180"/>
+      </w:pPr>
+      <w:r>
+        <w:rPr>
+          <w:b w:val="0"/>
+        </w:rPr>
+        <w:t xml:space="preserve">Look for: Fit mean and median constant baselines on </w:t>
+      </w:r>
+      <w:r>
+        <w:rPr>
+          <w:b/>
+        </w:rPr>
+        <w:t>training</w:t>
+      </w:r>
+      <w:r>
+        <w:rPr>
+          <w:b w:val="0"/>
+        </w:rPr>
+        <w:t xml:space="preserve"> targets</w:t>
+      </w:r>
+    </w:p>
+    <w:p>
+      <w:pPr>
+        <w:spacing w:line="336" w:lineRule="auto" w:after="180"/>
+      </w:pPr>
+      <w:r>
+        <w:rPr>
+          <w:b w:val="0"/>
+        </w:rPr>
         <w:t>Reference example, not the only acceptable wording: Teacher explanation: Mean 6; median 5.</w:t>
       </w:r>
     </w:p>
@@ -252,22 +364,46 @@
       </w:r>
     </w:p>
     <w:p>
-      <w:r>
+      <w:pPr>
+        <w:spacing w:line="336" w:lineRule="auto" w:after="180"/>
+      </w:pPr>
+      <w:r>
+        <w:rPr>
+          <w:b w:val="0"/>
+        </w:rPr>
         <w:t>Without opening the old lesson, explain one key idea from Precision and Recall. Give an example and a mistake that the idea helps you avoid.</w:t>
       </w:r>
     </w:p>
     <w:p>
-      <w:r>
+      <w:pPr>
+        <w:spacing w:line="336" w:lineRule="auto" w:after="180"/>
+      </w:pPr>
+      <w:r>
+        <w:rPr>
+          <w:b w:val="0"/>
+        </w:rPr>
         <w:t>Look for: Choose the denominator that answers the question</w:t>
       </w:r>
     </w:p>
     <w:p>
-      <w:r>
+      <w:pPr>
+        <w:spacing w:line="336" w:lineRule="auto" w:after="180"/>
+      </w:pPr>
+      <w:r>
+        <w:rPr>
+          <w:b w:val="0"/>
+        </w:rPr>
         <w:t>Reference example, not the only acceptable wording: Teacher explanation: Predicted positives TP+FP=7; reference positives TP+FN=4.</w:t>
       </w:r>
     </w:p>
     <w:p>
-      <w:r>
+      <w:pPr>
+        <w:spacing w:line="336" w:lineRule="auto" w:after="180"/>
+      </w:pPr>
+      <w:r>
+        <w:rPr>
+          <w:b w:val="0"/>
+        </w:rPr>
         <w:t>Use the student module and workbook section with this exact week title. The worked case, independent question and answers below form one aligned lesson sequence.</w:t>
       </w:r>
     </w:p>
@@ -280,7 +416,13 @@
       </w:r>
     </w:p>
     <w:p>
-      <w:r>
+      <w:pPr>
+        <w:spacing w:line="336" w:lineRule="auto" w:after="180"/>
+      </w:pPr>
+      <w:r>
+        <w:rPr>
+          <w:b w:val="0"/>
+        </w:rPr>
         <w:t>After seeing test errors, a team adjusts its threshold and reports the improved score on that same test. Rename the set's role and describe an honest final report if no new data exists.</w:t>
       </w:r>
     </w:p>
@@ -293,8 +435,26 @@
       </w:r>
     </w:p>
     <w:p>
-      <w:r>
-        <w:t>The final test set must remain untouched until model and threshold choices are finished, or it becomes part of training by decision.</w:t>
+      <w:pPr>
+        <w:spacing w:line="336" w:lineRule="auto" w:after="180"/>
+      </w:pPr>
+      <w:r>
+        <w:rPr>
+          <w:b w:val="0"/>
+        </w:rPr>
+        <w:t xml:space="preserve">The final test set must remain untouched until model and threshold choices are finished, or it becomes part of </w:t>
+      </w:r>
+      <w:r>
+        <w:rPr>
+          <w:b/>
+        </w:rPr>
+        <w:t>training</w:t>
+      </w:r>
+      <w:r>
+        <w:rPr>
+          <w:b w:val="0"/>
+        </w:rPr>
+        <w:t xml:space="preserve"> by decision.</w:t>
       </w:r>
     </w:p>
     <w:tbl>
@@ -430,12 +590,38 @@
       </w:r>
     </w:p>
     <w:p>
-      <w:r>
+      <w:pPr>
+        <w:spacing w:line="336" w:lineRule="auto" w:after="180"/>
+      </w:pPr>
+      <w:r>
+        <w:rPr>
+          <w:b w:val="0"/>
+        </w:rPr>
         <w:t>Use the supplied scenario, student illustrations and blank paper. For numeric work, offer counters or a calculator after learners show the setup. Fictional records are supplied; personal data and paid accounts are unnecessary.</w:t>
       </w:r>
     </w:p>
     <w:p>
-      <w:r>
+      <w:pPr>
+        <w:pStyle w:val="Heading3"/>
+      </w:pPr>
+      <w:r>
+        <w:t>Alternative compact allocation</w:t>
+      </w:r>
+    </w:p>
+    <w:p>
+      <w:r>
+        <w:t>This compact option is not the full-week schedule. Use the main teaching cycle and allow extra sessions for the investigation, independent work and project.</w:t>
+      </w:r>
+    </w:p>
+    <w:p>
+      <w:pPr>
+        <w:spacing w:line="336" w:lineRule="auto" w:after="180"/>
+        <w:shd w:fill="F1F6F8"/>
+      </w:pPr>
+      <w:r>
+        <w:rPr>
+          <w:b w:val="0"/>
+        </w:rPr>
         <w:t>Allow 80 minutes: recall 8; explanation 12; worked demonstration 15; guided practice 20; independent assessment 15; project and reflection 10. Extend the lab into a second session when needed.</w:t>
       </w:r>
     </w:p>
@@ -448,8 +634,49 @@
       </w:r>
     </w:p>
     <w:p>
-      <w:r>
-        <w:t>Teach two 45-minute sessions. This week focuses on final testing and honest claims. Model the worked example first, collect the new W 4 case independently before feedback, and use the fresh retry to check transfer. Award credit for traceable reasoning and bounded claims, including justified uncertainty.</w:t>
+      <w:pPr>
+        <w:spacing w:line="336" w:lineRule="auto" w:after="180"/>
+      </w:pPr>
+      <w:r>
+        <w:rPr>
+          <w:b w:val="0"/>
+        </w:rPr>
+        <w:t xml:space="preserve">Teach two 45-minute sessions. This week focuses on final testing and honest </w:t>
+      </w:r>
+      <w:r>
+        <w:rPr>
+          <w:b/>
+        </w:rPr>
+        <w:t>claim</w:t>
+      </w:r>
+      <w:r>
+        <w:rPr>
+          <w:b w:val="0"/>
+        </w:rPr>
+        <w:t>s. Model the worked example first, collect the new W 4 case independently before feedback, and use the fresh retry to check transfer.</w:t>
+      </w:r>
+    </w:p>
+    <w:p>
+      <w:pPr>
+        <w:spacing w:line="336" w:lineRule="auto" w:after="180"/>
+      </w:pPr>
+      <w:r>
+        <w:rPr>
+          <w:b w:val="0"/>
+        </w:rPr>
+        <w:t xml:space="preserve">Award credit for traceable reasoning and bounded </w:t>
+      </w:r>
+      <w:r>
+        <w:rPr>
+          <w:b/>
+        </w:rPr>
+        <w:t>claim</w:t>
+      </w:r>
+      <w:r>
+        <w:rPr>
+          <w:b w:val="0"/>
+        </w:rPr>
+        <w:t>s, including justified uncertainty.</w:t>
       </w:r>
     </w:p>
     <w:p>
@@ -461,27 +688,69 @@
       </w:r>
     </w:p>
     <w:p>
-      <w:r>
+      <w:pPr>
+        <w:spacing w:line="336" w:lineRule="auto" w:after="180"/>
+      </w:pPr>
+      <w:r>
+        <w:rPr>
+          <w:b w:val="0"/>
+        </w:rPr>
         <w:t>It influenced choices during development.</w:t>
       </w:r>
     </w:p>
     <w:p>
-      <w:r>
+      <w:pPr>
+        <w:spacing w:line="336" w:lineRule="auto" w:after="180"/>
+      </w:pPr>
+      <w:r>
+        <w:rPr>
+          <w:b w:val="0"/>
+        </w:rPr>
         <w:t>Printed student lesson and workbook</w:t>
       </w:r>
     </w:p>
     <w:p>
-      <w:r>
+      <w:pPr>
+        <w:spacing w:line="336" w:lineRule="auto" w:after="180"/>
+      </w:pPr>
+      <w:r>
+        <w:rPr>
+          <w:b w:val="0"/>
+        </w:rPr>
         <w:t>Paper, pencils and a calculator for fractions</w:t>
       </w:r>
     </w:p>
     <w:p>
-      <w:r>
-        <w:t>The fictional examples and a blank evidence table</w:t>
-      </w:r>
-    </w:p>
-    <w:p>
-      <w:r>
+      <w:pPr>
+        <w:spacing w:line="336" w:lineRule="auto" w:after="180"/>
+      </w:pPr>
+      <w:r>
+        <w:rPr>
+          <w:b w:val="0"/>
+        </w:rPr>
+        <w:t xml:space="preserve">The fictional examples and a blank </w:t>
+      </w:r>
+      <w:r>
+        <w:rPr>
+          <w:b/>
+        </w:rPr>
+        <w:t>evidence</w:t>
+      </w:r>
+      <w:r>
+        <w:rPr>
+          <w:b w:val="0"/>
+        </w:rPr>
+        <w:t xml:space="preserve"> table</w:t>
+      </w:r>
+    </w:p>
+    <w:p>
+      <w:pPr>
+        <w:spacing w:line="336" w:lineRule="auto" w:after="180"/>
+      </w:pPr>
+      <w:r>
+        <w:rPr>
+          <w:b w:val="0"/>
+        </w:rPr>
         <w:t>Saved classroom project records for critique; no personal student dataset required</w:t>
       </w:r>
     </w:p>
@@ -494,12 +763,24 @@
       </w:r>
     </w:p>
     <w:p>
-      <w:r>
+      <w:pPr>
+        <w:spacing w:line="336" w:lineRule="auto" w:after="180"/>
+      </w:pPr>
+      <w:r>
+        <w:rPr>
+          <w:b w:val="0"/>
+        </w:rPr>
         <w:t>By the end, I can explain hold out test data using a traced example and a stated limitation.</w:t>
       </w:r>
     </w:p>
     <w:p>
-      <w:r>
+      <w:pPr>
+        <w:spacing w:line="336" w:lineRule="auto" w:after="180"/>
+      </w:pPr>
+      <w:r>
+        <w:rPr>
+          <w:b w:val="0"/>
+        </w:rPr>
         <w:t>This added worked case illustrates the week’s main idea. Retain all original and connected topics; schedule its practice within the teaching cycle.</w:t>
       </w:r>
     </w:p>
@@ -512,76 +793,301 @@
       </w:r>
     </w:p>
     <w:p>
+      <w:r>
+        <w:t>Model Hold Out Test Data using the supplied case, labelled mechanism and reasoning. Make the scope of each conclusion explicit.</w:t>
+      </w:r>
+    </w:p>
+    <w:p>
+      <w:pPr>
+        <w:spacing w:line="336" w:lineRule="auto" w:after="180"/>
+      </w:pPr>
+      <w:r>
+        <w:rPr>
+          <w:b w:val="0"/>
+        </w:rPr>
+        <w:t>Trace the information, fitted behavior, and evaluation proof separately.</w:t>
+      </w:r>
+    </w:p>
+    <w:p>
       <w:pPr>
         <w:pStyle w:val="Heading3"/>
       </w:pPr>
       <w:r>
-        <w:t>Explain the mechanism</w:t>
-      </w:r>
-    </w:p>
-    <w:p>
-      <w:r>
-        <w:t>Trace the information, fitted behavior, and evaluation proof separately.</w:t>
-      </w:r>
-    </w:p>
-    <w:p>
-      <w:r>
+        <w:t>Question to explain</w:t>
+      </w:r>
+    </w:p>
+    <w:p>
+      <w:pPr>
+        <w:spacing w:line="336" w:lineRule="auto" w:after="180"/>
+        <w:shd w:fill="F5F1FB"/>
+      </w:pPr>
+      <w:r>
+        <w:rPr>
+          <w:b w:val="0"/>
+        </w:rPr>
         <w:t>QUESTION Identify contaminated evaluations and repair the workflow.</w:t>
       </w:r>
     </w:p>
     <w:p>
-      <w:r>
-        <w:t>MODEL IDEA The final test set must remain untouched until model and threshold choices are finished, or it becomes part of training by decision.</w:t>
-      </w:r>
-    </w:p>
-    <w:p>
-      <w:r>
+      <w:pPr>
+        <w:spacing w:line="336" w:lineRule="auto" w:after="180"/>
+      </w:pPr>
+      <w:r>
+        <w:rPr>
+          <w:b w:val="0"/>
+        </w:rPr>
+        <w:t xml:space="preserve">MODEL IDEA The final test set must remain untouched until model and threshold choices are finished, or it becomes part of </w:t>
+      </w:r>
+      <w:r>
+        <w:rPr>
+          <w:b/>
+        </w:rPr>
+        <w:t>training</w:t>
+      </w:r>
+      <w:r>
+        <w:rPr>
+          <w:b w:val="0"/>
+        </w:rPr>
+        <w:t xml:space="preserve"> by decision.</w:t>
+      </w:r>
+    </w:p>
+    <w:p>
+      <w:pPr>
+        <w:spacing w:line="336" w:lineRule="auto" w:after="180"/>
+      </w:pPr>
+      <w:r>
+        <w:rPr>
+          <w:b w:val="0"/>
+        </w:rPr>
         <w:t>PROOF NEEDED Use an unseen case, visible calculation, error analysis, and a stated limitation.</w:t>
       </w:r>
     </w:p>
     <w:p>
-      <w:r>
+      <w:pPr>
+        <w:pStyle w:val="Heading3"/>
+      </w:pPr>
+      <w:r>
+        <w:t>How the mechanism works</w:t>
+      </w:r>
+    </w:p>
+    <w:p>
+      <w:pPr>
+        <w:spacing w:line="336" w:lineRule="auto" w:after="180"/>
+        <w:shd w:fill="F1F6F8"/>
+      </w:pPr>
+      <w:r>
+        <w:rPr>
+          <w:b w:val="0"/>
+        </w:rPr>
         <w:t>UNDER THE HOOD Team checks test accuracy after every parameter change. Those repeated choices adapt to the test set, contaminating it.</w:t>
       </w:r>
     </w:p>
     <w:p>
-      <w:r>
-        <w:t>Draw a fresh data → model → prediction → evaluation trace:</w:t>
-      </w:r>
-    </w:p>
-    <w:p>
-      <w:r>
-        <w:t>Predict first. Then check each step. A correct answer without visible evidence cannot be audited.</w:t>
-      </w:r>
-    </w:p>
-    <w:p>
-      <w:r>
+      <w:pPr>
+        <w:spacing w:line="336" w:lineRule="auto" w:after="180"/>
+      </w:pPr>
+      <w:r>
+        <w:rPr>
+          <w:b w:val="0"/>
+        </w:rPr>
+        <w:t xml:space="preserve">Draw a fresh data → model → </w:t>
+      </w:r>
+      <w:r>
+        <w:rPr>
+          <w:b/>
+        </w:rPr>
+        <w:t>prediction</w:t>
+      </w:r>
+      <w:r>
+        <w:rPr>
+          <w:b w:val="0"/>
+        </w:rPr>
+        <w:t xml:space="preserve"> → evaluation trace:</w:t>
+      </w:r>
+    </w:p>
+    <w:p>
+      <w:pPr>
+        <w:spacing w:line="336" w:lineRule="auto" w:after="180"/>
+      </w:pPr>
+      <w:r>
+        <w:rPr>
+          <w:b w:val="0"/>
+        </w:rPr>
+        <w:t xml:space="preserve">Predict first. Then check each step. A correct answer without visible </w:t>
+      </w:r>
+      <w:r>
+        <w:rPr>
+          <w:b/>
+        </w:rPr>
+        <w:t>evidence</w:t>
+      </w:r>
+      <w:r>
+        <w:rPr>
+          <w:b w:val="0"/>
+        </w:rPr>
+        <w:t xml:space="preserve"> cannot be audited.</w:t>
+      </w:r>
+    </w:p>
+    <w:p>
+      <w:pPr>
+        <w:pStyle w:val="Heading3"/>
+      </w:pPr>
+      <w:r>
+        <w:t>Step 1</w:t>
+      </w:r>
+    </w:p>
+    <w:p>
+      <w:pPr>
+        <w:spacing w:line="336" w:lineRule="auto" w:after="180"/>
+        <w:shd w:fill="F4F9FC"/>
+      </w:pPr>
+      <w:r>
+        <w:rPr>
+          <w:b w:val="0"/>
+        </w:rPr>
         <w:t>STEP 1 Team checks test accuracy after every parameter change.</w:t>
       </w:r>
     </w:p>
     <w:p>
-      <w:r>
+      <w:pPr>
+        <w:pStyle w:val="Heading3"/>
+      </w:pPr>
+      <w:r>
+        <w:t>Step 2</w:t>
+      </w:r>
+    </w:p>
+    <w:p>
+      <w:pPr>
+        <w:spacing w:line="336" w:lineRule="auto" w:after="180"/>
+        <w:shd w:fill="F4F9FC"/>
+      </w:pPr>
+      <w:r>
+        <w:rPr>
+          <w:b w:val="0"/>
+        </w:rPr>
         <w:t>STEP 2 Those repeated choices adapt to the test set, contaminating it.</w:t>
       </w:r>
     </w:p>
     <w:p>
-      <w:r>
-        <w:t>STEP 3 Use training for fitting and validation for model or threshold choices.</w:t>
-      </w:r>
-    </w:p>
-    <w:p>
-      <w:r>
-        <w:t>STEP 4 After freezing choices, open the holdout once and report the final estimate honestly.</w:t>
-      </w:r>
-    </w:p>
-    <w:p>
-      <w:r>
+      <w:pPr>
+        <w:pStyle w:val="Heading3"/>
+      </w:pPr>
+      <w:r>
+        <w:t>Step 3</w:t>
+      </w:r>
+    </w:p>
+    <w:p>
+      <w:pPr>
+        <w:spacing w:line="336" w:lineRule="auto" w:after="180"/>
+        <w:shd w:fill="F4F9FC"/>
+      </w:pPr>
+      <w:r>
+        <w:rPr>
+          <w:b w:val="0"/>
+        </w:rPr>
+        <w:t xml:space="preserve">STEP 3 Use </w:t>
+      </w:r>
+      <w:r>
+        <w:rPr>
+          <w:b/>
+        </w:rPr>
+        <w:t>training</w:t>
+      </w:r>
+      <w:r>
+        <w:rPr>
+          <w:b w:val="0"/>
+        </w:rPr>
+        <w:t xml:space="preserve"> for </w:t>
+      </w:r>
+      <w:r>
+        <w:rPr>
+          <w:b/>
+        </w:rPr>
+        <w:t>fitting</w:t>
+      </w:r>
+      <w:r>
+        <w:rPr>
+          <w:b w:val="0"/>
+        </w:rPr>
+        <w:t xml:space="preserve"> and validation for model or threshold choices.</w:t>
+      </w:r>
+    </w:p>
+    <w:p>
+      <w:pPr>
+        <w:pStyle w:val="Heading3"/>
+      </w:pPr>
+      <w:r>
+        <w:t>Step 4</w:t>
+      </w:r>
+    </w:p>
+    <w:p>
+      <w:pPr>
+        <w:spacing w:line="336" w:lineRule="auto" w:after="180"/>
+        <w:shd w:fill="F4F9FC"/>
+      </w:pPr>
+      <w:r>
+        <w:rPr>
+          <w:b w:val="0"/>
+        </w:rPr>
+        <w:t xml:space="preserve">STEP 4 After freezing choices, open the </w:t>
+      </w:r>
+      <w:r>
+        <w:rPr>
+          <w:b/>
+        </w:rPr>
+        <w:t>holdout</w:t>
+      </w:r>
+      <w:r>
+        <w:rPr>
+          <w:b w:val="0"/>
+        </w:rPr>
+        <w:t xml:space="preserve"> once and report the </w:t>
+      </w:r>
+      <w:r>
+        <w:rPr>
+          <w:b/>
+        </w:rPr>
+        <w:t>final estimate</w:t>
+      </w:r>
+      <w:r>
+        <w:rPr>
+          <w:b w:val="0"/>
+        </w:rPr>
+        <w:t xml:space="preserve"> honestly.</w:t>
+      </w:r>
+    </w:p>
+    <w:p>
+      <w:pPr>
+        <w:spacing w:line="336" w:lineRule="auto" w:after="180"/>
+      </w:pPr>
+      <w:r>
+        <w:rPr>
+          <w:b w:val="0"/>
+        </w:rPr>
         <w:t>CHECK Verify the denominator, unit, split, class definition, and data version before interpreting a score.</w:t>
       </w:r>
     </w:p>
     <w:p>
-      <w:r>
-        <w:t>Recalculate, retrace, or restate the evidence independently:</w:t>
+      <w:pPr>
+        <w:spacing w:line="336" w:lineRule="auto" w:after="180"/>
+      </w:pPr>
+      <w:r>
+        <w:rPr>
+          <w:b w:val="0"/>
+        </w:rPr>
+        <w:t xml:space="preserve">Recalculate, retrace, or restate the </w:t>
+      </w:r>
+      <w:r>
+        <w:rPr>
+          <w:b/>
+        </w:rPr>
+        <w:t>evidence</w:t>
+      </w:r>
+      <w:r>
+        <w:rPr>
+          <w:b w:val="0"/>
+        </w:rPr>
+        <w:t xml:space="preserve"> independently:</w:t>
       </w:r>
     </w:p>
     <w:p>
@@ -593,12 +1099,34 @@
       </w:r>
     </w:p>
     <w:p>
-      <w:r>
+      <w:pPr>
+        <w:pStyle w:val="Heading3"/>
+      </w:pPr>
+      <w:r>
+        <w:t>The teaching case</w:t>
+      </w:r>
+    </w:p>
+    <w:p>
+      <w:pPr>
+        <w:spacing w:line="336" w:lineRule="auto" w:after="180"/>
+        <w:shd w:fill="F1F6FC"/>
+      </w:pPr>
+      <w:r>
+        <w:rPr>
+          <w:b w:val="0"/>
+        </w:rPr>
         <w:t>A final-test folder has twenty leaves; its labels are opened weekly to choose models.</w:t>
       </w:r>
     </w:p>
     <w:p>
-      <w:r>
+      <w:pPr>
+        <w:spacing w:line="336" w:lineRule="auto" w:after="180"/>
+        <w:shd w:fill="F5F1FB"/>
+      </w:pPr>
+      <w:r>
+        <w:rPr>
+          <w:b w:val="0"/>
+        </w:rPr>
         <w:t>Is it still untouched?</w:t>
       </w:r>
     </w:p>
@@ -611,7 +1139,22 @@
       </w:r>
     </w:p>
     <w:p>
-      <w:r>
+      <w:pPr>
+        <w:pStyle w:val="Heading3"/>
+      </w:pPr>
+      <w:r>
+        <w:t>Why the result follows</w:t>
+      </w:r>
+    </w:p>
+    <w:p>
+      <w:pPr>
+        <w:spacing w:line="336" w:lineRule="auto" w:after="180"/>
+        <w:shd w:fill="F1F6FC"/>
+      </w:pPr>
+      <w:r>
+        <w:rPr>
+          <w:b w:val="0"/>
+        </w:rPr>
         <w:t>No. It functions as validation. Reserve a genuinely unused set for final evaluation or disclose the limitation.</w:t>
       </w:r>
     </w:p>
@@ -624,23 +1167,215 @@
       </w:r>
     </w:p>
     <w:p>
-      <w:r>
-        <w:t>A final test is valuable because it did not guide model choices. Freeze the model, training preprocessing, threshold, metric, missing-prediction policy and test membership. Record the version before opening test labels. A classroom result is evidence about a small chosen set, not approval for deployment.</w:t>
-      </w:r>
-    </w:p>
-    <w:p>
-      <w:r>
-        <w:t>Use fictional classroom data throughout this investigation. Keep the task, units, reference labels and data split visible as you reason. Earlier weeks supplied the model-building process; this week examines final testing and honest claims.</w:t>
-      </w:r>
-    </w:p>
-    <w:p>
-      <w:r>
-        <w:t>A frozen classifier is tested on 20 fictional cases: TN 12 FP 2 FN 3 TP 3, blocked positive. Accuracy is 15/20=75 percent, precision 3/5=60 percent and recall 3/6=50 percent. Its previously fitted always-clear baseline gets 14/20=70 percent. The candidate improves accuracy here but misses half the blocked cases.</w:t>
-      </w:r>
-    </w:p>
-    <w:p>
-      <w:r>
-        <w:t>Before continuing, underline the decision rule and circle the evidence that supports the conclusion. Explain the example to a partner without replacing the counts or conditions with a stronger claim. Keep the distinction between an observed result and a proposed next step.</w:t>
+      <w:pPr>
+        <w:pStyle w:val="Heading3"/>
+      </w:pPr>
+      <w:r>
+        <w:t>Explain the added worked example · 1</w:t>
+      </w:r>
+    </w:p>
+    <w:p>
+      <w:pPr>
+        <w:spacing w:line="336" w:lineRule="auto" w:after="180"/>
+      </w:pPr>
+      <w:r>
+        <w:rPr>
+          <w:b w:val="0"/>
+        </w:rPr>
+        <w:t xml:space="preserve">A final test is valuable because it did not guide model choices. </w:t>
+      </w:r>
+      <w:r>
+        <w:rPr>
+          <w:b/>
+        </w:rPr>
+        <w:t>Freeze</w:t>
+      </w:r>
+      <w:r>
+        <w:rPr>
+          <w:b w:val="0"/>
+        </w:rPr>
+        <w:t xml:space="preserve"> the model, </w:t>
+      </w:r>
+      <w:r>
+        <w:rPr>
+          <w:b/>
+        </w:rPr>
+        <w:t>training</w:t>
+      </w:r>
+      <w:r>
+        <w:rPr>
+          <w:b w:val="0"/>
+        </w:rPr>
+        <w:t xml:space="preserve"> pre</w:t>
+      </w:r>
+      <w:r>
+        <w:rPr>
+          <w:b/>
+        </w:rPr>
+        <w:t>process</w:t>
+      </w:r>
+      <w:r>
+        <w:rPr>
+          <w:b w:val="0"/>
+        </w:rPr>
+        <w:t>ing, threshold, metric, missing-</w:t>
+      </w:r>
+      <w:r>
+        <w:rPr>
+          <w:b/>
+        </w:rPr>
+        <w:t>prediction</w:t>
+      </w:r>
+      <w:r>
+        <w:rPr>
+          <w:b w:val="0"/>
+        </w:rPr>
+        <w:t xml:space="preserve"> policy and test membership. Record the version before opening test labels.</w:t>
+      </w:r>
+    </w:p>
+    <w:p>
+      <w:pPr>
+        <w:spacing w:line="336" w:lineRule="auto" w:after="180"/>
+      </w:pPr>
+      <w:r>
+        <w:rPr>
+          <w:b w:val="0"/>
+        </w:rPr>
+        <w:t xml:space="preserve">A classroom result is </w:t>
+      </w:r>
+      <w:r>
+        <w:rPr>
+          <w:b/>
+        </w:rPr>
+        <w:t>evidence</w:t>
+      </w:r>
+      <w:r>
+        <w:rPr>
+          <w:b w:val="0"/>
+        </w:rPr>
+        <w:t xml:space="preserve"> about a small chosen set, not approval for deployment.</w:t>
+      </w:r>
+    </w:p>
+    <w:p>
+      <w:pPr>
+        <w:spacing w:line="336" w:lineRule="auto" w:after="180"/>
+      </w:pPr>
+      <w:r>
+        <w:rPr>
+          <w:b w:val="0"/>
+        </w:rPr>
+        <w:t>Use fictional classroom data throughout this investigation. Keep the task, units, reference labels and data split visible as you reason.</w:t>
+      </w:r>
+    </w:p>
+    <w:p>
+      <w:pPr>
+        <w:spacing w:line="336" w:lineRule="auto" w:after="180"/>
+      </w:pPr>
+      <w:r>
+        <w:rPr>
+          <w:b w:val="0"/>
+        </w:rPr>
+        <w:t xml:space="preserve">Earlier weeks supplied the model-building </w:t>
+      </w:r>
+      <w:r>
+        <w:rPr>
+          <w:b/>
+        </w:rPr>
+        <w:t>process</w:t>
+      </w:r>
+      <w:r>
+        <w:rPr>
+          <w:b w:val="0"/>
+        </w:rPr>
+        <w:t xml:space="preserve">; this week examines final testing and honest </w:t>
+      </w:r>
+      <w:r>
+        <w:rPr>
+          <w:b/>
+        </w:rPr>
+        <w:t>claim</w:t>
+      </w:r>
+      <w:r>
+        <w:rPr>
+          <w:b w:val="0"/>
+        </w:rPr>
+        <w:t>s.</w:t>
+      </w:r>
+    </w:p>
+    <w:p>
+      <w:pPr>
+        <w:pStyle w:val="Heading3"/>
+      </w:pPr>
+      <w:r>
+        <w:t>Explain the added worked example · 2</w:t>
+      </w:r>
+    </w:p>
+    <w:p>
+      <w:pPr>
+        <w:spacing w:line="336" w:lineRule="auto" w:after="180"/>
+      </w:pPr>
+      <w:r>
+        <w:rPr>
+          <w:b w:val="0"/>
+        </w:rPr>
+        <w:t>A frozen classifier is tested on 20 fictional cases: TN 12 FP 2 FN 3 TP 3, blocked positive. Accuracy is 15/20=75 percent, precision 3/5=60 percent and recall 3/6=50 percent.</w:t>
+      </w:r>
+    </w:p>
+    <w:p>
+      <w:pPr>
+        <w:spacing w:line="336" w:lineRule="auto" w:after="180"/>
+      </w:pPr>
+      <w:r>
+        <w:rPr>
+          <w:b w:val="0"/>
+        </w:rPr>
+        <w:t>Its previously fitted always-clear baseline gets 14/20=70 percent. The candidate improves accuracy here but misses half the blocked cases.</w:t>
+      </w:r>
+    </w:p>
+    <w:p>
+      <w:pPr>
+        <w:spacing w:line="336" w:lineRule="auto" w:after="180"/>
+      </w:pPr>
+      <w:r>
+        <w:rPr>
+          <w:b w:val="0"/>
+        </w:rPr>
+        <w:t xml:space="preserve">Before continuing, underline the decision rule and circle the </w:t>
+      </w:r>
+      <w:r>
+        <w:rPr>
+          <w:b/>
+        </w:rPr>
+        <w:t>evidence</w:t>
+      </w:r>
+      <w:r>
+        <w:rPr>
+          <w:b w:val="0"/>
+        </w:rPr>
+        <w:t xml:space="preserve"> that supports the conclusion. Explain the example to a partner without replacing the counts or conditions with a stronger </w:t>
+      </w:r>
+      <w:r>
+        <w:rPr>
+          <w:b/>
+        </w:rPr>
+        <w:t>claim</w:t>
+      </w:r>
+      <w:r>
+        <w:rPr>
+          <w:b w:val="0"/>
+        </w:rPr>
+        <w:t>.</w:t>
+      </w:r>
+    </w:p>
+    <w:p>
+      <w:pPr>
+        <w:spacing w:line="336" w:lineRule="auto" w:after="180"/>
+      </w:pPr>
+      <w:r>
+        <w:rPr>
+          <w:b w:val="0"/>
+        </w:rPr>
+        <w:t>Keep the distinction between an observed result and a proposed next step.</w:t>
       </w:r>
     </w:p>
     <w:p>
@@ -784,8 +1519,37 @@
       </w:r>
     </w:p>
     <w:p>
-      <w:r>
-        <w:t>Use the complete worked example below before asking learners to complete W2. Reveal a small part, invite a prediction, then explain the deciding step. These teacher notes contain solutions; do not reveal the independent case answer during modelling.</w:t>
+      <w:pPr>
+        <w:spacing w:line="336" w:lineRule="auto" w:after="180"/>
+      </w:pPr>
+      <w:r>
+        <w:rPr>
+          <w:b w:val="0"/>
+        </w:rPr>
+        <w:t xml:space="preserve">Use the complete worked example below before asking learners to complete W2. Reveal a small part, invite a </w:t>
+      </w:r>
+      <w:r>
+        <w:rPr>
+          <w:b/>
+        </w:rPr>
+        <w:t>prediction</w:t>
+      </w:r>
+      <w:r>
+        <w:rPr>
+          <w:b w:val="0"/>
+        </w:rPr>
+        <w:t>, then explain the deciding step.</w:t>
+      </w:r>
+    </w:p>
+    <w:p>
+      <w:pPr>
+        <w:spacing w:line="336" w:lineRule="auto" w:after="180"/>
+      </w:pPr>
+      <w:r>
+        <w:rPr>
+          <w:b w:val="0"/>
+        </w:rPr>
+        <w:t>These teacher notes contain solutions; do not reveal the independent case answer during modelling.</w:t>
       </w:r>
     </w:p>
     <w:p>
@@ -1075,7 +1839,13 @@
       </w:tr>
     </w:tbl>
     <w:p>
-      <w:r>
+      <w:pPr>
+        <w:spacing w:line="336" w:lineRule="auto" w:after="180"/>
+      </w:pPr>
+      <w:r>
+        <w:rPr>
+          <w:b w:val="0"/>
+        </w:rPr>
         <w:t>Use the diagram and verbal explanation together. Ask learners to match a sentence to a specific visual step; do not assign learners fixed visual or auditory learning styles.</w:t>
       </w:r>
     </w:p>
@@ -1088,7 +1858,13 @@
       </w:r>
     </w:p>
     <w:p>
-      <w:r>
+      <w:pPr>
+        <w:spacing w:line="336" w:lineRule="auto" w:after="180"/>
+      </w:pPr>
+      <w:r>
+        <w:rPr>
+          <w:b w:val="0"/>
+        </w:rPr>
         <w:t>Open the final hold-out only after recording the frozen model choice.</w:t>
       </w:r>
     </w:p>
@@ -1101,13 +1877,67 @@
       </w:r>
     </w:p>
     <w:p>
-      <w:r>
+      <w:pPr>
+        <w:pStyle w:val="Heading3"/>
+      </w:pPr>
+      <w:r>
+        <w:t>Supplied facts</w:t>
+      </w:r>
+    </w:p>
+    <w:p>
+      <w:pPr>
+        <w:spacing w:line="336" w:lineRule="auto" w:after="180"/>
+        <w:shd w:fill="F1F6FC"/>
+      </w:pPr>
+      <w:r>
+        <w:rPr>
+          <w:b w:val="0"/>
+        </w:rPr>
         <w:t>Frozen plant classifier evaluates12 new grouped leaves: TP 3, FN 1, FP 2, TN 6. Positive means spotted.</w:t>
       </w:r>
     </w:p>
     <w:p>
-      <w:r>
-        <w:t>All inputs and outcomes in this worked example are invented classroom data; no real model run is claimed.</w:t>
+      <w:pPr>
+        <w:pStyle w:val="Heading3"/>
+      </w:pPr>
+      <w:r>
+        <w:t>Supplied facts</w:t>
+      </w:r>
+    </w:p>
+    <w:p>
+      <w:pPr>
+        <w:spacing w:line="336" w:lineRule="auto" w:after="180"/>
+        <w:shd w:fill="F1F6FC"/>
+      </w:pPr>
+      <w:r>
+        <w:rPr>
+          <w:b w:val="0"/>
+        </w:rPr>
+        <w:t xml:space="preserve">All </w:t>
+      </w:r>
+      <w:r>
+        <w:rPr>
+          <w:b/>
+        </w:rPr>
+        <w:t>input</w:t>
+      </w:r>
+      <w:r>
+        <w:rPr>
+          <w:b w:val="0"/>
+        </w:rPr>
+        <w:t xml:space="preserve">s and outcomes in this worked example are invented classroom data; no real model run is </w:t>
+      </w:r>
+      <w:r>
+        <w:rPr>
+          <w:b/>
+        </w:rPr>
+        <w:t>claim</w:t>
+      </w:r>
+      <w:r>
+        <w:rPr>
+          <w:b w:val="0"/>
+        </w:rPr>
+        <w:t>ed.</w:t>
       </w:r>
     </w:p>
     <w:p>
@@ -1306,20 +2136,74 @@
       </w:r>
     </w:p>
     <w:p>
-      <w:r>
-        <w:t>Read the picture in order. Report these twelve held-out cases and their collection conditions; preserve all three error records. The arrows show which recorded input or intermediate result each decision uses. Explain the deciding step aloud before checking the changed case; pointing to the final answer alone does not show how it follows.</w:t>
-      </w:r>
-    </w:p>
-    <w:p>
       <w:pPr>
         <w:pStyle w:val="Heading3"/>
       </w:pPr>
       <w:r>
+        <w:t>Why the result follows</w:t>
+      </w:r>
+    </w:p>
+    <w:p>
+      <w:pPr>
+        <w:spacing w:line="336" w:lineRule="auto" w:after="180"/>
+        <w:shd w:fill="F1F6FC"/>
+      </w:pPr>
+      <w:r>
+        <w:rPr>
+          <w:b w:val="0"/>
+        </w:rPr>
+        <w:t xml:space="preserve">Read the picture in order. Report these twelve held-out cases and their collection conditions; preserve all three error records. The arrows show which recorded </w:t>
+      </w:r>
+      <w:r>
+        <w:rPr>
+          <w:b/>
+        </w:rPr>
+        <w:t>input</w:t>
+      </w:r>
+      <w:r>
+        <w:rPr>
+          <w:b w:val="0"/>
+        </w:rPr>
+        <w:t xml:space="preserve"> or intermediate result each decision uses.</w:t>
+      </w:r>
+    </w:p>
+    <w:p>
+      <w:pPr>
+        <w:spacing w:line="336" w:lineRule="auto" w:after="180"/>
+        <w:shd w:fill="F1F6FC"/>
+      </w:pPr>
+      <w:r>
+        <w:rPr>
+          <w:b w:val="0"/>
+        </w:rPr>
+        <w:t>Explain the deciding step aloud before checking the changed case; pointing to the final answer alone does not show how it follows.</w:t>
+      </w:r>
+    </w:p>
+    <w:p>
+      <w:pPr>
+        <w:pStyle w:val="Heading3"/>
+      </w:pPr>
+      <w:r>
         <w:t>What this example does not establish</w:t>
       </w:r>
     </w:p>
     <w:p>
-      <w:r>
+      <w:pPr>
+        <w:pStyle w:val="Heading3"/>
+      </w:pPr>
+      <w:r>
+        <w:t>Keep the stated limit</w:t>
+      </w:r>
+    </w:p>
+    <w:p>
+      <w:pPr>
+        <w:spacing w:line="336" w:lineRule="auto" w:after="180"/>
+        <w:shd w:fill="FFF5E6"/>
+      </w:pPr>
+      <w:r>
+        <w:rPr>
+          <w:b w:val="0"/>
+        </w:rPr>
         <w:t>A hold-out can still be unrepresentative, too small or badly labelled; separation alone does not guarantee reliable estimates.</w:t>
       </w:r>
     </w:p>
@@ -1332,17 +2216,80 @@
       </w:r>
     </w:p>
     <w:p>
-      <w:r>
+      <w:pPr>
+        <w:pStyle w:val="Heading3"/>
+      </w:pPr>
+      <w:r>
+        <w:t>Change one thing</w:t>
+      </w:r>
+    </w:p>
+    <w:p>
+      <w:pPr>
+        <w:spacing w:line="336" w:lineRule="auto" w:after="180"/>
+        <w:shd w:fill="F5F1FB"/>
+      </w:pPr>
+      <w:r>
+        <w:rPr>
+          <w:b w:val="0"/>
+        </w:rPr>
         <w:t>Change: The team changes a threshold after inspecting the false negatives.</w:t>
       </w:r>
     </w:p>
     <w:p>
-      <w:r>
-        <w:t>Prediction: This set is now development evidence for the revised model.</w:t>
-      </w:r>
-    </w:p>
-    <w:p>
-      <w:r>
+      <w:pPr>
+        <w:pStyle w:val="Heading3"/>
+      </w:pPr>
+      <w:r>
+        <w:t>Predicted result</w:t>
+      </w:r>
+    </w:p>
+    <w:p>
+      <w:pPr>
+        <w:spacing w:line="336" w:lineRule="auto" w:after="180"/>
+        <w:shd w:fill="F1F6FC"/>
+      </w:pPr>
+      <w:r>
+        <w:rPr>
+          <w:b/>
+        </w:rPr>
+        <w:t>Prediction</w:t>
+      </w:r>
+      <w:r>
+        <w:rPr>
+          <w:b w:val="0"/>
+        </w:rPr>
+        <w:t xml:space="preserve">: This set is now development </w:t>
+      </w:r>
+      <w:r>
+        <w:rPr>
+          <w:b/>
+        </w:rPr>
+        <w:t>evidence</w:t>
+      </w:r>
+      <w:r>
+        <w:rPr>
+          <w:b w:val="0"/>
+        </w:rPr>
+        <w:t xml:space="preserve"> for the revised model.</w:t>
+      </w:r>
+    </w:p>
+    <w:p>
+      <w:pPr>
+        <w:pStyle w:val="Heading3"/>
+      </w:pPr>
+      <w:r>
+        <w:t>Why the result follows</w:t>
+      </w:r>
+    </w:p>
+    <w:p>
+      <w:pPr>
+        <w:spacing w:line="336" w:lineRule="auto" w:after="180"/>
+        <w:shd w:fill="F1F6FC"/>
+      </w:pPr>
+      <w:r>
+        <w:rPr>
+          <w:b w:val="0"/>
+        </w:rPr>
         <w:t>Reason: Using final outcomes to change the model breaks the untouched hold-out role.</w:t>
       </w:r>
     </w:p>
@@ -1355,8 +2302,57 @@
       </w:r>
     </w:p>
     <w:p>
-      <w:r>
-        <w:t>Cover the result. Ask learners to name the inputs and predict the next step. Uncover one step, connect the icon to the actual procedure, and explain its evidence. Then change the supplied condition and compare. The picture is a representation; it does not document execution of a real AI model.</w:t>
+      <w:pPr>
+        <w:pStyle w:val="Heading3"/>
+      </w:pPr>
+      <w:r>
+        <w:t>Ask while showing the picture · 3</w:t>
+      </w:r>
+    </w:p>
+    <w:p>
+      <w:pPr>
+        <w:spacing w:line="336" w:lineRule="auto" w:after="180"/>
+      </w:pPr>
+      <w:r>
+        <w:rPr>
+          <w:b w:val="0"/>
+        </w:rPr>
+        <w:t xml:space="preserve">Cover the result. Ask learners to name the </w:t>
+      </w:r>
+      <w:r>
+        <w:rPr>
+          <w:b/>
+        </w:rPr>
+        <w:t>input</w:t>
+      </w:r>
+      <w:r>
+        <w:rPr>
+          <w:b w:val="0"/>
+        </w:rPr>
+        <w:t xml:space="preserve">s and predict the next step. Uncover one step, connect the icon to the actual procedure, and explain its </w:t>
+      </w:r>
+      <w:r>
+        <w:rPr>
+          <w:b/>
+        </w:rPr>
+        <w:t>evidence</w:t>
+      </w:r>
+      <w:r>
+        <w:rPr>
+          <w:b w:val="0"/>
+        </w:rPr>
+        <w:t>. Then change the supplied condition and compare.</w:t>
+      </w:r>
+    </w:p>
+    <w:p>
+      <w:pPr>
+        <w:spacing w:line="336" w:lineRule="auto" w:after="180"/>
+      </w:pPr>
+      <w:r>
+        <w:rPr>
+          <w:b w:val="0"/>
+        </w:rPr>
+        <w:t>The picture is a representation; it does not document execution of a real AI model.</w:t>
       </w:r>
     </w:p>
     <w:p>
@@ -1368,11 +2364,16 @@
       </w:r>
     </w:p>
     <w:p>
+      <w:r>
+        <w:t>Demonstrate Hold Out Test Data, reduce support deliberately and check individual reasoning before discussing answers.</w:t>
+      </w:r>
+    </w:p>
+    <w:p>
       <w:pPr>
         <w:pStyle w:val="Heading3"/>
       </w:pPr>
       <w:r>
-        <w:t>Demonstrate and guide practice</w:t>
+        <w:t>Board sequence</w:t>
       </w:r>
     </w:p>
     <w:p>
@@ -1380,26 +2381,90 @@
         <w:pStyle w:val="Heading3"/>
       </w:pPr>
       <w:r>
-        <w:t>Board sequence</w:t>
-      </w:r>
-    </w:p>
-    <w:p>
-      <w:r>
+        <w:t>1. Put the facts on the board</w:t>
+      </w:r>
+    </w:p>
+    <w:p>
+      <w:pPr>
+        <w:spacing w:line="336" w:lineRule="auto" w:after="180"/>
+        <w:shd w:fill="F4F9FC"/>
+      </w:pPr>
+      <w:r>
+        <w:rPr>
+          <w:b w:val="0"/>
+        </w:rPr>
         <w:t>Write the given facts: A final-test folder has twenty leaves; its labels are opened weekly to choose models.</w:t>
       </w:r>
     </w:p>
     <w:p>
-      <w:r>
+      <w:pPr>
+        <w:pStyle w:val="Heading3"/>
+      </w:pPr>
+      <w:r>
+        <w:t>2. State the decision to explain</w:t>
+      </w:r>
+    </w:p>
+    <w:p>
+      <w:pPr>
+        <w:spacing w:line="336" w:lineRule="auto" w:after="180"/>
+        <w:shd w:fill="F5F1FB"/>
+      </w:pPr>
+      <w:r>
+        <w:rPr>
+          <w:b w:val="0"/>
+        </w:rPr>
         <w:t>Write the question to explain: Is it still untouched?</w:t>
       </w:r>
     </w:p>
     <w:p>
-      <w:r>
-        <w:t>Reveal after predictions: No. It functions as validation. Reserve a genuinely unused set for final evaluation or disclose the limitation.</w:t>
-      </w:r>
-    </w:p>
-    <w:p>
-      <w:r>
+      <w:pPr>
+        <w:pStyle w:val="Heading3"/>
+      </w:pPr>
+      <w:r>
+        <w:t>3. Reveal the worked reasoning</w:t>
+      </w:r>
+    </w:p>
+    <w:p>
+      <w:pPr>
+        <w:spacing w:line="336" w:lineRule="auto" w:after="180"/>
+        <w:shd w:fill="F1F6FC"/>
+      </w:pPr>
+      <w:r>
+        <w:rPr>
+          <w:b w:val="0"/>
+        </w:rPr>
+        <w:t xml:space="preserve">Reveal after </w:t>
+      </w:r>
+      <w:r>
+        <w:rPr>
+          <w:b/>
+        </w:rPr>
+        <w:t>prediction</w:t>
+      </w:r>
+      <w:r>
+        <w:rPr>
+          <w:b w:val="0"/>
+        </w:rPr>
+        <w:t>s: No. It functions as validation. Reserve a genuinely unused set for final evaluation or disclose the limitation.</w:t>
+      </w:r>
+    </w:p>
+    <w:p>
+      <w:pPr>
+        <w:pStyle w:val="Heading3"/>
+      </w:pPr>
+      <w:r>
+        <w:t>Hold back the independent task</w:t>
+      </w:r>
+    </w:p>
+    <w:p>
+      <w:pPr>
+        <w:spacing w:line="336" w:lineRule="auto" w:after="180"/>
+        <w:shd w:fill="F5F1FB"/>
+      </w:pPr>
+      <w:r>
+        <w:rPr>
+          <w:b w:val="0"/>
+        </w:rPr>
         <w:t>Keep for an independent attempt: You inspect final test failures, change features to fix them and report the new score on that same test set as untouched. What is wrong?</w:t>
       </w:r>
     </w:p>
@@ -1412,23 +2477,89 @@
       </w:r>
     </w:p>
     <w:p>
-      <w:r>
+      <w:pPr>
+        <w:pStyle w:val="Heading3"/>
+      </w:pPr>
+      <w:r>
+        <w:t>Ask the class</w:t>
+      </w:r>
+    </w:p>
+    <w:p>
+      <w:pPr>
+        <w:spacing w:line="336" w:lineRule="auto" w:after="180"/>
+        <w:shd w:fill="F5F1FB"/>
+      </w:pPr>
+      <w:r>
+        <w:rPr>
+          <w:b w:val="0"/>
+        </w:rPr>
         <w:t>Ask: Which facts are given, and which would we have to assume? Learners mark relevant details before discussing answers.</w:t>
       </w:r>
     </w:p>
     <w:p>
-      <w:r>
+      <w:pPr>
+        <w:pStyle w:val="Heading3"/>
+      </w:pPr>
+      <w:r>
+        <w:t>Language to model</w:t>
+      </w:r>
+    </w:p>
+    <w:p>
+      <w:pPr>
+        <w:spacing w:line="336" w:lineRule="auto" w:after="180"/>
+        <w:shd w:fill="F1F6F8"/>
+      </w:pPr>
+      <w:r>
+        <w:rPr>
+          <w:b w:val="0"/>
+        </w:rPr>
         <w:t>Say: Predict first. Show the rule, information path or calculation that would produce the result. A correct guess is not yet an explanation.</w:t>
       </w:r>
     </w:p>
     <w:p>
-      <w:r>
-        <w:t>Reveal reasoning one step at a time. Explain why a tempting alternative fails. Write units and denominators for arithmetic, trace conditions for decisions, and identify supporting sources for claims.</w:t>
-      </w:r>
-    </w:p>
-    <w:p>
-      <w:r>
-        <w:t>In pairs, one learner solves while the other checks evidence; exchange roles. Remove the worked answer before independent assessment.</w:t>
+      <w:pPr>
+        <w:spacing w:line="336" w:lineRule="auto" w:after="180"/>
+      </w:pPr>
+      <w:r>
+        <w:rPr>
+          <w:b w:val="0"/>
+        </w:rPr>
+        <w:t xml:space="preserve">Reveal reasoning one step at a time. Explain why a tempting alternative fails. Write units and denominators for arithmetic, trace conditions for decisions, and identify supporting sources for </w:t>
+      </w:r>
+      <w:r>
+        <w:rPr>
+          <w:b/>
+        </w:rPr>
+        <w:t>claim</w:t>
+      </w:r>
+      <w:r>
+        <w:rPr>
+          <w:b w:val="0"/>
+        </w:rPr>
+        <w:t>s.</w:t>
+      </w:r>
+    </w:p>
+    <w:p>
+      <w:pPr>
+        <w:spacing w:line="336" w:lineRule="auto" w:after="180"/>
+      </w:pPr>
+      <w:r>
+        <w:rPr>
+          <w:b w:val="0"/>
+        </w:rPr>
+        <w:t xml:space="preserve">In pairs, one learner solves while the other checks </w:t>
+      </w:r>
+      <w:r>
+        <w:rPr>
+          <w:b/>
+        </w:rPr>
+        <w:t>evidence</w:t>
+      </w:r>
+      <w:r>
+        <w:rPr>
+          <w:b w:val="0"/>
+        </w:rPr>
+        <w:t>; exchange roles. Remove the worked answer before independent assessment.</w:t>
       </w:r>
     </w:p>
     <w:p>
@@ -1440,8 +2571,25 @@
       </w:r>
     </w:p>
     <w:p>
-      <w:r>
-        <w:t>Guided response: The difference is one correct case on 20; error consequences, limited coverage and missed blocked cases remain. Exit response: Retain the planned denominator and report the failed case and predefined scoring policy; disclose any metric denominator change.</w:t>
+      <w:pPr>
+        <w:spacing w:line="336" w:lineRule="auto" w:after="180"/>
+      </w:pPr>
+      <w:r>
+        <w:rPr>
+          <w:b w:val="0"/>
+        </w:rPr>
+        <w:t>Guided response: The difference is one correct case on 20; error consequences, limited coverage and missed blocked cases remain.</w:t>
+      </w:r>
+    </w:p>
+    <w:p>
+      <w:pPr>
+        <w:spacing w:line="336" w:lineRule="auto" w:after="180"/>
+      </w:pPr>
+      <w:r>
+        <w:rPr>
+          <w:b w:val="0"/>
+        </w:rPr>
+        <w:t>Exit response: Retain the planned denominator and report the failed case and predefined scoring policy; disclose any metric denominator change.</w:t>
       </w:r>
     </w:p>
     <w:p>
@@ -1673,18 +2821,77 @@
       </w:r>
     </w:p>
     <w:p>
-      <w:r>
+      <w:pPr>
+        <w:pStyle w:val="Heading3"/>
+      </w:pPr>
+      <w:r>
+        <w:t>Completion practice</w:t>
+      </w:r>
+    </w:p>
+    <w:p>
+      <w:pPr>
+        <w:spacing w:line="336" w:lineRule="auto" w:after="180"/>
+        <w:shd w:fill="F5F1FB"/>
+      </w:pPr>
+      <w:r>
+        <w:rPr>
+          <w:b w:val="0"/>
+        </w:rPr>
         <w:t>Completion task: Why does 75 percent versus 70 percent not settle deployment?</w:t>
       </w:r>
     </w:p>
     <w:p>
-      <w:r>
+      <w:pPr>
+        <w:pStyle w:val="Heading3"/>
+      </w:pPr>
+      <w:r>
+        <w:t>Reasoning to listen for</w:t>
+      </w:r>
+    </w:p>
+    <w:p>
+      <w:pPr>
+        <w:spacing w:line="336" w:lineRule="auto" w:after="180"/>
+        <w:shd w:fill="F1F6FC"/>
+      </w:pPr>
+      <w:r>
+        <w:rPr>
+          <w:b w:val="0"/>
+        </w:rPr>
         <w:t>Teacher check: Teacher explanation: The difference is one correct case on 20; error consequences, limited coverage and missed blocked cases remain.</w:t>
       </w:r>
     </w:p>
     <w:p>
-      <w:r>
-        <w:t>Start by identifying the given inputs together. Leave the intermediate steps blank. If needed, model one step, then withdraw that help on the next step. Move to a full trace only when the partial trace is understood. For partners, alternate explainer and checker; collect a response from every learner before discussion.</w:t>
+      <w:pPr>
+        <w:spacing w:line="336" w:lineRule="auto" w:after="180"/>
+      </w:pPr>
+      <w:r>
+        <w:rPr>
+          <w:b w:val="0"/>
+        </w:rPr>
+        <w:t xml:space="preserve">Start by identifying the given </w:t>
+      </w:r>
+      <w:r>
+        <w:rPr>
+          <w:b/>
+        </w:rPr>
+        <w:t>input</w:t>
+      </w:r>
+      <w:r>
+        <w:rPr>
+          <w:b w:val="0"/>
+        </w:rPr>
+        <w:t>s together. Leave the intermediate steps blank. If needed, model one step, then withdraw that help on the next step. Move to a full trace only when the partial trace is understood.</w:t>
+      </w:r>
+    </w:p>
+    <w:p>
+      <w:pPr>
+        <w:spacing w:line="336" w:lineRule="auto" w:after="180"/>
+      </w:pPr>
+      <w:r>
+        <w:rPr>
+          <w:b w:val="0"/>
+        </w:rPr>
+        <w:t>For partners, alternate explainer and checker; collect a response from every learner before discussion.</w:t>
       </w:r>
     </w:p>
     <w:p>
@@ -1696,18 +2903,79 @@
       </w:r>
     </w:p>
     <w:p>
-      <w:r>
-        <w:t>Use the worked case for Final testing and honest claims. Proposed explanation: “A final answer is enough”. Decide whether this explanation is supported. Point to the step or supplied fact that decides; explain your repair if needed.</w:t>
-      </w:r>
-    </w:p>
-    <w:p>
-      <w:r>
+      <w:pPr>
+        <w:spacing w:line="336" w:lineRule="auto" w:after="180"/>
+      </w:pPr>
+      <w:r>
+        <w:rPr>
+          <w:b w:val="0"/>
+        </w:rPr>
+        <w:t xml:space="preserve">Use the worked case for Final testing and honest </w:t>
+      </w:r>
+      <w:r>
+        <w:rPr>
+          <w:b/>
+        </w:rPr>
+        <w:t>claim</w:t>
+      </w:r>
+      <w:r>
+        <w:rPr>
+          <w:b w:val="0"/>
+        </w:rPr>
+        <w:t>s. Proposed explanation: “A final answer is enough”. Decide whether this explanation is supported.</w:t>
+      </w:r>
+    </w:p>
+    <w:p>
+      <w:pPr>
+        <w:spacing w:line="336" w:lineRule="auto" w:after="180"/>
+      </w:pPr>
+      <w:r>
+        <w:rPr>
+          <w:b w:val="0"/>
+        </w:rPr>
+        <w:t>Point to the step or supplied fact that decides; explain your repair if needed.</w:t>
+      </w:r>
+    </w:p>
+    <w:p>
+      <w:pPr>
+        <w:pStyle w:val="Heading3"/>
+      </w:pPr>
+      <w:r>
+        <w:t>Expected repair</w:t>
+      </w:r>
+    </w:p>
+    <w:p>
+      <w:pPr>
+        <w:spacing w:line="336" w:lineRule="auto" w:after="180"/>
+        <w:shd w:fill="F1F6FC"/>
+      </w:pPr>
+      <w:r>
+        <w:rPr>
+          <w:b w:val="0"/>
+        </w:rPr>
         <w:t>Expected correction: Ask for the relevant counts, units, procedure or saved record. For this week: Accuracy 15/20, precision 3/5, recall 3/6. Report TN 12 FP 2 FN 3 TP 3 and blocked positive.</w:t>
       </w:r>
     </w:p>
     <w:p>
-      <w:r>
-        <w:t>Collect explanations, not only yes/no votes. If a misunderstanding is common, re-model the relevant step for the class. If it affects a few learners, give a short targeted group explanation while others solve a more demanding variation.</w:t>
+      <w:pPr>
+        <w:spacing w:line="336" w:lineRule="auto" w:after="180"/>
+      </w:pPr>
+      <w:r>
+        <w:rPr>
+          <w:b w:val="0"/>
+        </w:rPr>
+        <w:t>Collect explanations, not only yes/no votes. If a misunderstanding is common, re-model the relevant step for the class.</w:t>
+      </w:r>
+    </w:p>
+    <w:p>
+      <w:pPr>
+        <w:spacing w:line="336" w:lineRule="auto" w:after="180"/>
+      </w:pPr>
+      <w:r>
+        <w:rPr>
+          <w:b w:val="0"/>
+        </w:rPr>
+        <w:t>If it affects a few learners, give a short targeted group explanation while others solve a more demanding variation.</w:t>
       </w:r>
     </w:p>
     <w:p>
@@ -1719,8 +2987,38 @@
       </w:r>
     </w:p>
     <w:p>
-      <w:r>
-        <w:t>What is needed for an honest final claim about the revised version? Point to the relevant step in the picture, then write the changed result and the rule or evidence that supports it.</w:t>
+      <w:pPr>
+        <w:spacing w:line="336" w:lineRule="auto" w:after="180"/>
+      </w:pPr>
+      <w:r>
+        <w:rPr>
+          <w:b w:val="0"/>
+        </w:rPr>
+        <w:t xml:space="preserve">What is needed for an honest final </w:t>
+      </w:r>
+      <w:r>
+        <w:rPr>
+          <w:b/>
+        </w:rPr>
+        <w:t>claim</w:t>
+      </w:r>
+      <w:r>
+        <w:rPr>
+          <w:b w:val="0"/>
+        </w:rPr>
+        <w:t xml:space="preserve"> about the revised version? Point to the relevant step in the picture, then write the changed result and the rule or </w:t>
+      </w:r>
+      <w:r>
+        <w:rPr>
+          <w:b/>
+        </w:rPr>
+        <w:t>evidence</w:t>
+      </w:r>
+      <w:r>
+        <w:rPr>
+          <w:b w:val="0"/>
+        </w:rPr>
+        <w:t xml:space="preserve"> that supports it.</w:t>
       </w:r>
     </w:p>
     <w:p>
@@ -1732,18 +3030,95 @@
       </w:r>
     </w:p>
     <w:p>
-      <w:r>
-        <w:t>A newly reserved final set with appropriate grouping and fixed scoring rules, evaluated after the revision is frozen. Changed-case check: This set is now development evidence for the revised model. Using final outcomes to change the model breaks the untouched hold-out role.</w:t>
-      </w:r>
-    </w:p>
-    <w:p>
-      <w:r>
-        <w:t>Changed-case reasoning: This set is now development evidence for the revised model. Using final outcomes to change the model breaks the untouched hold-out role.</w:t>
-      </w:r>
-    </w:p>
-    <w:p>
-      <w:r>
-        <w:t>Collect each learner’s explanation before discussion. Use the first missing connection between input, deciding step and result to choose support. This question is worked-case practice, not fresh mastery evidence.</w:t>
+      <w:pPr>
+        <w:spacing w:line="336" w:lineRule="auto" w:after="180"/>
+      </w:pPr>
+      <w:r>
+        <w:rPr>
+          <w:b w:val="0"/>
+        </w:rPr>
+        <w:t xml:space="preserve">A newly reserved final set with appropriate grouping and fixed scoring rules, evaluated after the revision is frozen. Changed-case check: This set is now development </w:t>
+      </w:r>
+      <w:r>
+        <w:rPr>
+          <w:b/>
+        </w:rPr>
+        <w:t>evidence</w:t>
+      </w:r>
+      <w:r>
+        <w:rPr>
+          <w:b w:val="0"/>
+        </w:rPr>
+        <w:t xml:space="preserve"> for the revised model.</w:t>
+      </w:r>
+    </w:p>
+    <w:p>
+      <w:pPr>
+        <w:spacing w:line="336" w:lineRule="auto" w:after="180"/>
+      </w:pPr>
+      <w:r>
+        <w:rPr>
+          <w:b w:val="0"/>
+        </w:rPr>
+        <w:t>Using final outcomes to change the model breaks the untouched hold-out role.</w:t>
+      </w:r>
+    </w:p>
+    <w:p>
+      <w:pPr>
+        <w:spacing w:line="336" w:lineRule="auto" w:after="180"/>
+      </w:pPr>
+      <w:r>
+        <w:rPr>
+          <w:b w:val="0"/>
+        </w:rPr>
+        <w:t xml:space="preserve">Changed-case reasoning: This set is now development </w:t>
+      </w:r>
+      <w:r>
+        <w:rPr>
+          <w:b/>
+        </w:rPr>
+        <w:t>evidence</w:t>
+      </w:r>
+      <w:r>
+        <w:rPr>
+          <w:b w:val="0"/>
+        </w:rPr>
+        <w:t xml:space="preserve"> for the revised model. Using final outcomes to change the model breaks the untouched hold-out role.</w:t>
+      </w:r>
+    </w:p>
+    <w:p>
+      <w:pPr>
+        <w:spacing w:line="336" w:lineRule="auto" w:after="180"/>
+      </w:pPr>
+      <w:r>
+        <w:rPr>
+          <w:b w:val="0"/>
+        </w:rPr>
+        <w:t xml:space="preserve">Collect each learner’s explanation before discussion. Use the first missing connection between </w:t>
+      </w:r>
+      <w:r>
+        <w:rPr>
+          <w:b/>
+        </w:rPr>
+        <w:t>input</w:t>
+      </w:r>
+      <w:r>
+        <w:rPr>
+          <w:b w:val="0"/>
+        </w:rPr>
+        <w:t xml:space="preserve">, deciding step and result to choose support. This question is worked-case practice, not fresh mastery </w:t>
+      </w:r>
+      <w:r>
+        <w:rPr>
+          <w:b/>
+        </w:rPr>
+        <w:t>evidence</w:t>
+      </w:r>
+      <w:r>
+        <w:rPr>
+          <w:b w:val="0"/>
+        </w:rPr>
+        <w:t>.</w:t>
       </w:r>
     </w:p>
     <w:p>
@@ -1755,54 +3130,133 @@
       </w:r>
     </w:p>
     <w:p>
+      <w:r>
+        <w:t>Run the Hold Out Test Data investigation and use the first unsupported step to choose a teaching response.</w:t>
+      </w:r>
+    </w:p>
+    <w:p>
+      <w:pPr>
+        <w:spacing w:line="336" w:lineRule="auto" w:after="180"/>
+      </w:pPr>
+      <w:r>
+        <w:rPr>
+          <w:b w:val="0"/>
+        </w:rPr>
+        <w:t>Keep the test conditions fixed, record every result, and change only one planned factor.</w:t>
+      </w:r>
+    </w:p>
+    <w:p>
+      <w:pPr>
+        <w:spacing w:line="336" w:lineRule="auto" w:after="180"/>
+        <w:shd w:fill="F4F9FC"/>
+      </w:pPr>
+      <w:r>
+        <w:rPr>
+          <w:b w:val="0"/>
+        </w:rPr>
+        <w:t xml:space="preserve">1. Write the hypothesis and expected </w:t>
+      </w:r>
+      <w:r>
+        <w:rPr>
+          <w:b/>
+        </w:rPr>
+        <w:t>evidence</w:t>
+      </w:r>
+      <w:r>
+        <w:rPr>
+          <w:b w:val="0"/>
+        </w:rPr>
+        <w:t xml:space="preserve"> before running.</w:t>
+      </w:r>
+    </w:p>
+    <w:p>
+      <w:pPr>
+        <w:spacing w:line="336" w:lineRule="auto" w:after="180"/>
+        <w:shd w:fill="F4F9FC"/>
+      </w:pPr>
+      <w:r>
+        <w:rPr>
+          <w:b w:val="0"/>
+        </w:rPr>
+        <w:t xml:space="preserve">2. Split-Integrity Court: classify workflow actions as allowed or contaminating, then redesign the </w:t>
+      </w:r>
+      <w:r>
+        <w:rPr>
+          <w:b/>
+        </w:rPr>
+        <w:t>evidence</w:t>
+      </w:r>
+      <w:r>
+        <w:rPr>
+          <w:b w:val="0"/>
+        </w:rPr>
+        <w:t xml:space="preserve"> trail.</w:t>
+      </w:r>
+    </w:p>
+    <w:p>
+      <w:pPr>
+        <w:spacing w:line="336" w:lineRule="auto" w:after="180"/>
+        <w:shd w:fill="F4F9FC"/>
+      </w:pPr>
+      <w:r>
+        <w:rPr>
+          <w:b w:val="0"/>
+        </w:rPr>
+        <w:t>3. Run one normal, one boundary, one missing, and one shifted case.</w:t>
+      </w:r>
+    </w:p>
+    <w:p>
+      <w:pPr>
+        <w:spacing w:line="336" w:lineRule="auto" w:after="180"/>
+        <w:shd w:fill="F4F9FC"/>
+      </w:pPr>
+      <w:r>
+        <w:rPr>
+          <w:b w:val="0"/>
+        </w:rPr>
+        <w:t>4. Calculate the metric from raw counts or row-level errors.</w:t>
+      </w:r>
+    </w:p>
+    <w:p>
+      <w:pPr>
+        <w:spacing w:line="336" w:lineRule="auto" w:after="180"/>
+        <w:shd w:fill="F4F9FC"/>
+      </w:pPr>
+      <w:r>
+        <w:rPr>
+          <w:b w:val="0"/>
+        </w:rPr>
+        <w:t>5. Interpret what changed, what did not, and what remains unsafe or unknown.</w:t>
+      </w:r>
+    </w:p>
+    <w:p>
       <w:pPr>
         <w:pStyle w:val="Heading3"/>
       </w:pPr>
       <w:r>
-        <w:t>Run the weekly evidence lab</w:t>
-      </w:r>
-    </w:p>
-    <w:p>
-      <w:r>
-        <w:t>Keep the test conditions fixed, record every result, and change only one planned factor.</w:t>
-      </w:r>
-    </w:p>
-    <w:p>
-      <w:r>
-        <w:t>1. Write the hypothesis and expected evidence before running.</w:t>
-      </w:r>
-    </w:p>
-    <w:p>
-      <w:r>
-        <w:t>2. Split-Integrity Court: classify workflow actions as allowed or contaminating, then redesign the evidence trail.</w:t>
-      </w:r>
-    </w:p>
-    <w:p>
-      <w:r>
-        <w:t>3. Run one normal, one boundary, one missing, and one shifted case.</w:t>
-      </w:r>
-    </w:p>
-    <w:p>
-      <w:r>
-        <w:t>4. Calculate the metric from raw counts or row-level errors.</w:t>
-      </w:r>
-    </w:p>
-    <w:p>
-      <w:r>
-        <w:t>5. Interpret what changed, what did not, and what remains unsafe or unknown.</w:t>
-      </w:r>
-    </w:p>
-    <w:p>
-      <w:pPr>
-        <w:pStyle w:val="Heading3"/>
-      </w:pPr>
-      <w:r>
         <w:t>Make the lab runnable</w:t>
       </w:r>
     </w:p>
     <w:p>
-      <w:r>
-        <w:t>Use the concrete case as the shared normal case and the independent question as a second case. Each pair creates a boundary or missing-information case and predicts its result before testing. Keep the expected result separate from an observed mistake.</w:t>
+      <w:pPr>
+        <w:spacing w:line="336" w:lineRule="auto" w:after="180"/>
+      </w:pPr>
+      <w:r>
+        <w:rPr>
+          <w:b w:val="0"/>
+        </w:rPr>
+        <w:t>Use the concrete case as the shared normal case and the independent question as a second case. Each pair creates a boundary or missing-information case and predicts its result before testing.</w:t>
+      </w:r>
+    </w:p>
+    <w:p>
+      <w:pPr>
+        <w:spacing w:line="336" w:lineRule="auto" w:after="180"/>
+      </w:pPr>
+      <w:r>
+        <w:rPr>
+          <w:b w:val="0"/>
+        </w:rPr>
+        <w:t>Keep the expected result separate from an observed mistake.</w:t>
       </w:r>
     </w:p>
     <w:tbl>
@@ -1960,13 +3414,36 @@
       </w:r>
     </w:p>
     <w:p>
-      <w:r>
+      <w:pPr>
+        <w:spacing w:line="336" w:lineRule="auto" w:after="180"/>
+      </w:pPr>
+      <w:r>
+        <w:rPr>
+          <w:b w:val="0"/>
+        </w:rPr>
         <w:t>MISCONCEPTION TO REPAIR Test data remains unbiased as long as the model never directly fits its labels.</w:t>
       </w:r>
     </w:p>
     <w:p>
-      <w:r>
-        <w:t>For guessing, return to given facts and request a trace. For vocabulary without application, use one example and one non-example. For arithmetic errors, check the setup before the calculation. Finish with a different uncoached case before recording mastery.</w:t>
+      <w:pPr>
+        <w:spacing w:line="336" w:lineRule="auto" w:after="180"/>
+      </w:pPr>
+      <w:r>
+        <w:rPr>
+          <w:b w:val="0"/>
+        </w:rPr>
+        <w:t>For guessing, return to given facts and request a trace. For vocabulary without application, use one example and one non-example. For arithmetic errors, check the setup before the calculation.</w:t>
+      </w:r>
+    </w:p>
+    <w:p>
+      <w:pPr>
+        <w:spacing w:line="336" w:lineRule="auto" w:after="180"/>
+      </w:pPr>
+      <w:r>
+        <w:rPr>
+          <w:b w:val="0"/>
+        </w:rPr>
+        <w:t>Finish with a different uncoached case before recording mastery.</w:t>
       </w:r>
     </w:p>
     <w:p>
@@ -1978,18 +3455,71 @@
       </w:r>
     </w:p>
     <w:p>
-      <w:r>
+      <w:pPr>
+        <w:spacing w:line="336" w:lineRule="auto" w:after="180"/>
+      </w:pPr>
+      <w:r>
+        <w:rPr>
+          <w:b w:val="0"/>
+        </w:rPr>
         <w:t>A final answer is enough: Ask for the relevant counts, units, procedure or saved record. For this week: Accuracy 15/20, precision 3/5, recall 3/6. Report TN 12 FP 2 FN 3 TP 3 and blocked positive.</w:t>
       </w:r>
     </w:p>
     <w:p>
-      <w:r>
-        <w:t>A stronger claim makes a stronger project: Retain the planned denominator and report the failed case and predefined scoring policy; disclose any metric denominator change.</w:t>
-      </w:r>
-    </w:p>
-    <w:p>
-      <w:r>
-        <w:t>The new case can be copied from the example: The independent task changes the evidence. Require a fresh explanation: Accuracy 9/12=75 percent; precision 2/3 about 66.7 percent; recall 2/4=50 percent. These describe these 12 held-out examples only.</w:t>
+      <w:pPr>
+        <w:spacing w:line="336" w:lineRule="auto" w:after="180"/>
+      </w:pPr>
+      <w:r>
+        <w:rPr>
+          <w:b w:val="0"/>
+        </w:rPr>
+        <w:t xml:space="preserve">A stronger </w:t>
+      </w:r>
+      <w:r>
+        <w:rPr>
+          <w:b/>
+        </w:rPr>
+        <w:t>claim</w:t>
+      </w:r>
+      <w:r>
+        <w:rPr>
+          <w:b w:val="0"/>
+        </w:rPr>
+        <w:t xml:space="preserve"> makes a stronger project: Retain the planned denominator and report the failed case and predefined scoring policy; disclose any metric denominator change.</w:t>
+      </w:r>
+    </w:p>
+    <w:p>
+      <w:pPr>
+        <w:spacing w:line="336" w:lineRule="auto" w:after="180"/>
+      </w:pPr>
+      <w:r>
+        <w:rPr>
+          <w:b w:val="0"/>
+        </w:rPr>
+        <w:t xml:space="preserve">The new case can be copied from the example: The independent task changes the </w:t>
+      </w:r>
+      <w:r>
+        <w:rPr>
+          <w:b/>
+        </w:rPr>
+        <w:t>evidence</w:t>
+      </w:r>
+      <w:r>
+        <w:rPr>
+          <w:b w:val="0"/>
+        </w:rPr>
+        <w:t>. Require a fresh explanation: Accuracy 9/12=75 percent; precision 2/3 about 66.7 percent; recall 2/4=50 percent.</w:t>
+      </w:r>
+    </w:p>
+    <w:p>
+      <w:pPr>
+        <w:spacing w:line="336" w:lineRule="auto" w:after="180"/>
+      </w:pPr>
+      <w:r>
+        <w:rPr>
+          <w:b w:val="0"/>
+        </w:rPr>
+        <w:t>These describe these 12 held-out examples only.</w:t>
       </w:r>
     </w:p>
     <w:p>
@@ -2147,8 +3677,25 @@
       </w:tr>
     </w:tbl>
     <w:p>
-      <w:r>
-        <w:t>Offer an oral explanation, drawing, enlarged visual or fewer examples when that removes a reading/writing barrier. Keep the same reasoning goal. Stretch secure learners by changing a boundary or assumption and asking them to defend the effect, not simply by assigning more of the same questions.</w:t>
+      <w:pPr>
+        <w:spacing w:line="336" w:lineRule="auto" w:after="180"/>
+      </w:pPr>
+      <w:r>
+        <w:rPr>
+          <w:b w:val="0"/>
+        </w:rPr>
+        <w:t>Offer an oral explanation, drawing, enlarged visual or fewer examples when that removes a reading/writing barrier. Keep the same reasoning goal.</w:t>
+      </w:r>
+    </w:p>
+    <w:p>
+      <w:pPr>
+        <w:spacing w:line="336" w:lineRule="auto" w:after="180"/>
+      </w:pPr>
+      <w:r>
+        <w:rPr>
+          <w:b w:val="0"/>
+        </w:rPr>
+        <w:t>Stretch secure learners by changing a boundary or assumption and asking them to defend the effect, not simply by assigning more of the same questions.</w:t>
       </w:r>
     </w:p>
     <w:p>
@@ -2160,11 +3707,16 @@
       </w:r>
     </w:p>
     <w:p>
+      <w:r>
+        <w:t>Use the Hold Out Test Data questions, teacher keys and criteria after the relevant attempts. Previously discussed cases are practice; protect the separately selected independent task.</w:t>
+      </w:r>
+    </w:p>
+    <w:p>
       <w:pPr>
         <w:pStyle w:val="Heading3"/>
       </w:pPr>
       <w:r>
-        <w:t>Assess and explain the answers</w:t>
+        <w:t>Worked case answer</w:t>
       </w:r>
     </w:p>
     <w:p>
@@ -2172,11 +3724,18 @@
         <w:pStyle w:val="Heading3"/>
       </w:pPr>
       <w:r>
-        <w:t>Worked case answer</w:t>
-      </w:r>
-    </w:p>
-    <w:p>
-      <w:r>
+        <w:t>Teacher key · Worked case answer</w:t>
+      </w:r>
+    </w:p>
+    <w:p>
+      <w:pPr>
+        <w:spacing w:line="336" w:lineRule="auto" w:after="180"/>
+        <w:shd w:fill="F1F6FC"/>
+      </w:pPr>
+      <w:r>
+        <w:rPr>
+          <w:b w:val="0"/>
+        </w:rPr>
         <w:t>No. It functions as validation. Reserve a genuinely unused set for final evaluation or disclose the limitation.</w:t>
       </w:r>
     </w:p>
@@ -2189,7 +3748,22 @@
       </w:r>
     </w:p>
     <w:p>
-      <w:r>
+      <w:pPr>
+        <w:pStyle w:val="Heading3"/>
+      </w:pPr>
+      <w:r>
+        <w:t>Independent question · withhold the key</w:t>
+      </w:r>
+    </w:p>
+    <w:p>
+      <w:pPr>
+        <w:spacing w:line="336" w:lineRule="auto" w:after="180"/>
+        <w:shd w:fill="F5F1FB"/>
+      </w:pPr>
+      <w:r>
+        <w:rPr>
+          <w:b w:val="0"/>
+        </w:rPr>
         <w:t>You inspect final test failures, change features to fix them and report the new score on that same test set as untouched. What is wrong?</w:t>
       </w:r>
     </w:p>
@@ -2202,7 +3776,22 @@
       </w:r>
     </w:p>
     <w:p>
-      <w:r>
+      <w:pPr>
+        <w:pStyle w:val="Heading3"/>
+      </w:pPr>
+      <w:r>
+        <w:t>Teacher key · Expected independent answer</w:t>
+      </w:r>
+    </w:p>
+    <w:p>
+      <w:pPr>
+        <w:spacing w:line="336" w:lineRule="auto" w:after="180"/>
+        <w:shd w:fill="F1F6FC"/>
+      </w:pPr>
+      <w:r>
+        <w:rPr>
+          <w:b w:val="0"/>
+        </w:rPr>
         <w:t>The test influenced development and is no longer untouched. Report this use honestly and obtain a separate final evaluation set if a new independent estimate is needed.</w:t>
       </w:r>
     </w:p>
@@ -2441,8 +4030,37 @@
       </w:tr>
     </w:tbl>
     <w:p>
-      <w:r>
-        <w:t>Use 6/8 as a classroom checkpoint, with 2 required for both Result and Reasoning. This is a proposed teaching rule, not a validated certification threshold. Do not count a coached answer as independent mastery; correct unsafe or unsupported claims regardless of total.</w:t>
+      <w:pPr>
+        <w:spacing w:line="336" w:lineRule="auto" w:after="180"/>
+      </w:pPr>
+      <w:r>
+        <w:rPr>
+          <w:b w:val="0"/>
+        </w:rPr>
+        <w:t>Use 6/8 as a classroom checkpoint, with 2 required for both Result and Reasoning. This is a proposed teaching rule, not a validated certification threshold.</w:t>
+      </w:r>
+    </w:p>
+    <w:p>
+      <w:pPr>
+        <w:spacing w:line="336" w:lineRule="auto" w:after="180"/>
+      </w:pPr>
+      <w:r>
+        <w:rPr>
+          <w:b w:val="0"/>
+        </w:rPr>
+        <w:t xml:space="preserve">Do not count a coached answer as independent mastery; correct unsafe or unsupported </w:t>
+      </w:r>
+      <w:r>
+        <w:rPr>
+          <w:b/>
+        </w:rPr>
+        <w:t>claim</w:t>
+      </w:r>
+      <w:r>
+        <w:rPr>
+          <w:b w:val="0"/>
+        </w:rPr>
+        <w:t>s regardless of total.</w:t>
       </w:r>
     </w:p>
     <w:p>
@@ -2454,8 +4072,38 @@
       </w:r>
     </w:p>
     <w:p>
-      <w:r>
-        <w:t>Ask the learner to find the evidence that challenges this claim: “Renaming reused data test restores its independence.” Keep the first attempt and an uncoached retry separate.</w:t>
+      <w:pPr>
+        <w:spacing w:line="336" w:lineRule="auto" w:after="180"/>
+      </w:pPr>
+      <w:r>
+        <w:rPr>
+          <w:b w:val="0"/>
+        </w:rPr>
+        <w:t xml:space="preserve">Ask the learner to find the </w:t>
+      </w:r>
+      <w:r>
+        <w:rPr>
+          <w:b/>
+        </w:rPr>
+        <w:t>evidence</w:t>
+      </w:r>
+      <w:r>
+        <w:rPr>
+          <w:b w:val="0"/>
+        </w:rPr>
+        <w:t xml:space="preserve"> that challenges this </w:t>
+      </w:r>
+      <w:r>
+        <w:rPr>
+          <w:b/>
+        </w:rPr>
+        <w:t>claim</w:t>
+      </w:r>
+      <w:r>
+        <w:rPr>
+          <w:b w:val="0"/>
+        </w:rPr>
+        <w:t>: “Renaming reused data test restores its independence.” Keep the first attempt and an uncoached retry separate.</w:t>
       </w:r>
     </w:p>
     <w:p>
@@ -2467,15 +4115,54 @@
       </w:r>
     </w:p>
     <w:p>
-      <w:r>
-        <w:t>It became validation/development evidence. Without fresh data, disclose that no untouched final evaluation is available and report the reused-set score as development performance. Do not relabel it unseen because the model did not directly train on those rows.</w:t>
-      </w:r>
-    </w:p>
-    <w:p>
       <w:pPr>
         <w:pStyle w:val="Heading3"/>
       </w:pPr>
       <w:r>
+        <w:t>Teacher key · Original transfer answer</w:t>
+      </w:r>
+    </w:p>
+    <w:p>
+      <w:pPr>
+        <w:spacing w:line="336" w:lineRule="auto" w:after="180"/>
+        <w:shd w:fill="F1F6FC"/>
+      </w:pPr>
+      <w:r>
+        <w:rPr>
+          <w:b w:val="0"/>
+        </w:rPr>
+        <w:t xml:space="preserve">It became validation/development </w:t>
+      </w:r>
+      <w:r>
+        <w:rPr>
+          <w:b/>
+        </w:rPr>
+        <w:t>evidence</w:t>
+      </w:r>
+      <w:r>
+        <w:rPr>
+          <w:b w:val="0"/>
+        </w:rPr>
+        <w:t>. Without fresh data, disclose that no untouched final evaluation is available and report the reused-set score as development performance.</w:t>
+      </w:r>
+    </w:p>
+    <w:p>
+      <w:pPr>
+        <w:spacing w:line="336" w:lineRule="auto" w:after="180"/>
+        <w:shd w:fill="F1F6FC"/>
+      </w:pPr>
+      <w:r>
+        <w:rPr>
+          <w:b w:val="0"/>
+        </w:rPr>
+        <w:t>Do not relabel it unseen because the model did not directly train on those rows.</w:t>
+      </w:r>
+    </w:p>
+    <w:p>
+      <w:pPr>
+        <w:pStyle w:val="Heading3"/>
+      </w:pPr>
+      <w:r>
         <w:t>Explanations for the additional workbook examples</w:t>
       </w:r>
     </w:p>
@@ -2488,12 +4175,42 @@
       </w:r>
     </w:p>
     <w:p>
-      <w:r>
+      <w:pPr>
+        <w:pStyle w:val="Heading3"/>
+      </w:pPr>
+      <w:r>
+        <w:t>Workbook question · W1</w:t>
+      </w:r>
+    </w:p>
+    <w:p>
+      <w:pPr>
+        <w:spacing w:line="336" w:lineRule="auto" w:after="180"/>
+        <w:shd w:fill="F5F1FB"/>
+      </w:pPr>
+      <w:r>
+        <w:rPr>
+          <w:b w:val="0"/>
+        </w:rPr>
         <w:t>Calculate the worked accuracy, precision and recall with denominators.</w:t>
       </w:r>
     </w:p>
     <w:p>
-      <w:r>
+      <w:pPr>
+        <w:pStyle w:val="Heading3"/>
+      </w:pPr>
+      <w:r>
+        <w:t>Teacher reasoning · W1</w:t>
+      </w:r>
+    </w:p>
+    <w:p>
+      <w:pPr>
+        <w:spacing w:line="336" w:lineRule="auto" w:after="180"/>
+        <w:shd w:fill="F1F6FC"/>
+      </w:pPr>
+      <w:r>
+        <w:rPr>
+          <w:b w:val="0"/>
+        </w:rPr>
         <w:t>Teacher explanation: Accuracy 15/20, precision 3/5, recall 3/6. Report TN 12 FP 2 FN 3 TP 3 and blocked positive.</w:t>
       </w:r>
     </w:p>
@@ -2506,12 +4223,42 @@
       </w:r>
     </w:p>
     <w:p>
-      <w:r>
+      <w:pPr>
+        <w:pStyle w:val="Heading3"/>
+      </w:pPr>
+      <w:r>
+        <w:t>Workbook question · W2</w:t>
+      </w:r>
+    </w:p>
+    <w:p>
+      <w:pPr>
+        <w:spacing w:line="336" w:lineRule="auto" w:after="180"/>
+        <w:shd w:fill="F5F1FB"/>
+      </w:pPr>
+      <w:r>
+        <w:rPr>
+          <w:b w:val="0"/>
+        </w:rPr>
         <w:t>Why does 75 percent versus 70 percent not settle deployment?</w:t>
       </w:r>
     </w:p>
     <w:p>
-      <w:r>
+      <w:pPr>
+        <w:pStyle w:val="Heading3"/>
+      </w:pPr>
+      <w:r>
+        <w:t>Teacher reasoning · W2</w:t>
+      </w:r>
+    </w:p>
+    <w:p>
+      <w:pPr>
+        <w:spacing w:line="336" w:lineRule="auto" w:after="180"/>
+        <w:shd w:fill="F1F6FC"/>
+      </w:pPr>
+      <w:r>
+        <w:rPr>
+          <w:b w:val="0"/>
+        </w:rPr>
         <w:t>Teacher explanation: The difference is one correct case on 20; error consequences, limited coverage and missed blocked cases remain.</w:t>
       </w:r>
     </w:p>
@@ -2524,30 +4271,114 @@
       </w:r>
     </w:p>
     <w:p>
-      <w:r>
+      <w:pPr>
+        <w:pStyle w:val="Heading3"/>
+      </w:pPr>
+      <w:r>
+        <w:t>Workbook question · W3</w:t>
+      </w:r>
+    </w:p>
+    <w:p>
+      <w:pPr>
+        <w:spacing w:line="336" w:lineRule="auto" w:after="180"/>
+        <w:shd w:fill="F5F1FB"/>
+      </w:pPr>
+      <w:r>
+        <w:rPr>
+          <w:b w:val="0"/>
+        </w:rPr>
         <w:t>The team changes a threshold after reading test errors. How should it label later results?</w:t>
       </w:r>
     </w:p>
     <w:p>
-      <w:r>
-        <w:t>Teacher explanation: Post-test development on an inspected set, with the first frozen test retained; a fresh independent set is needed for another untouched-test claim.</w:t>
-      </w:r>
-    </w:p>
-    <w:p>
       <w:pPr>
         <w:pStyle w:val="Heading3"/>
       </w:pPr>
       <w:r>
+        <w:t>Teacher reasoning · W3</w:t>
+      </w:r>
+    </w:p>
+    <w:p>
+      <w:pPr>
+        <w:spacing w:line="336" w:lineRule="auto" w:after="180"/>
+        <w:shd w:fill="F1F6FC"/>
+      </w:pPr>
+      <w:r>
+        <w:rPr>
+          <w:b w:val="0"/>
+        </w:rPr>
+        <w:t xml:space="preserve">Teacher explanation: Post-test development on an inspected set, with the first frozen test retained; a fresh independent set is needed for another untouched-test </w:t>
+      </w:r>
+      <w:r>
+        <w:rPr>
+          <w:b/>
+        </w:rPr>
+        <w:t>claim</w:t>
+      </w:r>
+      <w:r>
+        <w:rPr>
+          <w:b w:val="0"/>
+        </w:rPr>
+        <w:t>.</w:t>
+      </w:r>
+    </w:p>
+    <w:p>
+      <w:pPr>
+        <w:pStyle w:val="Heading3"/>
+      </w:pPr>
+      <w:r>
         <w:t>W4 Apply independently</w:t>
       </w:r>
     </w:p>
     <w:p>
-      <w:r>
-        <w:t>A new frozen test has TN 7 FP 1 FN 2 TP 2. Calculate accuracy, precision and recall and state a bounded claim.</w:t>
-      </w:r>
-    </w:p>
-    <w:p>
-      <w:r>
+      <w:pPr>
+        <w:pStyle w:val="Heading3"/>
+      </w:pPr>
+      <w:r>
+        <w:t>Workbook question · W4</w:t>
+      </w:r>
+    </w:p>
+    <w:p>
+      <w:pPr>
+        <w:spacing w:line="336" w:lineRule="auto" w:after="180"/>
+        <w:shd w:fill="F5F1FB"/>
+      </w:pPr>
+      <w:r>
+        <w:rPr>
+          <w:b w:val="0"/>
+        </w:rPr>
+        <w:t xml:space="preserve">A new frozen test has TN 7 FP 1 FN 2 TP 2. Calculate accuracy, precision and recall and state a bounded </w:t>
+      </w:r>
+      <w:r>
+        <w:rPr>
+          <w:b/>
+        </w:rPr>
+        <w:t>claim</w:t>
+      </w:r>
+      <w:r>
+        <w:rPr>
+          <w:b w:val="0"/>
+        </w:rPr>
+        <w:t>.</w:t>
+      </w:r>
+    </w:p>
+    <w:p>
+      <w:pPr>
+        <w:pStyle w:val="Heading3"/>
+      </w:pPr>
+      <w:r>
+        <w:t>Teacher reasoning · W4</w:t>
+      </w:r>
+    </w:p>
+    <w:p>
+      <w:pPr>
+        <w:spacing w:line="336" w:lineRule="auto" w:after="180"/>
+        <w:shd w:fill="F1F6FC"/>
+      </w:pPr>
+      <w:r>
+        <w:rPr>
+          <w:b w:val="0"/>
+        </w:rPr>
         <w:t>Teacher explanation: Accuracy 9/12=75 percent; precision 2/3 about 66.7 percent; recall 2/4=50 percent. These describe these 12 held-out examples only.</w:t>
       </w:r>
     </w:p>
@@ -2560,12 +4391,54 @@
       </w:r>
     </w:p>
     <w:p>
-      <w:r>
-        <w:t>One planned case returns no prediction. What must the report retain?</w:t>
-      </w:r>
-    </w:p>
-    <w:p>
-      <w:r>
+      <w:pPr>
+        <w:pStyle w:val="Heading3"/>
+      </w:pPr>
+      <w:r>
+        <w:t>Workbook question · W5</w:t>
+      </w:r>
+    </w:p>
+    <w:p>
+      <w:pPr>
+        <w:spacing w:line="336" w:lineRule="auto" w:after="180"/>
+        <w:shd w:fill="F5F1FB"/>
+      </w:pPr>
+      <w:r>
+        <w:rPr>
+          <w:b w:val="0"/>
+        </w:rPr>
+        <w:t xml:space="preserve">One planned case returns no </w:t>
+      </w:r>
+      <w:r>
+        <w:rPr>
+          <w:b/>
+        </w:rPr>
+        <w:t>prediction</w:t>
+      </w:r>
+      <w:r>
+        <w:rPr>
+          <w:b w:val="0"/>
+        </w:rPr>
+        <w:t>. What must the report retain?</w:t>
+      </w:r>
+    </w:p>
+    <w:p>
+      <w:pPr>
+        <w:pStyle w:val="Heading3"/>
+      </w:pPr>
+      <w:r>
+        <w:t>Teacher reasoning · W5</w:t>
+      </w:r>
+    </w:p>
+    <w:p>
+      <w:pPr>
+        <w:spacing w:line="336" w:lineRule="auto" w:after="180"/>
+        <w:shd w:fill="F1F6FC"/>
+      </w:pPr>
+      <w:r>
+        <w:rPr>
+          <w:b w:val="0"/>
+        </w:rPr>
         <w:t>Teacher explanation: Retain the planned denominator and report the failed case and predefined scoring policy; disclose any metric denominator change.</w:t>
       </w:r>
     </w:p>
@@ -2578,20 +4451,62 @@
       </w:r>
     </w:p>
     <w:p>
-      <w:r>
-        <w:t>Selected case: A new frozen test has TN 7 FP 1 FN 2 TP 2. Calculate accuracy, precision and recall and state a bounded claim.</w:t>
-      </w:r>
-    </w:p>
-    <w:p>
       <w:pPr>
         <w:pStyle w:val="Heading3"/>
       </w:pPr>
       <w:r>
+        <w:t>Independent question · withhold the key</w:t>
+      </w:r>
+    </w:p>
+    <w:p>
+      <w:pPr>
+        <w:spacing w:line="336" w:lineRule="auto" w:after="180"/>
+        <w:shd w:fill="F5F1FB"/>
+      </w:pPr>
+      <w:r>
+        <w:rPr>
+          <w:b w:val="0"/>
+        </w:rPr>
+        <w:t xml:space="preserve">Selected case: A new frozen test has TN 7 FP 1 FN 2 TP 2. Calculate accuracy, precision and recall and state a bounded </w:t>
+      </w:r>
+      <w:r>
+        <w:rPr>
+          <w:b/>
+        </w:rPr>
+        <w:t>claim</w:t>
+      </w:r>
+      <w:r>
+        <w:rPr>
+          <w:b w:val="0"/>
+        </w:rPr>
+        <w:t>.</w:t>
+      </w:r>
+    </w:p>
+    <w:p>
+      <w:pPr>
+        <w:pStyle w:val="Heading3"/>
+      </w:pPr>
+      <w:r>
         <w:t>Selected case answer</w:t>
       </w:r>
     </w:p>
     <w:p>
-      <w:r>
+      <w:pPr>
+        <w:pStyle w:val="Heading3"/>
+      </w:pPr>
+      <w:r>
+        <w:t>Teacher key · Selected case answer</w:t>
+      </w:r>
+    </w:p>
+    <w:p>
+      <w:pPr>
+        <w:spacing w:line="336" w:lineRule="auto" w:after="180"/>
+        <w:shd w:fill="F1F6FC"/>
+      </w:pPr>
+      <w:r>
+        <w:rPr>
+          <w:b w:val="0"/>
+        </w:rPr>
         <w:t>Teacher explanation: Accuracy 9/12=75 percent; precision 2/3 about 66.7 percent; recall 2/4=50 percent. These describe these 12 held-out examples only.</w:t>
       </w:r>
     </w:p>
@@ -2698,21 +4613,77 @@
       </w:tr>
     </w:tbl>
     <w:p>
-      <w:r>
-        <w:t>Record each dimension as not yet, with support, or independent. Accept a valid alternative procedure with a defensible trace. Do not penalise an honestly recorded model failure if the learner correctly explains its evidence and limits.</w:t>
-      </w:r>
-    </w:p>
-    <w:p>
       <w:pPr>
         <w:pStyle w:val="Heading3"/>
       </w:pPr>
       <w:r>
+        <w:t>Teacher key · Selected case answer</w:t>
+      </w:r>
+    </w:p>
+    <w:p>
+      <w:pPr>
+        <w:spacing w:line="336" w:lineRule="auto" w:after="180"/>
+        <w:shd w:fill="F1F6FC"/>
+      </w:pPr>
+      <w:r>
+        <w:rPr>
+          <w:b w:val="0"/>
+        </w:rPr>
+        <w:t>Record each dimension as not yet, with support, or independent. Accept a valid alternative procedure with a defensible trace.</w:t>
+      </w:r>
+    </w:p>
+    <w:p>
+      <w:pPr>
+        <w:spacing w:line="336" w:lineRule="auto" w:after="180"/>
+        <w:shd w:fill="F1F6FC"/>
+      </w:pPr>
+      <w:r>
+        <w:rPr>
+          <w:b w:val="0"/>
+        </w:rPr>
+        <w:t xml:space="preserve">Do not penalise an honestly recorded model failure if the learner correctly explains its </w:t>
+      </w:r>
+      <w:r>
+        <w:rPr>
+          <w:b/>
+        </w:rPr>
+        <w:t>evidence</w:t>
+      </w:r>
+      <w:r>
+        <w:rPr>
+          <w:b w:val="0"/>
+        </w:rPr>
+        <w:t xml:space="preserve"> and limits.</w:t>
+      </w:r>
+    </w:p>
+    <w:p>
+      <w:pPr>
+        <w:pStyle w:val="Heading3"/>
+      </w:pPr>
+      <w:r>
         <w:t>Feedback that the learner uses</w:t>
       </w:r>
     </w:p>
     <w:p>
-      <w:r>
-        <w:t>Name the earliest unsupported step and give one action to repair it. Have the learner make that repair now and explain why. Then assess the relevant skill on a fresh, fully specified case. Confirm it was not previously practised with feedback; solve and check the new case before assigning it. A follow-up design prompt is a starting brief, not automatically an equivalent test.</w:t>
+      <w:pPr>
+        <w:spacing w:line="336" w:lineRule="auto" w:after="180"/>
+      </w:pPr>
+      <w:r>
+        <w:rPr>
+          <w:b w:val="0"/>
+        </w:rPr>
+        <w:t>Name the earliest unsupported step and give one action to repair it. Have the learner make that repair now and explain why. Then assess the relevant skill on a fresh, fully specified case.</w:t>
+      </w:r>
+    </w:p>
+    <w:p>
+      <w:pPr>
+        <w:spacing w:line="336" w:lineRule="auto" w:after="180"/>
+      </w:pPr>
+      <w:r>
+        <w:rPr>
+          <w:b w:val="0"/>
+        </w:rPr>
+        <w:t>Confirm it was not previously practised with feedback; solve and check the new case before assigning it. A follow-up design prompt is a starting brief, not automatically an equivalent test.</w:t>
       </w:r>
     </w:p>
     <w:p>
@@ -2724,11 +4695,62 @@
       </w:r>
     </w:p>
     <w:p>
+      <w:r>
+        <w:t>Connect Hold Out Test Data to Responsible Plant Classifier, adapt support and plan a later changed-case check.</w:t>
+      </w:r>
+    </w:p>
+    <w:p>
       <w:pPr>
         <w:pStyle w:val="Heading3"/>
       </w:pPr>
       <w:r>
-        <w:t>Connect and extend learning</w:t>
+        <w:t>Responsible Plant Classifier</w:t>
+      </w:r>
+    </w:p>
+    <w:p>
+      <w:pPr>
+        <w:spacing w:line="336" w:lineRule="auto" w:after="180"/>
+      </w:pPr>
+      <w:r>
+        <w:rPr>
+          <w:b w:val="0"/>
+        </w:rPr>
+        <w:t>Seal the Plant Classifier final test IDs and labels; record who may open them and at which release gate.</w:t>
+      </w:r>
+    </w:p>
+    <w:p>
+      <w:pPr>
+        <w:spacing w:line="336" w:lineRule="auto" w:after="180"/>
+      </w:pPr>
+      <w:r>
+        <w:rPr>
+          <w:b w:val="0"/>
+        </w:rPr>
+        <w:t xml:space="preserve">Keep the decision, </w:t>
+      </w:r>
+      <w:r>
+        <w:rPr>
+          <w:b/>
+        </w:rPr>
+        <w:t>input</w:t>
+      </w:r>
+      <w:r>
+        <w:rPr>
+          <w:b w:val="0"/>
+        </w:rPr>
+        <w:t xml:space="preserve">, result, explanation and remaining limitation in the project </w:t>
+      </w:r>
+      <w:r>
+        <w:rPr>
+          <w:b/>
+        </w:rPr>
+        <w:t>evidence</w:t>
+      </w:r>
+      <w:r>
+        <w:rPr>
+          <w:b w:val="0"/>
+        </w:rPr>
+        <w:t xml:space="preserve"> record. Retrieve this record next week rather than restarting the project.</w:t>
       </w:r>
     </w:p>
     <w:p>
@@ -2736,17 +4758,18 @@
         <w:pStyle w:val="Heading3"/>
       </w:pPr>
       <w:r>
-        <w:t>Responsible Plant Classifier</w:t>
-      </w:r>
-    </w:p>
-    <w:p>
-      <w:r>
-        <w:t>Seal the Plant Classifier final test IDs and labels; record who may open them and at which release gate.</w:t>
-      </w:r>
-    </w:p>
-    <w:p>
-      <w:r>
-        <w:t>Keep the decision, input, result, explanation and remaining limitation in the project evidence record. Retrieve this record next week rather than restarting the project.</w:t>
+        <w:t>Support and stretch</w:t>
+      </w:r>
+    </w:p>
+    <w:p>
+      <w:pPr>
+        <w:spacing w:line="336" w:lineRule="auto" w:after="180"/>
+      </w:pPr>
+      <w:r>
+        <w:rPr>
+          <w:b w:val="0"/>
+        </w:rPr>
+        <w:t>Use a tiny labelled dataset, explicit units and a named positive class. Stretch: require a baseline, held-out evaluation and subgroup or shifted-condition analysis with denominators.</w:t>
       </w:r>
     </w:p>
     <w:p>
@@ -2754,12 +4777,30 @@
         <w:pStyle w:val="Heading3"/>
       </w:pPr>
       <w:r>
-        <w:t>Support and stretch</w:t>
-      </w:r>
-    </w:p>
-    <w:p>
-      <w:r>
-        <w:t>Use a tiny labelled dataset, explicit units and a named positive class. Stretch: require a baseline, held-out evaluation and subgroup or shifted-condition analysis with denominators.</w:t>
+        <w:t>Exit reflection</w:t>
+      </w:r>
+    </w:p>
+    <w:p>
+      <w:pPr>
+        <w:spacing w:line="336" w:lineRule="auto" w:after="180"/>
+      </w:pPr>
+      <w:r>
+        <w:rPr>
+          <w:b w:val="0"/>
+        </w:rPr>
+        <w:t xml:space="preserve">Ask for one decision the learner can now justify and one situation requiring more </w:t>
+      </w:r>
+      <w:r>
+        <w:rPr>
+          <w:b/>
+        </w:rPr>
+        <w:t>evidence</w:t>
+      </w:r>
+      <w:r>
+        <w:rPr>
+          <w:b w:val="0"/>
+        </w:rPr>
+        <w:t xml:space="preserve"> or human review. Confidence ratings are separate from correct independent performance.</w:t>
       </w:r>
     </w:p>
     <w:p>
@@ -2767,12 +4808,30 @@
         <w:pStyle w:val="Heading3"/>
       </w:pPr>
       <w:r>
-        <w:t>Exit reflection</w:t>
-      </w:r>
-    </w:p>
-    <w:p>
-      <w:r>
-        <w:t>Ask for one decision the learner can now justify and one situation requiring more evidence or human review. Confidence ratings are separate from correct independent performance.</w:t>
+        <w:t>Bridge to the next week</w:t>
+      </w:r>
+    </w:p>
+    <w:p>
+      <w:pPr>
+        <w:spacing w:line="336" w:lineRule="auto" w:after="180"/>
+      </w:pPr>
+      <w:r>
+        <w:rPr>
+          <w:b w:val="0"/>
+        </w:rPr>
+        <w:t xml:space="preserve">Next: Week 24: Train, Validation, Test. Retrieve today’s </w:t>
+      </w:r>
+      <w:r>
+        <w:rPr>
+          <w:b/>
+        </w:rPr>
+        <w:t>evidence</w:t>
+      </w:r>
+      <w:r>
+        <w:rPr>
+          <w:b w:val="0"/>
+        </w:rPr>
+        <w:t xml:space="preserve"> and identify what carries forward and what is new.</w:t>
       </w:r>
     </w:p>
     <w:p>
@@ -2780,12 +4839,145 @@
         <w:pStyle w:val="Heading3"/>
       </w:pPr>
       <w:r>
-        <w:t>Bridge to the next week</w:t>
-      </w:r>
-    </w:p>
-    <w:p>
-      <w:r>
-        <w:t>Next: Week 24: Train, Validation, Test. Retrieve today’s evidence and identify what carries forward and what is new.</w:t>
+        <w:t>Support and fresh reassessment</w:t>
+      </w:r>
+    </w:p>
+    <w:p>
+      <w:pPr>
+        <w:spacing w:line="336" w:lineRule="auto" w:after="180"/>
+      </w:pPr>
+      <w:r>
+        <w:rPr>
+          <w:b w:val="0"/>
+        </w:rPr>
+        <w:t xml:space="preserve">Provide a blank </w:t>
+      </w:r>
+      <w:r>
+        <w:rPr>
+          <w:b/>
+        </w:rPr>
+        <w:t>evidence</w:t>
+      </w:r>
+      <w:r>
+        <w:rPr>
+          <w:b w:val="0"/>
+        </w:rPr>
+        <w:t xml:space="preserve"> table and allow a verbal explanation before writing. Highlight the given conditions without supplying the W 4 conclusion. Use </w:t>
+      </w:r>
+      <w:r>
+        <w:rPr>
+          <w:b/>
+        </w:rPr>
+        <w:t>freeze</w:t>
+      </w:r>
+      <w:r>
+        <w:rPr>
+          <w:b w:val="0"/>
+        </w:rPr>
+        <w:t xml:space="preserve"> and </w:t>
+      </w:r>
+      <w:r>
+        <w:rPr>
+          <w:b/>
+        </w:rPr>
+        <w:t>held out</w:t>
+      </w:r>
+      <w:r>
+        <w:rPr>
+          <w:b w:val="0"/>
+        </w:rPr>
+        <w:t xml:space="preserve"> in full sentences.</w:t>
+      </w:r>
+    </w:p>
+    <w:p>
+      <w:pPr>
+        <w:spacing w:line="336" w:lineRule="auto" w:after="180"/>
+      </w:pPr>
+      <w:r>
+        <w:rPr>
+          <w:b w:val="0"/>
+        </w:rPr>
+        <w:t>Extension: alter one condition in the worked example and explain which conclusion changes and which remains supported.</w:t>
+      </w:r>
+    </w:p>
+    <w:p>
+      <w:pPr>
+        <w:spacing w:line="336" w:lineRule="auto" w:after="180"/>
+      </w:pPr>
+      <w:r>
+        <w:rPr>
+          <w:b w:val="0"/>
+        </w:rPr>
+        <w:t>For independent W 4, require: Accuracy 9/12=75 percent; precision 2/3 about 66.7 percent; recall 2/4=50 percent. These describe these 12 held-out examples only.</w:t>
+      </w:r>
+    </w:p>
+    <w:p>
+      <w:pPr>
+        <w:spacing w:line="336" w:lineRule="auto" w:after="180"/>
+      </w:pPr>
+      <w:r>
+        <w:rPr>
+          <w:b w:val="0"/>
+        </w:rPr>
+        <w:t>Fresh retry TN 8 FP 2 FN 1 TP 1: accuracy 9/12=75 percent, precision 1/3, recall 1/2. Require counts and a scope-limited statement. Mark each criterion as independent, supported or not yet demonstrated.</w:t>
+      </w:r>
+    </w:p>
+    <w:p>
+      <w:pPr>
+        <w:spacing w:line="336" w:lineRule="auto" w:after="180"/>
+      </w:pPr>
+      <w:r>
+        <w:rPr>
+          <w:b w:val="0"/>
+        </w:rPr>
+        <w:t>Reassess the reasoning after feedback; do not replace the first attempt silently.</w:t>
+      </w:r>
+    </w:p>
+    <w:p>
+      <w:pPr>
+        <w:spacing w:line="336" w:lineRule="auto" w:after="180"/>
+      </w:pPr>
+      <w:r>
+        <w:rPr>
+          <w:b w:val="0"/>
+        </w:rPr>
+        <w:t>Next week: Over</w:t>
+      </w:r>
+      <w:r>
+        <w:rPr>
+          <w:b/>
+        </w:rPr>
+        <w:t>fitting</w:t>
+      </w:r>
+      <w:r>
+        <w:rPr>
+          <w:b w:val="0"/>
+        </w:rPr>
+        <w:t xml:space="preserve"> and model capacity. Carry forward the saved </w:t>
+      </w:r>
+      <w:r>
+        <w:rPr>
+          <w:b/>
+        </w:rPr>
+        <w:t>evidence</w:t>
+      </w:r>
+      <w:r>
+        <w:rPr>
+          <w:b w:val="0"/>
+        </w:rPr>
+        <w:t xml:space="preserve"> and the distinction between development choices and justified </w:t>
+      </w:r>
+      <w:r>
+        <w:rPr>
+          <w:b/>
+        </w:rPr>
+        <w:t>claim</w:t>
+      </w:r>
+      <w:r>
+        <w:rPr>
+          <w:b w:val="0"/>
+        </w:rPr>
+        <w:t>s.</w:t>
       </w:r>
     </w:p>
     <w:p>
@@ -2793,40 +4985,52 @@
         <w:pStyle w:val="Heading3"/>
       </w:pPr>
       <w:r>
-        <w:t>Support and fresh reassessment</w:t>
-      </w:r>
-    </w:p>
-    <w:p>
-      <w:r>
-        <w:t>Provide a blank evidence table and allow a verbal explanation before writing. Highlight the given conditions without supplying the W 4 conclusion. Use freeze and held out in full sentences. Extension: alter one condition in the worked example and explain which conclusion changes and which remains supported.</w:t>
-      </w:r>
-    </w:p>
-    <w:p>
-      <w:r>
-        <w:t>For independent W 4, require: Accuracy 9/12=75 percent; precision 2/3 about 66.7 percent; recall 2/4=50 percent. These describe these 12 held-out examples only. Fresh retry TN 8 FP 2 FN 1 TP 1: accuracy 9/12=75 percent, precision 1/3, recall 1/2. Require counts and a scope-limited statement. Mark each criterion as independent, supported or not yet demonstrated. Reassess the reasoning after feedback; do not replace the first attempt silently.</w:t>
-      </w:r>
-    </w:p>
-    <w:p>
-      <w:r>
-        <w:t>Next week: Overfitting and model capacity. Carry forward the saved evidence and the distinction between development choices and justified claims.</w:t>
-      </w:r>
-    </w:p>
-    <w:p>
-      <w:pPr>
-        <w:pStyle w:val="Heading3"/>
-      </w:pPr>
-      <w:r>
         <w:t>Plan the delayed return</w:t>
       </w:r>
     </w:p>
     <w:p>
-      <w:r>
-        <w:t>Suggested return points in this level: ai-4/24, ai-4/26, ai-4/29. Use actual classroom dates, adjusting for holidays and gaps. One, three and six teaching weeks are scheduling choices, not a claimed optimal spacing.</w:t>
-      </w:r>
-    </w:p>
-    <w:p>
-      <w:r>
-        <w:t>At a delayed check, ask for the idea from memory and a changed application. Compare with the earlier independent response and record support used. For a new level, revisit the previous capstone before checking the new prerequisites.</w:t>
+      <w:pPr>
+        <w:spacing w:line="336" w:lineRule="auto" w:after="180"/>
+      </w:pPr>
+      <w:r>
+        <w:rPr>
+          <w:b w:val="0"/>
+        </w:rPr>
+        <w:t xml:space="preserve">Suggested return points in this level: ai-4/24, ai-4/26, ai-4/29. Use actual classroom dates, adjusting for holidays and gaps. One, three and six teaching weeks are scheduling choices, not a </w:t>
+      </w:r>
+      <w:r>
+        <w:rPr>
+          <w:b/>
+        </w:rPr>
+        <w:t>claim</w:t>
+      </w:r>
+      <w:r>
+        <w:rPr>
+          <w:b w:val="0"/>
+        </w:rPr>
+        <w:t>ed optimal spacing.</w:t>
+      </w:r>
+    </w:p>
+    <w:p>
+      <w:pPr>
+        <w:spacing w:line="336" w:lineRule="auto" w:after="180"/>
+      </w:pPr>
+      <w:r>
+        <w:rPr>
+          <w:b w:val="0"/>
+        </w:rPr>
+        <w:t>At a delayed check, ask for the idea from memory and a changed application. Compare with the earlier independent response and record support used.</w:t>
+      </w:r>
+    </w:p>
+    <w:p>
+      <w:pPr>
+        <w:spacing w:line="336" w:lineRule="auto" w:after="180"/>
+      </w:pPr>
+      <w:r>
+        <w:rPr>
+          <w:b w:val="0"/>
+        </w:rPr>
+        <w:t>For a new level, revisit the previous capstone before checking the new prerequisites.</w:t>
       </w:r>
     </w:p>
     <w:tbl>
@@ -2986,8 +5190,26 @@
       </w:tr>
     </w:tbl>
     <w:p>
-      <w:r>
-        <w:t>Use the evidence to choose reteaching or the next step. A completed page, confidence rating or attractive project does not by itself demonstrate understanding.</w:t>
+      <w:pPr>
+        <w:spacing w:line="336" w:lineRule="auto" w:after="180"/>
+      </w:pPr>
+      <w:r>
+        <w:rPr>
+          <w:b w:val="0"/>
+        </w:rPr>
+        <w:t xml:space="preserve">Use the </w:t>
+      </w:r>
+      <w:r>
+        <w:rPr>
+          <w:b/>
+        </w:rPr>
+        <w:t>evidence</w:t>
+      </w:r>
+      <w:r>
+        <w:rPr>
+          <w:b w:val="0"/>
+        </w:rPr>
+        <w:t xml:space="preserve"> to choose reteaching or the next step. A completed page, confidence rating or attractive project does not by itself demonstrate understanding.</w:t>
       </w:r>
     </w:p>
     <w:p>
@@ -2999,8 +5221,37 @@
       </w:r>
     </w:p>
     <w:p>
-      <w:r>
-        <w:t>For your Responsible Plant Classifier, save the input, procedure, observed result and limitation of this check. Label this worked example as practice; use a different, previously unreviewed case when checking independent understanding.</w:t>
+      <w:pPr>
+        <w:spacing w:line="336" w:lineRule="auto" w:after="180"/>
+      </w:pPr>
+      <w:r>
+        <w:rPr>
+          <w:b w:val="0"/>
+        </w:rPr>
+        <w:t xml:space="preserve">For your Responsible Plant Classifier, save the </w:t>
+      </w:r>
+      <w:r>
+        <w:rPr>
+          <w:b/>
+        </w:rPr>
+        <w:t>input</w:t>
+      </w:r>
+      <w:r>
+        <w:rPr>
+          <w:b w:val="0"/>
+        </w:rPr>
+        <w:t>, procedure, observed result and limitation of this check.</w:t>
+      </w:r>
+    </w:p>
+    <w:p>
+      <w:pPr>
+        <w:spacing w:line="336" w:lineRule="auto" w:after="180"/>
+      </w:pPr>
+      <w:r>
+        <w:rPr>
+          <w:b w:val="0"/>
+        </w:rPr>
+        <w:t>Label this worked example as practice; use a different, previously unreviewed case when checking independent understanding.</w:t>
       </w:r>
     </w:p>
     <w:p>
@@ -3013,12 +5264,62 @@
     </w:p>
     <w:p>
       <w:r>
-        <w:t>Teaching target: Freeze the full evaluation procedure before testing</w:t>
-      </w:r>
-    </w:p>
-    <w:p>
-      <w:r>
-        <w:t>Prepare the labelled worked-case picture, the matching workbook, fictional input cards and a place for individual responses. Check a local Python 3 environment before class; have a paper-trace version ready.</w:t>
+        <w:t>Use this preparation summary alongside the detailed Hold Out Test Data lesson; it is a checklist rather than a replacement for the full sequence.</w:t>
+      </w:r>
+    </w:p>
+    <w:p>
+      <w:pPr>
+        <w:pStyle w:val="Heading3"/>
+      </w:pPr>
+      <w:r>
+        <w:t>Teaching target</w:t>
+      </w:r>
+    </w:p>
+    <w:p>
+      <w:pPr>
+        <w:spacing w:line="336" w:lineRule="auto" w:after="180"/>
+        <w:shd w:fill="EDF7F3"/>
+      </w:pPr>
+      <w:r>
+        <w:rPr>
+          <w:b w:val="0"/>
+        </w:rPr>
+        <w:t xml:space="preserve">Teaching target: </w:t>
+      </w:r>
+      <w:r>
+        <w:rPr>
+          <w:b/>
+        </w:rPr>
+        <w:t>Freeze</w:t>
+      </w:r>
+      <w:r>
+        <w:rPr>
+          <w:b w:val="0"/>
+        </w:rPr>
+        <w:t xml:space="preserve"> the full evaluation procedure before testing</w:t>
+      </w:r>
+    </w:p>
+    <w:p>
+      <w:pPr>
+        <w:spacing w:line="336" w:lineRule="auto" w:after="180"/>
+      </w:pPr>
+      <w:r>
+        <w:rPr>
+          <w:b w:val="0"/>
+        </w:rPr>
+        <w:t xml:space="preserve">Prepare the labelled worked-case picture, the matching workbook, fictional </w:t>
+      </w:r>
+      <w:r>
+        <w:rPr>
+          <w:b/>
+        </w:rPr>
+        <w:t>input</w:t>
+      </w:r>
+      <w:r>
+        <w:rPr>
+          <w:b w:val="0"/>
+        </w:rPr>
+        <w:t xml:space="preserve"> cards and a place for individual responses. Check a local Python 3 environment before class; have a paper-trace version ready.</w:t>
       </w:r>
     </w:p>
     <w:tbl>
@@ -3165,37 +5466,196 @@
       </w:tr>
     </w:tbl>
     <w:p>
-      <w:r>
+      <w:pPr>
+        <w:spacing w:line="336" w:lineRule="auto" w:after="180"/>
+        <w:shd w:fill="F5F1FB"/>
+      </w:pPr>
+      <w:r>
+        <w:rPr>
+          <w:b w:val="0"/>
+        </w:rPr>
         <w:t>Before class, solve the supported practice: Why does 75 percent versus 70 percent not settle deployment?</w:t>
       </w:r>
     </w:p>
     <w:p>
-      <w:r>
+      <w:pPr>
+        <w:pStyle w:val="Heading3"/>
+      </w:pPr>
+      <w:r>
+        <w:t>Supported practice answer</w:t>
+      </w:r>
+    </w:p>
+    <w:p>
+      <w:pPr>
+        <w:spacing w:line="336" w:lineRule="auto" w:after="180"/>
+        <w:shd w:fill="F1F6FC"/>
+      </w:pPr>
+      <w:r>
+        <w:rPr>
+          <w:b w:val="0"/>
+        </w:rPr>
         <w:t>Reasoned practice answer: Teacher explanation: The difference is one correct case on 20; error consequences, limited coverage and missed blocked cases remain.</w:t>
       </w:r>
     </w:p>
     <w:p>
-      <w:r>
-        <w:t>Check every learner before discussion: Use the worked case for Final testing and honest claims. Proposed explanation: “A final answer is enough”. Decide whether this explanation is supported. Point to the step or supplied fact that decides; explain your repair if needed.</w:t>
-      </w:r>
-    </w:p>
-    <w:p>
-      <w:r>
+      <w:pPr>
+        <w:spacing w:line="336" w:lineRule="auto" w:after="180"/>
+      </w:pPr>
+      <w:r>
+        <w:rPr>
+          <w:b w:val="0"/>
+        </w:rPr>
+        <w:t xml:space="preserve">Check every learner before discussion: Use the worked case for Final testing and honest </w:t>
+      </w:r>
+      <w:r>
+        <w:rPr>
+          <w:b/>
+        </w:rPr>
+        <w:t>claim</w:t>
+      </w:r>
+      <w:r>
+        <w:rPr>
+          <w:b w:val="0"/>
+        </w:rPr>
+        <w:t>s. Proposed explanation: “A final answer is enough”. Decide whether this explanation is supported.</w:t>
+      </w:r>
+    </w:p>
+    <w:p>
+      <w:pPr>
+        <w:spacing w:line="336" w:lineRule="auto" w:after="180"/>
+      </w:pPr>
+      <w:r>
+        <w:rPr>
+          <w:b w:val="0"/>
+        </w:rPr>
+        <w:t>Point to the step or supplied fact that decides; explain your repair if needed.</w:t>
+      </w:r>
+    </w:p>
+    <w:p>
+      <w:pPr>
+        <w:pStyle w:val="Heading3"/>
+      </w:pPr>
+      <w:r>
+        <w:t>Repair the misconception</w:t>
+      </w:r>
+    </w:p>
+    <w:p>
+      <w:pPr>
+        <w:spacing w:line="336" w:lineRule="auto" w:after="180"/>
+        <w:shd w:fill="FFF5E6"/>
+      </w:pPr>
+      <w:r>
+        <w:rPr>
+          <w:b w:val="0"/>
+        </w:rPr>
         <w:t>Misconception repair: Ask for the relevant counts, units, procedure or saved record. For this week: Accuracy 15/20, precision 3/5, recall 3/6. Report TN 12 FP 2 FN 3 TP 3 and blocked positive.</w:t>
       </w:r>
     </w:p>
     <w:p>
-      <w:r>
-        <w:t>Support: read the exact case aloud, enlarge the labelled picture, supply input cards and model only the first deciding step. Accept a spoken explanation or drawing; retain the reasoning goal.</w:t>
-      </w:r>
-    </w:p>
-    <w:p>
-      <w:r>
-        <w:t>Extension: The team changes a threshold after inspecting the false negatives. Require a prediction and a reason before comparing. Expected result: This set is now development evidence for the revised model. Reason: Using final outcomes to change the model breaks the untouched hold-out role.</w:t>
-      </w:r>
-    </w:p>
-    <w:p>
-      <w:r>
+      <w:pPr>
+        <w:pStyle w:val="Heading3"/>
+      </w:pPr>
+      <w:r>
+        <w:t>Support without giving away the answer</w:t>
+      </w:r>
+    </w:p>
+    <w:p>
+      <w:pPr>
+        <w:spacing w:line="336" w:lineRule="auto" w:after="180"/>
+        <w:shd w:fill="F1F6F8"/>
+      </w:pPr>
+      <w:r>
+        <w:rPr>
+          <w:b w:val="0"/>
+        </w:rPr>
+        <w:t xml:space="preserve">Support: read the exact case aloud, enlarge the labelled picture, supply </w:t>
+      </w:r>
+      <w:r>
+        <w:rPr>
+          <w:b/>
+        </w:rPr>
+        <w:t>input</w:t>
+      </w:r>
+      <w:r>
+        <w:rPr>
+          <w:b w:val="0"/>
+        </w:rPr>
+        <w:t xml:space="preserve"> cards and model only the first deciding step. Accept a spoken explanation or drawing; retain the reasoning goal.</w:t>
+      </w:r>
+    </w:p>
+    <w:p>
+      <w:pPr>
+        <w:pStyle w:val="Heading3"/>
+      </w:pPr>
+      <w:r>
+        <w:t>Extend the reasoning</w:t>
+      </w:r>
+    </w:p>
+    <w:p>
+      <w:pPr>
+        <w:spacing w:line="336" w:lineRule="auto" w:after="180"/>
+        <w:shd w:fill="F5F1FB"/>
+      </w:pPr>
+      <w:r>
+        <w:rPr>
+          <w:b w:val="0"/>
+        </w:rPr>
+        <w:t xml:space="preserve">Extension: The team changes a threshold after inspecting the false negatives. Require a </w:t>
+      </w:r>
+      <w:r>
+        <w:rPr>
+          <w:b/>
+        </w:rPr>
+        <w:t>prediction</w:t>
+      </w:r>
+      <w:r>
+        <w:rPr>
+          <w:b w:val="0"/>
+        </w:rPr>
+        <w:t xml:space="preserve"> and a reason before comparing. Expected result: This set is now development </w:t>
+      </w:r>
+      <w:r>
+        <w:rPr>
+          <w:b/>
+        </w:rPr>
+        <w:t>evidence</w:t>
+      </w:r>
+      <w:r>
+        <w:rPr>
+          <w:b w:val="0"/>
+        </w:rPr>
+        <w:t xml:space="preserve"> for the revised model.</w:t>
+      </w:r>
+    </w:p>
+    <w:p>
+      <w:pPr>
+        <w:spacing w:line="336" w:lineRule="auto" w:after="180"/>
+        <w:shd w:fill="F5F1FB"/>
+      </w:pPr>
+      <w:r>
+        <w:rPr>
+          <w:b w:val="0"/>
+        </w:rPr>
+        <w:t>Reason: Using final outcomes to change the model breaks the untouched hold-out role.</w:t>
+      </w:r>
+    </w:p>
+    <w:p>
+      <w:pPr>
+        <w:pStyle w:val="Heading3"/>
+      </w:pPr>
+      <w:r>
+        <w:t>Protect the independent attempt</w:t>
+      </w:r>
+    </w:p>
+    <w:p>
+      <w:pPr>
+        <w:spacing w:line="336" w:lineRule="auto" w:after="180"/>
+        <w:shd w:fill="FFF5E6"/>
+      </w:pPr>
+      <w:r>
+        <w:rPr>
+          <w:b w:val="0"/>
+        </w:rPr>
         <w:t>Independent assessment: withhold the reserved answer until the learner has attempted the new case. Record support separately from correctness.</w:t>
       </w:r>
     </w:p>
@@ -3384,13 +5844,46 @@
       </w:tr>
     </w:tbl>
     <w:p>
-      <w:r>
+      <w:pPr>
+        <w:pStyle w:val="Heading3"/>
+      </w:pPr>
+      <w:r>
+        <w:t>Project checkpoint</w:t>
+      </w:r>
+    </w:p>
+    <w:p>
+      <w:pPr>
+        <w:spacing w:line="336" w:lineRule="auto" w:after="180"/>
+        <w:shd w:fill="EDF7F3"/>
+      </w:pPr>
+      <w:r>
+        <w:rPr>
+          <w:b w:val="0"/>
+        </w:rPr>
         <w:t>Project checkpoint: Evaluate and revise. Compare with your starting method, explain errors and record a justified revision.</w:t>
       </w:r>
     </w:p>
     <w:p>
-      <w:r>
-        <w:t>Use the weekly teacher answer for topic-specific reasoning. A saved progress tick is an activity record; judge mastery from the learner’s explanation and evidence.</w:t>
+      <w:pPr>
+        <w:spacing w:line="336" w:lineRule="auto" w:after="180"/>
+      </w:pPr>
+      <w:r>
+        <w:rPr>
+          <w:b w:val="0"/>
+        </w:rPr>
+        <w:t xml:space="preserve">Use the weekly teacher answer for topic-specific reasoning. A saved progress tick is an activity record; judge mastery from the learner’s explanation and </w:t>
+      </w:r>
+      <w:r>
+        <w:rPr>
+          <w:b/>
+        </w:rPr>
+        <w:t>evidence</w:t>
+      </w:r>
+      <w:r>
+        <w:rPr>
+          <w:b w:val="0"/>
+        </w:rPr>
+        <w:t>.</w:t>
       </w:r>
     </w:p>
     <w:p>
@@ -3403,27 +5896,1012 @@
     </w:p>
     <w:p>
       <w:r>
-        <w:t>Use the two formative questions as supported practice, not as independent mastery scores. Discuss the deciding evidence rather than accepting a guessed selection.</w:t>
-      </w:r>
-    </w:p>
-    <w:p>
-      <w:r>
+        <w:t>Use feedback, earlier review and portfolios purposefully. Apply the coding routine only when this lesson has an executable lab.</w:t>
+      </w:r>
+    </w:p>
+    <w:p>
+      <w:pPr>
+        <w:spacing w:line="336" w:lineRule="auto" w:after="180"/>
+      </w:pPr>
+      <w:r>
+        <w:rPr>
+          <w:b w:val="0"/>
+        </w:rPr>
+        <w:t xml:space="preserve">Use the two formative questions as supported practice, not as independent mastery scores. Discuss the deciding </w:t>
+      </w:r>
+      <w:r>
+        <w:rPr>
+          <w:b/>
+        </w:rPr>
+        <w:t>evidence</w:t>
+      </w:r>
+      <w:r>
+        <w:rPr>
+          <w:b w:val="0"/>
+        </w:rPr>
+        <w:t xml:space="preserve"> rather than accepting a guessed selection.</w:t>
+      </w:r>
+    </w:p>
+    <w:p>
+      <w:pPr>
+        <w:spacing w:line="336" w:lineRule="auto" w:after="180"/>
+      </w:pPr>
+      <w:r>
+        <w:rPr>
+          <w:b w:val="0"/>
+        </w:rPr>
         <w:t>The feedback comes from the reviewed public worked case. Do not reveal the separately reserved independent teacher answer until the learner has attempted that case.</w:t>
       </w:r>
     </w:p>
     <w:p>
-      <w:r>
-        <w:t>Ask students to predict before running code. Preserve errors and actual outputs; collect a changed test and an explanation. The branch-boundary and indexing lessons deliberately include failure cases.</w:t>
-      </w:r>
-    </w:p>
-    <w:p>
-      <w:r>
+      <w:pPr>
+        <w:pStyle w:val="Heading3"/>
+      </w:pPr>
+      <w:r>
+        <w:t>For later coding lessons</w:t>
+      </w:r>
+    </w:p>
+    <w:p>
+      <w:r>
+        <w:t>This week has no code block. Use this routine when a later lesson includes an executable lab.</w:t>
+      </w:r>
+    </w:p>
+    <w:p>
+      <w:pPr>
+        <w:spacing w:line="336" w:lineRule="auto" w:after="180"/>
+        <w:shd w:fill="F1F6F8"/>
+      </w:pPr>
+      <w:r>
+        <w:rPr>
+          <w:b w:val="0"/>
+        </w:rPr>
+        <w:t xml:space="preserve">Ask students to predict before running code. Preserve errors and actual </w:t>
+      </w:r>
+      <w:r>
+        <w:rPr>
+          <w:b/>
+        </w:rPr>
+        <w:t>output</w:t>
+      </w:r>
+      <w:r>
+        <w:rPr>
+          <w:b w:val="0"/>
+        </w:rPr>
+        <w:t>s; collect a changed test and an explanation. The branch-boundary and indexing lessons deliberately include failure cases.</w:t>
+      </w:r>
+    </w:p>
+    <w:p>
+      <w:pPr>
+        <w:spacing w:line="336" w:lineRule="auto" w:after="180"/>
+      </w:pPr>
+      <w:r>
+        <w:rPr>
+          <w:b w:val="0"/>
+        </w:rPr>
         <w:t>Use the earlier worked-explanation links to address a specific missing building block, then return to the current question. Adapt this suggestion after observing the learner; it is not an automatic diagnosis.</w:t>
       </w:r>
     </w:p>
     <w:p>
-      <w:r>
-        <w:t>Collect the completed-work portfolio as evidence. Record support separately from correctness, and assess explanation, trace/test and limitations. Progress ticks and quiz selections alone do not establish mastery.</w:t>
+      <w:pPr>
+        <w:spacing w:line="336" w:lineRule="auto" w:after="180"/>
+      </w:pPr>
+      <w:r>
+        <w:rPr>
+          <w:b w:val="0"/>
+        </w:rPr>
+        <w:t xml:space="preserve">Collect the completed-work portfolio as </w:t>
+      </w:r>
+      <w:r>
+        <w:rPr>
+          <w:b/>
+        </w:rPr>
+        <w:t>evidence</w:t>
+      </w:r>
+      <w:r>
+        <w:rPr>
+          <w:b w:val="0"/>
+        </w:rPr>
+        <w:t>. Record support separately from correctness, and assess explanation, trace/test and limitations. Progress ticks and quiz selections alone do not establish mastery.</w:t>
+      </w:r>
+    </w:p>
+    <w:p>
+      <w:pPr>
+        <w:pStyle w:val="Heading1"/>
+      </w:pPr>
+      <w:r>
+        <w:t>09. Visual concept journey</w:t>
+      </w:r>
+    </w:p>
+    <w:p>
+      <w:r>
+        <w:t>Show one Hold Out Test Data graphic at a time, request a prediction and discuss its trace before the independent assessment.</w:t>
+      </w:r>
+    </w:p>
+    <w:p>
+      <w:pPr>
+        <w:spacing w:line="336" w:lineRule="auto" w:after="180"/>
+      </w:pPr>
+      <w:r>
+        <w:rPr>
+          <w:b w:val="0"/>
+        </w:rPr>
+        <w:t xml:space="preserve">Use one picture at a time. Hide a worked result before asking for a </w:t>
+      </w:r>
+      <w:r>
+        <w:rPr>
+          <w:b/>
+        </w:rPr>
+        <w:t>prediction</w:t>
+      </w:r>
+      <w:r>
+        <w:rPr>
+          <w:b w:val="0"/>
+        </w:rPr>
+        <w:t>, then reveal it for feedback. These are supported teaching cases; retain the separate independent assessment for a fresh first attempt.</w:t>
+      </w:r>
+    </w:p>
+    <w:p>
+      <w:pPr>
+        <w:pStyle w:val="Heading3"/>
+      </w:pPr>
+      <w:r>
+        <w:t>01. Hold Out Test Data: the case</w:t>
+      </w:r>
+    </w:p>
+    <w:p>
+      <w:r>
+        <w:drawing>
+          <wp:inline xmlns:a="http://schemas.openxmlformats.org/drawingml/2006/main" xmlns:pic="http://schemas.openxmlformats.org/drawingml/2006/picture">
+            <wp:extent cx="5486400" cy="2990088"/>
+            <wp:docPr id="3" name="Picture 3" descr="Open the final hold-out only after recording the frozen model choice. Supplied facts: Frozen plant classifier evaluates12 new grouped leaves: TP 3, FN 1, FP 2, TN 6. Positive means spotted. All inputs and outcomes in this worked example are invented classroom data; no real model run is claimed."/>
+            <wp:cNvGraphicFramePr>
+              <a:graphicFrameLocks noChangeAspect="1"/>
+            </wp:cNvGraphicFramePr>
+            <a:graphic>
+              <a:graphicData uri="http://schemas.openxmlformats.org/drawingml/2006/picture">
+                <pic:pic>
+                  <pic:nvPicPr>
+                    <pic:cNvPr id="0" name="academy-story-ai-4-23-01.png"/>
+                    <pic:cNvPicPr/>
+                  </pic:nvPicPr>
+                  <pic:blipFill>
+                    <a:blip r:embed="rId11"/>
+                    <a:stretch>
+                      <a:fillRect/>
+                    </a:stretch>
+                  </pic:blipFill>
+                  <pic:spPr>
+                    <a:xfrm>
+                      <a:off x="0" y="0"/>
+                      <a:ext cx="5486400" cy="2990088"/>
+                    </a:xfrm>
+                    <a:prstGeom prst="rect"/>
+                  </pic:spPr>
+                </pic:pic>
+              </a:graphicData>
+            </a:graphic>
+          </wp:inline>
+        </w:drawing>
+      </w:r>
+    </w:p>
+    <w:p>
+      <w:pPr>
+        <w:spacing w:line="336" w:lineRule="auto" w:after="180"/>
+      </w:pPr>
+      <w:r>
+        <w:rPr>
+          <w:b w:val="0"/>
+        </w:rPr>
+        <w:t>Open the final hold-out only after recording the frozen model choice. Supplied facts: Frozen plant classifier evaluates12 new grouped leaves: TP 3, FN 1, FP 2, TN 6. Positive means spotted.</w:t>
+      </w:r>
+    </w:p>
+    <w:p>
+      <w:pPr>
+        <w:spacing w:line="336" w:lineRule="auto" w:after="180"/>
+      </w:pPr>
+      <w:r>
+        <w:rPr>
+          <w:b w:val="0"/>
+        </w:rPr>
+        <w:t xml:space="preserve">All </w:t>
+      </w:r>
+      <w:r>
+        <w:rPr>
+          <w:b/>
+        </w:rPr>
+        <w:t>input</w:t>
+      </w:r>
+      <w:r>
+        <w:rPr>
+          <w:b w:val="0"/>
+        </w:rPr>
+        <w:t xml:space="preserve">s and outcomes in this worked example are invented classroom data; no real model run is </w:t>
+      </w:r>
+      <w:r>
+        <w:rPr>
+          <w:b/>
+        </w:rPr>
+        <w:t>claim</w:t>
+      </w:r>
+      <w:r>
+        <w:rPr>
+          <w:b w:val="0"/>
+        </w:rPr>
+        <w:t>ed.</w:t>
+      </w:r>
+    </w:p>
+    <w:p>
+      <w:pPr>
+        <w:spacing w:line="336" w:lineRule="auto" w:after="180"/>
+        <w:shd w:fill="F5F1FB"/>
+      </w:pPr>
+      <w:r>
+        <w:rPr>
+          <w:b w:val="0"/>
+        </w:rPr>
+        <w:t>Point to the given fact that matters most. Explain why it matters.</w:t>
+      </w:r>
+    </w:p>
+    <w:p>
+      <w:pPr>
+        <w:pStyle w:val="Heading3"/>
+      </w:pPr>
+      <w:r>
+        <w:t>Discuss while showing the picture</w:t>
+      </w:r>
+    </w:p>
+    <w:p>
+      <w:pPr>
+        <w:spacing w:line="336" w:lineRule="auto" w:after="180"/>
+        <w:shd w:fill="F1F6F8"/>
+      </w:pPr>
+      <w:r>
+        <w:rPr>
+          <w:b w:val="0"/>
+        </w:rPr>
+        <w:t>Teacher prompt: Point to the given fact that matters most. Explain why it matters. Ask learners to describe one label or arrow in ordinary words. Use the adjacent transcript if the image is difficult to see.</w:t>
+      </w:r>
+    </w:p>
+    <w:p>
+      <w:pPr>
+        <w:pStyle w:val="Heading3"/>
+      </w:pPr>
+      <w:r>
+        <w:t>02. Follow the deciding steps</w:t>
+      </w:r>
+    </w:p>
+    <w:p>
+      <w:r>
+        <w:drawing>
+          <wp:inline xmlns:a="http://schemas.openxmlformats.org/drawingml/2006/main" xmlns:pic="http://schemas.openxmlformats.org/drawingml/2006/picture">
+            <wp:extent cx="5486400" cy="3337560"/>
+            <wp:docPr id="4" name="Picture 4" descr="Record freeze: Record model version and choices before reading these final references. → Calculate metrics: Accuracy9/12=75%; precision3/5=60%; recall3/4=75%. → Bound claim: Report these twelve held-out cases and their collection conditions; preserve all three error records."/>
+            <wp:cNvGraphicFramePr>
+              <a:graphicFrameLocks noChangeAspect="1"/>
+            </wp:cNvGraphicFramePr>
+            <a:graphic>
+              <a:graphicData uri="http://schemas.openxmlformats.org/drawingml/2006/picture">
+                <pic:pic>
+                  <pic:nvPicPr>
+                    <pic:cNvPr id="0" name="academy-story-ai-4-23-02.png"/>
+                    <pic:cNvPicPr/>
+                  </pic:nvPicPr>
+                  <pic:blipFill>
+                    <a:blip r:embed="rId12"/>
+                    <a:stretch>
+                      <a:fillRect/>
+                    </a:stretch>
+                  </pic:blipFill>
+                  <pic:spPr>
+                    <a:xfrm>
+                      <a:off x="0" y="0"/>
+                      <a:ext cx="5486400" cy="3337560"/>
+                    </a:xfrm>
+                    <a:prstGeom prst="rect"/>
+                  </pic:spPr>
+                </pic:pic>
+              </a:graphicData>
+            </a:graphic>
+          </wp:inline>
+        </w:drawing>
+      </w:r>
+    </w:p>
+    <w:p>
+      <w:pPr>
+        <w:spacing w:line="336" w:lineRule="auto" w:after="180"/>
+      </w:pPr>
+      <w:r>
+        <w:rPr>
+          <w:b w:val="0"/>
+        </w:rPr>
+        <w:t xml:space="preserve">Record </w:t>
+      </w:r>
+      <w:r>
+        <w:rPr>
+          <w:b/>
+        </w:rPr>
+        <w:t>freeze</w:t>
+      </w:r>
+      <w:r>
+        <w:rPr>
+          <w:b w:val="0"/>
+        </w:rPr>
+        <w:t>: Record model version and choices before reading these final references. → Calculate metrics: Accuracy9/12=75%; precision3/5=</w:t>
+      </w:r>
+      <w:r>
+        <w:rPr>
+          <w:b/>
+        </w:rPr>
+        <w:t>60%</w:t>
+      </w:r>
+      <w:r>
+        <w:rPr>
+          <w:b w:val="0"/>
+        </w:rPr>
+        <w:t xml:space="preserve">; recall3/4=75%. → Bound </w:t>
+      </w:r>
+      <w:r>
+        <w:rPr>
+          <w:b/>
+        </w:rPr>
+        <w:t>claim</w:t>
+      </w:r>
+      <w:r>
+        <w:rPr>
+          <w:b w:val="0"/>
+        </w:rPr>
+        <w:t>: Report these twelve held-out cases and their collection conditions; preserve all three error records.</w:t>
+      </w:r>
+    </w:p>
+    <w:p>
+      <w:pPr>
+        <w:spacing w:line="336" w:lineRule="auto" w:after="180"/>
+        <w:shd w:fill="F5F1FB"/>
+      </w:pPr>
+      <w:r>
+        <w:rPr>
+          <w:b w:val="0"/>
+        </w:rPr>
+        <w:t xml:space="preserve">Point to each numbered stage and explain which recorded </w:t>
+      </w:r>
+      <w:r>
+        <w:rPr>
+          <w:b/>
+        </w:rPr>
+        <w:t>input</w:t>
+      </w:r>
+      <w:r>
+        <w:rPr>
+          <w:b w:val="0"/>
+        </w:rPr>
+        <w:t xml:space="preserve"> it uses.</w:t>
+      </w:r>
+    </w:p>
+    <w:p>
+      <w:pPr>
+        <w:pStyle w:val="Heading3"/>
+      </w:pPr>
+      <w:r>
+        <w:t>Discuss while showing the picture</w:t>
+      </w:r>
+    </w:p>
+    <w:p>
+      <w:pPr>
+        <w:spacing w:line="336" w:lineRule="auto" w:after="180"/>
+        <w:shd w:fill="F1F6F8"/>
+      </w:pPr>
+      <w:r>
+        <w:rPr>
+          <w:b w:val="0"/>
+        </w:rPr>
+        <w:t xml:space="preserve">Teacher prompt: Point to each numbered stage and explain which recorded </w:t>
+      </w:r>
+      <w:r>
+        <w:rPr>
+          <w:b/>
+        </w:rPr>
+        <w:t>input</w:t>
+      </w:r>
+      <w:r>
+        <w:rPr>
+          <w:b w:val="0"/>
+        </w:rPr>
+        <w:t xml:space="preserve"> it uses. Ask learners to describe one label or arrow in ordinary words. Use the adjacent transcript if the image is difficult to see.</w:t>
+      </w:r>
+    </w:p>
+    <w:p>
+      <w:pPr>
+        <w:pStyle w:val="Heading3"/>
+      </w:pPr>
+      <w:r>
+        <w:t>03. Frozen final-test results</w:t>
+      </w:r>
+    </w:p>
+    <w:p>
+      <w:r>
+        <w:drawing>
+          <wp:inline xmlns:a="http://schemas.openxmlformats.org/drawingml/2006/main" xmlns:pic="http://schemas.openxmlformats.org/drawingml/2006/picture">
+            <wp:extent cx="5486400" cy="3096768"/>
+            <wp:docPr id="5" name="Picture 5" descr="Frozen final-test results. actual spotted: predicted spotted = 3, predicted healthy = 1. actual healthy: predicted spotted = 2, predicted healthy = 6."/>
+            <wp:cNvGraphicFramePr>
+              <a:graphicFrameLocks noChangeAspect="1"/>
+            </wp:cNvGraphicFramePr>
+            <a:graphic>
+              <a:graphicData uri="http://schemas.openxmlformats.org/drawingml/2006/picture">
+                <pic:pic>
+                  <pic:nvPicPr>
+                    <pic:cNvPr id="0" name="academy-story-ai-4-23-03.png"/>
+                    <pic:cNvPicPr/>
+                  </pic:nvPicPr>
+                  <pic:blipFill>
+                    <a:blip r:embed="rId13"/>
+                    <a:stretch>
+                      <a:fillRect/>
+                    </a:stretch>
+                  </pic:blipFill>
+                  <pic:spPr>
+                    <a:xfrm>
+                      <a:off x="0" y="0"/>
+                      <a:ext cx="5486400" cy="3096768"/>
+                    </a:xfrm>
+                    <a:prstGeom prst="rect"/>
+                  </pic:spPr>
+                </pic:pic>
+              </a:graphicData>
+            </a:graphic>
+          </wp:inline>
+        </w:drawing>
+      </w:r>
+    </w:p>
+    <w:p>
+      <w:pPr>
+        <w:spacing w:line="336" w:lineRule="auto" w:after="180"/>
+      </w:pPr>
+      <w:r>
+        <w:rPr>
+          <w:b w:val="0"/>
+        </w:rPr>
+        <w:t>Frozen final-test results. actual spotted: predicted spotted = 3, predicted healthy = 1. actual healthy: predicted spotted = 2, predicted healthy = 6.</w:t>
+      </w:r>
+    </w:p>
+    <w:p>
+      <w:pPr>
+        <w:spacing w:line="336" w:lineRule="auto" w:after="180"/>
+        <w:shd w:fill="F5F1FB"/>
+      </w:pPr>
+      <w:r>
+        <w:rPr>
+          <w:b w:val="0"/>
+        </w:rPr>
+        <w:t>Read the labels and values. Explain the relationship the model shows.</w:t>
+      </w:r>
+    </w:p>
+    <w:p>
+      <w:pPr>
+        <w:pStyle w:val="Heading3"/>
+      </w:pPr>
+      <w:r>
+        <w:t>Discuss while showing the picture</w:t>
+      </w:r>
+    </w:p>
+    <w:p>
+      <w:pPr>
+        <w:spacing w:line="336" w:lineRule="auto" w:after="180"/>
+        <w:shd w:fill="F1F6F8"/>
+      </w:pPr>
+      <w:r>
+        <w:rPr>
+          <w:b w:val="0"/>
+        </w:rPr>
+        <w:t>Teacher prompt: Read the labels and values. Explain the relationship the model shows. Ask learners to describe one label or arrow in ordinary words. Use the adjacent transcript if the image is difficult to see.</w:t>
+      </w:r>
+    </w:p>
+    <w:p>
+      <w:pPr>
+        <w:spacing w:line="336" w:lineRule="auto" w:after="180"/>
+        <w:shd w:fill="F1F6F8"/>
+      </w:pPr>
+      <w:r>
+        <w:rPr>
+          <w:b w:val="0"/>
+        </w:rPr>
+        <w:t>Check row/column meanings, units and denominators before discussing a difference. Supplied toy values are not real class or model results.</w:t>
+      </w:r>
+    </w:p>
+    <w:p>
+      <w:pPr>
+        <w:pStyle w:val="Heading3"/>
+      </w:pPr>
+      <w:r>
+        <w:t>04. Change one thing. Trace what follows.</w:t>
+      </w:r>
+    </w:p>
+    <w:p>
+      <w:r>
+        <w:drawing>
+          <wp:inline xmlns:a="http://schemas.openxmlformats.org/drawingml/2006/main" xmlns:pic="http://schemas.openxmlformats.org/drawingml/2006/picture">
+            <wp:extent cx="5486400" cy="3041904"/>
+            <wp:docPr id="6" name="Picture 6" descr="Original case: Report these twelve held-out cases and their collection conditions; preserve all three error records. Changed condition: The team changes a threshold after inspecting the false negatives. Expected result: This set is now development evidence for the revised model. Reason: Using final outcomes to change the model breaks the untouched hold-out role."/>
+            <wp:cNvGraphicFramePr>
+              <a:graphicFrameLocks noChangeAspect="1"/>
+            </wp:cNvGraphicFramePr>
+            <a:graphic>
+              <a:graphicData uri="http://schemas.openxmlformats.org/drawingml/2006/picture">
+                <pic:pic>
+                  <pic:nvPicPr>
+                    <pic:cNvPr id="0" name="academy-story-ai-4-23-04.png"/>
+                    <pic:cNvPicPr/>
+                  </pic:nvPicPr>
+                  <pic:blipFill>
+                    <a:blip r:embed="rId14"/>
+                    <a:stretch>
+                      <a:fillRect/>
+                    </a:stretch>
+                  </pic:blipFill>
+                  <pic:spPr>
+                    <a:xfrm>
+                      <a:off x="0" y="0"/>
+                      <a:ext cx="5486400" cy="3041904"/>
+                    </a:xfrm>
+                    <a:prstGeom prst="rect"/>
+                  </pic:spPr>
+                </pic:pic>
+              </a:graphicData>
+            </a:graphic>
+          </wp:inline>
+        </w:drawing>
+      </w:r>
+    </w:p>
+    <w:p>
+      <w:pPr>
+        <w:spacing w:line="336" w:lineRule="auto" w:after="180"/>
+      </w:pPr>
+      <w:r>
+        <w:rPr>
+          <w:b w:val="0"/>
+        </w:rPr>
+        <w:t>Original case: Report these twelve held-out cases and their collection conditions; preserve all three error records. Changed condition: The team changes a threshold after inspecting the false negatives.</w:t>
+      </w:r>
+    </w:p>
+    <w:p>
+      <w:pPr>
+        <w:spacing w:line="336" w:lineRule="auto" w:after="180"/>
+      </w:pPr>
+      <w:r>
+        <w:rPr>
+          <w:b w:val="0"/>
+        </w:rPr>
+        <w:t xml:space="preserve">Expected result: This set is now development </w:t>
+      </w:r>
+      <w:r>
+        <w:rPr>
+          <w:b/>
+        </w:rPr>
+        <w:t>evidence</w:t>
+      </w:r>
+      <w:r>
+        <w:rPr>
+          <w:b w:val="0"/>
+        </w:rPr>
+        <w:t xml:space="preserve"> for the revised model. Reason: Using final outcomes to change the model breaks the untouched hold-out role.</w:t>
+      </w:r>
+    </w:p>
+    <w:p>
+      <w:pPr>
+        <w:spacing w:line="336" w:lineRule="auto" w:after="180"/>
+        <w:shd w:fill="F5F1FB"/>
+      </w:pPr>
+      <w:r>
+        <w:rPr>
+          <w:b w:val="0"/>
+        </w:rPr>
+        <w:t>Predict before checking the worked changed-case result. Name what changed and what the supplied facts allow you to conclude.</w:t>
+      </w:r>
+    </w:p>
+    <w:p>
+      <w:pPr>
+        <w:pStyle w:val="Heading3"/>
+      </w:pPr>
+      <w:r>
+        <w:t>Discuss while showing the picture</w:t>
+      </w:r>
+    </w:p>
+    <w:p>
+      <w:pPr>
+        <w:spacing w:line="336" w:lineRule="auto" w:after="180"/>
+        <w:shd w:fill="F1F6F8"/>
+      </w:pPr>
+      <w:r>
+        <w:rPr>
+          <w:b w:val="0"/>
+        </w:rPr>
+        <w:t>Teacher prompt: Predict before checking the worked changed-case result. Name what changed and what the supplied facts allow you to conclude. Ask learners to describe one label or arrow in ordinary words.</w:t>
+      </w:r>
+    </w:p>
+    <w:p>
+      <w:pPr>
+        <w:spacing w:line="336" w:lineRule="auto" w:after="180"/>
+        <w:shd w:fill="F1F6F8"/>
+      </w:pPr>
+      <w:r>
+        <w:rPr>
+          <w:b w:val="0"/>
+        </w:rPr>
+        <w:t>Use the adjacent transcript if the image is difficult to see. Changed-case reasoning: Using final outcomes to change the model breaks the untouched hold-out role.</w:t>
+      </w:r>
+    </w:p>
+    <w:p>
+      <w:pPr>
+        <w:pStyle w:val="Heading3"/>
+      </w:pPr>
+      <w:r>
+        <w:t>05. Connect the explanation to its limit</w:t>
+      </w:r>
+    </w:p>
+    <w:p>
+      <w:r>
+        <w:drawing>
+          <wp:inline xmlns:a="http://schemas.openxmlformats.org/drawingml/2006/main" xmlns:pic="http://schemas.openxmlformats.org/drawingml/2006/picture">
+            <wp:extent cx="5486400" cy="2834640"/>
+            <wp:docPr id="7" name="Picture 7" descr="Read the picture in order. Report these twelve held-out cases and their collection conditions; preserve all three error records. The arrows show which recorded input or intermediate result each decision uses. Explain the deciding step aloud before checking the changed case; pointing to the final answer alone does not show how it follows. Limit: A hold-out can still be unrepresentative, too small or badly labelled; separation alone does not guarantee reliable estimates."/>
+            <wp:cNvGraphicFramePr>
+              <a:graphicFrameLocks noChangeAspect="1"/>
+            </wp:cNvGraphicFramePr>
+            <a:graphic>
+              <a:graphicData uri="http://schemas.openxmlformats.org/drawingml/2006/picture">
+                <pic:pic>
+                  <pic:nvPicPr>
+                    <pic:cNvPr id="0" name="academy-story-ai-4-23-05.png"/>
+                    <pic:cNvPicPr/>
+                  </pic:nvPicPr>
+                  <pic:blipFill>
+                    <a:blip r:embed="rId15"/>
+                    <a:stretch>
+                      <a:fillRect/>
+                    </a:stretch>
+                  </pic:blipFill>
+                  <pic:spPr>
+                    <a:xfrm>
+                      <a:off x="0" y="0"/>
+                      <a:ext cx="5486400" cy="2834640"/>
+                    </a:xfrm>
+                    <a:prstGeom prst="rect"/>
+                  </pic:spPr>
+                </pic:pic>
+              </a:graphicData>
+            </a:graphic>
+          </wp:inline>
+        </w:drawing>
+      </w:r>
+    </w:p>
+    <w:p>
+      <w:pPr>
+        <w:spacing w:line="336" w:lineRule="auto" w:after="180"/>
+      </w:pPr>
+      <w:r>
+        <w:rPr>
+          <w:b w:val="0"/>
+        </w:rPr>
+        <w:t xml:space="preserve">Read the picture in order. Report these twelve held-out cases and their collection conditions; preserve all three error records. The arrows show which recorded </w:t>
+      </w:r>
+      <w:r>
+        <w:rPr>
+          <w:b/>
+        </w:rPr>
+        <w:t>input</w:t>
+      </w:r>
+      <w:r>
+        <w:rPr>
+          <w:b w:val="0"/>
+        </w:rPr>
+        <w:t xml:space="preserve"> or intermediate result each decision uses.</w:t>
+      </w:r>
+    </w:p>
+    <w:p>
+      <w:pPr>
+        <w:spacing w:line="336" w:lineRule="auto" w:after="180"/>
+      </w:pPr>
+      <w:r>
+        <w:rPr>
+          <w:b w:val="0"/>
+        </w:rPr>
+        <w:t>Explain the deciding step aloud before checking the changed case; pointing to the final answer alone does not show how it follows.</w:t>
+      </w:r>
+    </w:p>
+    <w:p>
+      <w:pPr>
+        <w:spacing w:line="336" w:lineRule="auto" w:after="180"/>
+      </w:pPr>
+      <w:r>
+        <w:rPr>
+          <w:b w:val="0"/>
+        </w:rPr>
+        <w:t>Limit: A hold-out can still be unrepresentative, too small or badly labelled; separation alone does not guarantee reliable estimates.</w:t>
+      </w:r>
+    </w:p>
+    <w:p>
+      <w:pPr>
+        <w:spacing w:line="336" w:lineRule="auto" w:after="180"/>
+        <w:shd w:fill="F5F1FB"/>
+      </w:pPr>
+      <w:r>
+        <w:rPr>
+          <w:b w:val="0"/>
+        </w:rPr>
+        <w:t xml:space="preserve">Explain the case, then point to a limit on the </w:t>
+      </w:r>
+      <w:r>
+        <w:rPr>
+          <w:b/>
+        </w:rPr>
+        <w:t>claim</w:t>
+      </w:r>
+      <w:r>
+        <w:rPr>
+          <w:b w:val="0"/>
+        </w:rPr>
+        <w:t>.</w:t>
+      </w:r>
+    </w:p>
+    <w:p>
+      <w:pPr>
+        <w:pStyle w:val="Heading3"/>
+      </w:pPr>
+      <w:r>
+        <w:t>Discuss while showing the picture</w:t>
+      </w:r>
+    </w:p>
+    <w:p>
+      <w:pPr>
+        <w:spacing w:line="336" w:lineRule="auto" w:after="180"/>
+        <w:shd w:fill="F1F6F8"/>
+      </w:pPr>
+      <w:r>
+        <w:rPr>
+          <w:b w:val="0"/>
+        </w:rPr>
+        <w:t xml:space="preserve">Teacher prompt: Explain the case, then point to a limit on the </w:t>
+      </w:r>
+      <w:r>
+        <w:rPr>
+          <w:b/>
+        </w:rPr>
+        <w:t>claim</w:t>
+      </w:r>
+      <w:r>
+        <w:rPr>
+          <w:b w:val="0"/>
+        </w:rPr>
+        <w:t>. Ask learners to describe one label or arrow in ordinary words. Use the adjacent transcript if the image is difficult to see.</w:t>
+      </w:r>
+    </w:p>
+    <w:p>
+      <w:pPr>
+        <w:spacing w:line="336" w:lineRule="auto" w:after="180"/>
+        <w:shd w:fill="F1F6F8"/>
+      </w:pPr>
+      <w:r>
+        <w:rPr>
+          <w:b w:val="0"/>
+        </w:rPr>
+        <w:t>Keep the stated scope: A hold-out can still be unrepresentative, too small or badly labelled; separation alone does not guarantee reliable estimates.</w:t>
+      </w:r>
+    </w:p>
+    <w:p>
+      <w:pPr>
+        <w:pStyle w:val="Heading3"/>
+      </w:pPr>
+      <w:r>
+        <w:t>06. Make the idea visible in your project</w:t>
+      </w:r>
+    </w:p>
+    <w:p>
+      <w:r>
+        <w:drawing>
+          <wp:inline xmlns:a="http://schemas.openxmlformats.org/drawingml/2006/main" xmlns:pic="http://schemas.openxmlformats.org/drawingml/2006/picture">
+            <wp:extent cx="5486400" cy="3681984"/>
+            <wp:docPr id="8" name="Picture 8" descr="For your Responsible Plant Classifier, save the input, procedure, observed result and limitation of this check. Label this worked example as practice; use a different, previously unreviewed case when checking independent understanding. Draw your input, deciding step, result and limit. Supported question: What is needed for an honest final claim about the revised version? Point to the relevant step in the picture, then write the changed result and the rule or evidence that supports it."/>
+            <wp:cNvGraphicFramePr>
+              <a:graphicFrameLocks noChangeAspect="1"/>
+            </wp:cNvGraphicFramePr>
+            <a:graphic>
+              <a:graphicData uri="http://schemas.openxmlformats.org/drawingml/2006/picture">
+                <pic:pic>
+                  <pic:nvPicPr>
+                    <pic:cNvPr id="0" name="academy-story-ai-4-23-06.png"/>
+                    <pic:cNvPicPr/>
+                  </pic:nvPicPr>
+                  <pic:blipFill>
+                    <a:blip r:embed="rId16"/>
+                    <a:stretch>
+                      <a:fillRect/>
+                    </a:stretch>
+                  </pic:blipFill>
+                  <pic:spPr>
+                    <a:xfrm>
+                      <a:off x="0" y="0"/>
+                      <a:ext cx="5486400" cy="3681984"/>
+                    </a:xfrm>
+                    <a:prstGeom prst="rect"/>
+                  </pic:spPr>
+                </pic:pic>
+              </a:graphicData>
+            </a:graphic>
+          </wp:inline>
+        </w:drawing>
+      </w:r>
+    </w:p>
+    <w:p>
+      <w:pPr>
+        <w:spacing w:line="336" w:lineRule="auto" w:after="180"/>
+      </w:pPr>
+      <w:r>
+        <w:rPr>
+          <w:b w:val="0"/>
+        </w:rPr>
+        <w:t xml:space="preserve">For your Responsible Plant Classifier, save the </w:t>
+      </w:r>
+      <w:r>
+        <w:rPr>
+          <w:b/>
+        </w:rPr>
+        <w:t>input</w:t>
+      </w:r>
+      <w:r>
+        <w:rPr>
+          <w:b w:val="0"/>
+        </w:rPr>
+        <w:t>, procedure, observed result and limitation of this check.</w:t>
+      </w:r>
+    </w:p>
+    <w:p>
+      <w:pPr>
+        <w:spacing w:line="336" w:lineRule="auto" w:after="180"/>
+      </w:pPr>
+      <w:r>
+        <w:rPr>
+          <w:b w:val="0"/>
+        </w:rPr>
+        <w:t xml:space="preserve">Label this worked example as practice; use a different, previously unreviewed case when checking independent understanding. Draw your </w:t>
+      </w:r>
+      <w:r>
+        <w:rPr>
+          <w:b/>
+        </w:rPr>
+        <w:t>input</w:t>
+      </w:r>
+      <w:r>
+        <w:rPr>
+          <w:b w:val="0"/>
+        </w:rPr>
+        <w:t>, deciding step, result and limit.</w:t>
+      </w:r>
+    </w:p>
+    <w:p>
+      <w:pPr>
+        <w:spacing w:line="336" w:lineRule="auto" w:after="180"/>
+      </w:pPr>
+      <w:r>
+        <w:rPr>
+          <w:b w:val="0"/>
+        </w:rPr>
+        <w:t xml:space="preserve">Supported question: What is needed for an honest final </w:t>
+      </w:r>
+      <w:r>
+        <w:rPr>
+          <w:b/>
+        </w:rPr>
+        <w:t>claim</w:t>
+      </w:r>
+      <w:r>
+        <w:rPr>
+          <w:b w:val="0"/>
+        </w:rPr>
+        <w:t xml:space="preserve"> about the revised version? Point to the relevant step in the picture, then write the changed result and the rule or </w:t>
+      </w:r>
+      <w:r>
+        <w:rPr>
+          <w:b/>
+        </w:rPr>
+        <w:t>evidence</w:t>
+      </w:r>
+      <w:r>
+        <w:rPr>
+          <w:b w:val="0"/>
+        </w:rPr>
+        <w:t xml:space="preserve"> that supports it.</w:t>
+      </w:r>
+    </w:p>
+    <w:p>
+      <w:pPr>
+        <w:spacing w:line="336" w:lineRule="auto" w:after="180"/>
+        <w:shd w:fill="F5F1FB"/>
+      </w:pPr>
+      <w:r>
+        <w:rPr>
+          <w:b w:val="0"/>
+        </w:rPr>
+        <w:t xml:space="preserve">Draw your project trace and justify the deciding step using </w:t>
+      </w:r>
+      <w:r>
+        <w:rPr>
+          <w:b/>
+        </w:rPr>
+        <w:t>evidence</w:t>
+      </w:r>
+      <w:r>
+        <w:rPr>
+          <w:b w:val="0"/>
+        </w:rPr>
+        <w:t>.</w:t>
+      </w:r>
+    </w:p>
+    <w:p>
+      <w:pPr>
+        <w:pStyle w:val="Heading3"/>
+      </w:pPr>
+      <w:r>
+        <w:t>Discuss while showing the picture</w:t>
+      </w:r>
+    </w:p>
+    <w:p>
+      <w:pPr>
+        <w:spacing w:line="336" w:lineRule="auto" w:after="180"/>
+        <w:shd w:fill="F1F6F8"/>
+      </w:pPr>
+      <w:r>
+        <w:rPr>
+          <w:b w:val="0"/>
+        </w:rPr>
+        <w:t xml:space="preserve">Teacher prompt: Draw your project trace and justify the deciding step using </w:t>
+      </w:r>
+      <w:r>
+        <w:rPr>
+          <w:b/>
+        </w:rPr>
+        <w:t>evidence</w:t>
+      </w:r>
+      <w:r>
+        <w:rPr>
+          <w:b w:val="0"/>
+        </w:rPr>
+        <w:t>. Ask learners to describe one label or arrow in ordinary words. Use the adjacent transcript if the image is difficult to see.</w:t>
+      </w:r>
+    </w:p>
+    <w:p>
+      <w:pPr>
+        <w:spacing w:line="336" w:lineRule="auto" w:after="180"/>
+        <w:shd w:fill="F1F6F8"/>
+      </w:pPr>
+      <w:r>
+        <w:rPr>
+          <w:b w:val="0"/>
+        </w:rPr>
+        <w:t xml:space="preserve">Supported practice key: A newly reserved final set with appropriate grouping and fixed scoring rules, evaluated after the revision is frozen. Changed-case check: This set is now development </w:t>
+      </w:r>
+      <w:r>
+        <w:rPr>
+          <w:b/>
+        </w:rPr>
+        <w:t>evidence</w:t>
+      </w:r>
+      <w:r>
+        <w:rPr>
+          <w:b w:val="0"/>
+        </w:rPr>
+        <w:t xml:space="preserve"> for the revised model.</w:t>
+      </w:r>
+    </w:p>
+    <w:p>
+      <w:pPr>
+        <w:spacing w:line="336" w:lineRule="auto" w:after="180"/>
+        <w:shd w:fill="F1F6F8"/>
+      </w:pPr>
+      <w:r>
+        <w:rPr>
+          <w:b w:val="0"/>
+        </w:rPr>
+        <w:t>Using final outcomes to change the model breaks the untouched hold-out role.</w:t>
       </w:r>
     </w:p>
     <w:sectPr>

--- a/downloads/teacher/ai-4-week-23.docx
+++ b/downloads/teacher/ai-4-week-23.docx
@@ -201,7 +201,7 @@
           </w:tcPr>
           <w:p>
             <w:r>
-              <w:t>Sections 9 and 11–14. Give extra time to finish the full task set; use Section 15 when the week includes a coding lab.</w:t>
+              <w:t>Use “Run the investigation”, “Connect your project”, “Show what you know”, “Study a complete case” and “Try a new case independently”. Give extra time for the full task set. If this week has a coding lab, use its named section; section numbers can change when extra explanations are included.</w:t>
             </w:r>
           </w:p>
         </w:tc>
@@ -2366,6 +2366,26 @@
     <w:p>
       <w:r>
         <w:t>Demonstrate Hold Out Test Data, reduce support deliberately and check individual reasoning before discussing answers.</w:t>
+      </w:r>
+    </w:p>
+    <w:p>
+      <w:pPr>
+        <w:pStyle w:val="Heading3"/>
+      </w:pPr>
+      <w:r>
+        <w:t>Choose the pacing route</w:t>
+      </w:r>
+    </w:p>
+    <w:p>
+      <w:pPr>
+        <w:spacing w:line="336" w:lineRule="auto" w:after="180"/>
+        <w:shd w:fill="F1F6F8"/>
+      </w:pPr>
+      <w:r>
+        <w:rPr>
+          <w:b w:val="0"/>
+        </w:rPr>
+        <w:t>Compact alternative: this two-session sequence covers selected core tasks. Use the three-session weekly plan for the full lesson, independent transfer, feedback and project work; allow extra time for extensions.</w:t>
       </w:r>
     </w:p>
     <w:p>
@@ -5459,7 +5479,7 @@
           </w:tcPr>
           <w:p>
             <w:r>
-              <w:t>Sections 9 and 11–14. Give extra time to finish the full task set; use Section 15 when the week includes a coding lab.</w:t>
+              <w:t>Use “Run the investigation”, “Connect your project”, “Show what you know”, “Study a complete case” and “Try a new case independently”. Give extra time for the full task set. If this week has a coding lab, use its named section; section numbers can change when extra explanations are included.</w:t>
             </w:r>
           </w:p>
         </w:tc>

--- a/downloads/teacher/ai-4-week-23.docx
+++ b/downloads/teacher/ai-4-week-23.docx
@@ -25,20 +25,38 @@
         <w:pStyle w:val="Heading1"/>
       </w:pPr>
       <w:r>
-        <w:t>01. Hold Out Test Data</w:t>
-      </w:r>
-    </w:p>
-    <w:p>
-      <w:r>
-        <w:t>Prepare Hold Out Test Data: check the target, prerequisites, resources and adaptable teaching schedule.</w:t>
-      </w:r>
-    </w:p>
-    <w:p>
-      <w:pPr>
-        <w:pStyle w:val="Heading3"/>
-      </w:pPr>
-      <w:r>
-        <w:t>Teach the learning cycle</w:t>
+        <w:t>Teach independence by actual information use.</w:t>
+      </w:r>
+    </w:p>
+    <w:p>
+      <w:r>
+        <w:t>Supply full workflow cases,metrics and version records;distinguish public teaching fixtures from genuinely unexposed learner-model evaluation.</w:t>
+      </w:r>
+    </w:p>
+    <w:p>
+      <w:r>
+        <w:t>Require original results,revision status,denominators and missing evidence in every final claim.</w:t>
+      </w:r>
+    </w:p>
+    <w:p>
+      <w:pPr>
+        <w:pStyle w:val="Heading1"/>
+      </w:pPr>
+      <w:r>
+        <w:t>01. Prepare the connected experiment</w:t>
+      </w:r>
+    </w:p>
+    <w:p>
+      <w:r>
+        <w:t>Keep prior exposure, shared practice and independent evidence distinct.</w:t>
+      </w:r>
+    </w:p>
+    <w:p>
+      <w:pPr>
+        <w:pStyle w:val="Heading2"/>
+      </w:pPr>
+      <w:r>
+        <w:t>Goal and main teaching plan</w:t>
       </w:r>
     </w:p>
     <w:p>
@@ -243,9 +261,307 @@
     </w:p>
     <w:p>
       <w:pPr>
+        <w:pStyle w:val="Heading2"/>
+      </w:pPr>
+      <w:r>
+        <w:t>Materials and prerequisite</w:t>
+      </w:r>
+    </w:p>
+    <w:p>
+      <w:pPr>
+        <w:spacing w:line="336" w:lineRule="auto" w:after="180"/>
+      </w:pPr>
+      <w:r>
+        <w:rPr>
+          <w:b w:val="0"/>
+        </w:rPr>
+        <w:t xml:space="preserve">Teach two 45-minute sessions. This week focuses on final testing and honest </w:t>
+      </w:r>
+      <w:r>
+        <w:rPr>
+          <w:b/>
+        </w:rPr>
+        <w:t>claim</w:t>
+      </w:r>
+      <w:r>
+        <w:rPr>
+          <w:b w:val="0"/>
+        </w:rPr>
+        <w:t>s. Model the worked example first, collect the new W 4 case independently before feedback, and use the fresh retry to check transfer.</w:t>
+      </w:r>
+    </w:p>
+    <w:p>
+      <w:pPr>
+        <w:spacing w:line="336" w:lineRule="auto" w:after="180"/>
+      </w:pPr>
+      <w:r>
+        <w:rPr>
+          <w:b w:val="0"/>
+        </w:rPr>
+        <w:t xml:space="preserve">Award credit for traceable reasoning and bounded </w:t>
+      </w:r>
+      <w:r>
+        <w:rPr>
+          <w:b/>
+        </w:rPr>
+        <w:t>claim</w:t>
+      </w:r>
+      <w:r>
+        <w:rPr>
+          <w:b w:val="0"/>
+        </w:rPr>
+        <w:t>s, including justified uncertainty.</w:t>
+      </w:r>
+    </w:p>
+    <w:p>
+      <w:pPr>
+        <w:spacing w:line="336" w:lineRule="auto" w:after="180"/>
+      </w:pPr>
+      <w:r>
+        <w:rPr>
+          <w:b w:val="0"/>
+        </w:rPr>
+        <w:t>Use the supplied scenario, student illustrations and blank paper. For numeric work, offer counters or a calculator after learners show the setup. Fictional records are supplied; personal data and paid accounts are unnecessary.</w:t>
+      </w:r>
+    </w:p>
+    <w:p>
+      <w:pPr>
+        <w:spacing w:line="336" w:lineRule="auto" w:after="180"/>
+      </w:pPr>
+      <w:r>
+        <w:rPr>
+          <w:b w:val="0"/>
+        </w:rPr>
+        <w:t>It influenced choices during development.</w:t>
+      </w:r>
+    </w:p>
+    <w:p>
+      <w:pPr>
+        <w:spacing w:line="336" w:lineRule="auto" w:after="180"/>
+      </w:pPr>
+      <w:r>
+        <w:rPr>
+          <w:b w:val="0"/>
+        </w:rPr>
+        <w:t>Printed student lesson and workbook</w:t>
+      </w:r>
+    </w:p>
+    <w:p>
+      <w:pPr>
+        <w:spacing w:line="336" w:lineRule="auto" w:after="180"/>
+      </w:pPr>
+      <w:r>
+        <w:rPr>
+          <w:b w:val="0"/>
+        </w:rPr>
+        <w:t>Paper, pencils and a calculator for fractions</w:t>
+      </w:r>
+    </w:p>
+    <w:p>
+      <w:pPr>
+        <w:spacing w:line="336" w:lineRule="auto" w:after="180"/>
+      </w:pPr>
+      <w:r>
+        <w:rPr>
+          <w:b w:val="0"/>
+        </w:rPr>
+        <w:t xml:space="preserve">The fictional examples and a blank </w:t>
+      </w:r>
+      <w:r>
+        <w:rPr>
+          <w:b/>
+        </w:rPr>
+        <w:t>evidence</w:t>
+      </w:r>
+      <w:r>
+        <w:rPr>
+          <w:b w:val="0"/>
+        </w:rPr>
+        <w:t xml:space="preserve"> table</w:t>
+      </w:r>
+    </w:p>
+    <w:p>
+      <w:pPr>
+        <w:spacing w:line="336" w:lineRule="auto" w:after="180"/>
+      </w:pPr>
+      <w:r>
+        <w:rPr>
+          <w:b w:val="0"/>
+        </w:rPr>
+        <w:t>Saved classroom project records for critique; no personal student dataset required</w:t>
+      </w:r>
+    </w:p>
+    <w:p>
+      <w:pPr>
+        <w:pStyle w:val="Heading2"/>
+      </w:pPr>
+      <w:r>
+        <w:t>Opening retrieval</w:t>
+      </w:r>
+    </w:p>
+    <w:p>
+      <w:pPr>
+        <w:spacing w:line="336" w:lineRule="auto" w:after="180"/>
+      </w:pPr>
+      <w:r>
+        <w:rPr>
+          <w:b w:val="0"/>
+        </w:rPr>
+        <w:t>Without opening the old lesson, explain one key idea from Train a Regression Model. Give an example and a mistake that the idea helps you avoid.</w:t>
+      </w:r>
+    </w:p>
+    <w:p>
+      <w:pPr>
+        <w:spacing w:line="336" w:lineRule="auto" w:after="180"/>
+      </w:pPr>
+      <w:r>
+        <w:rPr>
+          <w:b w:val="0"/>
+        </w:rPr>
+        <w:t xml:space="preserve">Look for: Fit a line from a declared </w:t>
+      </w:r>
+      <w:r>
+        <w:rPr>
+          <w:b/>
+        </w:rPr>
+        <w:t>training</w:t>
+      </w:r>
+      <w:r>
+        <w:rPr>
+          <w:b w:val="0"/>
+        </w:rPr>
+        <w:t xml:space="preserve"> candidate set</w:t>
+      </w:r>
+    </w:p>
+    <w:p>
+      <w:pPr>
+        <w:spacing w:line="336" w:lineRule="auto" w:after="180"/>
+      </w:pPr>
+      <w:r>
+        <w:rPr>
+          <w:b w:val="0"/>
+        </w:rPr>
+        <w:t>Reference example, not the only acceptable wording: Teacher explanation: A 5 B 3 C 0; choose m 2 b 1.</w:t>
+      </w:r>
+    </w:p>
+    <w:p>
+      <w:pPr>
+        <w:spacing w:line="336" w:lineRule="auto" w:after="180"/>
+      </w:pPr>
+      <w:r>
+        <w:rPr>
+          <w:b w:val="0"/>
+        </w:rPr>
+        <w:t>Without opening the old lesson, explain one key idea from Mean, Median, and Baselines. Give an example and a mistake that the idea helps you avoid.</w:t>
+      </w:r>
+    </w:p>
+    <w:p>
+      <w:pPr>
+        <w:spacing w:line="336" w:lineRule="auto" w:after="180"/>
+      </w:pPr>
+      <w:r>
+        <w:rPr>
+          <w:b w:val="0"/>
+        </w:rPr>
+        <w:t xml:space="preserve">Look for: Fit mean and median constant baselines on </w:t>
+      </w:r>
+      <w:r>
+        <w:rPr>
+          <w:b/>
+        </w:rPr>
+        <w:t>training</w:t>
+      </w:r>
+      <w:r>
+        <w:rPr>
+          <w:b w:val="0"/>
+        </w:rPr>
+        <w:t xml:space="preserve"> targets</w:t>
+      </w:r>
+    </w:p>
+    <w:p>
+      <w:pPr>
+        <w:spacing w:line="336" w:lineRule="auto" w:after="180"/>
+      </w:pPr>
+      <w:r>
+        <w:rPr>
+          <w:b w:val="0"/>
+        </w:rPr>
+        <w:t>Reference example, not the only acceptable wording: Teacher explanation: Mean 6; median 5.</w:t>
+      </w:r>
+    </w:p>
+    <w:p>
+      <w:pPr>
+        <w:spacing w:line="336" w:lineRule="auto" w:after="180"/>
+      </w:pPr>
+      <w:r>
+        <w:rPr>
+          <w:b w:val="0"/>
+        </w:rPr>
+        <w:t>Without opening the old lesson, explain one key idea from Precision and Recall. Give an example and a mistake that the idea helps you avoid.</w:t>
+      </w:r>
+    </w:p>
+    <w:p>
+      <w:pPr>
+        <w:spacing w:line="336" w:lineRule="auto" w:after="180"/>
+      </w:pPr>
+      <w:r>
+        <w:rPr>
+          <w:b w:val="0"/>
+        </w:rPr>
+        <w:t>Look for: Choose the denominator that answers the question</w:t>
+      </w:r>
+    </w:p>
+    <w:p>
+      <w:pPr>
+        <w:spacing w:line="336" w:lineRule="auto" w:after="180"/>
+      </w:pPr>
+      <w:r>
+        <w:rPr>
+          <w:b w:val="0"/>
+        </w:rPr>
+        <w:t>Reference example, not the only acceptable wording: Teacher explanation: Predicted positives TP+FP=7; reference positives TP+FN=4.</w:t>
+      </w:r>
+    </w:p>
+    <w:p>
+      <w:pPr>
+        <w:pStyle w:val="Heading2"/>
+      </w:pPr>
+      <w:r>
+        <w:t>End goal</w:t>
+      </w:r>
+    </w:p>
+    <w:p>
+      <w:pPr>
+        <w:spacing w:line="336" w:lineRule="auto" w:after="180"/>
+      </w:pPr>
+      <w:r>
+        <w:rPr>
+          <w:b w:val="0"/>
+        </w:rPr>
+        <w:t>By the end, I can explain hold out test data using a traced example and a stated limitation.</w:t>
+      </w:r>
+    </w:p>
+    <w:p>
+      <w:pPr>
+        <w:pStyle w:val="Heading2"/>
+      </w:pPr>
+      <w:r>
+        <w:t>Earlier wording, alternatives and picture transcripts · reference / check after trying</w:t>
+      </w:r>
+    </w:p>
+    <w:p>
+      <w:pPr>
         <w:pStyle w:val="Heading3"/>
       </w:pPr>
       <w:r>
+        <w:t>Teach the learning cycle</w:t>
+      </w:r>
+    </w:p>
+    <w:p>
+      <w:pPr>
+        <w:pStyle w:val="Heading3"/>
+      </w:pPr>
+      <w:r>
         <w:t>Retrieval answer guidance</w:t>
       </w:r>
     </w:p>
@@ -259,51 +575,6 @@
     </w:p>
     <w:p>
       <w:pPr>
-        <w:spacing w:line="336" w:lineRule="auto" w:after="180"/>
-      </w:pPr>
-      <w:r>
-        <w:rPr>
-          <w:b w:val="0"/>
-        </w:rPr>
-        <w:t>Without opening the old lesson, explain one key idea from Train a Regression Model. Give an example and a mistake that the idea helps you avoid.</w:t>
-      </w:r>
-    </w:p>
-    <w:p>
-      <w:pPr>
-        <w:spacing w:line="336" w:lineRule="auto" w:after="180"/>
-      </w:pPr>
-      <w:r>
-        <w:rPr>
-          <w:b w:val="0"/>
-        </w:rPr>
-        <w:t xml:space="preserve">Look for: Fit a line from a declared </w:t>
-      </w:r>
-      <w:r>
-        <w:rPr>
-          <w:b/>
-        </w:rPr>
-        <w:t>training</w:t>
-      </w:r>
-      <w:r>
-        <w:rPr>
-          <w:b w:val="0"/>
-        </w:rPr>
-        <w:t xml:space="preserve"> candidate set</w:t>
-      </w:r>
-    </w:p>
-    <w:p>
-      <w:pPr>
-        <w:spacing w:line="336" w:lineRule="auto" w:after="180"/>
-      </w:pPr>
-      <w:r>
-        <w:rPr>
-          <w:b w:val="0"/>
-        </w:rPr>
-        <w:t>Reference example, not the only acceptable wording: Teacher explanation: A 5 B 3 C 0; choose m 2 b 1.</w:t>
-      </w:r>
-    </w:p>
-    <w:p>
-      <w:pPr>
         <w:pStyle w:val="Heading3"/>
       </w:pPr>
       <w:r>
@@ -312,88 +583,10 @@
     </w:p>
     <w:p>
       <w:pPr>
-        <w:spacing w:line="336" w:lineRule="auto" w:after="180"/>
-      </w:pPr>
-      <w:r>
-        <w:rPr>
-          <w:b w:val="0"/>
-        </w:rPr>
-        <w:t>Without opening the old lesson, explain one key idea from Mean, Median, and Baselines. Give an example and a mistake that the idea helps you avoid.</w:t>
-      </w:r>
-    </w:p>
-    <w:p>
-      <w:pPr>
-        <w:spacing w:line="336" w:lineRule="auto" w:after="180"/>
-      </w:pPr>
-      <w:r>
-        <w:rPr>
-          <w:b w:val="0"/>
-        </w:rPr>
-        <w:t xml:space="preserve">Look for: Fit mean and median constant baselines on </w:t>
-      </w:r>
-      <w:r>
-        <w:rPr>
-          <w:b/>
-        </w:rPr>
-        <w:t>training</w:t>
-      </w:r>
-      <w:r>
-        <w:rPr>
-          <w:b w:val="0"/>
-        </w:rPr>
-        <w:t xml:space="preserve"> targets</w:t>
-      </w:r>
-    </w:p>
-    <w:p>
-      <w:pPr>
-        <w:spacing w:line="336" w:lineRule="auto" w:after="180"/>
-      </w:pPr>
-      <w:r>
-        <w:rPr>
-          <w:b w:val="0"/>
-        </w:rPr>
-        <w:t>Reference example, not the only acceptable wording: Teacher explanation: Mean 6; median 5.</w:t>
-      </w:r>
-    </w:p>
-    <w:p>
-      <w:pPr>
         <w:pStyle w:val="Heading3"/>
       </w:pPr>
       <w:r>
         <w:t>Precision and Recall</w:t>
-      </w:r>
-    </w:p>
-    <w:p>
-      <w:pPr>
-        <w:spacing w:line="336" w:lineRule="auto" w:after="180"/>
-      </w:pPr>
-      <w:r>
-        <w:rPr>
-          <w:b w:val="0"/>
-        </w:rPr>
-        <w:t>Without opening the old lesson, explain one key idea from Precision and Recall. Give an example and a mistake that the idea helps you avoid.</w:t>
-      </w:r>
-    </w:p>
-    <w:p>
-      <w:pPr>
-        <w:spacing w:line="336" w:lineRule="auto" w:after="180"/>
-      </w:pPr>
-      <w:r>
-        <w:rPr>
-          <w:b w:val="0"/>
-        </w:rPr>
-        <w:t>Look for: Choose the denominator that answers the question</w:t>
-      </w:r>
-    </w:p>
-    <w:p>
-      <w:pPr>
-        <w:spacing w:line="336" w:lineRule="auto" w:after="180"/>
-      </w:pPr>
-      <w:r>
-        <w:rPr>
-          <w:b w:val="0"/>
-        </w:rPr>
-        <w:t>Reference example, not the only acceptable wording: Teacher explanation: Predicted positives TP+FP=7; reference positives TP+FN=4.</w:t>
       </w:r>
     </w:p>
     <w:p>
@@ -590,6 +783,11 @@
       </w:r>
     </w:p>
     <w:p>
+      <w:r>
+        <w:t>This compact option is not the full-week schedule. Use the main teaching cycle and allow extra sessions for the investigation, independent work and project.</w:t>
+      </w:r>
+    </w:p>
+    <w:p>
       <w:pPr>
         <w:spacing w:line="336" w:lineRule="auto" w:after="180"/>
       </w:pPr>
@@ -597,7 +795,7 @@
         <w:rPr>
           <w:b w:val="0"/>
         </w:rPr>
-        <w:t>Use the supplied scenario, student illustrations and blank paper. For numeric work, offer counters or a calculator after learners show the setup. Fictional records are supplied; personal data and paid accounts are unnecessary.</w:t>
+        <w:t>Allow 80 minutes: recall 8; explanation 12; worked demonstration 15; guided practice 20; independent assessment 15; project and reflection 10. Extend the lab into a second session when needed.</w:t>
       </w:r>
     </w:p>
     <w:p>
@@ -605,32 +803,55 @@
         <w:pStyle w:val="Heading3"/>
       </w:pPr>
       <w:r>
-        <w:t>Alternative compact allocation</w:t>
-      </w:r>
-    </w:p>
-    <w:p>
-      <w:r>
-        <w:t>This compact option is not the full-week schedule. Use the main teaching cycle and allow extra sessions for the investigation, independent work and project.</w:t>
+        <w:t>Preparation for the connected explanation</w:t>
+      </w:r>
+    </w:p>
+    <w:p>
+      <w:pPr>
+        <w:pStyle w:val="Heading3"/>
+      </w:pPr>
+      <w:r>
+        <w:t>Readiness answer</w:t>
+      </w:r>
+    </w:p>
+    <w:p>
+      <w:pPr>
+        <w:pStyle w:val="Heading3"/>
+      </w:pPr>
+      <w:r>
+        <w:t>End goal for the pictorial case</w:t>
       </w:r>
     </w:p>
     <w:p>
       <w:pPr>
         <w:spacing w:line="336" w:lineRule="auto" w:after="180"/>
-        <w:shd w:fill="F1F6F8"/>
       </w:pPr>
       <w:r>
         <w:rPr>
           <w:b w:val="0"/>
         </w:rPr>
-        <w:t>Allow 80 minutes: recall 8; explanation 12; worked demonstration 15; guided practice 20; independent assessment 15; project and reflection 10. Extend the lab into a second session when needed.</w:t>
-      </w:r>
-    </w:p>
-    <w:p>
-      <w:pPr>
-        <w:pStyle w:val="Heading3"/>
-      </w:pPr>
-      <w:r>
-        <w:t>Preparation for the connected explanation</w:t>
+        <w:t>This added worked case illustrates the week’s main idea. Retain all original and connected topics; schedule its practice within the teaching cycle.</w:t>
+      </w:r>
+    </w:p>
+    <w:p>
+      <w:pPr>
+        <w:pStyle w:val="Heading1"/>
+      </w:pPr>
+      <w:r>
+        <w:t>02. Teach final testing as a recorded information boundary</w:t>
+      </w:r>
+    </w:p>
+    <w:p>
+      <w:r>
+        <w:t>The worked example is public;genuine independence depends on actual data use.</w:t>
+      </w:r>
+    </w:p>
+    <w:p>
+      <w:pPr>
+        <w:pStyle w:val="Heading2"/>
+      </w:pPr>
+      <w:r>
+        <w:t>Main freeze contract and20-case result</w:t>
       </w:r>
     </w:p>
     <w:p>
@@ -641,19 +862,124 @@
         <w:rPr>
           <w:b w:val="0"/>
         </w:rPr>
-        <w:t xml:space="preserve">Teach two 45-minute sessions. This week focuses on final testing and honest </w:t>
+        <w:t xml:space="preserve">A final test is valuable because it did not guide model choices. </w:t>
       </w:r>
       <w:r>
         <w:rPr>
           <w:b/>
         </w:rPr>
+        <w:t>Freeze</w:t>
+      </w:r>
+      <w:r>
+        <w:rPr>
+          <w:b w:val="0"/>
+        </w:rPr>
+        <w:t xml:space="preserve"> the model, </w:t>
+      </w:r>
+      <w:r>
+        <w:rPr>
+          <w:b/>
+        </w:rPr>
+        <w:t>training</w:t>
+      </w:r>
+      <w:r>
+        <w:rPr>
+          <w:b w:val="0"/>
+        </w:rPr>
+        <w:t xml:space="preserve"> pre</w:t>
+      </w:r>
+      <w:r>
+        <w:rPr>
+          <w:b/>
+        </w:rPr>
+        <w:t>process</w:t>
+      </w:r>
+      <w:r>
+        <w:rPr>
+          <w:b w:val="0"/>
+        </w:rPr>
+        <w:t>ing, threshold, metric, missing-</w:t>
+      </w:r>
+      <w:r>
+        <w:rPr>
+          <w:b/>
+        </w:rPr>
+        <w:t>prediction</w:t>
+      </w:r>
+      <w:r>
+        <w:rPr>
+          <w:b w:val="0"/>
+        </w:rPr>
+        <w:t xml:space="preserve"> policy and test membership. Record the version before opening test labels.</w:t>
+      </w:r>
+    </w:p>
+    <w:p>
+      <w:pPr>
+        <w:spacing w:line="336" w:lineRule="auto" w:after="180"/>
+      </w:pPr>
+      <w:r>
+        <w:rPr>
+          <w:b w:val="0"/>
+        </w:rPr>
+        <w:t xml:space="preserve">A classroom result is </w:t>
+      </w:r>
+      <w:r>
+        <w:rPr>
+          <w:b/>
+        </w:rPr>
+        <w:t>evidence</w:t>
+      </w:r>
+      <w:r>
+        <w:rPr>
+          <w:b w:val="0"/>
+        </w:rPr>
+        <w:t xml:space="preserve"> about a small chosen set, not approval for deployment.</w:t>
+      </w:r>
+    </w:p>
+    <w:p>
+      <w:pPr>
+        <w:spacing w:line="336" w:lineRule="auto" w:after="180"/>
+      </w:pPr>
+      <w:r>
+        <w:rPr>
+          <w:b w:val="0"/>
+        </w:rPr>
+        <w:t>Use fictional classroom data throughout this investigation. Keep the task, units, reference labels and data split visible as you reason.</w:t>
+      </w:r>
+    </w:p>
+    <w:p>
+      <w:pPr>
+        <w:spacing w:line="336" w:lineRule="auto" w:after="180"/>
+      </w:pPr>
+      <w:r>
+        <w:rPr>
+          <w:b w:val="0"/>
+        </w:rPr>
+        <w:t xml:space="preserve">Earlier weeks supplied the model-building </w:t>
+      </w:r>
+      <w:r>
+        <w:rPr>
+          <w:b/>
+        </w:rPr>
+        <w:t>process</w:t>
+      </w:r>
+      <w:r>
+        <w:rPr>
+          <w:b w:val="0"/>
+        </w:rPr>
+        <w:t xml:space="preserve">; this week examines final testing and honest </w:t>
+      </w:r>
+      <w:r>
+        <w:rPr>
+          <w:b/>
+        </w:rPr>
         <w:t>claim</w:t>
       </w:r>
       <w:r>
         <w:rPr>
           <w:b w:val="0"/>
         </w:rPr>
-        <w:t>s. Model the worked example first, collect the new W 4 case independently before feedback, and use the fresh retry to check transfer.</w:t>
+        <w:t>s.</w:t>
       </w:r>
     </w:p>
     <w:p>
@@ -664,27 +990,53 @@
         <w:rPr>
           <w:b w:val="0"/>
         </w:rPr>
-        <w:t xml:space="preserve">Award credit for traceable reasoning and bounded </w:t>
+        <w:t>A frozen classifier is tested on 20 fictional cases: TN 12 FP 2 FN 3 TP 3, blocked positive. Accuracy is 15/20=75 percent, precision 3/5=60 percent and recall 3/6=50 percent.</w:t>
+      </w:r>
+    </w:p>
+    <w:p>
+      <w:pPr>
+        <w:spacing w:line="336" w:lineRule="auto" w:after="180"/>
+      </w:pPr>
+      <w:r>
+        <w:rPr>
+          <w:b w:val="0"/>
+        </w:rPr>
+        <w:t>Its previously fitted always-clear baseline gets 14/20=70 percent. The candidate improves accuracy here but misses half the blocked cases.</w:t>
+      </w:r>
+    </w:p>
+    <w:p>
+      <w:pPr>
+        <w:spacing w:line="336" w:lineRule="auto" w:after="180"/>
+      </w:pPr>
+      <w:r>
+        <w:rPr>
+          <w:b w:val="0"/>
+        </w:rPr>
+        <w:t xml:space="preserve">Before continuing, underline the decision rule and circle the </w:t>
       </w:r>
       <w:r>
         <w:rPr>
           <w:b/>
         </w:rPr>
+        <w:t>evidence</w:t>
+      </w:r>
+      <w:r>
+        <w:rPr>
+          <w:b w:val="0"/>
+        </w:rPr>
+        <w:t xml:space="preserve"> that supports the conclusion. Explain the example to a partner without replacing the counts or conditions with a stronger </w:t>
+      </w:r>
+      <w:r>
+        <w:rPr>
+          <w:b/>
+        </w:rPr>
         <w:t>claim</w:t>
       </w:r>
       <w:r>
         <w:rPr>
           <w:b w:val="0"/>
         </w:rPr>
-        <w:t>s, including justified uncertainty.</w:t>
-      </w:r>
-    </w:p>
-    <w:p>
-      <w:pPr>
-        <w:pStyle w:val="Heading3"/>
-      </w:pPr>
-      <w:r>
-        <w:t>Readiness answer</w:t>
+        <w:t>.</w:t>
       </w:r>
     </w:p>
     <w:p>
@@ -695,695 +1047,7 @@
         <w:rPr>
           <w:b w:val="0"/>
         </w:rPr>
-        <w:t>It influenced choices during development.</w:t>
-      </w:r>
-    </w:p>
-    <w:p>
-      <w:pPr>
-        <w:spacing w:line="336" w:lineRule="auto" w:after="180"/>
-      </w:pPr>
-      <w:r>
-        <w:rPr>
-          <w:b w:val="0"/>
-        </w:rPr>
-        <w:t>Printed student lesson and workbook</w:t>
-      </w:r>
-    </w:p>
-    <w:p>
-      <w:pPr>
-        <w:spacing w:line="336" w:lineRule="auto" w:after="180"/>
-      </w:pPr>
-      <w:r>
-        <w:rPr>
-          <w:b w:val="0"/>
-        </w:rPr>
-        <w:t>Paper, pencils and a calculator for fractions</w:t>
-      </w:r>
-    </w:p>
-    <w:p>
-      <w:pPr>
-        <w:spacing w:line="336" w:lineRule="auto" w:after="180"/>
-      </w:pPr>
-      <w:r>
-        <w:rPr>
-          <w:b w:val="0"/>
-        </w:rPr>
-        <w:t xml:space="preserve">The fictional examples and a blank </w:t>
-      </w:r>
-      <w:r>
-        <w:rPr>
-          <w:b/>
-        </w:rPr>
-        <w:t>evidence</w:t>
-      </w:r>
-      <w:r>
-        <w:rPr>
-          <w:b w:val="0"/>
-        </w:rPr>
-        <w:t xml:space="preserve"> table</w:t>
-      </w:r>
-    </w:p>
-    <w:p>
-      <w:pPr>
-        <w:spacing w:line="336" w:lineRule="auto" w:after="180"/>
-      </w:pPr>
-      <w:r>
-        <w:rPr>
-          <w:b w:val="0"/>
-        </w:rPr>
-        <w:t>Saved classroom project records for critique; no personal student dataset required</w:t>
-      </w:r>
-    </w:p>
-    <w:p>
-      <w:pPr>
-        <w:pStyle w:val="Heading3"/>
-      </w:pPr>
-      <w:r>
-        <w:t>End goal for the pictorial case</w:t>
-      </w:r>
-    </w:p>
-    <w:p>
-      <w:pPr>
-        <w:spacing w:line="336" w:lineRule="auto" w:after="180"/>
-      </w:pPr>
-      <w:r>
-        <w:rPr>
-          <w:b w:val="0"/>
-        </w:rPr>
-        <w:t>By the end, I can explain hold out test data using a traced example and a stated limitation.</w:t>
-      </w:r>
-    </w:p>
-    <w:p>
-      <w:pPr>
-        <w:spacing w:line="336" w:lineRule="auto" w:after="180"/>
-      </w:pPr>
-      <w:r>
-        <w:rPr>
-          <w:b w:val="0"/>
-        </w:rPr>
-        <w:t>This added worked case illustrates the week’s main idea. Retain all original and connected topics; schedule its practice within the teaching cycle.</w:t>
-      </w:r>
-    </w:p>
-    <w:p>
-      <w:pPr>
-        <w:pStyle w:val="Heading1"/>
-      </w:pPr>
-      <w:r>
-        <w:t>02. Explain the mechanism</w:t>
-      </w:r>
-    </w:p>
-    <w:p>
-      <w:r>
-        <w:t>Model Hold Out Test Data using the supplied case, labelled mechanism and reasoning. Make the scope of each conclusion explicit.</w:t>
-      </w:r>
-    </w:p>
-    <w:p>
-      <w:pPr>
-        <w:spacing w:line="336" w:lineRule="auto" w:after="180"/>
-      </w:pPr>
-      <w:r>
-        <w:rPr>
-          <w:b w:val="0"/>
-        </w:rPr>
-        <w:t>Trace the information, fitted behavior, and evaluation proof separately.</w:t>
-      </w:r>
-    </w:p>
-    <w:p>
-      <w:pPr>
-        <w:pStyle w:val="Heading3"/>
-      </w:pPr>
-      <w:r>
-        <w:t>Question to explain</w:t>
-      </w:r>
-    </w:p>
-    <w:p>
-      <w:pPr>
-        <w:spacing w:line="336" w:lineRule="auto" w:after="180"/>
-        <w:shd w:fill="F5F1FB"/>
-      </w:pPr>
-      <w:r>
-        <w:rPr>
-          <w:b w:val="0"/>
-        </w:rPr>
-        <w:t>QUESTION Identify contaminated evaluations and repair the workflow.</w:t>
-      </w:r>
-    </w:p>
-    <w:p>
-      <w:pPr>
-        <w:spacing w:line="336" w:lineRule="auto" w:after="180"/>
-      </w:pPr>
-      <w:r>
-        <w:rPr>
-          <w:b w:val="0"/>
-        </w:rPr>
-        <w:t xml:space="preserve">MODEL IDEA The final test set must remain untouched until model and threshold choices are finished, or it becomes part of </w:t>
-      </w:r>
-      <w:r>
-        <w:rPr>
-          <w:b/>
-        </w:rPr>
-        <w:t>training</w:t>
-      </w:r>
-      <w:r>
-        <w:rPr>
-          <w:b w:val="0"/>
-        </w:rPr>
-        <w:t xml:space="preserve"> by decision.</w:t>
-      </w:r>
-    </w:p>
-    <w:p>
-      <w:pPr>
-        <w:spacing w:line="336" w:lineRule="auto" w:after="180"/>
-      </w:pPr>
-      <w:r>
-        <w:rPr>
-          <w:b w:val="0"/>
-        </w:rPr>
-        <w:t>PROOF NEEDED Use an unseen case, visible calculation, error analysis, and a stated limitation.</w:t>
-      </w:r>
-    </w:p>
-    <w:p>
-      <w:pPr>
-        <w:pStyle w:val="Heading3"/>
-      </w:pPr>
-      <w:r>
-        <w:t>How the mechanism works</w:t>
-      </w:r>
-    </w:p>
-    <w:p>
-      <w:pPr>
-        <w:spacing w:line="336" w:lineRule="auto" w:after="180"/>
-        <w:shd w:fill="F1F6F8"/>
-      </w:pPr>
-      <w:r>
-        <w:rPr>
-          <w:b w:val="0"/>
-        </w:rPr>
-        <w:t>UNDER THE HOOD Team checks test accuracy after every parameter change. Those repeated choices adapt to the test set, contaminating it.</w:t>
-      </w:r>
-    </w:p>
-    <w:p>
-      <w:pPr>
-        <w:spacing w:line="336" w:lineRule="auto" w:after="180"/>
-      </w:pPr>
-      <w:r>
-        <w:rPr>
-          <w:b w:val="0"/>
-        </w:rPr>
-        <w:t xml:space="preserve">Draw a fresh data → model → </w:t>
-      </w:r>
-      <w:r>
-        <w:rPr>
-          <w:b/>
-        </w:rPr>
-        <w:t>prediction</w:t>
-      </w:r>
-      <w:r>
-        <w:rPr>
-          <w:b w:val="0"/>
-        </w:rPr>
-        <w:t xml:space="preserve"> → evaluation trace:</w:t>
-      </w:r>
-    </w:p>
-    <w:p>
-      <w:pPr>
-        <w:spacing w:line="336" w:lineRule="auto" w:after="180"/>
-      </w:pPr>
-      <w:r>
-        <w:rPr>
-          <w:b w:val="0"/>
-        </w:rPr>
-        <w:t xml:space="preserve">Predict first. Then check each step. A correct answer without visible </w:t>
-      </w:r>
-      <w:r>
-        <w:rPr>
-          <w:b/>
-        </w:rPr>
-        <w:t>evidence</w:t>
-      </w:r>
-      <w:r>
-        <w:rPr>
-          <w:b w:val="0"/>
-        </w:rPr>
-        <w:t xml:space="preserve"> cannot be audited.</w:t>
-      </w:r>
-    </w:p>
-    <w:p>
-      <w:pPr>
-        <w:pStyle w:val="Heading3"/>
-      </w:pPr>
-      <w:r>
-        <w:t>Step 1</w:t>
-      </w:r>
-    </w:p>
-    <w:p>
-      <w:pPr>
-        <w:spacing w:line="336" w:lineRule="auto" w:after="180"/>
-        <w:shd w:fill="F4F9FC"/>
-      </w:pPr>
-      <w:r>
-        <w:rPr>
-          <w:b w:val="0"/>
-        </w:rPr>
-        <w:t>STEP 1 Team checks test accuracy after every parameter change.</w:t>
-      </w:r>
-    </w:p>
-    <w:p>
-      <w:pPr>
-        <w:pStyle w:val="Heading3"/>
-      </w:pPr>
-      <w:r>
-        <w:t>Step 2</w:t>
-      </w:r>
-    </w:p>
-    <w:p>
-      <w:pPr>
-        <w:spacing w:line="336" w:lineRule="auto" w:after="180"/>
-        <w:shd w:fill="F4F9FC"/>
-      </w:pPr>
-      <w:r>
-        <w:rPr>
-          <w:b w:val="0"/>
-        </w:rPr>
-        <w:t>STEP 2 Those repeated choices adapt to the test set, contaminating it.</w:t>
-      </w:r>
-    </w:p>
-    <w:p>
-      <w:pPr>
-        <w:pStyle w:val="Heading3"/>
-      </w:pPr>
-      <w:r>
-        <w:t>Step 3</w:t>
-      </w:r>
-    </w:p>
-    <w:p>
-      <w:pPr>
-        <w:spacing w:line="336" w:lineRule="auto" w:after="180"/>
-        <w:shd w:fill="F4F9FC"/>
-      </w:pPr>
-      <w:r>
-        <w:rPr>
-          <w:b w:val="0"/>
-        </w:rPr>
-        <w:t xml:space="preserve">STEP 3 Use </w:t>
-      </w:r>
-      <w:r>
-        <w:rPr>
-          <w:b/>
-        </w:rPr>
-        <w:t>training</w:t>
-      </w:r>
-      <w:r>
-        <w:rPr>
-          <w:b w:val="0"/>
-        </w:rPr>
-        <w:t xml:space="preserve"> for </w:t>
-      </w:r>
-      <w:r>
-        <w:rPr>
-          <w:b/>
-        </w:rPr>
-        <w:t>fitting</w:t>
-      </w:r>
-      <w:r>
-        <w:rPr>
-          <w:b w:val="0"/>
-        </w:rPr>
-        <w:t xml:space="preserve"> and validation for model or threshold choices.</w:t>
-      </w:r>
-    </w:p>
-    <w:p>
-      <w:pPr>
-        <w:pStyle w:val="Heading3"/>
-      </w:pPr>
-      <w:r>
-        <w:t>Step 4</w:t>
-      </w:r>
-    </w:p>
-    <w:p>
-      <w:pPr>
-        <w:spacing w:line="336" w:lineRule="auto" w:after="180"/>
-        <w:shd w:fill="F4F9FC"/>
-      </w:pPr>
-      <w:r>
-        <w:rPr>
-          <w:b w:val="0"/>
-        </w:rPr>
-        <w:t xml:space="preserve">STEP 4 After freezing choices, open the </w:t>
-      </w:r>
-      <w:r>
-        <w:rPr>
-          <w:b/>
-        </w:rPr>
-        <w:t>holdout</w:t>
-      </w:r>
-      <w:r>
-        <w:rPr>
-          <w:b w:val="0"/>
-        </w:rPr>
-        <w:t xml:space="preserve"> once and report the </w:t>
-      </w:r>
-      <w:r>
-        <w:rPr>
-          <w:b/>
-        </w:rPr>
-        <w:t>final estimate</w:t>
-      </w:r>
-      <w:r>
-        <w:rPr>
-          <w:b w:val="0"/>
-        </w:rPr>
-        <w:t xml:space="preserve"> honestly.</w:t>
-      </w:r>
-    </w:p>
-    <w:p>
-      <w:pPr>
-        <w:spacing w:line="336" w:lineRule="auto" w:after="180"/>
-      </w:pPr>
-      <w:r>
-        <w:rPr>
-          <w:b w:val="0"/>
-        </w:rPr>
-        <w:t>CHECK Verify the denominator, unit, split, class definition, and data version before interpreting a score.</w:t>
-      </w:r>
-    </w:p>
-    <w:p>
-      <w:pPr>
-        <w:spacing w:line="336" w:lineRule="auto" w:after="180"/>
-      </w:pPr>
-      <w:r>
-        <w:rPr>
-          <w:b w:val="0"/>
-        </w:rPr>
-        <w:t xml:space="preserve">Recalculate, retrace, or restate the </w:t>
-      </w:r>
-      <w:r>
-        <w:rPr>
-          <w:b/>
-        </w:rPr>
-        <w:t>evidence</w:t>
-      </w:r>
-      <w:r>
-        <w:rPr>
-          <w:b w:val="0"/>
-        </w:rPr>
-        <w:t xml:space="preserve"> independently:</w:t>
-      </w:r>
-    </w:p>
-    <w:p>
-      <w:pPr>
-        <w:pStyle w:val="Heading3"/>
-      </w:pPr>
-      <w:r>
-        <w:t>Concrete teaching case</w:t>
-      </w:r>
-    </w:p>
-    <w:p>
-      <w:pPr>
-        <w:pStyle w:val="Heading3"/>
-      </w:pPr>
-      <w:r>
-        <w:t>The teaching case</w:t>
-      </w:r>
-    </w:p>
-    <w:p>
-      <w:pPr>
-        <w:spacing w:line="336" w:lineRule="auto" w:after="180"/>
-        <w:shd w:fill="F1F6FC"/>
-      </w:pPr>
-      <w:r>
-        <w:rPr>
-          <w:b w:val="0"/>
-        </w:rPr>
-        <w:t>A final-test folder has twenty leaves; its labels are opened weekly to choose models.</w:t>
-      </w:r>
-    </w:p>
-    <w:p>
-      <w:pPr>
-        <w:spacing w:line="336" w:lineRule="auto" w:after="180"/>
-        <w:shd w:fill="F5F1FB"/>
-      </w:pPr>
-      <w:r>
-        <w:rPr>
-          <w:b w:val="0"/>
-        </w:rPr>
-        <w:t>Is it still untouched?</w:t>
-      </w:r>
-    </w:p>
-    <w:p>
-      <w:pPr>
-        <w:pStyle w:val="Heading3"/>
-      </w:pPr>
-      <w:r>
-        <w:t>Exact explanation to model</w:t>
-      </w:r>
-    </w:p>
-    <w:p>
-      <w:pPr>
-        <w:pStyle w:val="Heading3"/>
-      </w:pPr>
-      <w:r>
-        <w:t>Why the result follows</w:t>
-      </w:r>
-    </w:p>
-    <w:p>
-      <w:pPr>
-        <w:spacing w:line="336" w:lineRule="auto" w:after="180"/>
-        <w:shd w:fill="F1F6FC"/>
-      </w:pPr>
-      <w:r>
-        <w:rPr>
-          <w:b w:val="0"/>
-        </w:rPr>
-        <w:t>No. It functions as validation. Reserve a genuinely unused set for final evaluation or disclose the limitation.</w:t>
-      </w:r>
-    </w:p>
-    <w:p>
-      <w:pPr>
-        <w:pStyle w:val="Heading3"/>
-      </w:pPr>
-      <w:r>
-        <w:t>Explain the added worked example</w:t>
-      </w:r>
-    </w:p>
-    <w:p>
-      <w:pPr>
-        <w:pStyle w:val="Heading3"/>
-      </w:pPr>
-      <w:r>
-        <w:t>Explain the added worked example · 1</w:t>
-      </w:r>
-    </w:p>
-    <w:p>
-      <w:pPr>
-        <w:spacing w:line="336" w:lineRule="auto" w:after="180"/>
-      </w:pPr>
-      <w:r>
-        <w:rPr>
-          <w:b w:val="0"/>
-        </w:rPr>
-        <w:t xml:space="preserve">A final test is valuable because it did not guide model choices. </w:t>
-      </w:r>
-      <w:r>
-        <w:rPr>
-          <w:b/>
-        </w:rPr>
-        <w:t>Freeze</w:t>
-      </w:r>
-      <w:r>
-        <w:rPr>
-          <w:b w:val="0"/>
-        </w:rPr>
-        <w:t xml:space="preserve"> the model, </w:t>
-      </w:r>
-      <w:r>
-        <w:rPr>
-          <w:b/>
-        </w:rPr>
-        <w:t>training</w:t>
-      </w:r>
-      <w:r>
-        <w:rPr>
-          <w:b w:val="0"/>
-        </w:rPr>
-        <w:t xml:space="preserve"> pre</w:t>
-      </w:r>
-      <w:r>
-        <w:rPr>
-          <w:b/>
-        </w:rPr>
-        <w:t>process</w:t>
-      </w:r>
-      <w:r>
-        <w:rPr>
-          <w:b w:val="0"/>
-        </w:rPr>
-        <w:t>ing, threshold, metric, missing-</w:t>
-      </w:r>
-      <w:r>
-        <w:rPr>
-          <w:b/>
-        </w:rPr>
-        <w:t>prediction</w:t>
-      </w:r>
-      <w:r>
-        <w:rPr>
-          <w:b w:val="0"/>
-        </w:rPr>
-        <w:t xml:space="preserve"> policy and test membership. Record the version before opening test labels.</w:t>
-      </w:r>
-    </w:p>
-    <w:p>
-      <w:pPr>
-        <w:spacing w:line="336" w:lineRule="auto" w:after="180"/>
-      </w:pPr>
-      <w:r>
-        <w:rPr>
-          <w:b w:val="0"/>
-        </w:rPr>
-        <w:t xml:space="preserve">A classroom result is </w:t>
-      </w:r>
-      <w:r>
-        <w:rPr>
-          <w:b/>
-        </w:rPr>
-        <w:t>evidence</w:t>
-      </w:r>
-      <w:r>
-        <w:rPr>
-          <w:b w:val="0"/>
-        </w:rPr>
-        <w:t xml:space="preserve"> about a small chosen set, not approval for deployment.</w:t>
-      </w:r>
-    </w:p>
-    <w:p>
-      <w:pPr>
-        <w:spacing w:line="336" w:lineRule="auto" w:after="180"/>
-      </w:pPr>
-      <w:r>
-        <w:rPr>
-          <w:b w:val="0"/>
-        </w:rPr>
-        <w:t>Use fictional classroom data throughout this investigation. Keep the task, units, reference labels and data split visible as you reason.</w:t>
-      </w:r>
-    </w:p>
-    <w:p>
-      <w:pPr>
-        <w:spacing w:line="336" w:lineRule="auto" w:after="180"/>
-      </w:pPr>
-      <w:r>
-        <w:rPr>
-          <w:b w:val="0"/>
-        </w:rPr>
-        <w:t xml:space="preserve">Earlier weeks supplied the model-building </w:t>
-      </w:r>
-      <w:r>
-        <w:rPr>
-          <w:b/>
-        </w:rPr>
-        <w:t>process</w:t>
-      </w:r>
-      <w:r>
-        <w:rPr>
-          <w:b w:val="0"/>
-        </w:rPr>
-        <w:t xml:space="preserve">; this week examines final testing and honest </w:t>
-      </w:r>
-      <w:r>
-        <w:rPr>
-          <w:b/>
-        </w:rPr>
-        <w:t>claim</w:t>
-      </w:r>
-      <w:r>
-        <w:rPr>
-          <w:b w:val="0"/>
-        </w:rPr>
-        <w:t>s.</w:t>
-      </w:r>
-    </w:p>
-    <w:p>
-      <w:pPr>
-        <w:pStyle w:val="Heading3"/>
-      </w:pPr>
-      <w:r>
-        <w:t>Explain the added worked example · 2</w:t>
-      </w:r>
-    </w:p>
-    <w:p>
-      <w:pPr>
-        <w:spacing w:line="336" w:lineRule="auto" w:after="180"/>
-      </w:pPr>
-      <w:r>
-        <w:rPr>
-          <w:b w:val="0"/>
-        </w:rPr>
-        <w:t>A frozen classifier is tested on 20 fictional cases: TN 12 FP 2 FN 3 TP 3, blocked positive. Accuracy is 15/20=75 percent, precision 3/5=60 percent and recall 3/6=50 percent.</w:t>
-      </w:r>
-    </w:p>
-    <w:p>
-      <w:pPr>
-        <w:spacing w:line="336" w:lineRule="auto" w:after="180"/>
-      </w:pPr>
-      <w:r>
-        <w:rPr>
-          <w:b w:val="0"/>
-        </w:rPr>
-        <w:t>Its previously fitted always-clear baseline gets 14/20=70 percent. The candidate improves accuracy here but misses half the blocked cases.</w:t>
-      </w:r>
-    </w:p>
-    <w:p>
-      <w:pPr>
-        <w:spacing w:line="336" w:lineRule="auto" w:after="180"/>
-      </w:pPr>
-      <w:r>
-        <w:rPr>
-          <w:b w:val="0"/>
-        </w:rPr>
-        <w:t xml:space="preserve">Before continuing, underline the decision rule and circle the </w:t>
-      </w:r>
-      <w:r>
-        <w:rPr>
-          <w:b/>
-        </w:rPr>
-        <w:t>evidence</w:t>
-      </w:r>
-      <w:r>
-        <w:rPr>
-          <w:b w:val="0"/>
-        </w:rPr>
-        <w:t xml:space="preserve"> that supports the conclusion. Explain the example to a partner without replacing the counts or conditions with a stronger </w:t>
-      </w:r>
-      <w:r>
-        <w:rPr>
-          <w:b/>
-        </w:rPr>
-        <w:t>claim</w:t>
-      </w:r>
-      <w:r>
-        <w:rPr>
-          <w:b w:val="0"/>
-        </w:rPr>
-        <w:t>.</w:t>
-      </w:r>
-    </w:p>
-    <w:p>
-      <w:pPr>
-        <w:spacing w:line="336" w:lineRule="auto" w:after="180"/>
-      </w:pPr>
-      <w:r>
-        <w:rPr>
-          <w:b w:val="0"/>
-        </w:rPr>
         <w:t>Keep the distinction between an observed result and a proposed next step.</w:t>
-      </w:r>
-    </w:p>
-    <w:p>
-      <w:pPr>
-        <w:pStyle w:val="Heading3"/>
-      </w:pPr>
-      <w:r>
-        <w:t>Key terms</w:t>
       </w:r>
     </w:p>
     <w:tbl>
@@ -1512,44 +1176,24 @@
     </w:tbl>
     <w:p>
       <w:pPr>
-        <w:pStyle w:val="Heading3"/>
-      </w:pPr>
-      <w:r>
-        <w:t>Model the reasoning aloud</w:t>
-      </w:r>
-    </w:p>
-    <w:p>
-      <w:pPr>
         <w:spacing w:line="336" w:lineRule="auto" w:after="180"/>
       </w:pPr>
       <w:r>
         <w:rPr>
           <w:b w:val="0"/>
         </w:rPr>
-        <w:t xml:space="preserve">Use the complete worked example below before asking learners to complete W2. Reveal a small part, invite a </w:t>
-      </w:r>
-      <w:r>
-        <w:rPr>
-          <w:b/>
-        </w:rPr>
-        <w:t>prediction</w:t>
-      </w:r>
+        <w:t>The complete classroom record assumes version V1,its training-derived always-clear baseline,and all prediction/metric/missing-case rules were frozen before these outcomes were inspected. Because the labels are printed here,this is a worked simulation of a prior test record,not a genuinely hidden final test for a learner’s new model. A later threshold-adjusted V2cannot claim these same cases as untouched.</w:t>
+      </w:r>
+    </w:p>
+    <w:p>
+      <w:pPr>
+        <w:spacing w:line="336" w:lineRule="auto" w:after="180"/>
+      </w:pPr>
       <w:r>
         <w:rPr>
           <w:b w:val="0"/>
         </w:rPr>
-        <w:t>, then explain the deciding step.</w:t>
-      </w:r>
-    </w:p>
-    <w:p>
-      <w:pPr>
-        <w:spacing w:line="336" w:lineRule="auto" w:after="180"/>
-      </w:pPr>
-      <w:r>
-        <w:rPr>
-          <w:b w:val="0"/>
-        </w:rPr>
-        <w:t>These teacher notes contain solutions; do not reveal the independent case answer during modelling.</w:t>
+        <w:t>Preserve the original V1result and the full exposure history.</w:t>
       </w:r>
     </w:p>
     <w:p>
@@ -1736,6 +1380,757 @@
         <w:t>________________________________________________________________</w:t>
       </w:r>
     </w:p>
+    <w:p>
+      <w:pPr>
+        <w:pStyle w:val="Heading2"/>
+      </w:pPr>
+      <w:r>
+        <w:t>Read separate pictured counts and historical/revised scope</w:t>
+      </w:r>
+    </w:p>
+    <w:p>
+      <w:pPr>
+        <w:spacing w:line="336" w:lineRule="auto" w:after="180"/>
+      </w:pPr>
+      <w:r>
+        <w:rPr>
+          <w:b w:val="0"/>
+        </w:rPr>
+        <w:t>Open the final hold-out only after recording the frozen model choice.</w:t>
+      </w:r>
+    </w:p>
+    <w:p>
+      <w:pPr>
+        <w:spacing w:line="336" w:lineRule="auto" w:after="180"/>
+      </w:pPr>
+      <w:r>
+        <w:rPr>
+          <w:b w:val="0"/>
+        </w:rPr>
+        <w:t>Frozen plant classifier evaluates12 new grouped leaves: TP 3, FN 1, FP 2, TN 6. Positive means spotted.</w:t>
+      </w:r>
+    </w:p>
+    <w:p>
+      <w:pPr>
+        <w:spacing w:line="336" w:lineRule="auto" w:after="180"/>
+      </w:pPr>
+      <w:r>
+        <w:rPr>
+          <w:b w:val="0"/>
+        </w:rPr>
+        <w:t xml:space="preserve">All </w:t>
+      </w:r>
+      <w:r>
+        <w:rPr>
+          <w:b/>
+        </w:rPr>
+        <w:t>input</w:t>
+      </w:r>
+      <w:r>
+        <w:rPr>
+          <w:b w:val="0"/>
+        </w:rPr>
+        <w:t xml:space="preserve">s and outcomes in this worked example are invented classroom data; no real model run is </w:t>
+      </w:r>
+      <w:r>
+        <w:rPr>
+          <w:b/>
+        </w:rPr>
+        <w:t>claim</w:t>
+      </w:r>
+      <w:r>
+        <w:rPr>
+          <w:b w:val="0"/>
+        </w:rPr>
+        <w:t>ed.</w:t>
+      </w:r>
+    </w:p>
+    <w:p>
+      <w:pPr>
+        <w:spacing w:line="336" w:lineRule="auto" w:after="180"/>
+      </w:pPr>
+      <w:r>
+        <w:rPr>
+          <w:b w:val="0"/>
+        </w:rPr>
+        <w:t>Main20-case result is TN12,FP2,FN3,TP3:accuracy15/20=75%,precision3/5=60%,recall3/6=50%;always-clear baseline14/20=70%. Separate pictured12-leaf result is TP3,FN1,FP2,TN6:accuracy9/12=75%,precision3/5=60%,recall3/4=75%. Equal accuracy/precision do not make the cohorts or recall identical. If the pictured false negative guides a new threshold,the set is development evidence for that revised version.</w:t>
+      </w:r>
+    </w:p>
+    <w:p>
+      <w:pPr>
+        <w:spacing w:line="336" w:lineRule="auto" w:after="180"/>
+      </w:pPr>
+      <w:r>
+        <w:rPr>
+          <w:b w:val="0"/>
+        </w:rPr>
+        <w:t>The historical frozen-version result remains recorded with its original scope; no revised-version test result is invented.</w:t>
+      </w:r>
+    </w:p>
+    <w:p>
+      <w:r>
+        <w:drawing>
+          <wp:inline xmlns:a="http://schemas.openxmlformats.org/drawingml/2006/main" xmlns:pic="http://schemas.openxmlformats.org/drawingml/2006/picture">
+            <wp:extent cx="5486400" cy="3077029"/>
+            <wp:docPr id="1" name="Picture 1" descr="Frozen final-test results"/>
+            <wp:cNvGraphicFramePr>
+              <a:graphicFrameLocks noChangeAspect="1"/>
+            </wp:cNvGraphicFramePr>
+            <a:graphic>
+              <a:graphicData uri="http://schemas.openxmlformats.org/drawingml/2006/picture">
+                <pic:pic>
+                  <pic:nvPicPr>
+                    <pic:cNvPr id="0" name="academy-detail-ai-4-23.png"/>
+                    <pic:cNvPicPr/>
+                  </pic:nvPicPr>
+                  <pic:blipFill>
+                    <a:blip r:embed="rId9"/>
+                    <a:stretch>
+                      <a:fillRect/>
+                    </a:stretch>
+                  </pic:blipFill>
+                  <pic:spPr>
+                    <a:xfrm>
+                      <a:off x="0" y="0"/>
+                      <a:ext cx="5486400" cy="3077029"/>
+                    </a:xfrm>
+                    <a:prstGeom prst="rect"/>
+                  </pic:spPr>
+                </pic:pic>
+              </a:graphicData>
+            </a:graphic>
+          </wp:inline>
+        </w:drawing>
+      </w:r>
+    </w:p>
+    <w:p>
+      <w:pPr>
+        <w:pStyle w:val="Heading2"/>
+      </w:pPr>
+      <w:r>
+        <w:t>Trace metrics,threshold change and claim limits</w:t>
+      </w:r>
+    </w:p>
+    <w:p>
+      <w:r>
+        <w:drawing>
+          <wp:inline xmlns:a="http://schemas.openxmlformats.org/drawingml/2006/main" xmlns:pic="http://schemas.openxmlformats.org/drawingml/2006/picture">
+            <wp:extent cx="5486400" cy="3337560"/>
+            <wp:docPr id="2" name="Picture 2" descr="Record freeze: Record model version and choices before reading these final references. → Calculate metrics: Accuracy9/12=75%; precision3/5=60%; recall3/4=75%. → Bound claim: Report these twelve held-out cases and their collection conditions; preserve all three error records."/>
+            <wp:cNvGraphicFramePr>
+              <a:graphicFrameLocks noChangeAspect="1"/>
+            </wp:cNvGraphicFramePr>
+            <a:graphic>
+              <a:graphicData uri="http://schemas.openxmlformats.org/drawingml/2006/picture">
+                <pic:pic>
+                  <pic:nvPicPr>
+                    <pic:cNvPr id="0" name="academy-story-ai-4-23-02.png"/>
+                    <pic:cNvPicPr/>
+                  </pic:nvPicPr>
+                  <pic:blipFill>
+                    <a:blip r:embed="rId10"/>
+                    <a:stretch>
+                      <a:fillRect/>
+                    </a:stretch>
+                  </pic:blipFill>
+                  <pic:spPr>
+                    <a:xfrm>
+                      <a:off x="0" y="0"/>
+                      <a:ext cx="5486400" cy="3337560"/>
+                    </a:xfrm>
+                    <a:prstGeom prst="rect"/>
+                  </pic:spPr>
+                </pic:pic>
+              </a:graphicData>
+            </a:graphic>
+          </wp:inline>
+        </w:drawing>
+      </w:r>
+    </w:p>
+    <w:p>
+      <w:pPr>
+        <w:pStyle w:val="Heading3"/>
+      </w:pPr>
+      <w:r>
+        <w:t>Read the picture one step at a time</w:t>
+      </w:r>
+    </w:p>
+    <w:tbl>
+      <w:tblPr>
+        <w:tblStyle w:val="LightShading-Accent1"/>
+        <w:tblW w:type="auto" w:w="0"/>
+        <w:tblLook w:firstColumn="1" w:firstRow="1" w:lastColumn="0" w:lastRow="0" w:noHBand="0" w:noVBand="1" w:val="04A0"/>
+      </w:tblPr>
+      <w:tblGrid>
+        <w:gridCol w:w="5112"/>
+        <w:gridCol w:w="5112"/>
+      </w:tblGrid>
+      <w:tr>
+        <w:trPr>
+          <w:tblHeader/>
+        </w:trPr>
+        <w:tc>
+          <w:tcPr>
+            <w:tcW w:type="dxa" w:w="5112"/>
+          </w:tcPr>
+          <w:p>
+            <w:r>
+              <w:t>Step</w:t>
+            </w:r>
+          </w:p>
+        </w:tc>
+        <w:tc>
+          <w:tcPr>
+            <w:tcW w:type="dxa" w:w="5112"/>
+          </w:tcPr>
+          <w:p>
+            <w:r>
+              <w:t>What happens and why</w:t>
+            </w:r>
+          </w:p>
+        </w:tc>
+      </w:tr>
+      <w:tr>
+        <w:tc>
+          <w:tcPr>
+            <w:tcW w:type="dxa" w:w="5112"/>
+          </w:tcPr>
+          <w:p>
+            <w:r>
+              <w:t>1. Record freeze</w:t>
+            </w:r>
+          </w:p>
+        </w:tc>
+        <w:tc>
+          <w:tcPr>
+            <w:tcW w:type="dxa" w:w="5112"/>
+          </w:tcPr>
+          <w:p>
+            <w:r>
+              <w:t>Record model version and choices before reading these final references.</w:t>
+            </w:r>
+          </w:p>
+        </w:tc>
+      </w:tr>
+      <w:tr>
+        <w:tc>
+          <w:tcPr>
+            <w:tcW w:type="dxa" w:w="5112"/>
+          </w:tcPr>
+          <w:p>
+            <w:r>
+              <w:t>2. Calculate metrics</w:t>
+            </w:r>
+          </w:p>
+        </w:tc>
+        <w:tc>
+          <w:tcPr>
+            <w:tcW w:type="dxa" w:w="5112"/>
+          </w:tcPr>
+          <w:p>
+            <w:r>
+              <w:t>Accuracy9/12=75%; precision3/5=60%; recall3/4=75%.</w:t>
+            </w:r>
+          </w:p>
+        </w:tc>
+      </w:tr>
+      <w:tr>
+        <w:tc>
+          <w:tcPr>
+            <w:tcW w:type="dxa" w:w="5112"/>
+          </w:tcPr>
+          <w:p>
+            <w:r>
+              <w:t>3. Bound claim</w:t>
+            </w:r>
+          </w:p>
+        </w:tc>
+        <w:tc>
+          <w:tcPr>
+            <w:tcW w:type="dxa" w:w="5112"/>
+          </w:tcPr>
+          <w:p>
+            <w:r>
+              <w:t>Report these twelve held-out cases and their collection conditions; preserve all three error records.</w:t>
+            </w:r>
+          </w:p>
+        </w:tc>
+      </w:tr>
+    </w:tbl>
+    <w:p>
+      <w:r>
+        <w:t>Match each pictured step to the supplied facts. This is a worked teaching case, not an independent assessment.</w:t>
+      </w:r>
+    </w:p>
+    <w:p>
+      <w:pPr>
+        <w:spacing w:line="336" w:lineRule="auto" w:after="180"/>
+      </w:pPr>
+      <w:r>
+        <w:rPr>
+          <w:b w:val="0"/>
+        </w:rPr>
+        <w:t xml:space="preserve">Read the picture in order. Report these twelve held-out cases and their collection conditions; preserve all three error records. The arrows show which recorded </w:t>
+      </w:r>
+      <w:r>
+        <w:rPr>
+          <w:b/>
+        </w:rPr>
+        <w:t>input</w:t>
+      </w:r>
+      <w:r>
+        <w:rPr>
+          <w:b w:val="0"/>
+        </w:rPr>
+        <w:t xml:space="preserve"> or intermediate result each decision uses.</w:t>
+      </w:r>
+    </w:p>
+    <w:p>
+      <w:pPr>
+        <w:spacing w:line="336" w:lineRule="auto" w:after="180"/>
+      </w:pPr>
+      <w:r>
+        <w:rPr>
+          <w:b w:val="0"/>
+        </w:rPr>
+        <w:t>Explain the deciding step aloud before checking the changed case; pointing to the final answer alone does not show how it follows.</w:t>
+      </w:r>
+    </w:p>
+    <w:p>
+      <w:pPr>
+        <w:spacing w:line="336" w:lineRule="auto" w:after="180"/>
+      </w:pPr>
+      <w:r>
+        <w:rPr>
+          <w:b w:val="0"/>
+        </w:rPr>
+        <w:t>A hold-out can still be unrepresentative, too small or badly labelled; separation alone does not guarantee reliable estimates.</w:t>
+      </w:r>
+    </w:p>
+    <w:p>
+      <w:pPr>
+        <w:spacing w:line="336" w:lineRule="auto" w:after="180"/>
+      </w:pPr>
+      <w:r>
+        <w:rPr>
+          <w:b w:val="0"/>
+        </w:rPr>
+        <w:t>Change: The team changes a threshold after inspecting the false negatives.</w:t>
+      </w:r>
+    </w:p>
+    <w:p>
+      <w:pPr>
+        <w:spacing w:line="336" w:lineRule="auto" w:after="180"/>
+      </w:pPr>
+      <w:r>
+        <w:rPr>
+          <w:b/>
+        </w:rPr>
+        <w:t>Prediction</w:t>
+      </w:r>
+      <w:r>
+        <w:rPr>
+          <w:b w:val="0"/>
+        </w:rPr>
+        <w:t xml:space="preserve">: This set is now development </w:t>
+      </w:r>
+      <w:r>
+        <w:rPr>
+          <w:b/>
+        </w:rPr>
+        <w:t>evidence</w:t>
+      </w:r>
+      <w:r>
+        <w:rPr>
+          <w:b w:val="0"/>
+        </w:rPr>
+        <w:t xml:space="preserve"> for the revised model.</w:t>
+      </w:r>
+    </w:p>
+    <w:p>
+      <w:pPr>
+        <w:spacing w:line="336" w:lineRule="auto" w:after="180"/>
+      </w:pPr>
+      <w:r>
+        <w:rPr>
+          <w:b w:val="0"/>
+        </w:rPr>
+        <w:t>Reason: Using final outcomes to change the model breaks the untouched hold-out role.</w:t>
+      </w:r>
+    </w:p>
+    <w:p>
+      <w:pPr>
+        <w:pStyle w:val="Heading2"/>
+      </w:pPr>
+      <w:r>
+        <w:t>Additional repeatedly opened test-folder example · reference / check after trying</w:t>
+      </w:r>
+    </w:p>
+    <w:p>
+      <w:pPr>
+        <w:spacing w:line="336" w:lineRule="auto" w:after="180"/>
+      </w:pPr>
+      <w:r>
+        <w:rPr>
+          <w:b w:val="0"/>
+        </w:rPr>
+        <w:t>A final-test folder has twenty leaves; its labels are opened weekly to choose models.</w:t>
+      </w:r>
+    </w:p>
+    <w:p>
+      <w:pPr>
+        <w:spacing w:line="336" w:lineRule="auto" w:after="180"/>
+      </w:pPr>
+      <w:r>
+        <w:rPr>
+          <w:b w:val="0"/>
+        </w:rPr>
+        <w:t>Is it still untouched?</w:t>
+      </w:r>
+    </w:p>
+    <w:p>
+      <w:pPr>
+        <w:spacing w:line="336" w:lineRule="auto" w:after="180"/>
+      </w:pPr>
+      <w:r>
+        <w:rPr>
+          <w:b w:val="0"/>
+        </w:rPr>
+        <w:t>No. It functions as validation. Reserve a genuinely unused set for final evaluation or disclose the limitation.</w:t>
+      </w:r>
+    </w:p>
+    <w:p>
+      <w:pPr>
+        <w:pStyle w:val="Heading2"/>
+      </w:pPr>
+      <w:r>
+        <w:t>Earlier wording, alternatives and picture transcripts · reference / check after trying</w:t>
+      </w:r>
+    </w:p>
+    <w:p>
+      <w:pPr>
+        <w:spacing w:line="336" w:lineRule="auto" w:after="180"/>
+      </w:pPr>
+      <w:r>
+        <w:rPr>
+          <w:b w:val="0"/>
+        </w:rPr>
+        <w:t>Explain the mechanism</w:t>
+      </w:r>
+    </w:p>
+    <w:p>
+      <w:pPr>
+        <w:spacing w:line="336" w:lineRule="auto" w:after="180"/>
+      </w:pPr>
+      <w:r>
+        <w:rPr>
+          <w:b w:val="0"/>
+        </w:rPr>
+        <w:t>Trace the information, fitted behavior, and evaluation proof separately.</w:t>
+      </w:r>
+    </w:p>
+    <w:p>
+      <w:pPr>
+        <w:spacing w:line="336" w:lineRule="auto" w:after="180"/>
+      </w:pPr>
+      <w:r>
+        <w:rPr>
+          <w:b w:val="0"/>
+        </w:rPr>
+        <w:t>QUESTION Identify contaminated evaluations and repair the workflow.</w:t>
+      </w:r>
+    </w:p>
+    <w:p>
+      <w:pPr>
+        <w:spacing w:line="336" w:lineRule="auto" w:after="180"/>
+      </w:pPr>
+      <w:r>
+        <w:rPr>
+          <w:b w:val="0"/>
+        </w:rPr>
+        <w:t xml:space="preserve">MODEL IDEA The final test set must remain untouched until model and threshold choices are finished, or it becomes part of </w:t>
+      </w:r>
+      <w:r>
+        <w:rPr>
+          <w:b/>
+        </w:rPr>
+        <w:t>training</w:t>
+      </w:r>
+      <w:r>
+        <w:rPr>
+          <w:b w:val="0"/>
+        </w:rPr>
+        <w:t xml:space="preserve"> by decision.</w:t>
+      </w:r>
+    </w:p>
+    <w:p>
+      <w:pPr>
+        <w:spacing w:line="336" w:lineRule="auto" w:after="180"/>
+      </w:pPr>
+      <w:r>
+        <w:rPr>
+          <w:b w:val="0"/>
+        </w:rPr>
+        <w:t>PROOF NEEDED Use an unseen case, visible calculation, error analysis, and a stated limitation.</w:t>
+      </w:r>
+    </w:p>
+    <w:p>
+      <w:pPr>
+        <w:spacing w:line="336" w:lineRule="auto" w:after="180"/>
+      </w:pPr>
+      <w:r>
+        <w:rPr>
+          <w:b w:val="0"/>
+        </w:rPr>
+        <w:t>UNDER THE HOOD Team checks test accuracy after every parameter change. Those repeated choices adapt to the test set, contaminating it.</w:t>
+      </w:r>
+    </w:p>
+    <w:p>
+      <w:pPr>
+        <w:spacing w:line="336" w:lineRule="auto" w:after="180"/>
+      </w:pPr>
+      <w:r>
+        <w:rPr>
+          <w:b w:val="0"/>
+        </w:rPr>
+        <w:t xml:space="preserve">Draw a fresh data → model → </w:t>
+      </w:r>
+      <w:r>
+        <w:rPr>
+          <w:b/>
+        </w:rPr>
+        <w:t>prediction</w:t>
+      </w:r>
+      <w:r>
+        <w:rPr>
+          <w:b w:val="0"/>
+        </w:rPr>
+        <w:t xml:space="preserve"> → evaluation trace:</w:t>
+      </w:r>
+    </w:p>
+    <w:p>
+      <w:pPr>
+        <w:spacing w:line="336" w:lineRule="auto" w:after="180"/>
+      </w:pPr>
+      <w:r>
+        <w:rPr>
+          <w:b w:val="0"/>
+        </w:rPr>
+        <w:t xml:space="preserve">Predict first. Then check each step. A correct answer without visible </w:t>
+      </w:r>
+      <w:r>
+        <w:rPr>
+          <w:b/>
+        </w:rPr>
+        <w:t>evidence</w:t>
+      </w:r>
+      <w:r>
+        <w:rPr>
+          <w:b w:val="0"/>
+        </w:rPr>
+        <w:t xml:space="preserve"> cannot be audited.</w:t>
+      </w:r>
+    </w:p>
+    <w:p>
+      <w:pPr>
+        <w:spacing w:line="336" w:lineRule="auto" w:after="180"/>
+      </w:pPr>
+      <w:r>
+        <w:rPr>
+          <w:b w:val="0"/>
+        </w:rPr>
+        <w:t>STEP 1 Team checks test accuracy after every parameter change.</w:t>
+      </w:r>
+    </w:p>
+    <w:p>
+      <w:pPr>
+        <w:spacing w:line="336" w:lineRule="auto" w:after="180"/>
+      </w:pPr>
+      <w:r>
+        <w:rPr>
+          <w:b w:val="0"/>
+        </w:rPr>
+        <w:t>STEP 2 Those repeated choices adapt to the test set, contaminating it.</w:t>
+      </w:r>
+    </w:p>
+    <w:p>
+      <w:pPr>
+        <w:spacing w:line="336" w:lineRule="auto" w:after="180"/>
+      </w:pPr>
+      <w:r>
+        <w:rPr>
+          <w:b w:val="0"/>
+        </w:rPr>
+        <w:t xml:space="preserve">STEP 3 Use </w:t>
+      </w:r>
+      <w:r>
+        <w:rPr>
+          <w:b/>
+        </w:rPr>
+        <w:t>training</w:t>
+      </w:r>
+      <w:r>
+        <w:rPr>
+          <w:b w:val="0"/>
+        </w:rPr>
+        <w:t xml:space="preserve"> for </w:t>
+      </w:r>
+      <w:r>
+        <w:rPr>
+          <w:b/>
+        </w:rPr>
+        <w:t>fitting</w:t>
+      </w:r>
+      <w:r>
+        <w:rPr>
+          <w:b w:val="0"/>
+        </w:rPr>
+        <w:t xml:space="preserve"> and validation for model or threshold choices.</w:t>
+      </w:r>
+    </w:p>
+    <w:p>
+      <w:pPr>
+        <w:spacing w:line="336" w:lineRule="auto" w:after="180"/>
+      </w:pPr>
+      <w:r>
+        <w:rPr>
+          <w:b w:val="0"/>
+        </w:rPr>
+        <w:t xml:space="preserve">STEP 4 After freezing choices, open the </w:t>
+      </w:r>
+      <w:r>
+        <w:rPr>
+          <w:b/>
+        </w:rPr>
+        <w:t>holdout</w:t>
+      </w:r>
+      <w:r>
+        <w:rPr>
+          <w:b w:val="0"/>
+        </w:rPr>
+        <w:t xml:space="preserve"> once and report the </w:t>
+      </w:r>
+      <w:r>
+        <w:rPr>
+          <w:b/>
+        </w:rPr>
+        <w:t>final estimate</w:t>
+      </w:r>
+      <w:r>
+        <w:rPr>
+          <w:b w:val="0"/>
+        </w:rPr>
+        <w:t xml:space="preserve"> honestly.</w:t>
+      </w:r>
+    </w:p>
+    <w:p>
+      <w:pPr>
+        <w:spacing w:line="336" w:lineRule="auto" w:after="180"/>
+      </w:pPr>
+      <w:r>
+        <w:rPr>
+          <w:b w:val="0"/>
+        </w:rPr>
+        <w:t>CHECK Verify the denominator, unit, split, class definition, and data version before interpreting a score.</w:t>
+      </w:r>
+    </w:p>
+    <w:p>
+      <w:pPr>
+        <w:spacing w:line="336" w:lineRule="auto" w:after="180"/>
+      </w:pPr>
+      <w:r>
+        <w:rPr>
+          <w:b w:val="0"/>
+        </w:rPr>
+        <w:t xml:space="preserve">Recalculate, retrace, or restate the </w:t>
+      </w:r>
+      <w:r>
+        <w:rPr>
+          <w:b/>
+        </w:rPr>
+        <w:t>evidence</w:t>
+      </w:r>
+      <w:r>
+        <w:rPr>
+          <w:b w:val="0"/>
+        </w:rPr>
+        <w:t xml:space="preserve"> independently:</w:t>
+      </w:r>
+    </w:p>
+    <w:p>
+      <w:pPr>
+        <w:pStyle w:val="Heading3"/>
+      </w:pPr>
+      <w:r>
+        <w:t>Concrete teaching case</w:t>
+      </w:r>
+    </w:p>
+    <w:p>
+      <w:pPr>
+        <w:pStyle w:val="Heading3"/>
+      </w:pPr>
+      <w:r>
+        <w:t>Exact explanation to model</w:t>
+      </w:r>
+    </w:p>
+    <w:p>
+      <w:pPr>
+        <w:pStyle w:val="Heading3"/>
+      </w:pPr>
+      <w:r>
+        <w:t>Explain the added worked example</w:t>
+      </w:r>
+    </w:p>
+    <w:p>
+      <w:pPr>
+        <w:pStyle w:val="Heading3"/>
+      </w:pPr>
+      <w:r>
+        <w:t>Key terms</w:t>
+      </w:r>
+    </w:p>
+    <w:p>
+      <w:pPr>
+        <w:pStyle w:val="Heading3"/>
+      </w:pPr>
+      <w:r>
+        <w:t>Model the reasoning aloud</w:t>
+      </w:r>
+    </w:p>
+    <w:p>
+      <w:pPr>
+        <w:spacing w:line="336" w:lineRule="auto" w:after="180"/>
+      </w:pPr>
+      <w:r>
+        <w:rPr>
+          <w:b w:val="0"/>
+        </w:rPr>
+        <w:t xml:space="preserve">Use the complete worked example below before asking learners to complete W2. Reveal a small part, invite a </w:t>
+      </w:r>
+      <w:r>
+        <w:rPr>
+          <w:b/>
+        </w:rPr>
+        <w:t>prediction</w:t>
+      </w:r>
+      <w:r>
+        <w:rPr>
+          <w:b w:val="0"/>
+        </w:rPr>
+        <w:t>, then explain the deciding step.</w:t>
+      </w:r>
+    </w:p>
+    <w:p>
+      <w:pPr>
+        <w:spacing w:line="336" w:lineRule="auto" w:after="180"/>
+      </w:pPr>
+      <w:r>
+        <w:rPr>
+          <w:b w:val="0"/>
+        </w:rPr>
+        <w:t>These teacher notes contain solutions; do not reveal the independent case answer during modelling.</w:t>
+      </w:r>
+    </w:p>
     <w:tbl>
       <w:tblPr>
         <w:tblStyle w:val="LightShading-Accent1"/>
@@ -1859,121 +2254,10 @@
     </w:p>
     <w:p>
       <w:pPr>
-        <w:spacing w:line="336" w:lineRule="auto" w:after="180"/>
-      </w:pPr>
-      <w:r>
-        <w:rPr>
-          <w:b w:val="0"/>
-        </w:rPr>
-        <w:t>Open the final hold-out only after recording the frozen model choice.</w:t>
-      </w:r>
-    </w:p>
-    <w:p>
-      <w:pPr>
         <w:pStyle w:val="Heading3"/>
       </w:pPr>
       <w:r>
         <w:t>The facts we will use</w:t>
-      </w:r>
-    </w:p>
-    <w:p>
-      <w:pPr>
-        <w:pStyle w:val="Heading3"/>
-      </w:pPr>
-      <w:r>
-        <w:t>Supplied facts</w:t>
-      </w:r>
-    </w:p>
-    <w:p>
-      <w:pPr>
-        <w:spacing w:line="336" w:lineRule="auto" w:after="180"/>
-        <w:shd w:fill="F1F6FC"/>
-      </w:pPr>
-      <w:r>
-        <w:rPr>
-          <w:b w:val="0"/>
-        </w:rPr>
-        <w:t>Frozen plant classifier evaluates12 new grouped leaves: TP 3, FN 1, FP 2, TN 6. Positive means spotted.</w:t>
-      </w:r>
-    </w:p>
-    <w:p>
-      <w:pPr>
-        <w:pStyle w:val="Heading3"/>
-      </w:pPr>
-      <w:r>
-        <w:t>Supplied facts</w:t>
-      </w:r>
-    </w:p>
-    <w:p>
-      <w:pPr>
-        <w:spacing w:line="336" w:lineRule="auto" w:after="180"/>
-        <w:shd w:fill="F1F6FC"/>
-      </w:pPr>
-      <w:r>
-        <w:rPr>
-          <w:b w:val="0"/>
-        </w:rPr>
-        <w:t xml:space="preserve">All </w:t>
-      </w:r>
-      <w:r>
-        <w:rPr>
-          <w:b/>
-        </w:rPr>
-        <w:t>input</w:t>
-      </w:r>
-      <w:r>
-        <w:rPr>
-          <w:b w:val="0"/>
-        </w:rPr>
-        <w:t xml:space="preserve">s and outcomes in this worked example are invented classroom data; no real model run is </w:t>
-      </w:r>
-      <w:r>
-        <w:rPr>
-          <w:b/>
-        </w:rPr>
-        <w:t>claim</w:t>
-      </w:r>
-      <w:r>
-        <w:rPr>
-          <w:b w:val="0"/>
-        </w:rPr>
-        <w:t>ed.</w:t>
-      </w:r>
-    </w:p>
-    <w:p>
-      <w:r>
-        <w:drawing>
-          <wp:inline xmlns:a="http://schemas.openxmlformats.org/drawingml/2006/main" xmlns:pic="http://schemas.openxmlformats.org/drawingml/2006/picture">
-            <wp:extent cx="5486400" cy="3077029"/>
-            <wp:docPr id="1" name="Picture 1" descr="Frozen final-test results"/>
-            <wp:cNvGraphicFramePr>
-              <a:graphicFrameLocks noChangeAspect="1"/>
-            </wp:cNvGraphicFramePr>
-            <a:graphic>
-              <a:graphicData uri="http://schemas.openxmlformats.org/drawingml/2006/picture">
-                <pic:pic>
-                  <pic:nvPicPr>
-                    <pic:cNvPr id="0" name="academy-detail-ai-4-23.png"/>
-                    <pic:cNvPicPr/>
-                  </pic:nvPicPr>
-                  <pic:blipFill>
-                    <a:blip r:embed="rId9"/>
-                    <a:stretch>
-                      <a:fillRect/>
-                    </a:stretch>
-                  </pic:blipFill>
-                  <pic:spPr>
-                    <a:xfrm>
-                      <a:off x="0" y="0"/>
-                      <a:ext cx="5486400" cy="3077029"/>
-                    </a:xfrm>
-                    <a:prstGeom prst="rect"/>
-                  </pic:spPr>
-                </pic:pic>
-              </a:graphicData>
-            </a:graphic>
-          </wp:inline>
-        </w:drawing>
       </w:r>
     </w:p>
     <w:p>
@@ -1981,7 +2265,7 @@
         <w:drawing>
           <wp:inline xmlns:a="http://schemas.openxmlformats.org/drawingml/2006/main" xmlns:pic="http://schemas.openxmlformats.org/drawingml/2006/picture">
             <wp:extent cx="5486400" cy="5225143"/>
-            <wp:docPr id="2" name="Picture 2" descr="Hold Out Test Data. Record freeze: Record model version and choices before reading these final references.. Calculate metrics: Accuracy9/12=75%; precision3/5=60%; recall3/4=75%.. Bound claim: Report these twelve held-out cases and their collection conditions; preserve all three error records."/>
+            <wp:docPr id="3" name="Picture 3" descr="Hold Out Test Data. Record freeze: Record model version and choices before reading these final references.. Calculate metrics: Accuracy9/12=75%; precision3/5=60%; recall3/4=75%.. Bound claim: Report these twelve held-out cases and their collection conditions; preserve all three error records."/>
             <wp:cNvGraphicFramePr>
               <a:graphicFrameLocks noChangeAspect="1"/>
             </wp:cNvGraphicFramePr>
@@ -1993,7 +2277,7 @@
                     <pic:cNvPicPr/>
                   </pic:nvPicPr>
                   <pic:blipFill>
-                    <a:blip r:embed="rId10"/>
+                    <a:blip r:embed="rId11"/>
                     <a:stretch>
                       <a:fillRect/>
                     </a:stretch>
@@ -2017,114 +2301,7 @@
         <w:pStyle w:val="Heading3"/>
       </w:pPr>
       <w:r>
-        <w:t>Read the picture one step at a time</w:t>
-      </w:r>
-    </w:p>
-    <w:tbl>
-      <w:tblPr>
-        <w:tblStyle w:val="LightShading-Accent1"/>
-        <w:tblW w:type="auto" w:w="0"/>
-        <w:tblLook w:firstColumn="1" w:firstRow="1" w:lastColumn="0" w:lastRow="0" w:noHBand="0" w:noVBand="1" w:val="04A0"/>
-      </w:tblPr>
-      <w:tblGrid>
-        <w:gridCol w:w="5112"/>
-        <w:gridCol w:w="5112"/>
-      </w:tblGrid>
-      <w:tr>
-        <w:trPr>
-          <w:tblHeader/>
-        </w:trPr>
-        <w:tc>
-          <w:tcPr>
-            <w:tcW w:type="dxa" w:w="5112"/>
-          </w:tcPr>
-          <w:p>
-            <w:r>
-              <w:t>Step</w:t>
-            </w:r>
-          </w:p>
-        </w:tc>
-        <w:tc>
-          <w:tcPr>
-            <w:tcW w:type="dxa" w:w="5112"/>
-          </w:tcPr>
-          <w:p>
-            <w:r>
-              <w:t>What happens and why</w:t>
-            </w:r>
-          </w:p>
-        </w:tc>
-      </w:tr>
-      <w:tr>
-        <w:tc>
-          <w:tcPr>
-            <w:tcW w:type="dxa" w:w="5112"/>
-          </w:tcPr>
-          <w:p>
-            <w:r>
-              <w:t>1. Record freeze</w:t>
-            </w:r>
-          </w:p>
-        </w:tc>
-        <w:tc>
-          <w:tcPr>
-            <w:tcW w:type="dxa" w:w="5112"/>
-          </w:tcPr>
-          <w:p>
-            <w:r>
-              <w:t>Record model version and choices before reading these final references.</w:t>
-            </w:r>
-          </w:p>
-        </w:tc>
-      </w:tr>
-      <w:tr>
-        <w:tc>
-          <w:tcPr>
-            <w:tcW w:type="dxa" w:w="5112"/>
-          </w:tcPr>
-          <w:p>
-            <w:r>
-              <w:t>2. Calculate metrics</w:t>
-            </w:r>
-          </w:p>
-        </w:tc>
-        <w:tc>
-          <w:tcPr>
-            <w:tcW w:type="dxa" w:w="5112"/>
-          </w:tcPr>
-          <w:p>
-            <w:r>
-              <w:t>Accuracy9/12=75%; precision3/5=60%; recall3/4=75%.</w:t>
-            </w:r>
-          </w:p>
-        </w:tc>
-      </w:tr>
-      <w:tr>
-        <w:tc>
-          <w:tcPr>
-            <w:tcW w:type="dxa" w:w="5112"/>
-          </w:tcPr>
-          <w:p>
-            <w:r>
-              <w:t>3. Bound claim</w:t>
-            </w:r>
-          </w:p>
-        </w:tc>
-        <w:tc>
-          <w:tcPr>
-            <w:tcW w:type="dxa" w:w="5112"/>
-          </w:tcPr>
-          <w:p>
-            <w:r>
-              <w:t>Report these twelve held-out cases and their collection conditions; preserve all three error records.</w:t>
-            </w:r>
-          </w:p>
-        </w:tc>
-      </w:tr>
-    </w:tbl>
-    <w:p>
-      <w:r>
-        <w:t>Match each pictured step to the supplied facts. This is a worked teaching case, not an independent assessment.</w:t>
+        <w:t>Why this result follows</w:t>
       </w:r>
     </w:p>
     <w:p>
@@ -2132,7 +2309,7 @@
         <w:pStyle w:val="Heading3"/>
       </w:pPr>
       <w:r>
-        <w:t>Why this result follows</w:t>
+        <w:t>What this example does not establish</w:t>
       </w:r>
     </w:p>
     <w:p>
@@ -2140,19 +2317,26 @@
         <w:pStyle w:val="Heading3"/>
       </w:pPr>
       <w:r>
-        <w:t>Why the result follows</w:t>
+        <w:t>Change one thing in the pictured case</w:t>
+      </w:r>
+    </w:p>
+    <w:p>
+      <w:pPr>
+        <w:pStyle w:val="Heading3"/>
+      </w:pPr>
+      <w:r>
+        <w:t>Ask while showing the picture</w:t>
       </w:r>
     </w:p>
     <w:p>
       <w:pPr>
         <w:spacing w:line="336" w:lineRule="auto" w:after="180"/>
-        <w:shd w:fill="F1F6FC"/>
       </w:pPr>
       <w:r>
         <w:rPr>
           <w:b w:val="0"/>
         </w:rPr>
-        <w:t xml:space="preserve">Read the picture in order. Report these twelve held-out cases and their collection conditions; preserve all three error records. The arrows show which recorded </w:t>
+        <w:t xml:space="preserve">Cover the result. Ask learners to name the </w:t>
       </w:r>
       <w:r>
         <w:rPr>
@@ -2164,19 +2348,400 @@
         <w:rPr>
           <w:b w:val="0"/>
         </w:rPr>
-        <w:t xml:space="preserve"> or intermediate result each decision uses.</w:t>
+        <w:t xml:space="preserve">s and predict the next step. Uncover one step, connect the icon to the actual procedure, and explain its </w:t>
+      </w:r>
+      <w:r>
+        <w:rPr>
+          <w:b/>
+        </w:rPr>
+        <w:t>evidence</w:t>
+      </w:r>
+      <w:r>
+        <w:rPr>
+          <w:b w:val="0"/>
+        </w:rPr>
+        <w:t>. Then change the supplied condition and compare.</w:t>
       </w:r>
     </w:p>
     <w:p>
       <w:pPr>
         <w:spacing w:line="336" w:lineRule="auto" w:after="180"/>
-        <w:shd w:fill="F1F6FC"/>
       </w:pPr>
       <w:r>
         <w:rPr>
           <w:b w:val="0"/>
         </w:rPr>
-        <w:t>Explain the deciding step aloud before checking the changed case; pointing to the final answer alone does not show how it follows.</w:t>
+        <w:t>The picture is a representation; it does not document execution of a real AI model.</w:t>
+      </w:r>
+    </w:p>
+    <w:p>
+      <w:pPr>
+        <w:pStyle w:val="Heading1"/>
+      </w:pPr>
+      <w:r>
+        <w:t>03. Guide the calculation, then remove help</w:t>
+      </w:r>
+    </w:p>
+    <w:p>
+      <w:r>
+        <w:t>Collect each learner’s prediction before showing its key.</w:t>
+      </w:r>
+    </w:p>
+    <w:p>
+      <w:pPr>
+        <w:pStyle w:val="Heading2"/>
+      </w:pPr>
+      <w:r>
+        <w:t>Current completion task and checked key</w:t>
+      </w:r>
+    </w:p>
+    <w:p>
+      <w:pPr>
+        <w:spacing w:line="336" w:lineRule="auto" w:after="180"/>
+      </w:pPr>
+      <w:r>
+        <w:rPr>
+          <w:b w:val="0"/>
+        </w:rPr>
+        <w:t>Completion task: Why does 75 percent versus 70 percent not settle deployment?</w:t>
+      </w:r>
+    </w:p>
+    <w:p>
+      <w:pPr>
+        <w:spacing w:line="336" w:lineRule="auto" w:after="180"/>
+      </w:pPr>
+      <w:r>
+        <w:rPr>
+          <w:b w:val="0"/>
+        </w:rPr>
+        <w:t>Teacher check: Teacher explanation: The difference is one correct case on 20; error consequences, limited coverage and missed blocked cases remain.</w:t>
+      </w:r>
+    </w:p>
+    <w:p>
+      <w:pPr>
+        <w:spacing w:line="336" w:lineRule="auto" w:after="180"/>
+      </w:pPr>
+      <w:r>
+        <w:rPr>
+          <w:b w:val="0"/>
+        </w:rPr>
+        <w:t xml:space="preserve">Start by identifying the given </w:t>
+      </w:r>
+      <w:r>
+        <w:rPr>
+          <w:b/>
+        </w:rPr>
+        <w:t>input</w:t>
+      </w:r>
+      <w:r>
+        <w:rPr>
+          <w:b w:val="0"/>
+        </w:rPr>
+        <w:t>s together. Leave the intermediate steps blank. If needed, model one step, then withdraw that help on the next step. Move to a full trace only when the partial trace is understood.</w:t>
+      </w:r>
+    </w:p>
+    <w:p>
+      <w:pPr>
+        <w:spacing w:line="336" w:lineRule="auto" w:after="180"/>
+      </w:pPr>
+      <w:r>
+        <w:rPr>
+          <w:b w:val="0"/>
+        </w:rPr>
+        <w:t>For partners, alternate explainer and checker; collect a response from every learner before discussion.</w:t>
+      </w:r>
+    </w:p>
+    <w:p>
+      <w:pPr>
+        <w:pStyle w:val="Heading2"/>
+      </w:pPr>
+      <w:r>
+        <w:t>Individual misconception check</w:t>
+      </w:r>
+    </w:p>
+    <w:p>
+      <w:pPr>
+        <w:spacing w:line="336" w:lineRule="auto" w:after="180"/>
+      </w:pPr>
+      <w:r>
+        <w:rPr>
+          <w:b w:val="0"/>
+        </w:rPr>
+        <w:t xml:space="preserve">Use the worked case for Final testing and honest </w:t>
+      </w:r>
+      <w:r>
+        <w:rPr>
+          <w:b/>
+        </w:rPr>
+        <w:t>claim</w:t>
+      </w:r>
+      <w:r>
+        <w:rPr>
+          <w:b w:val="0"/>
+        </w:rPr>
+        <w:t>s. Proposed explanation: “A final answer is enough”. Decide whether this explanation is supported.</w:t>
+      </w:r>
+    </w:p>
+    <w:p>
+      <w:pPr>
+        <w:spacing w:line="336" w:lineRule="auto" w:after="180"/>
+      </w:pPr>
+      <w:r>
+        <w:rPr>
+          <w:b w:val="0"/>
+        </w:rPr>
+        <w:t>Point to the step or supplied fact that decides; explain your repair if needed.</w:t>
+      </w:r>
+    </w:p>
+    <w:p>
+      <w:pPr>
+        <w:spacing w:line="336" w:lineRule="auto" w:after="180"/>
+      </w:pPr>
+      <w:r>
+        <w:rPr>
+          <w:b w:val="0"/>
+        </w:rPr>
+        <w:t>Expected correction: Ask for the relevant counts, units, procedure or saved record. For this week: Accuracy 15/20, precision 3/5, recall 3/6. Report TN 12 FP 2 FN 3 TP 3 and blocked positive.</w:t>
+      </w:r>
+    </w:p>
+    <w:p>
+      <w:pPr>
+        <w:spacing w:line="336" w:lineRule="auto" w:after="180"/>
+      </w:pPr>
+      <w:r>
+        <w:rPr>
+          <w:b w:val="0"/>
+        </w:rPr>
+        <w:t>Collect explanations, not only yes/no votes. If a misunderstanding is common, re-model the relevant step for the class.</w:t>
+      </w:r>
+    </w:p>
+    <w:p>
+      <w:pPr>
+        <w:spacing w:line="336" w:lineRule="auto" w:after="180"/>
+      </w:pPr>
+      <w:r>
+        <w:rPr>
+          <w:b w:val="0"/>
+        </w:rPr>
+        <w:t>If it affects a few learners, give a short targeted group explanation while others solve a more demanding variation.</w:t>
+      </w:r>
+    </w:p>
+    <w:p>
+      <w:pPr>
+        <w:pStyle w:val="Heading2"/>
+      </w:pPr>
+      <w:r>
+        <w:t>Pictorial question and changed-case reasoning</w:t>
+      </w:r>
+    </w:p>
+    <w:p>
+      <w:pPr>
+        <w:spacing w:line="336" w:lineRule="auto" w:after="180"/>
+      </w:pPr>
+      <w:r>
+        <w:rPr>
+          <w:b w:val="0"/>
+        </w:rPr>
+        <w:t xml:space="preserve">What is needed for an honest final </w:t>
+      </w:r>
+      <w:r>
+        <w:rPr>
+          <w:b/>
+        </w:rPr>
+        <w:t>claim</w:t>
+      </w:r>
+      <w:r>
+        <w:rPr>
+          <w:b w:val="0"/>
+        </w:rPr>
+        <w:t xml:space="preserve"> about the revised version? Point to the relevant step in the picture, then write the changed result and the rule or </w:t>
+      </w:r>
+      <w:r>
+        <w:rPr>
+          <w:b/>
+        </w:rPr>
+        <w:t>evidence</w:t>
+      </w:r>
+      <w:r>
+        <w:rPr>
+          <w:b w:val="0"/>
+        </w:rPr>
+        <w:t xml:space="preserve"> that supports it.</w:t>
+      </w:r>
+    </w:p>
+    <w:p>
+      <w:pPr>
+        <w:spacing w:line="336" w:lineRule="auto" w:after="180"/>
+      </w:pPr>
+      <w:r>
+        <w:rPr>
+          <w:b w:val="0"/>
+        </w:rPr>
+        <w:t xml:space="preserve">A newly reserved final set with appropriate grouping and fixed scoring rules, evaluated after the revision is frozen. Changed-case check: This set is now development </w:t>
+      </w:r>
+      <w:r>
+        <w:rPr>
+          <w:b/>
+        </w:rPr>
+        <w:t>evidence</w:t>
+      </w:r>
+      <w:r>
+        <w:rPr>
+          <w:b w:val="0"/>
+        </w:rPr>
+        <w:t xml:space="preserve"> for the revised model.</w:t>
+      </w:r>
+    </w:p>
+    <w:p>
+      <w:pPr>
+        <w:spacing w:line="336" w:lineRule="auto" w:after="180"/>
+      </w:pPr>
+      <w:r>
+        <w:rPr>
+          <w:b w:val="0"/>
+        </w:rPr>
+        <w:t>Using final outcomes to change the model breaks the untouched hold-out role.</w:t>
+      </w:r>
+    </w:p>
+    <w:p>
+      <w:pPr>
+        <w:spacing w:line="336" w:lineRule="auto" w:after="180"/>
+      </w:pPr>
+      <w:r>
+        <w:rPr>
+          <w:b w:val="0"/>
+        </w:rPr>
+        <w:t xml:space="preserve">Changed-case reasoning: This set is now development </w:t>
+      </w:r>
+      <w:r>
+        <w:rPr>
+          <w:b/>
+        </w:rPr>
+        <w:t>evidence</w:t>
+      </w:r>
+      <w:r>
+        <w:rPr>
+          <w:b w:val="0"/>
+        </w:rPr>
+        <w:t xml:space="preserve"> for the revised model. Using final outcomes to change the model breaks the untouched hold-out role.</w:t>
+      </w:r>
+    </w:p>
+    <w:p>
+      <w:pPr>
+        <w:spacing w:line="336" w:lineRule="auto" w:after="180"/>
+      </w:pPr>
+      <w:r>
+        <w:rPr>
+          <w:b w:val="0"/>
+        </w:rPr>
+        <w:t xml:space="preserve">Collect each learner’s explanation before discussion. Use the first missing connection between </w:t>
+      </w:r>
+      <w:r>
+        <w:rPr>
+          <w:b/>
+        </w:rPr>
+        <w:t>input</w:t>
+      </w:r>
+      <w:r>
+        <w:rPr>
+          <w:b w:val="0"/>
+        </w:rPr>
+        <w:t xml:space="preserve">, deciding step and result to choose support. This question is worked-case practice, not fresh mastery </w:t>
+      </w:r>
+      <w:r>
+        <w:rPr>
+          <w:b/>
+        </w:rPr>
+        <w:t>evidence</w:t>
+      </w:r>
+      <w:r>
+        <w:rPr>
+          <w:b w:val="0"/>
+        </w:rPr>
+        <w:t>.</w:t>
+      </w:r>
+    </w:p>
+    <w:p>
+      <w:pPr>
+        <w:pStyle w:val="Heading2"/>
+      </w:pPr>
+      <w:r>
+        <w:t>Keep each learner explaining</w:t>
+      </w:r>
+    </w:p>
+    <w:p>
+      <w:pPr>
+        <w:spacing w:line="336" w:lineRule="auto" w:after="180"/>
+      </w:pPr>
+      <w:r>
+        <w:rPr>
+          <w:b w:val="0"/>
+        </w:rPr>
+        <w:t>Ask: Which facts are given, and which would we have to assume? Learners mark relevant details before discussing answers.</w:t>
+      </w:r>
+    </w:p>
+    <w:p>
+      <w:pPr>
+        <w:spacing w:line="336" w:lineRule="auto" w:after="180"/>
+      </w:pPr>
+      <w:r>
+        <w:rPr>
+          <w:b w:val="0"/>
+        </w:rPr>
+        <w:t>Say: Predict first. Show the rule, information path or calculation that would produce the result. A correct guess is not yet an explanation.</w:t>
+      </w:r>
+    </w:p>
+    <w:p>
+      <w:pPr>
+        <w:spacing w:line="336" w:lineRule="auto" w:after="180"/>
+      </w:pPr>
+      <w:r>
+        <w:rPr>
+          <w:b w:val="0"/>
+        </w:rPr>
+        <w:t xml:space="preserve">In pairs, one learner solves while the other checks </w:t>
+      </w:r>
+      <w:r>
+        <w:rPr>
+          <w:b/>
+        </w:rPr>
+        <w:t>evidence</w:t>
+      </w:r>
+      <w:r>
+        <w:rPr>
+          <w:b w:val="0"/>
+        </w:rPr>
+        <w:t>; exchange roles. Remove the worked answer before independent assessment.</w:t>
+      </w:r>
+    </w:p>
+    <w:p>
+      <w:pPr>
+        <w:pStyle w:val="Heading2"/>
+      </w:pPr>
+      <w:r>
+        <w:t>Earlier wording, alternatives and picture transcripts · reference / check after trying</w:t>
+      </w:r>
+    </w:p>
+    <w:p>
+      <w:pPr>
+        <w:spacing w:line="336" w:lineRule="auto" w:after="180"/>
+      </w:pPr>
+      <w:r>
+        <w:rPr>
+          <w:b w:val="0"/>
+        </w:rPr>
+        <w:t>Compact alternative: this two-session sequence covers selected core tasks. Use the three-session weekly plan for the full lesson, independent transfer, feedback and project work; allow extra time for extensions.</w:t>
+      </w:r>
+    </w:p>
+    <w:p>
+      <w:pPr>
+        <w:spacing w:line="336" w:lineRule="auto" w:after="180"/>
+      </w:pPr>
+      <w:r>
+        <w:rPr>
+          <w:b w:val="0"/>
+        </w:rPr>
+        <w:t>Demonstrate and guide practice</w:t>
       </w:r>
     </w:p>
     <w:p>
@@ -2184,7 +2749,63 @@
         <w:pStyle w:val="Heading3"/>
       </w:pPr>
       <w:r>
-        <w:t>What this example does not establish</w:t>
+        <w:t>Board sequence</w:t>
+      </w:r>
+    </w:p>
+    <w:p>
+      <w:pPr>
+        <w:spacing w:line="336" w:lineRule="auto" w:after="180"/>
+      </w:pPr>
+      <w:r>
+        <w:rPr>
+          <w:b w:val="0"/>
+        </w:rPr>
+        <w:t>Write the given facts: A final-test folder has twenty leaves; its labels are opened weekly to choose models.</w:t>
+      </w:r>
+    </w:p>
+    <w:p>
+      <w:pPr>
+        <w:spacing w:line="336" w:lineRule="auto" w:after="180"/>
+      </w:pPr>
+      <w:r>
+        <w:rPr>
+          <w:b w:val="0"/>
+        </w:rPr>
+        <w:t>Write the question to explain: Is it still untouched?</w:t>
+      </w:r>
+    </w:p>
+    <w:p>
+      <w:pPr>
+        <w:spacing w:line="336" w:lineRule="auto" w:after="180"/>
+      </w:pPr>
+      <w:r>
+        <w:rPr>
+          <w:b w:val="0"/>
+        </w:rPr>
+        <w:t xml:space="preserve">Reveal after </w:t>
+      </w:r>
+      <w:r>
+        <w:rPr>
+          <w:b/>
+        </w:rPr>
+        <w:t>prediction</w:t>
+      </w:r>
+      <w:r>
+        <w:rPr>
+          <w:b w:val="0"/>
+        </w:rPr>
+        <w:t>s: No. It functions as validation. Reserve a genuinely unused set for final evaluation or disclose the limitation.</w:t>
+      </w:r>
+    </w:p>
+    <w:p>
+      <w:pPr>
+        <w:spacing w:line="336" w:lineRule="auto" w:after="180"/>
+      </w:pPr>
+      <w:r>
+        <w:rPr>
+          <w:b w:val="0"/>
+        </w:rPr>
+        <w:t>Use the earlier transfer question as additional practice. Reserve the selected fresh TN7/FP1/FN2/TP2metric-and-claim task for the first individual attempt and record support used.</w:t>
       </w:r>
     </w:p>
     <w:p>
@@ -2192,394 +2813,30 @@
         <w:pStyle w:val="Heading3"/>
       </w:pPr>
       <w:r>
-        <w:t>Keep the stated limit</w:t>
+        <w:t>Classroom dialogue</w:t>
       </w:r>
     </w:p>
     <w:p>
       <w:pPr>
         <w:spacing w:line="336" w:lineRule="auto" w:after="180"/>
-        <w:shd w:fill="FFF5E6"/>
       </w:pPr>
       <w:r>
         <w:rPr>
           <w:b w:val="0"/>
         </w:rPr>
-        <w:t>A hold-out can still be unrepresentative, too small or badly labelled; separation alone does not guarantee reliable estimates.</w:t>
-      </w:r>
-    </w:p>
-    <w:p>
-      <w:pPr>
-        <w:pStyle w:val="Heading3"/>
-      </w:pPr>
-      <w:r>
-        <w:t>Change one thing in the pictured case</w:t>
-      </w:r>
-    </w:p>
-    <w:p>
-      <w:pPr>
-        <w:pStyle w:val="Heading3"/>
-      </w:pPr>
-      <w:r>
-        <w:t>Change one thing</w:t>
-      </w:r>
-    </w:p>
-    <w:p>
-      <w:pPr>
-        <w:spacing w:line="336" w:lineRule="auto" w:after="180"/>
-        <w:shd w:fill="F5F1FB"/>
-      </w:pPr>
+        <w:t xml:space="preserve">Reveal reasoning one step at a time. Explain why a tempting alternative fails. Write units and denominators for arithmetic, trace conditions for decisions, and identify supporting sources for </w:t>
+      </w:r>
+      <w:r>
+        <w:rPr>
+          <w:b/>
+        </w:rPr>
+        <w:t>claim</w:t>
+      </w:r>
       <w:r>
         <w:rPr>
           <w:b w:val="0"/>
         </w:rPr>
-        <w:t>Change: The team changes a threshold after inspecting the false negatives.</w:t>
-      </w:r>
-    </w:p>
-    <w:p>
-      <w:pPr>
-        <w:pStyle w:val="Heading3"/>
-      </w:pPr>
-      <w:r>
-        <w:t>Predicted result</w:t>
-      </w:r>
-    </w:p>
-    <w:p>
-      <w:pPr>
-        <w:spacing w:line="336" w:lineRule="auto" w:after="180"/>
-        <w:shd w:fill="F1F6FC"/>
-      </w:pPr>
-      <w:r>
-        <w:rPr>
-          <w:b/>
-        </w:rPr>
-        <w:t>Prediction</w:t>
-      </w:r>
-      <w:r>
-        <w:rPr>
-          <w:b w:val="0"/>
-        </w:rPr>
-        <w:t xml:space="preserve">: This set is now development </w:t>
-      </w:r>
-      <w:r>
-        <w:rPr>
-          <w:b/>
-        </w:rPr>
-        <w:t>evidence</w:t>
-      </w:r>
-      <w:r>
-        <w:rPr>
-          <w:b w:val="0"/>
-        </w:rPr>
-        <w:t xml:space="preserve"> for the revised model.</w:t>
-      </w:r>
-    </w:p>
-    <w:p>
-      <w:pPr>
-        <w:pStyle w:val="Heading3"/>
-      </w:pPr>
-      <w:r>
-        <w:t>Why the result follows</w:t>
-      </w:r>
-    </w:p>
-    <w:p>
-      <w:pPr>
-        <w:spacing w:line="336" w:lineRule="auto" w:after="180"/>
-        <w:shd w:fill="F1F6FC"/>
-      </w:pPr>
-      <w:r>
-        <w:rPr>
-          <w:b w:val="0"/>
-        </w:rPr>
-        <w:t>Reason: Using final outcomes to change the model breaks the untouched hold-out role.</w:t>
-      </w:r>
-    </w:p>
-    <w:p>
-      <w:pPr>
-        <w:pStyle w:val="Heading3"/>
-      </w:pPr>
-      <w:r>
-        <w:t>Ask while showing the picture</w:t>
-      </w:r>
-    </w:p>
-    <w:p>
-      <w:pPr>
-        <w:pStyle w:val="Heading3"/>
-      </w:pPr>
-      <w:r>
-        <w:t>Ask while showing the picture · 3</w:t>
-      </w:r>
-    </w:p>
-    <w:p>
-      <w:pPr>
-        <w:spacing w:line="336" w:lineRule="auto" w:after="180"/>
-      </w:pPr>
-      <w:r>
-        <w:rPr>
-          <w:b w:val="0"/>
-        </w:rPr>
-        <w:t xml:space="preserve">Cover the result. Ask learners to name the </w:t>
-      </w:r>
-      <w:r>
-        <w:rPr>
-          <w:b/>
-        </w:rPr>
-        <w:t>input</w:t>
-      </w:r>
-      <w:r>
-        <w:rPr>
-          <w:b w:val="0"/>
-        </w:rPr>
-        <w:t xml:space="preserve">s and predict the next step. Uncover one step, connect the icon to the actual procedure, and explain its </w:t>
-      </w:r>
-      <w:r>
-        <w:rPr>
-          <w:b/>
-        </w:rPr>
-        <w:t>evidence</w:t>
-      </w:r>
-      <w:r>
-        <w:rPr>
-          <w:b w:val="0"/>
-        </w:rPr>
-        <w:t>. Then change the supplied condition and compare.</w:t>
-      </w:r>
-    </w:p>
-    <w:p>
-      <w:pPr>
-        <w:spacing w:line="336" w:lineRule="auto" w:after="180"/>
-      </w:pPr>
-      <w:r>
-        <w:rPr>
-          <w:b w:val="0"/>
-        </w:rPr>
-        <w:t>The picture is a representation; it does not document execution of a real AI model.</w:t>
-      </w:r>
-    </w:p>
-    <w:p>
-      <w:pPr>
-        <w:pStyle w:val="Heading1"/>
-      </w:pPr>
-      <w:r>
-        <w:t>03. Demonstrate and guide practice</w:t>
-      </w:r>
-    </w:p>
-    <w:p>
-      <w:r>
-        <w:t>Demonstrate Hold Out Test Data, reduce support deliberately and check individual reasoning before discussing answers.</w:t>
-      </w:r>
-    </w:p>
-    <w:p>
-      <w:pPr>
-        <w:pStyle w:val="Heading3"/>
-      </w:pPr>
-      <w:r>
-        <w:t>Choose the pacing route</w:t>
-      </w:r>
-    </w:p>
-    <w:p>
-      <w:pPr>
-        <w:spacing w:line="336" w:lineRule="auto" w:after="180"/>
-        <w:shd w:fill="F1F6F8"/>
-      </w:pPr>
-      <w:r>
-        <w:rPr>
-          <w:b w:val="0"/>
-        </w:rPr>
-        <w:t>Compact alternative: this two-session sequence covers selected core tasks. Use the three-session weekly plan for the full lesson, independent transfer, feedback and project work; allow extra time for extensions.</w:t>
-      </w:r>
-    </w:p>
-    <w:p>
-      <w:pPr>
-        <w:pStyle w:val="Heading3"/>
-      </w:pPr>
-      <w:r>
-        <w:t>Board sequence</w:t>
-      </w:r>
-    </w:p>
-    <w:p>
-      <w:pPr>
-        <w:pStyle w:val="Heading3"/>
-      </w:pPr>
-      <w:r>
-        <w:t>1. Put the facts on the board</w:t>
-      </w:r>
-    </w:p>
-    <w:p>
-      <w:pPr>
-        <w:spacing w:line="336" w:lineRule="auto" w:after="180"/>
-        <w:shd w:fill="F4F9FC"/>
-      </w:pPr>
-      <w:r>
-        <w:rPr>
-          <w:b w:val="0"/>
-        </w:rPr>
-        <w:t>Write the given facts: A final-test folder has twenty leaves; its labels are opened weekly to choose models.</w:t>
-      </w:r>
-    </w:p>
-    <w:p>
-      <w:pPr>
-        <w:pStyle w:val="Heading3"/>
-      </w:pPr>
-      <w:r>
-        <w:t>2. State the decision to explain</w:t>
-      </w:r>
-    </w:p>
-    <w:p>
-      <w:pPr>
-        <w:spacing w:line="336" w:lineRule="auto" w:after="180"/>
-        <w:shd w:fill="F5F1FB"/>
-      </w:pPr>
-      <w:r>
-        <w:rPr>
-          <w:b w:val="0"/>
-        </w:rPr>
-        <w:t>Write the question to explain: Is it still untouched?</w:t>
-      </w:r>
-    </w:p>
-    <w:p>
-      <w:pPr>
-        <w:pStyle w:val="Heading3"/>
-      </w:pPr>
-      <w:r>
-        <w:t>3. Reveal the worked reasoning</w:t>
-      </w:r>
-    </w:p>
-    <w:p>
-      <w:pPr>
-        <w:spacing w:line="336" w:lineRule="auto" w:after="180"/>
-        <w:shd w:fill="F1F6FC"/>
-      </w:pPr>
-      <w:r>
-        <w:rPr>
-          <w:b w:val="0"/>
-        </w:rPr>
-        <w:t xml:space="preserve">Reveal after </w:t>
-      </w:r>
-      <w:r>
-        <w:rPr>
-          <w:b/>
-        </w:rPr>
-        <w:t>prediction</w:t>
-      </w:r>
-      <w:r>
-        <w:rPr>
-          <w:b w:val="0"/>
-        </w:rPr>
-        <w:t>s: No. It functions as validation. Reserve a genuinely unused set for final evaluation or disclose the limitation.</w:t>
-      </w:r>
-    </w:p>
-    <w:p>
-      <w:pPr>
-        <w:pStyle w:val="Heading3"/>
-      </w:pPr>
-      <w:r>
-        <w:t>Hold back the independent task</w:t>
-      </w:r>
-    </w:p>
-    <w:p>
-      <w:pPr>
-        <w:spacing w:line="336" w:lineRule="auto" w:after="180"/>
-        <w:shd w:fill="F5F1FB"/>
-      </w:pPr>
-      <w:r>
-        <w:rPr>
-          <w:b w:val="0"/>
-        </w:rPr>
-        <w:t>Keep for an independent attempt: You inspect final test failures, change features to fix them and report the new score on that same test set as untouched. What is wrong?</w:t>
-      </w:r>
-    </w:p>
-    <w:p>
-      <w:pPr>
-        <w:pStyle w:val="Heading3"/>
-      </w:pPr>
-      <w:r>
-        <w:t>Classroom dialogue</w:t>
-      </w:r>
-    </w:p>
-    <w:p>
-      <w:pPr>
-        <w:pStyle w:val="Heading3"/>
-      </w:pPr>
-      <w:r>
-        <w:t>Ask the class</w:t>
-      </w:r>
-    </w:p>
-    <w:p>
-      <w:pPr>
-        <w:spacing w:line="336" w:lineRule="auto" w:after="180"/>
-        <w:shd w:fill="F5F1FB"/>
-      </w:pPr>
-      <w:r>
-        <w:rPr>
-          <w:b w:val="0"/>
-        </w:rPr>
-        <w:t>Ask: Which facts are given, and which would we have to assume? Learners mark relevant details before discussing answers.</w:t>
-      </w:r>
-    </w:p>
-    <w:p>
-      <w:pPr>
-        <w:pStyle w:val="Heading3"/>
-      </w:pPr>
-      <w:r>
-        <w:t>Language to model</w:t>
-      </w:r>
-    </w:p>
-    <w:p>
-      <w:pPr>
-        <w:spacing w:line="336" w:lineRule="auto" w:after="180"/>
-        <w:shd w:fill="F1F6F8"/>
-      </w:pPr>
-      <w:r>
-        <w:rPr>
-          <w:b w:val="0"/>
-        </w:rPr>
-        <w:t>Say: Predict first. Show the rule, information path or calculation that would produce the result. A correct guess is not yet an explanation.</w:t>
-      </w:r>
-    </w:p>
-    <w:p>
-      <w:pPr>
-        <w:spacing w:line="336" w:lineRule="auto" w:after="180"/>
-      </w:pPr>
-      <w:r>
-        <w:rPr>
-          <w:b w:val="0"/>
-        </w:rPr>
-        <w:t xml:space="preserve">Reveal reasoning one step at a time. Explain why a tempting alternative fails. Write units and denominators for arithmetic, trace conditions for decisions, and identify supporting sources for </w:t>
-      </w:r>
-      <w:r>
-        <w:rPr>
-          <w:b/>
-        </w:rPr>
-        <w:t>claim</w:t>
-      </w:r>
-      <w:r>
-        <w:rPr>
-          <w:b w:val="0"/>
-        </w:rPr>
         <w:t>s.</w:t>
-      </w:r>
-    </w:p>
-    <w:p>
-      <w:pPr>
-        <w:spacing w:line="336" w:lineRule="auto" w:after="180"/>
-      </w:pPr>
-      <w:r>
-        <w:rPr>
-          <w:b w:val="0"/>
-        </w:rPr>
-        <w:t xml:space="preserve">In pairs, one learner solves while the other checks </w:t>
-      </w:r>
-      <w:r>
-        <w:rPr>
-          <w:b/>
-        </w:rPr>
-        <w:t>evidence</w:t>
-      </w:r>
-      <w:r>
-        <w:rPr>
-          <w:b w:val="0"/>
-        </w:rPr>
-        <w:t>; exchange roles. Remove the worked answer before independent assessment.</w:t>
       </w:r>
     </w:p>
     <w:p>
@@ -2845,438 +3102,122 @@
         <w:pStyle w:val="Heading3"/>
       </w:pPr>
       <w:r>
-        <w:t>Completion practice</w:t>
+        <w:t>Individual reasoning check</w:t>
+      </w:r>
+    </w:p>
+    <w:p>
+      <w:pPr>
+        <w:pStyle w:val="Heading3"/>
+      </w:pPr>
+      <w:r>
+        <w:t>Pictorial practice question</w:t>
+      </w:r>
+    </w:p>
+    <w:p>
+      <w:pPr>
+        <w:pStyle w:val="Heading3"/>
+      </w:pPr>
+      <w:r>
+        <w:t>Reasoned teacher answer</w:t>
+      </w:r>
+    </w:p>
+    <w:p>
+      <w:pPr>
+        <w:pStyle w:val="Heading1"/>
+      </w:pPr>
+      <w:r>
+        <w:t>04. Run the complete supplied investigation</w:t>
+      </w:r>
+    </w:p>
+    <w:p>
+      <w:r>
+        <w:t>Keep predictions, observed or supplied outcomes and unmeasured cases separate.</w:t>
+      </w:r>
+    </w:p>
+    <w:p>
+      <w:pPr>
+        <w:pStyle w:val="Heading2"/>
+      </w:pPr>
+      <w:r>
+        <w:t>Supplied inputs and checked guidance</w:t>
       </w:r>
     </w:p>
     <w:p>
       <w:pPr>
         <w:spacing w:line="336" w:lineRule="auto" w:after="180"/>
-        <w:shd w:fill="F5F1FB"/>
       </w:pPr>
       <w:r>
         <w:rPr>
           <w:b w:val="0"/>
         </w:rPr>
-        <w:t>Completion task: Why does 75 percent versus 70 percent not settle deployment?</w:t>
-      </w:r>
-    </w:p>
-    <w:p>
-      <w:pPr>
-        <w:pStyle w:val="Heading3"/>
-      </w:pPr>
-      <w:r>
-        <w:t>Reasoning to listen for</w:t>
+        <w:t>Court C1/C3consistent with protocol;C2preprocessing leaks;C4test-informed revision,C5reshuffle,C6silent dropping,C7different cohorts all need explicit repair/disclosure;C8honest no-fresh-data report. Main counts15/20,3/5,3/6;baseline14/20. Independent TN7,FP1,FN2,TP2→accuracy9/12=75%,precision2/3≈66.7%,recall2/4=50%;describe only these supplied frozen-version cases and unknown coverage.</w:t>
       </w:r>
     </w:p>
     <w:p>
       <w:pPr>
         <w:spacing w:line="336" w:lineRule="auto" w:after="180"/>
-        <w:shd w:fill="F1F6FC"/>
       </w:pPr>
       <w:r>
         <w:rPr>
           <w:b w:val="0"/>
         </w:rPr>
-        <w:t>Teacher check: Teacher explanation: The difference is one correct case on 20; error consequences, limited coverage and missed blocked cases remain.</w:t>
-      </w:r>
-    </w:p>
-    <w:p>
-      <w:pPr>
-        <w:spacing w:line="336" w:lineRule="auto" w:after="180"/>
-      </w:pPr>
-      <w:r>
-        <w:rPr>
-          <w:b w:val="0"/>
-        </w:rPr>
-        <w:t xml:space="preserve">Start by identifying the given </w:t>
-      </w:r>
-      <w:r>
-        <w:rPr>
-          <w:b/>
-        </w:rPr>
-        <w:t>input</w:t>
-      </w:r>
-      <w:r>
-        <w:rPr>
-          <w:b w:val="0"/>
-        </w:rPr>
-        <w:t>s together. Leave the intermediate steps blank. If needed, model one step, then withdraw that help on the next step. Move to a full trace only when the partial trace is understood.</w:t>
-      </w:r>
-    </w:p>
-    <w:p>
-      <w:pPr>
-        <w:spacing w:line="336" w:lineRule="auto" w:after="180"/>
-      </w:pPr>
-      <w:r>
-        <w:rPr>
-          <w:b w:val="0"/>
-        </w:rPr>
-        <w:t>For partners, alternate explainer and checker; collect a response from every learner before discussion.</w:t>
-      </w:r>
-    </w:p>
-    <w:p>
-      <w:pPr>
-        <w:pStyle w:val="Heading3"/>
-      </w:pPr>
-      <w:r>
-        <w:t>Individual reasoning check</w:t>
-      </w:r>
-    </w:p>
-    <w:p>
-      <w:pPr>
-        <w:spacing w:line="336" w:lineRule="auto" w:after="180"/>
-      </w:pPr>
-      <w:r>
-        <w:rPr>
-          <w:b w:val="0"/>
-        </w:rPr>
-        <w:t xml:space="preserve">Use the worked case for Final testing and honest </w:t>
-      </w:r>
-      <w:r>
-        <w:rPr>
-          <w:b/>
-        </w:rPr>
-        <w:t>claim</w:t>
-      </w:r>
-      <w:r>
-        <w:rPr>
-          <w:b w:val="0"/>
-        </w:rPr>
-        <w:t>s. Proposed explanation: “A final answer is enough”. Decide whether this explanation is supported.</w:t>
-      </w:r>
-    </w:p>
-    <w:p>
-      <w:pPr>
-        <w:spacing w:line="336" w:lineRule="auto" w:after="180"/>
-      </w:pPr>
-      <w:r>
-        <w:rPr>
-          <w:b w:val="0"/>
-        </w:rPr>
-        <w:t>Point to the step or supplied fact that decides; explain your repair if needed.</w:t>
-      </w:r>
-    </w:p>
-    <w:p>
-      <w:pPr>
-        <w:pStyle w:val="Heading3"/>
-      </w:pPr>
-      <w:r>
-        <w:t>Expected repair</w:t>
-      </w:r>
-    </w:p>
-    <w:p>
-      <w:pPr>
-        <w:spacing w:line="336" w:lineRule="auto" w:after="180"/>
-        <w:shd w:fill="F1F6FC"/>
-      </w:pPr>
-      <w:r>
-        <w:rPr>
-          <w:b w:val="0"/>
-        </w:rPr>
-        <w:t>Expected correction: Ask for the relevant counts, units, procedure or saved record. For this week: Accuracy 15/20, precision 3/5, recall 3/6. Report TN 12 FP 2 FN 3 TP 3 and blocked positive.</w:t>
-      </w:r>
-    </w:p>
-    <w:p>
-      <w:pPr>
-        <w:spacing w:line="336" w:lineRule="auto" w:after="180"/>
-      </w:pPr>
-      <w:r>
-        <w:rPr>
-          <w:b w:val="0"/>
-        </w:rPr>
-        <w:t>Collect explanations, not only yes/no votes. If a misunderstanding is common, re-model the relevant step for the class.</w:t>
-      </w:r>
-    </w:p>
-    <w:p>
-      <w:pPr>
-        <w:spacing w:line="336" w:lineRule="auto" w:after="180"/>
-      </w:pPr>
-      <w:r>
-        <w:rPr>
-          <w:b w:val="0"/>
-        </w:rPr>
-        <w:t>If it affects a few learners, give a short targeted group explanation while others solve a more demanding variation.</w:t>
-      </w:r>
-    </w:p>
-    <w:p>
-      <w:pPr>
-        <w:pStyle w:val="Heading3"/>
-      </w:pPr>
-      <w:r>
-        <w:t>Pictorial practice question</w:t>
-      </w:r>
-    </w:p>
-    <w:p>
-      <w:pPr>
-        <w:spacing w:line="336" w:lineRule="auto" w:after="180"/>
-      </w:pPr>
-      <w:r>
-        <w:rPr>
-          <w:b w:val="0"/>
-        </w:rPr>
-        <w:t xml:space="preserve">What is needed for an honest final </w:t>
-      </w:r>
-      <w:r>
-        <w:rPr>
-          <w:b/>
-        </w:rPr>
-        <w:t>claim</w:t>
-      </w:r>
-      <w:r>
-        <w:rPr>
-          <w:b w:val="0"/>
-        </w:rPr>
-        <w:t xml:space="preserve"> about the revised version? Point to the relevant step in the picture, then write the changed result and the rule or </w:t>
-      </w:r>
-      <w:r>
-        <w:rPr>
-          <w:b/>
-        </w:rPr>
-        <w:t>evidence</w:t>
-      </w:r>
-      <w:r>
-        <w:rPr>
-          <w:b w:val="0"/>
-        </w:rPr>
-        <w:t xml:space="preserve"> that supports it.</w:t>
-      </w:r>
-    </w:p>
-    <w:p>
-      <w:pPr>
-        <w:pStyle w:val="Heading3"/>
-      </w:pPr>
-      <w:r>
-        <w:t>Reasoned teacher answer</w:t>
-      </w:r>
-    </w:p>
-    <w:p>
-      <w:pPr>
-        <w:spacing w:line="336" w:lineRule="auto" w:after="180"/>
-      </w:pPr>
-      <w:r>
-        <w:rPr>
-          <w:b w:val="0"/>
-        </w:rPr>
-        <w:t xml:space="preserve">A newly reserved final set with appropriate grouping and fixed scoring rules, evaluated after the revision is frozen. Changed-case check: This set is now development </w:t>
-      </w:r>
-      <w:r>
-        <w:rPr>
-          <w:b/>
-        </w:rPr>
-        <w:t>evidence</w:t>
-      </w:r>
-      <w:r>
-        <w:rPr>
-          <w:b w:val="0"/>
-        </w:rPr>
-        <w:t xml:space="preserve"> for the revised model.</w:t>
-      </w:r>
-    </w:p>
-    <w:p>
-      <w:pPr>
-        <w:spacing w:line="336" w:lineRule="auto" w:after="180"/>
-      </w:pPr>
-      <w:r>
-        <w:rPr>
-          <w:b w:val="0"/>
-        </w:rPr>
-        <w:t>Using final outcomes to change the model breaks the untouched hold-out role.</w:t>
-      </w:r>
-    </w:p>
-    <w:p>
-      <w:pPr>
-        <w:spacing w:line="336" w:lineRule="auto" w:after="180"/>
-      </w:pPr>
-      <w:r>
-        <w:rPr>
-          <w:b w:val="0"/>
-        </w:rPr>
-        <w:t xml:space="preserve">Changed-case reasoning: This set is now development </w:t>
-      </w:r>
-      <w:r>
-        <w:rPr>
-          <w:b/>
-        </w:rPr>
-        <w:t>evidence</w:t>
-      </w:r>
-      <w:r>
-        <w:rPr>
-          <w:b w:val="0"/>
-        </w:rPr>
-        <w:t xml:space="preserve"> for the revised model. Using final outcomes to change the model breaks the untouched hold-out role.</w:t>
-      </w:r>
-    </w:p>
-    <w:p>
-      <w:pPr>
-        <w:spacing w:line="336" w:lineRule="auto" w:after="180"/>
-      </w:pPr>
-      <w:r>
-        <w:rPr>
-          <w:b w:val="0"/>
-        </w:rPr>
-        <w:t xml:space="preserve">Collect each learner’s explanation before discussion. Use the first missing connection between </w:t>
-      </w:r>
-      <w:r>
-        <w:rPr>
-          <w:b/>
-        </w:rPr>
-        <w:t>input</w:t>
-      </w:r>
-      <w:r>
-        <w:rPr>
-          <w:b w:val="0"/>
-        </w:rPr>
-        <w:t xml:space="preserve">, deciding step and result to choose support. This question is worked-case practice, not fresh mastery </w:t>
-      </w:r>
-      <w:r>
-        <w:rPr>
-          <w:b/>
-        </w:rPr>
-        <w:t>evidence</w:t>
-      </w:r>
-      <w:r>
-        <w:rPr>
-          <w:b w:val="0"/>
-        </w:rPr>
-        <w:t>.</w:t>
-      </w:r>
-    </w:p>
-    <w:p>
-      <w:pPr>
-        <w:pStyle w:val="Heading1"/>
-      </w:pPr>
-      <w:r>
-        <w:t>04. Run the weekly evidence lab</w:t>
-      </w:r>
-    </w:p>
-    <w:p>
-      <w:r>
-        <w:t>Run the Hold Out Test Data investigation and use the first unsupported step to choose a teaching response.</w:t>
-      </w:r>
-    </w:p>
-    <w:p>
-      <w:pPr>
-        <w:spacing w:line="336" w:lineRule="auto" w:after="180"/>
-      </w:pPr>
-      <w:r>
-        <w:rPr>
-          <w:b w:val="0"/>
-        </w:rPr>
-        <w:t>Keep the test conditions fixed, record every result, and change only one planned factor.</w:t>
-      </w:r>
-    </w:p>
-    <w:p>
-      <w:pPr>
-        <w:spacing w:line="336" w:lineRule="auto" w:after="180"/>
-        <w:shd w:fill="F4F9FC"/>
-      </w:pPr>
-      <w:r>
-        <w:rPr>
-          <w:b w:val="0"/>
-        </w:rPr>
-        <w:t xml:space="preserve">1. Write the hypothesis and expected </w:t>
-      </w:r>
-      <w:r>
-        <w:rPr>
-          <w:b/>
-        </w:rPr>
-        <w:t>evidence</w:t>
-      </w:r>
-      <w:r>
-        <w:rPr>
-          <w:b w:val="0"/>
-        </w:rPr>
-        <w:t xml:space="preserve"> before running.</w:t>
-      </w:r>
-    </w:p>
-    <w:p>
-      <w:pPr>
-        <w:spacing w:line="336" w:lineRule="auto" w:after="180"/>
-        <w:shd w:fill="F4F9FC"/>
-      </w:pPr>
-      <w:r>
-        <w:rPr>
-          <w:b w:val="0"/>
-        </w:rPr>
-        <w:t xml:space="preserve">2. Split-Integrity Court: classify workflow actions as allowed or contaminating, then redesign the </w:t>
-      </w:r>
-      <w:r>
-        <w:rPr>
-          <w:b/>
-        </w:rPr>
-        <w:t>evidence</w:t>
-      </w:r>
-      <w:r>
-        <w:rPr>
-          <w:b w:val="0"/>
-        </w:rPr>
-        <w:t xml:space="preserve"> trail.</w:t>
-      </w:r>
-    </w:p>
-    <w:p>
-      <w:pPr>
-        <w:spacing w:line="336" w:lineRule="auto" w:after="180"/>
-        <w:shd w:fill="F4F9FC"/>
-      </w:pPr>
-      <w:r>
-        <w:rPr>
-          <w:b w:val="0"/>
-        </w:rPr>
+        <w:t>No revised-model final score is invented.</w:t>
+      </w:r>
+    </w:p>
+    <w:p>
+      <w:pPr>
+        <w:pStyle w:val="Heading2"/>
+      </w:pPr>
+      <w:r>
+        <w:t>Predict, investigate and record</w:t>
+      </w:r>
+    </w:p>
+    <w:p>
+      <w:pPr>
+        <w:pStyle w:val="ListNumber"/>
+      </w:pPr>
+      <w:r>
+        <w:t>1. Write the hypothesis and expected evidence before running.</w:t>
+      </w:r>
+    </w:p>
+    <w:p>
+      <w:pPr>
+        <w:pStyle w:val="ListNumber"/>
+      </w:pPr>
+      <w:r>
+        <w:t>2. Split-Integrity Court: classify workflow actions as allowed or contaminating, then redesign the evidence trail.</w:t>
+      </w:r>
+    </w:p>
+    <w:p>
+      <w:pPr>
+        <w:pStyle w:val="ListNumber"/>
+      </w:pPr>
+      <w:r>
         <w:t>3. Run one normal, one boundary, one missing, and one shifted case.</w:t>
       </w:r>
     </w:p>
     <w:p>
       <w:pPr>
-        <w:spacing w:line="336" w:lineRule="auto" w:after="180"/>
-        <w:shd w:fill="F4F9FC"/>
-      </w:pPr>
-      <w:r>
-        <w:rPr>
-          <w:b w:val="0"/>
-        </w:rPr>
+        <w:pStyle w:val="ListNumber"/>
+      </w:pPr>
+      <w:r>
         <w:t>4. Calculate the metric from raw counts or row-level errors.</w:t>
       </w:r>
     </w:p>
     <w:p>
       <w:pPr>
-        <w:spacing w:line="336" w:lineRule="auto" w:after="180"/>
-        <w:shd w:fill="F4F9FC"/>
-      </w:pPr>
-      <w:r>
-        <w:rPr>
-          <w:b w:val="0"/>
-        </w:rPr>
+        <w:pStyle w:val="ListNumber"/>
+      </w:pPr>
+      <w:r>
         <w:t>5. Interpret what changed, what did not, and what remains unsafe or unknown.</w:t>
       </w:r>
     </w:p>
     <w:p>
       <w:pPr>
-        <w:pStyle w:val="Heading3"/>
-      </w:pPr>
-      <w:r>
-        <w:t>Make the lab runnable</w:t>
-      </w:r>
-    </w:p>
-    <w:p>
-      <w:pPr>
-        <w:spacing w:line="336" w:lineRule="auto" w:after="180"/>
-      </w:pPr>
-      <w:r>
-        <w:rPr>
-          <w:b w:val="0"/>
-        </w:rPr>
-        <w:t>Use the concrete case as the shared normal case and the independent question as a second case. Each pair creates a boundary or missing-information case and predicts its result before testing.</w:t>
-      </w:r>
-    </w:p>
-    <w:p>
-      <w:pPr>
-        <w:spacing w:line="336" w:lineRule="auto" w:after="180"/>
-      </w:pPr>
-      <w:r>
-        <w:rPr>
-          <w:b w:val="0"/>
-        </w:rPr>
-        <w:t>Keep the expected result separate from an observed mistake.</w:t>
+        <w:pStyle w:val="Heading2"/>
+      </w:pPr>
+      <w:r>
+        <w:t>Keep the experiment ledger</w:t>
       </w:r>
     </w:p>
     <w:tbl>
@@ -3427,10 +3368,10 @@
     </w:tbl>
     <w:p>
       <w:pPr>
-        <w:pStyle w:val="Heading3"/>
-      </w:pPr>
-      <w:r>
-        <w:t>Diagnose and reteach</w:t>
+        <w:pStyle w:val="Heading2"/>
+      </w:pPr>
+      <w:r>
+        <w:t>Diagnose the current misconceptions</w:t>
       </w:r>
     </w:p>
     <w:p>
@@ -3441,7 +3382,7 @@
         <w:rPr>
           <w:b w:val="0"/>
         </w:rPr>
-        <w:t>MISCONCEPTION TO REPAIR Test data remains unbiased as long as the model never directly fits its labels.</w:t>
+        <w:t>A final answer is enough: Ask for the relevant counts, units, procedure or saved record. For this week: Accuracy 15/20, precision 3/5, recall 3/6. Report TN 12 FP 2 FN 3 TP 3 and blocked positive.</w:t>
       </w:r>
     </w:p>
     <w:p>
@@ -3452,7 +3393,19 @@
         <w:rPr>
           <w:b w:val="0"/>
         </w:rPr>
-        <w:t>For guessing, return to given facts and request a trace. For vocabulary without application, use one example and one non-example. For arithmetic errors, check the setup before the calculation.</w:t>
+        <w:t xml:space="preserve">A stronger </w:t>
+      </w:r>
+      <w:r>
+        <w:rPr>
+          <w:b/>
+        </w:rPr>
+        <w:t>claim</w:t>
+      </w:r>
+      <w:r>
+        <w:rPr>
+          <w:b w:val="0"/>
+        </w:rPr>
+        <w:t xml:space="preserve"> makes a stronger project: Retain the planned denominator and report the failed case and predefined scoring policy; disclose any metric denominator change.</w:t>
       </w:r>
     </w:p>
     <w:p>
@@ -3463,15 +3416,19 @@
         <w:rPr>
           <w:b w:val="0"/>
         </w:rPr>
-        <w:t>Finish with a different uncoached case before recording mastery.</w:t>
-      </w:r>
-    </w:p>
-    <w:p>
-      <w:pPr>
-        <w:pStyle w:val="Heading3"/>
-      </w:pPr>
-      <w:r>
-        <w:t>Address these additional misconceptions</w:t>
+        <w:t xml:space="preserve">The new case can be copied from the example: The independent task changes the </w:t>
+      </w:r>
+      <w:r>
+        <w:rPr>
+          <w:b/>
+        </w:rPr>
+        <w:t>evidence</w:t>
+      </w:r>
+      <w:r>
+        <w:rPr>
+          <w:b w:val="0"/>
+        </w:rPr>
+        <w:t>. Require a fresh explanation: Accuracy 9/12=75 percent; precision 2/3 about 66.7 percent; recall 2/4=50 percent.</w:t>
       </w:r>
     </w:p>
     <w:p>
@@ -3482,72 +3439,15 @@
         <w:rPr>
           <w:b w:val="0"/>
         </w:rPr>
-        <w:t>A final answer is enough: Ask for the relevant counts, units, procedure or saved record. For this week: Accuracy 15/20, precision 3/5, recall 3/6. Report TN 12 FP 2 FN 3 TP 3 and blocked positive.</w:t>
-      </w:r>
-    </w:p>
-    <w:p>
-      <w:pPr>
-        <w:spacing w:line="336" w:lineRule="auto" w:after="180"/>
-      </w:pPr>
-      <w:r>
-        <w:rPr>
-          <w:b w:val="0"/>
-        </w:rPr>
-        <w:t xml:space="preserve">A stronger </w:t>
-      </w:r>
-      <w:r>
-        <w:rPr>
-          <w:b/>
-        </w:rPr>
-        <w:t>claim</w:t>
-      </w:r>
-      <w:r>
-        <w:rPr>
-          <w:b w:val="0"/>
-        </w:rPr>
-        <w:t xml:space="preserve"> makes a stronger project: Retain the planned denominator and report the failed case and predefined scoring policy; disclose any metric denominator change.</w:t>
-      </w:r>
-    </w:p>
-    <w:p>
-      <w:pPr>
-        <w:spacing w:line="336" w:lineRule="auto" w:after="180"/>
-      </w:pPr>
-      <w:r>
-        <w:rPr>
-          <w:b w:val="0"/>
-        </w:rPr>
-        <w:t xml:space="preserve">The new case can be copied from the example: The independent task changes the </w:t>
-      </w:r>
-      <w:r>
-        <w:rPr>
-          <w:b/>
-        </w:rPr>
-        <w:t>evidence</w:t>
-      </w:r>
-      <w:r>
-        <w:rPr>
-          <w:b w:val="0"/>
-        </w:rPr>
-        <w:t>. Require a fresh explanation: Accuracy 9/12=75 percent; precision 2/3 about 66.7 percent; recall 2/4=50 percent.</w:t>
-      </w:r>
-    </w:p>
-    <w:p>
-      <w:pPr>
-        <w:spacing w:line="336" w:lineRule="auto" w:after="180"/>
-      </w:pPr>
-      <w:r>
-        <w:rPr>
-          <w:b w:val="0"/>
-        </w:rPr>
         <w:t>These describe these 12 held-out examples only.</w:t>
       </w:r>
     </w:p>
     <w:p>
       <w:pPr>
-        <w:pStyle w:val="Heading3"/>
-      </w:pPr>
-      <w:r>
-        <w:t>Match the support to the first error</w:t>
+        <w:pStyle w:val="Heading2"/>
+      </w:pPr>
+      <w:r>
+        <w:t>Choose accessible support</w:t>
       </w:r>
     </w:p>
     <w:tbl>
@@ -3720,15 +3620,500 @@
     </w:p>
     <w:p>
       <w:pPr>
+        <w:pStyle w:val="Heading2"/>
+      </w:pPr>
+      <w:r>
+        <w:t>Earlier wording, alternatives and picture transcripts · reference / check after trying</w:t>
+      </w:r>
+    </w:p>
+    <w:p>
+      <w:pPr>
+        <w:spacing w:line="336" w:lineRule="auto" w:after="180"/>
+      </w:pPr>
+      <w:r>
+        <w:rPr>
+          <w:b w:val="0"/>
+        </w:rPr>
+        <w:t>Run the weekly evidence lab</w:t>
+      </w:r>
+    </w:p>
+    <w:p>
+      <w:pPr>
+        <w:spacing w:line="336" w:lineRule="auto" w:after="180"/>
+      </w:pPr>
+      <w:r>
+        <w:rPr>
+          <w:b w:val="0"/>
+        </w:rPr>
+        <w:t>Keep the test conditions fixed, record every result, and change only one planned factor.</w:t>
+      </w:r>
+    </w:p>
+    <w:p>
+      <w:pPr>
+        <w:pStyle w:val="Heading3"/>
+      </w:pPr>
+      <w:r>
+        <w:t>Make the lab runnable</w:t>
+      </w:r>
+    </w:p>
+    <w:p>
+      <w:pPr>
+        <w:spacing w:line="336" w:lineRule="auto" w:after="180"/>
+      </w:pPr>
+      <w:r>
+        <w:rPr>
+          <w:b w:val="0"/>
+        </w:rPr>
+        <w:t>Use the supplied complete investigation for shared practice. Reserve the selected fresh TN7/FP1/FN2/TP2metric-and-claim task for the individual first attempt before hints or feedback; earlier transfer questions remain additional practice.</w:t>
+      </w:r>
+    </w:p>
+    <w:p>
+      <w:pPr>
+        <w:pStyle w:val="Heading3"/>
+      </w:pPr>
+      <w:r>
+        <w:t>Diagnose and reteach</w:t>
+      </w:r>
+    </w:p>
+    <w:p>
+      <w:pPr>
+        <w:spacing w:line="336" w:lineRule="auto" w:after="180"/>
+      </w:pPr>
+      <w:r>
+        <w:rPr>
+          <w:b w:val="0"/>
+        </w:rPr>
+        <w:t>MISCONCEPTION TO REPAIR Test data remains unbiased as long as the model never directly fits its labels.</w:t>
+      </w:r>
+    </w:p>
+    <w:p>
+      <w:pPr>
+        <w:spacing w:line="336" w:lineRule="auto" w:after="180"/>
+      </w:pPr>
+      <w:r>
+        <w:rPr>
+          <w:b w:val="0"/>
+        </w:rPr>
+        <w:t>For guessing, return to given facts and request a trace. For vocabulary without application, use one example and one non-example. For arithmetic errors, check the setup before the calculation.</w:t>
+      </w:r>
+    </w:p>
+    <w:p>
+      <w:pPr>
+        <w:spacing w:line="336" w:lineRule="auto" w:after="180"/>
+      </w:pPr>
+      <w:r>
+        <w:rPr>
+          <w:b w:val="0"/>
+        </w:rPr>
+        <w:t>Finish with a different uncoached case before recording mastery.</w:t>
+      </w:r>
+    </w:p>
+    <w:p>
+      <w:pPr>
+        <w:pStyle w:val="Heading3"/>
+      </w:pPr>
+      <w:r>
+        <w:t>Address these additional misconceptions</w:t>
+      </w:r>
+    </w:p>
+    <w:p>
+      <w:pPr>
+        <w:pStyle w:val="Heading3"/>
+      </w:pPr>
+      <w:r>
+        <w:t>Match the support to the first error</w:t>
+      </w:r>
+    </w:p>
+    <w:p>
+      <w:pPr>
         <w:pStyle w:val="Heading1"/>
       </w:pPr>
       <w:r>
-        <w:t>05. Assess and explain the answers</w:t>
-      </w:r>
-    </w:p>
-    <w:p>
-      <w:r>
-        <w:t>Use the Hold Out Test Data questions, teacher keys and criteria after the relevant attempts. Previously discussed cases are practice; protect the separately selected independent task.</w:t>
+        <w:t>05. Assess the selected experiment transfer</w:t>
+      </w:r>
+    </w:p>
+    <w:p>
+      <w:r>
+        <w:t>Keep this key until after a first attempt; record any help and prior exposure.</w:t>
+      </w:r>
+    </w:p>
+    <w:p>
+      <w:pPr>
+        <w:pStyle w:val="Heading2"/>
+      </w:pPr>
+      <w:r>
+        <w:t>Selected independent task and checked key</w:t>
+      </w:r>
+    </w:p>
+    <w:p>
+      <w:pPr>
+        <w:spacing w:line="336" w:lineRule="auto" w:after="180"/>
+      </w:pPr>
+      <w:r>
+        <w:rPr>
+          <w:b w:val="0"/>
+        </w:rPr>
+        <w:t xml:space="preserve">Selected case: A new frozen test has TN 7 FP 1 FN 2 TP 2. Calculate accuracy, precision and recall and state a bounded </w:t>
+      </w:r>
+      <w:r>
+        <w:rPr>
+          <w:b/>
+        </w:rPr>
+        <w:t>claim</w:t>
+      </w:r>
+      <w:r>
+        <w:rPr>
+          <w:b w:val="0"/>
+        </w:rPr>
+        <w:t>.</w:t>
+      </w:r>
+    </w:p>
+    <w:p>
+      <w:pPr>
+        <w:spacing w:line="336" w:lineRule="auto" w:after="180"/>
+      </w:pPr>
+      <w:r>
+        <w:rPr>
+          <w:b w:val="0"/>
+        </w:rPr>
+        <w:t>Teacher explanation: Accuracy 9/12=75 percent; precision 2/3 about 66.7 percent; recall 2/4=50 percent. These describe these 12 held-out examples only.</w:t>
+      </w:r>
+    </w:p>
+    <w:p>
+      <w:pPr>
+        <w:pStyle w:val="Heading2"/>
+      </w:pPr>
+      <w:r>
+        <w:t>Judge trace, scope and support</w:t>
+      </w:r>
+    </w:p>
+    <w:tbl>
+      <w:tblPr>
+        <w:tblStyle w:val="LightShading-Accent1"/>
+        <w:tblW w:type="auto" w:w="0"/>
+        <w:tblLook w:firstColumn="1" w:firstRow="1" w:lastColumn="0" w:lastRow="0" w:noHBand="0" w:noVBand="1" w:val="04A0"/>
+      </w:tblPr>
+      <w:tblGrid>
+        <w:gridCol w:w="5112"/>
+        <w:gridCol w:w="5112"/>
+      </w:tblGrid>
+      <w:tr>
+        <w:trPr>
+          <w:tblHeader/>
+        </w:trPr>
+        <w:tc>
+          <w:tcPr>
+            <w:tcW w:type="dxa" w:w="5112"/>
+          </w:tcPr>
+          <w:p>
+            <w:r>
+              <w:t>Dimension</w:t>
+            </w:r>
+          </w:p>
+        </w:tc>
+        <w:tc>
+          <w:tcPr>
+            <w:tcW w:type="dxa" w:w="5112"/>
+          </w:tcPr>
+          <w:p>
+            <w:r>
+              <w:t>Evidence required</w:t>
+            </w:r>
+          </w:p>
+        </w:tc>
+      </w:tr>
+      <w:tr>
+        <w:tc>
+          <w:tcPr>
+            <w:tcW w:type="dxa" w:w="5112"/>
+          </w:tcPr>
+          <w:p>
+            <w:r>
+              <w:t>Explanation</w:t>
+            </w:r>
+          </w:p>
+        </w:tc>
+        <w:tc>
+          <w:tcPr>
+            <w:tcW w:type="dxa" w:w="5112"/>
+          </w:tcPr>
+          <w:p>
+            <w:r>
+              <w:t>Names the applicable idea or procedure and ties it to the supplied facts.</w:t>
+            </w:r>
+          </w:p>
+        </w:tc>
+      </w:tr>
+      <w:tr>
+        <w:tc>
+          <w:tcPr>
+            <w:tcW w:type="dxa" w:w="5112"/>
+          </w:tcPr>
+          <w:p>
+            <w:r>
+              <w:t>Trace and result</w:t>
+            </w:r>
+          </w:p>
+        </w:tc>
+        <w:tc>
+          <w:tcPr>
+            <w:tcW w:type="dxa" w:w="5112"/>
+          </w:tcPr>
+          <w:p>
+            <w:r>
+              <w:t>Preserves the given inputs and shows the relevant intermediate steps; distinguishes a prediction from an observed execution.</w:t>
+            </w:r>
+          </w:p>
+        </w:tc>
+      </w:tr>
+      <w:tr>
+        <w:tc>
+          <w:tcPr>
+            <w:tcW w:type="dxa" w:w="5112"/>
+          </w:tcPr>
+          <w:p>
+            <w:r>
+              <w:t>Limits</w:t>
+            </w:r>
+          </w:p>
+        </w:tc>
+        <w:tc>
+          <w:tcPr>
+            <w:tcW w:type="dxa" w:w="5112"/>
+          </w:tcPr>
+          <w:p>
+            <w:r>
+              <w:t>States the assumptions, missing evidence or conditions under which the result would change.</w:t>
+            </w:r>
+          </w:p>
+        </w:tc>
+      </w:tr>
+    </w:tbl>
+    <w:p>
+      <w:pPr>
+        <w:spacing w:line="336" w:lineRule="auto" w:after="180"/>
+      </w:pPr>
+      <w:r>
+        <w:rPr>
+          <w:b w:val="0"/>
+        </w:rPr>
+        <w:t>Record each dimension as not yet, with support, or independent. Accept a valid alternative procedure with a defensible trace.</w:t>
+      </w:r>
+    </w:p>
+    <w:p>
+      <w:pPr>
+        <w:spacing w:line="336" w:lineRule="auto" w:after="180"/>
+      </w:pPr>
+      <w:r>
+        <w:rPr>
+          <w:b w:val="0"/>
+        </w:rPr>
+        <w:t xml:space="preserve">Do not penalise an honestly recorded model failure if the learner correctly explains its </w:t>
+      </w:r>
+      <w:r>
+        <w:rPr>
+          <w:b/>
+        </w:rPr>
+        <w:t>evidence</w:t>
+      </w:r>
+      <w:r>
+        <w:rPr>
+          <w:b w:val="0"/>
+        </w:rPr>
+        <w:t xml:space="preserve"> and limits.</w:t>
+      </w:r>
+    </w:p>
+    <w:p>
+      <w:pPr>
+        <w:pStyle w:val="Heading2"/>
+      </w:pPr>
+      <w:r>
+        <w:t>Give one repair action</w:t>
+      </w:r>
+    </w:p>
+    <w:p>
+      <w:pPr>
+        <w:spacing w:line="336" w:lineRule="auto" w:after="180"/>
+      </w:pPr>
+      <w:r>
+        <w:rPr>
+          <w:b w:val="0"/>
+        </w:rPr>
+        <w:t>Name the earliest unsupported step and give one action to repair it. Have the learner make that repair now and explain why. Then assess the relevant skill on a fresh, fully specified case.</w:t>
+      </w:r>
+    </w:p>
+    <w:p>
+      <w:pPr>
+        <w:spacing w:line="336" w:lineRule="auto" w:after="180"/>
+      </w:pPr>
+      <w:r>
+        <w:rPr>
+          <w:b w:val="0"/>
+        </w:rPr>
+        <w:t>Confirm it was not previously practised with feedback; solve and check the new case before assigning it. A follow-up design prompt is a starting brief, not automatically an equivalent test.</w:t>
+      </w:r>
+    </w:p>
+    <w:p>
+      <w:pPr>
+        <w:pStyle w:val="Heading2"/>
+      </w:pPr>
+      <w:r>
+        <w:t>W1 Calculate a final report</w:t>
+      </w:r>
+    </w:p>
+    <w:p>
+      <w:pPr>
+        <w:spacing w:line="336" w:lineRule="auto" w:after="180"/>
+      </w:pPr>
+      <w:r>
+        <w:rPr>
+          <w:b w:val="0"/>
+        </w:rPr>
+        <w:t>Calculate the worked accuracy, precision and recall with denominators.</w:t>
+      </w:r>
+    </w:p>
+    <w:p>
+      <w:pPr>
+        <w:spacing w:line="336" w:lineRule="auto" w:after="180"/>
+      </w:pPr>
+      <w:r>
+        <w:rPr>
+          <w:b w:val="0"/>
+        </w:rPr>
+        <w:t>Teacher explanation: Accuracy 15/20, precision 3/5, recall 3/6. Report TN 12 FP 2 FN 3 TP 3 and blocked positive.</w:t>
+      </w:r>
+    </w:p>
+    <w:p>
+      <w:pPr>
+        <w:pStyle w:val="Heading2"/>
+      </w:pPr>
+      <w:r>
+        <w:t>W2 Compare a baseline</w:t>
+      </w:r>
+    </w:p>
+    <w:p>
+      <w:pPr>
+        <w:spacing w:line="336" w:lineRule="auto" w:after="180"/>
+      </w:pPr>
+      <w:r>
+        <w:rPr>
+          <w:b w:val="0"/>
+        </w:rPr>
+        <w:t>Why does 75 percent versus 70 percent not settle deployment?</w:t>
+      </w:r>
+    </w:p>
+    <w:p>
+      <w:pPr>
+        <w:spacing w:line="336" w:lineRule="auto" w:after="180"/>
+      </w:pPr>
+      <w:r>
+        <w:rPr>
+          <w:b w:val="0"/>
+        </w:rPr>
+        <w:t>Teacher explanation: The difference is one correct case on 20; error consequences, limited coverage and missed blocked cases remain.</w:t>
+      </w:r>
+    </w:p>
+    <w:p>
+      <w:pPr>
+        <w:pStyle w:val="Heading2"/>
+      </w:pPr>
+      <w:r>
+        <w:t>W3 Handle a revision</w:t>
+      </w:r>
+    </w:p>
+    <w:p>
+      <w:pPr>
+        <w:spacing w:line="336" w:lineRule="auto" w:after="180"/>
+      </w:pPr>
+      <w:r>
+        <w:rPr>
+          <w:b w:val="0"/>
+        </w:rPr>
+        <w:t>The team changes a threshold after reading test errors. How should it label later results?</w:t>
+      </w:r>
+    </w:p>
+    <w:p>
+      <w:pPr>
+        <w:spacing w:line="336" w:lineRule="auto" w:after="180"/>
+      </w:pPr>
+      <w:r>
+        <w:rPr>
+          <w:b w:val="0"/>
+        </w:rPr>
+        <w:t xml:space="preserve">Teacher explanation: Post-test development on an inspected set, with the first frozen test retained; a fresh independent set is needed for another untouched-test </w:t>
+      </w:r>
+      <w:r>
+        <w:rPr>
+          <w:b/>
+        </w:rPr>
+        <w:t>claim</w:t>
+      </w:r>
+      <w:r>
+        <w:rPr>
+          <w:b w:val="0"/>
+        </w:rPr>
+        <w:t>.</w:t>
+      </w:r>
+    </w:p>
+    <w:p>
+      <w:pPr>
+        <w:pStyle w:val="Heading2"/>
+      </w:pPr>
+      <w:r>
+        <w:t>W5 Report a failure</w:t>
+      </w:r>
+    </w:p>
+    <w:p>
+      <w:pPr>
+        <w:spacing w:line="336" w:lineRule="auto" w:after="180"/>
+      </w:pPr>
+      <w:r>
+        <w:rPr>
+          <w:b w:val="0"/>
+        </w:rPr>
+        <w:t xml:space="preserve">One planned case returns no </w:t>
+      </w:r>
+      <w:r>
+        <w:rPr>
+          <w:b/>
+        </w:rPr>
+        <w:t>prediction</w:t>
+      </w:r>
+      <w:r>
+        <w:rPr>
+          <w:b w:val="0"/>
+        </w:rPr>
+        <w:t>. What must the report retain?</w:t>
+      </w:r>
+    </w:p>
+    <w:p>
+      <w:pPr>
+        <w:spacing w:line="336" w:lineRule="auto" w:after="180"/>
+      </w:pPr>
+      <w:r>
+        <w:rPr>
+          <w:b w:val="0"/>
+        </w:rPr>
+        <w:t>Teacher explanation: Retain the planned denominator and report the failed case and predefined scoring policy; disclose any metric denominator change.</w:t>
+      </w:r>
+    </w:p>
+    <w:p>
+      <w:pPr>
+        <w:pStyle w:val="Heading2"/>
+      </w:pPr>
+      <w:r>
+        <w:t>Earlier wording, alternatives and picture transcripts · reference / check after trying</w:t>
+      </w:r>
+    </w:p>
+    <w:p>
+      <w:pPr>
+        <w:spacing w:line="336" w:lineRule="auto" w:after="180"/>
+      </w:pPr>
+      <w:r>
+        <w:rPr>
+          <w:b w:val="0"/>
+        </w:rPr>
+        <w:t>Assess and explain the answers</w:t>
       </w:r>
     </w:p>
     <w:p>
@@ -3741,22 +4126,32 @@
     </w:p>
     <w:p>
       <w:pPr>
+        <w:spacing w:line="336" w:lineRule="auto" w:after="180"/>
+      </w:pPr>
+      <w:r>
+        <w:rPr>
+          <w:b w:val="0"/>
+        </w:rPr>
+        <w:t>No. It functions as validation. Reserve a genuinely unused set for final evaluation or disclose the limitation.</w:t>
+      </w:r>
+    </w:p>
+    <w:p>
+      <w:pPr>
         <w:pStyle w:val="Heading3"/>
       </w:pPr>
       <w:r>
-        <w:t>Teacher key · Worked case answer</w:t>
+        <w:t>Additional transfer practice question</w:t>
       </w:r>
     </w:p>
     <w:p>
       <w:pPr>
         <w:spacing w:line="336" w:lineRule="auto" w:after="180"/>
-        <w:shd w:fill="F1F6FC"/>
       </w:pPr>
       <w:r>
         <w:rPr>
           <w:b w:val="0"/>
         </w:rPr>
-        <w:t>No. It functions as validation. Reserve a genuinely unused set for final evaluation or disclose the limitation.</w:t>
+        <w:t>You inspect final test failures, change features to fix them and report the new score on that same test set as untouched. What is wrong?</w:t>
       </w:r>
     </w:p>
     <w:p>
@@ -3764,49 +4159,12 @@
         <w:pStyle w:val="Heading3"/>
       </w:pPr>
       <w:r>
-        <w:t>Independent question</w:t>
-      </w:r>
-    </w:p>
-    <w:p>
-      <w:pPr>
-        <w:pStyle w:val="Heading3"/>
-      </w:pPr>
-      <w:r>
-        <w:t>Independent question · withhold the key</w:t>
+        <w:t>Reasoned practice answer</w:t>
       </w:r>
     </w:p>
     <w:p>
       <w:pPr>
         <w:spacing w:line="336" w:lineRule="auto" w:after="180"/>
-        <w:shd w:fill="F5F1FB"/>
-      </w:pPr>
-      <w:r>
-        <w:rPr>
-          <w:b w:val="0"/>
-        </w:rPr>
-        <w:t>You inspect final test failures, change features to fix them and report the new score on that same test set as untouched. What is wrong?</w:t>
-      </w:r>
-    </w:p>
-    <w:p>
-      <w:pPr>
-        <w:pStyle w:val="Heading3"/>
-      </w:pPr>
-      <w:r>
-        <w:t>Expected independent answer</w:t>
-      </w:r>
-    </w:p>
-    <w:p>
-      <w:pPr>
-        <w:pStyle w:val="Heading3"/>
-      </w:pPr>
-      <w:r>
-        <w:t>Teacher key · Expected independent answer</w:t>
-      </w:r>
-    </w:p>
-    <w:p>
-      <w:pPr>
-        <w:spacing w:line="336" w:lineRule="auto" w:after="180"/>
-        <w:shd w:fill="F1F6FC"/>
       </w:pPr>
       <w:r>
         <w:rPr>
@@ -4136,876 +4494,361 @@
     </w:p>
     <w:p>
       <w:pPr>
+        <w:spacing w:line="336" w:lineRule="auto" w:after="180"/>
+      </w:pPr>
+      <w:r>
+        <w:rPr>
+          <w:b w:val="0"/>
+        </w:rPr>
+        <w:t xml:space="preserve">It became validation/development </w:t>
+      </w:r>
+      <w:r>
+        <w:rPr>
+          <w:b/>
+        </w:rPr>
+        <w:t>evidence</w:t>
+      </w:r>
+      <w:r>
+        <w:rPr>
+          <w:b w:val="0"/>
+        </w:rPr>
+        <w:t>. Without fresh data, disclose that no untouched final evaluation is available and report the reused-set score as development performance.</w:t>
+      </w:r>
+    </w:p>
+    <w:p>
+      <w:pPr>
+        <w:spacing w:line="336" w:lineRule="auto" w:after="180"/>
+      </w:pPr>
+      <w:r>
+        <w:rPr>
+          <w:b w:val="0"/>
+        </w:rPr>
+        <w:t>Do not relabel it unseen because the model did not directly train on those rows.</w:t>
+      </w:r>
+    </w:p>
+    <w:p>
+      <w:pPr>
         <w:pStyle w:val="Heading3"/>
       </w:pPr>
       <w:r>
-        <w:t>Teacher key · Original transfer answer</w:t>
+        <w:t>Explanations for the additional workbook examples</w:t>
+      </w:r>
+    </w:p>
+    <w:p>
+      <w:pPr>
+        <w:pStyle w:val="Heading3"/>
+      </w:pPr>
+      <w:r>
+        <w:t>W1 Calculate a final report</w:t>
+      </w:r>
+    </w:p>
+    <w:p>
+      <w:pPr>
+        <w:pStyle w:val="Heading3"/>
+      </w:pPr>
+      <w:r>
+        <w:t>W2 Compare a baseline</w:t>
+      </w:r>
+    </w:p>
+    <w:p>
+      <w:pPr>
+        <w:pStyle w:val="Heading3"/>
+      </w:pPr>
+      <w:r>
+        <w:t>W3 Handle a revision</w:t>
+      </w:r>
+    </w:p>
+    <w:p>
+      <w:pPr>
+        <w:pStyle w:val="Heading3"/>
+      </w:pPr>
+      <w:r>
+        <w:t>W4 Apply independently</w:t>
       </w:r>
     </w:p>
     <w:p>
       <w:pPr>
         <w:spacing w:line="336" w:lineRule="auto" w:after="180"/>
-        <w:shd w:fill="F1F6FC"/>
       </w:pPr>
       <w:r>
         <w:rPr>
           <w:b w:val="0"/>
         </w:rPr>
-        <w:t xml:space="preserve">It became validation/development </w:t>
+        <w:t xml:space="preserve">A new frozen test has TN 7 FP 1 FN 2 TP 2. Calculate accuracy, precision and recall and state a bounded </w:t>
       </w:r>
       <w:r>
         <w:rPr>
           <w:b/>
         </w:rPr>
+        <w:t>claim</w:t>
+      </w:r>
+      <w:r>
+        <w:rPr>
+          <w:b w:val="0"/>
+        </w:rPr>
+        <w:t>.</w:t>
+      </w:r>
+    </w:p>
+    <w:p>
+      <w:pPr>
+        <w:spacing w:line="336" w:lineRule="auto" w:after="180"/>
+      </w:pPr>
+      <w:r>
+        <w:rPr>
+          <w:b w:val="0"/>
+        </w:rPr>
+        <w:t>Teacher explanation: Accuracy 9/12=75 percent; precision 2/3 about 66.7 percent; recall 2/4=50 percent. These describe these 12 held-out examples only.</w:t>
+      </w:r>
+    </w:p>
+    <w:p>
+      <w:pPr>
+        <w:pStyle w:val="Heading3"/>
+      </w:pPr>
+      <w:r>
+        <w:t>W5 Report a failure</w:t>
+      </w:r>
+    </w:p>
+    <w:p>
+      <w:pPr>
+        <w:pStyle w:val="Heading3"/>
+      </w:pPr>
+      <w:r>
+        <w:t>Assess independent transfer</w:t>
+      </w:r>
+    </w:p>
+    <w:p>
+      <w:pPr>
+        <w:pStyle w:val="Heading3"/>
+      </w:pPr>
+      <w:r>
+        <w:t>Selected case answer</w:t>
+      </w:r>
+    </w:p>
+    <w:p>
+      <w:pPr>
+        <w:pStyle w:val="Heading3"/>
+      </w:pPr>
+      <w:r>
+        <w:t>Feedback that the learner uses</w:t>
+      </w:r>
+    </w:p>
+    <w:p>
+      <w:pPr>
+        <w:pStyle w:val="Heading1"/>
+      </w:pPr>
+      <w:r>
+        <w:t>06. Connect, support and revisit the experiment</w:t>
+      </w:r>
+    </w:p>
+    <w:p>
+      <w:r>
+        <w:t>Retain failures and assess a fresh parallel case after help.</w:t>
+      </w:r>
+    </w:p>
+    <w:p>
+      <w:pPr>
+        <w:pStyle w:val="Heading2"/>
+      </w:pPr>
+      <w:r>
+        <w:t>Project evidence</w:t>
+      </w:r>
+    </w:p>
+    <w:p>
+      <w:pPr>
+        <w:spacing w:line="336" w:lineRule="auto" w:after="180"/>
+      </w:pPr>
+      <w:r>
+        <w:rPr>
+          <w:b w:val="0"/>
+        </w:rPr>
+        <w:t>Seal the Plant Classifier final test IDs and labels; record who may open them and at which release gate.</w:t>
+      </w:r>
+    </w:p>
+    <w:p>
+      <w:pPr>
+        <w:spacing w:line="336" w:lineRule="auto" w:after="180"/>
+      </w:pPr>
+      <w:r>
+        <w:rPr>
+          <w:b w:val="0"/>
+        </w:rPr>
+        <w:t xml:space="preserve">Keep the decision, </w:t>
+      </w:r>
+      <w:r>
+        <w:rPr>
+          <w:b/>
+        </w:rPr>
+        <w:t>input</w:t>
+      </w:r>
+      <w:r>
+        <w:rPr>
+          <w:b w:val="0"/>
+        </w:rPr>
+        <w:t xml:space="preserve">, result, explanation and remaining limitation in the project </w:t>
+      </w:r>
+      <w:r>
+        <w:rPr>
+          <w:b/>
+        </w:rPr>
         <w:t>evidence</w:t>
       </w:r>
       <w:r>
         <w:rPr>
           <w:b w:val="0"/>
         </w:rPr>
-        <w:t>. Without fresh data, disclose that no untouched final evaluation is available and report the reused-set score as development performance.</w:t>
+        <w:t xml:space="preserve"> record. Retrieve this record next week rather than restarting the project.</w:t>
       </w:r>
     </w:p>
     <w:p>
       <w:pPr>
         <w:spacing w:line="336" w:lineRule="auto" w:after="180"/>
-        <w:shd w:fill="F1F6FC"/>
       </w:pPr>
       <w:r>
         <w:rPr>
           <w:b w:val="0"/>
         </w:rPr>
-        <w:t>Do not relabel it unseen because the model did not directly train on those rows.</w:t>
-      </w:r>
-    </w:p>
-    <w:p>
-      <w:pPr>
-        <w:pStyle w:val="Heading3"/>
-      </w:pPr>
-      <w:r>
-        <w:t>Explanations for the additional workbook examples</w:t>
-      </w:r>
-    </w:p>
-    <w:p>
-      <w:pPr>
-        <w:pStyle w:val="Heading3"/>
-      </w:pPr>
-      <w:r>
-        <w:t>W1 Calculate a final report</w:t>
-      </w:r>
-    </w:p>
-    <w:p>
-      <w:pPr>
-        <w:pStyle w:val="Heading3"/>
-      </w:pPr>
-      <w:r>
-        <w:t>Workbook question · W1</w:t>
+        <w:t xml:space="preserve">For your Responsible Plant Classifier, save the </w:t>
+      </w:r>
+      <w:r>
+        <w:rPr>
+          <w:b/>
+        </w:rPr>
+        <w:t>input</w:t>
+      </w:r>
+      <w:r>
+        <w:rPr>
+          <w:b w:val="0"/>
+        </w:rPr>
+        <w:t>, procedure, observed result and limitation of this check.</w:t>
       </w:r>
     </w:p>
     <w:p>
       <w:pPr>
         <w:spacing w:line="336" w:lineRule="auto" w:after="180"/>
-        <w:shd w:fill="F5F1FB"/>
       </w:pPr>
       <w:r>
         <w:rPr>
           <w:b w:val="0"/>
         </w:rPr>
-        <w:t>Calculate the worked accuracy, precision and recall with denominators.</w:t>
-      </w:r>
-    </w:p>
-    <w:p>
-      <w:pPr>
-        <w:pStyle w:val="Heading3"/>
-      </w:pPr>
-      <w:r>
-        <w:t>Teacher reasoning · W1</w:t>
+        <w:t>Label this worked example as practice; use a different, previously unreviewed case when checking independent understanding.</w:t>
+      </w:r>
+    </w:p>
+    <w:p>
+      <w:pPr>
+        <w:pStyle w:val="Heading2"/>
+      </w:pPr>
+      <w:r>
+        <w:t>Support and selected reassessment</w:t>
       </w:r>
     </w:p>
     <w:p>
       <w:pPr>
         <w:spacing w:line="336" w:lineRule="auto" w:after="180"/>
-        <w:shd w:fill="F1F6FC"/>
       </w:pPr>
       <w:r>
         <w:rPr>
           <w:b w:val="0"/>
         </w:rPr>
-        <w:t>Teacher explanation: Accuracy 15/20, precision 3/5, recall 3/6. Report TN 12 FP 2 FN 3 TP 3 and blocked positive.</w:t>
-      </w:r>
-    </w:p>
-    <w:p>
-      <w:pPr>
-        <w:pStyle w:val="Heading3"/>
-      </w:pPr>
-      <w:r>
-        <w:t>W2 Compare a baseline</w:t>
-      </w:r>
-    </w:p>
-    <w:p>
-      <w:pPr>
-        <w:pStyle w:val="Heading3"/>
-      </w:pPr>
-      <w:r>
-        <w:t>Workbook question · W2</w:t>
+        <w:t>Use a tiny labelled dataset, explicit units and a named positive class. Stretch: require a baseline, held-out evaluation and subgroup or shifted-condition analysis with denominators.</w:t>
       </w:r>
     </w:p>
     <w:p>
       <w:pPr>
         <w:spacing w:line="336" w:lineRule="auto" w:after="180"/>
-        <w:shd w:fill="F5F1FB"/>
       </w:pPr>
       <w:r>
         <w:rPr>
           <w:b w:val="0"/>
         </w:rPr>
-        <w:t>Why does 75 percent versus 70 percent not settle deployment?</w:t>
-      </w:r>
-    </w:p>
-    <w:p>
-      <w:pPr>
-        <w:pStyle w:val="Heading3"/>
-      </w:pPr>
-      <w:r>
-        <w:t>Teacher reasoning · W2</w:t>
+        <w:t xml:space="preserve">Provide a blank </w:t>
+      </w:r>
+      <w:r>
+        <w:rPr>
+          <w:b/>
+        </w:rPr>
+        <w:t>evidence</w:t>
+      </w:r>
+      <w:r>
+        <w:rPr>
+          <w:b w:val="0"/>
+        </w:rPr>
+        <w:t xml:space="preserve"> table and allow a verbal explanation before writing. Highlight the given conditions without supplying the W 4 conclusion. Use </w:t>
+      </w:r>
+      <w:r>
+        <w:rPr>
+          <w:b/>
+        </w:rPr>
+        <w:t>freeze</w:t>
+      </w:r>
+      <w:r>
+        <w:rPr>
+          <w:b w:val="0"/>
+        </w:rPr>
+        <w:t xml:space="preserve"> and </w:t>
+      </w:r>
+      <w:r>
+        <w:rPr>
+          <w:b/>
+        </w:rPr>
+        <w:t>held out</w:t>
+      </w:r>
+      <w:r>
+        <w:rPr>
+          <w:b w:val="0"/>
+        </w:rPr>
+        <w:t xml:space="preserve"> in full sentences.</w:t>
       </w:r>
     </w:p>
     <w:p>
       <w:pPr>
         <w:spacing w:line="336" w:lineRule="auto" w:after="180"/>
-        <w:shd w:fill="F1F6FC"/>
       </w:pPr>
       <w:r>
         <w:rPr>
           <w:b w:val="0"/>
         </w:rPr>
-        <w:t>Teacher explanation: The difference is one correct case on 20; error consequences, limited coverage and missed blocked cases remain.</w:t>
-      </w:r>
-    </w:p>
-    <w:p>
-      <w:pPr>
-        <w:pStyle w:val="Heading3"/>
-      </w:pPr>
-      <w:r>
-        <w:t>W3 Handle a revision</w:t>
-      </w:r>
-    </w:p>
-    <w:p>
-      <w:pPr>
-        <w:pStyle w:val="Heading3"/>
-      </w:pPr>
-      <w:r>
-        <w:t>Workbook question · W3</w:t>
+        <w:t>Extension: alter one condition in the worked example and explain which conclusion changes and which remains supported.</w:t>
       </w:r>
     </w:p>
     <w:p>
       <w:pPr>
         <w:spacing w:line="336" w:lineRule="auto" w:after="180"/>
-        <w:shd w:fill="F5F1FB"/>
       </w:pPr>
       <w:r>
         <w:rPr>
           <w:b w:val="0"/>
         </w:rPr>
-        <w:t>The team changes a threshold after reading test errors. How should it label later results?</w:t>
-      </w:r>
-    </w:p>
-    <w:p>
-      <w:pPr>
-        <w:pStyle w:val="Heading3"/>
-      </w:pPr>
-      <w:r>
-        <w:t>Teacher reasoning · W3</w:t>
+        <w:t>For independent W 4, require: Accuracy 9/12=75 percent; precision 2/3 about 66.7 percent; recall 2/4=50 percent. These describe these 12 held-out examples only.</w:t>
       </w:r>
     </w:p>
     <w:p>
       <w:pPr>
         <w:spacing w:line="336" w:lineRule="auto" w:after="180"/>
-        <w:shd w:fill="F1F6FC"/>
       </w:pPr>
       <w:r>
         <w:rPr>
           <w:b w:val="0"/>
         </w:rPr>
-        <w:t xml:space="preserve">Teacher explanation: Post-test development on an inspected set, with the first frozen test retained; a fresh independent set is needed for another untouched-test </w:t>
-      </w:r>
-      <w:r>
-        <w:rPr>
-          <w:b/>
-        </w:rPr>
-        <w:t>claim</w:t>
-      </w:r>
+        <w:t>Fresh retry TN 8 FP 2 FN 1 TP 1: accuracy 9/12=75 percent, precision 1/3, recall 1/2. Require counts and a scope-limited statement. Mark each criterion as independent, supported or not yet demonstrated.</w:t>
+      </w:r>
+    </w:p>
+    <w:p>
+      <w:pPr>
+        <w:spacing w:line="336" w:lineRule="auto" w:after="180"/>
+      </w:pPr>
       <w:r>
         <w:rPr>
           <w:b w:val="0"/>
         </w:rPr>
-        <w:t>.</w:t>
-      </w:r>
-    </w:p>
-    <w:p>
-      <w:pPr>
-        <w:pStyle w:val="Heading3"/>
-      </w:pPr>
-      <w:r>
-        <w:t>W4 Apply independently</w:t>
-      </w:r>
-    </w:p>
-    <w:p>
-      <w:pPr>
-        <w:pStyle w:val="Heading3"/>
-      </w:pPr>
-      <w:r>
-        <w:t>Workbook question · W4</w:t>
-      </w:r>
-    </w:p>
-    <w:p>
-      <w:pPr>
-        <w:spacing w:line="336" w:lineRule="auto" w:after="180"/>
-        <w:shd w:fill="F5F1FB"/>
-      </w:pPr>
-      <w:r>
-        <w:rPr>
-          <w:b w:val="0"/>
-        </w:rPr>
-        <w:t xml:space="preserve">A new frozen test has TN 7 FP 1 FN 2 TP 2. Calculate accuracy, precision and recall and state a bounded </w:t>
-      </w:r>
-      <w:r>
-        <w:rPr>
-          <w:b/>
-        </w:rPr>
-        <w:t>claim</w:t>
-      </w:r>
-      <w:r>
-        <w:rPr>
-          <w:b w:val="0"/>
-        </w:rPr>
-        <w:t>.</w:t>
-      </w:r>
-    </w:p>
-    <w:p>
-      <w:pPr>
-        <w:pStyle w:val="Heading3"/>
-      </w:pPr>
-      <w:r>
-        <w:t>Teacher reasoning · W4</w:t>
-      </w:r>
-    </w:p>
-    <w:p>
-      <w:pPr>
-        <w:spacing w:line="336" w:lineRule="auto" w:after="180"/>
-        <w:shd w:fill="F1F6FC"/>
-      </w:pPr>
-      <w:r>
-        <w:rPr>
-          <w:b w:val="0"/>
-        </w:rPr>
-        <w:t>Teacher explanation: Accuracy 9/12=75 percent; precision 2/3 about 66.7 percent; recall 2/4=50 percent. These describe these 12 held-out examples only.</w:t>
-      </w:r>
-    </w:p>
-    <w:p>
-      <w:pPr>
-        <w:pStyle w:val="Heading3"/>
-      </w:pPr>
-      <w:r>
-        <w:t>W5 Report a failure</w:t>
-      </w:r>
-    </w:p>
-    <w:p>
-      <w:pPr>
-        <w:pStyle w:val="Heading3"/>
-      </w:pPr>
-      <w:r>
-        <w:t>Workbook question · W5</w:t>
-      </w:r>
-    </w:p>
-    <w:p>
-      <w:pPr>
-        <w:spacing w:line="336" w:lineRule="auto" w:after="180"/>
-        <w:shd w:fill="F5F1FB"/>
-      </w:pPr>
-      <w:r>
-        <w:rPr>
-          <w:b w:val="0"/>
-        </w:rPr>
-        <w:t xml:space="preserve">One planned case returns no </w:t>
-      </w:r>
-      <w:r>
-        <w:rPr>
-          <w:b/>
-        </w:rPr>
-        <w:t>prediction</w:t>
-      </w:r>
-      <w:r>
-        <w:rPr>
-          <w:b w:val="0"/>
-        </w:rPr>
-        <w:t>. What must the report retain?</w:t>
-      </w:r>
-    </w:p>
-    <w:p>
-      <w:pPr>
-        <w:pStyle w:val="Heading3"/>
-      </w:pPr>
-      <w:r>
-        <w:t>Teacher reasoning · W5</w:t>
-      </w:r>
-    </w:p>
-    <w:p>
-      <w:pPr>
-        <w:spacing w:line="336" w:lineRule="auto" w:after="180"/>
-        <w:shd w:fill="F1F6FC"/>
-      </w:pPr>
-      <w:r>
-        <w:rPr>
-          <w:b w:val="0"/>
-        </w:rPr>
-        <w:t>Teacher explanation: Retain the planned denominator and report the failed case and predefined scoring policy; disclose any metric denominator change.</w:t>
-      </w:r>
-    </w:p>
-    <w:p>
-      <w:pPr>
-        <w:pStyle w:val="Heading3"/>
-      </w:pPr>
-      <w:r>
-        <w:t>Assess independent transfer</w:t>
-      </w:r>
-    </w:p>
-    <w:p>
-      <w:pPr>
-        <w:pStyle w:val="Heading3"/>
-      </w:pPr>
-      <w:r>
-        <w:t>Independent question · withhold the key</w:t>
-      </w:r>
-    </w:p>
-    <w:p>
-      <w:pPr>
-        <w:spacing w:line="336" w:lineRule="auto" w:after="180"/>
-        <w:shd w:fill="F5F1FB"/>
-      </w:pPr>
-      <w:r>
-        <w:rPr>
-          <w:b w:val="0"/>
-        </w:rPr>
-        <w:t xml:space="preserve">Selected case: A new frozen test has TN 7 FP 1 FN 2 TP 2. Calculate accuracy, precision and recall and state a bounded </w:t>
-      </w:r>
-      <w:r>
-        <w:rPr>
-          <w:b/>
-        </w:rPr>
-        <w:t>claim</w:t>
-      </w:r>
-      <w:r>
-        <w:rPr>
-          <w:b w:val="0"/>
-        </w:rPr>
-        <w:t>.</w:t>
-      </w:r>
-    </w:p>
-    <w:p>
-      <w:pPr>
-        <w:pStyle w:val="Heading3"/>
-      </w:pPr>
-      <w:r>
-        <w:t>Selected case answer</w:t>
-      </w:r>
-    </w:p>
-    <w:p>
-      <w:pPr>
-        <w:pStyle w:val="Heading3"/>
-      </w:pPr>
-      <w:r>
-        <w:t>Teacher key · Selected case answer</w:t>
-      </w:r>
-    </w:p>
-    <w:p>
-      <w:pPr>
-        <w:spacing w:line="336" w:lineRule="auto" w:after="180"/>
-        <w:shd w:fill="F1F6FC"/>
-      </w:pPr>
-      <w:r>
-        <w:rPr>
-          <w:b w:val="0"/>
-        </w:rPr>
-        <w:t>Teacher explanation: Accuracy 9/12=75 percent; precision 2/3 about 66.7 percent; recall 2/4=50 percent. These describe these 12 held-out examples only.</w:t>
-      </w:r>
-    </w:p>
-    <w:tbl>
-      <w:tblPr>
-        <w:tblStyle w:val="LightShading-Accent1"/>
-        <w:tblW w:type="auto" w:w="0"/>
-        <w:tblLook w:firstColumn="1" w:firstRow="1" w:lastColumn="0" w:lastRow="0" w:noHBand="0" w:noVBand="1" w:val="04A0"/>
-      </w:tblPr>
-      <w:tblGrid>
-        <w:gridCol w:w="5112"/>
-        <w:gridCol w:w="5112"/>
-      </w:tblGrid>
-      <w:tr>
-        <w:trPr>
-          <w:tblHeader/>
-        </w:trPr>
-        <w:tc>
-          <w:tcPr>
-            <w:tcW w:type="dxa" w:w="5112"/>
-          </w:tcPr>
-          <w:p>
-            <w:r>
-              <w:t>Dimension</w:t>
-            </w:r>
-          </w:p>
-        </w:tc>
-        <w:tc>
-          <w:tcPr>
-            <w:tcW w:type="dxa" w:w="5112"/>
-          </w:tcPr>
-          <w:p>
-            <w:r>
-              <w:t>Evidence required</w:t>
-            </w:r>
-          </w:p>
-        </w:tc>
-      </w:tr>
-      <w:tr>
-        <w:tc>
-          <w:tcPr>
-            <w:tcW w:type="dxa" w:w="5112"/>
-          </w:tcPr>
-          <w:p>
-            <w:r>
-              <w:t>Explanation</w:t>
-            </w:r>
-          </w:p>
-        </w:tc>
-        <w:tc>
-          <w:tcPr>
-            <w:tcW w:type="dxa" w:w="5112"/>
-          </w:tcPr>
-          <w:p>
-            <w:r>
-              <w:t>Names the applicable idea or procedure and ties it to the supplied facts.</w:t>
-            </w:r>
-          </w:p>
-        </w:tc>
-      </w:tr>
-      <w:tr>
-        <w:tc>
-          <w:tcPr>
-            <w:tcW w:type="dxa" w:w="5112"/>
-          </w:tcPr>
-          <w:p>
-            <w:r>
-              <w:t>Trace and result</w:t>
-            </w:r>
-          </w:p>
-        </w:tc>
-        <w:tc>
-          <w:tcPr>
-            <w:tcW w:type="dxa" w:w="5112"/>
-          </w:tcPr>
-          <w:p>
-            <w:r>
-              <w:t>Preserves the given inputs and shows the relevant intermediate steps; distinguishes a prediction from an observed execution.</w:t>
-            </w:r>
-          </w:p>
-        </w:tc>
-      </w:tr>
-      <w:tr>
-        <w:tc>
-          <w:tcPr>
-            <w:tcW w:type="dxa" w:w="5112"/>
-          </w:tcPr>
-          <w:p>
-            <w:r>
-              <w:t>Limits</w:t>
-            </w:r>
-          </w:p>
-        </w:tc>
-        <w:tc>
-          <w:tcPr>
-            <w:tcW w:type="dxa" w:w="5112"/>
-          </w:tcPr>
-          <w:p>
-            <w:r>
-              <w:t>States the assumptions, missing evidence or conditions under which the result would change.</w:t>
-            </w:r>
-          </w:p>
-        </w:tc>
-      </w:tr>
-    </w:tbl>
-    <w:p>
-      <w:pPr>
-        <w:pStyle w:val="Heading3"/>
-      </w:pPr>
-      <w:r>
-        <w:t>Teacher key · Selected case answer</w:t>
-      </w:r>
-    </w:p>
-    <w:p>
-      <w:pPr>
-        <w:spacing w:line="336" w:lineRule="auto" w:after="180"/>
-        <w:shd w:fill="F1F6FC"/>
-      </w:pPr>
-      <w:r>
-        <w:rPr>
-          <w:b w:val="0"/>
-        </w:rPr>
-        <w:t>Record each dimension as not yet, with support, or independent. Accept a valid alternative procedure with a defensible trace.</w:t>
-      </w:r>
-    </w:p>
-    <w:p>
-      <w:pPr>
-        <w:spacing w:line="336" w:lineRule="auto" w:after="180"/>
-        <w:shd w:fill="F1F6FC"/>
-      </w:pPr>
-      <w:r>
-        <w:rPr>
-          <w:b w:val="0"/>
-        </w:rPr>
-        <w:t xml:space="preserve">Do not penalise an honestly recorded model failure if the learner correctly explains its </w:t>
-      </w:r>
-      <w:r>
-        <w:rPr>
-          <w:b/>
-        </w:rPr>
-        <w:t>evidence</w:t>
-      </w:r>
-      <w:r>
-        <w:rPr>
-          <w:b w:val="0"/>
-        </w:rPr>
-        <w:t xml:space="preserve"> and limits.</w:t>
-      </w:r>
-    </w:p>
-    <w:p>
-      <w:pPr>
-        <w:pStyle w:val="Heading3"/>
-      </w:pPr>
-      <w:r>
-        <w:t>Feedback that the learner uses</w:t>
-      </w:r>
-    </w:p>
-    <w:p>
-      <w:pPr>
-        <w:spacing w:line="336" w:lineRule="auto" w:after="180"/>
-      </w:pPr>
-      <w:r>
-        <w:rPr>
-          <w:b w:val="0"/>
-        </w:rPr>
-        <w:t>Name the earliest unsupported step and give one action to repair it. Have the learner make that repair now and explain why. Then assess the relevant skill on a fresh, fully specified case.</w:t>
-      </w:r>
-    </w:p>
-    <w:p>
-      <w:pPr>
-        <w:spacing w:line="336" w:lineRule="auto" w:after="180"/>
-      </w:pPr>
-      <w:r>
-        <w:rPr>
-          <w:b w:val="0"/>
-        </w:rPr>
-        <w:t>Confirm it was not previously practised with feedback; solve and check the new case before assigning it. A follow-up design prompt is a starting brief, not automatically an equivalent test.</w:t>
-      </w:r>
-    </w:p>
-    <w:p>
-      <w:pPr>
-        <w:pStyle w:val="Heading1"/>
-      </w:pPr>
-      <w:r>
-        <w:t>06. Connect and extend learning</w:t>
-      </w:r>
-    </w:p>
-    <w:p>
-      <w:r>
-        <w:t>Connect Hold Out Test Data to Responsible Plant Classifier, adapt support and plan a later changed-case check.</w:t>
-      </w:r>
-    </w:p>
-    <w:p>
-      <w:pPr>
-        <w:pStyle w:val="Heading3"/>
-      </w:pPr>
-      <w:r>
-        <w:t>Responsible Plant Classifier</w:t>
-      </w:r>
-    </w:p>
-    <w:p>
-      <w:pPr>
-        <w:spacing w:line="336" w:lineRule="auto" w:after="180"/>
-      </w:pPr>
-      <w:r>
-        <w:rPr>
-          <w:b w:val="0"/>
-        </w:rPr>
-        <w:t>Seal the Plant Classifier final test IDs and labels; record who may open them and at which release gate.</w:t>
-      </w:r>
-    </w:p>
-    <w:p>
-      <w:pPr>
-        <w:spacing w:line="336" w:lineRule="auto" w:after="180"/>
-      </w:pPr>
-      <w:r>
-        <w:rPr>
-          <w:b w:val="0"/>
-        </w:rPr>
-        <w:t xml:space="preserve">Keep the decision, </w:t>
-      </w:r>
-      <w:r>
-        <w:rPr>
-          <w:b/>
-        </w:rPr>
-        <w:t>input</w:t>
-      </w:r>
-      <w:r>
-        <w:rPr>
-          <w:b w:val="0"/>
-        </w:rPr>
-        <w:t xml:space="preserve">, result, explanation and remaining limitation in the project </w:t>
-      </w:r>
-      <w:r>
-        <w:rPr>
-          <w:b/>
-        </w:rPr>
-        <w:t>evidence</w:t>
-      </w:r>
-      <w:r>
-        <w:rPr>
-          <w:b w:val="0"/>
-        </w:rPr>
-        <w:t xml:space="preserve"> record. Retrieve this record next week rather than restarting the project.</w:t>
-      </w:r>
-    </w:p>
-    <w:p>
-      <w:pPr>
-        <w:pStyle w:val="Heading3"/>
-      </w:pPr>
-      <w:r>
-        <w:t>Support and stretch</w:t>
-      </w:r>
-    </w:p>
-    <w:p>
-      <w:pPr>
-        <w:spacing w:line="336" w:lineRule="auto" w:after="180"/>
-      </w:pPr>
-      <w:r>
-        <w:rPr>
-          <w:b w:val="0"/>
-        </w:rPr>
-        <w:t>Use a tiny labelled dataset, explicit units and a named positive class. Stretch: require a baseline, held-out evaluation and subgroup or shifted-condition analysis with denominators.</w:t>
-      </w:r>
-    </w:p>
-    <w:p>
-      <w:pPr>
-        <w:pStyle w:val="Heading3"/>
-      </w:pPr>
-      <w:r>
-        <w:t>Exit reflection</w:t>
-      </w:r>
-    </w:p>
-    <w:p>
-      <w:pPr>
-        <w:spacing w:line="336" w:lineRule="auto" w:after="180"/>
-      </w:pPr>
-      <w:r>
-        <w:rPr>
-          <w:b w:val="0"/>
-        </w:rPr>
-        <w:t xml:space="preserve">Ask for one decision the learner can now justify and one situation requiring more </w:t>
-      </w:r>
-      <w:r>
-        <w:rPr>
-          <w:b/>
-        </w:rPr>
-        <w:t>evidence</w:t>
-      </w:r>
-      <w:r>
-        <w:rPr>
-          <w:b w:val="0"/>
-        </w:rPr>
-        <w:t xml:space="preserve"> or human review. Confidence ratings are separate from correct independent performance.</w:t>
-      </w:r>
-    </w:p>
-    <w:p>
-      <w:pPr>
-        <w:pStyle w:val="Heading3"/>
-      </w:pPr>
-      <w:r>
-        <w:t>Bridge to the next week</w:t>
-      </w:r>
-    </w:p>
-    <w:p>
-      <w:pPr>
-        <w:spacing w:line="336" w:lineRule="auto" w:after="180"/>
-      </w:pPr>
-      <w:r>
-        <w:rPr>
-          <w:b w:val="0"/>
-        </w:rPr>
-        <w:t xml:space="preserve">Next: Week 24: Train, Validation, Test. Retrieve today’s </w:t>
-      </w:r>
-      <w:r>
-        <w:rPr>
-          <w:b/>
-        </w:rPr>
-        <w:t>evidence</w:t>
-      </w:r>
-      <w:r>
-        <w:rPr>
-          <w:b w:val="0"/>
-        </w:rPr>
-        <w:t xml:space="preserve"> and identify what carries forward and what is new.</w:t>
-      </w:r>
-    </w:p>
-    <w:p>
-      <w:pPr>
-        <w:pStyle w:val="Heading3"/>
-      </w:pPr>
-      <w:r>
-        <w:t>Support and fresh reassessment</w:t>
-      </w:r>
-    </w:p>
-    <w:p>
-      <w:pPr>
-        <w:spacing w:line="336" w:lineRule="auto" w:after="180"/>
-      </w:pPr>
-      <w:r>
-        <w:rPr>
-          <w:b w:val="0"/>
-        </w:rPr>
-        <w:t xml:space="preserve">Provide a blank </w:t>
-      </w:r>
-      <w:r>
-        <w:rPr>
-          <w:b/>
-        </w:rPr>
-        <w:t>evidence</w:t>
-      </w:r>
-      <w:r>
-        <w:rPr>
-          <w:b w:val="0"/>
-        </w:rPr>
-        <w:t xml:space="preserve"> table and allow a verbal explanation before writing. Highlight the given conditions without supplying the W 4 conclusion. Use </w:t>
-      </w:r>
-      <w:r>
-        <w:rPr>
-          <w:b/>
-        </w:rPr>
-        <w:t>freeze</w:t>
-      </w:r>
-      <w:r>
-        <w:rPr>
-          <w:b w:val="0"/>
-        </w:rPr>
-        <w:t xml:space="preserve"> and </w:t>
-      </w:r>
-      <w:r>
-        <w:rPr>
-          <w:b/>
-        </w:rPr>
-        <w:t>held out</w:t>
-      </w:r>
-      <w:r>
-        <w:rPr>
-          <w:b w:val="0"/>
-        </w:rPr>
-        <w:t xml:space="preserve"> in full sentences.</w:t>
-      </w:r>
-    </w:p>
-    <w:p>
-      <w:pPr>
-        <w:spacing w:line="336" w:lineRule="auto" w:after="180"/>
-      </w:pPr>
-      <w:r>
-        <w:rPr>
-          <w:b w:val="0"/>
-        </w:rPr>
-        <w:t>Extension: alter one condition in the worked example and explain which conclusion changes and which remains supported.</w:t>
-      </w:r>
-    </w:p>
-    <w:p>
-      <w:pPr>
-        <w:spacing w:line="336" w:lineRule="auto" w:after="180"/>
-      </w:pPr>
-      <w:r>
-        <w:rPr>
-          <w:b w:val="0"/>
-        </w:rPr>
-        <w:t>For independent W 4, require: Accuracy 9/12=75 percent; precision 2/3 about 66.7 percent; recall 2/4=50 percent. These describe these 12 held-out examples only.</w:t>
-      </w:r>
-    </w:p>
-    <w:p>
-      <w:pPr>
-        <w:spacing w:line="336" w:lineRule="auto" w:after="180"/>
-      </w:pPr>
-      <w:r>
-        <w:rPr>
-          <w:b w:val="0"/>
-        </w:rPr>
-        <w:t>Fresh retry TN 8 FP 2 FN 1 TP 1: accuracy 9/12=75 percent, precision 1/3, recall 1/2. Require counts and a scope-limited statement. Mark each criterion as independent, supported or not yet demonstrated.</w:t>
-      </w:r>
-    </w:p>
-    <w:p>
-      <w:pPr>
-        <w:spacing w:line="336" w:lineRule="auto" w:after="180"/>
-      </w:pPr>
-      <w:r>
-        <w:rPr>
-          <w:b w:val="0"/>
-        </w:rPr>
         <w:t>Reassess the reasoning after feedback; do not replace the first attempt silently.</w:t>
       </w:r>
     </w:p>
     <w:p>
       <w:pPr>
-        <w:spacing w:line="336" w:lineRule="auto" w:after="180"/>
-      </w:pPr>
-      <w:r>
-        <w:rPr>
-          <w:b w:val="0"/>
-        </w:rPr>
-        <w:t>Next week: Over</w:t>
-      </w:r>
-      <w:r>
-        <w:rPr>
-          <w:b/>
-        </w:rPr>
-        <w:t>fitting</w:t>
-      </w:r>
-      <w:r>
-        <w:rPr>
-          <w:b w:val="0"/>
-        </w:rPr>
-        <w:t xml:space="preserve"> and model capacity. Carry forward the saved </w:t>
-      </w:r>
-      <w:r>
-        <w:rPr>
-          <w:b/>
-        </w:rPr>
-        <w:t>evidence</w:t>
-      </w:r>
-      <w:r>
-        <w:rPr>
-          <w:b w:val="0"/>
-        </w:rPr>
-        <w:t xml:space="preserve"> and the distinction between development choices and justified </w:t>
-      </w:r>
-      <w:r>
-        <w:rPr>
-          <w:b/>
-        </w:rPr>
-        <w:t>claim</w:t>
-      </w:r>
-      <w:r>
-        <w:rPr>
-          <w:b w:val="0"/>
-        </w:rPr>
-        <w:t>s.</w:t>
-      </w:r>
-    </w:p>
-    <w:p>
-      <w:pPr>
-        <w:pStyle w:val="Heading3"/>
-      </w:pPr>
-      <w:r>
-        <w:t>Plan the delayed return</w:t>
+        <w:pStyle w:val="Heading2"/>
+      </w:pPr>
+      <w:r>
+        <w:t>Delayed return</w:t>
       </w:r>
     </w:p>
     <w:p>
@@ -5234,71 +5077,188 @@
     </w:p>
     <w:p>
       <w:pPr>
+        <w:pStyle w:val="Heading2"/>
+      </w:pPr>
+      <w:r>
+        <w:t>Bridge and reflection</w:t>
+      </w:r>
+    </w:p>
+    <w:p>
+      <w:pPr>
+        <w:spacing w:line="336" w:lineRule="auto" w:after="180"/>
+      </w:pPr>
+      <w:r>
+        <w:rPr>
+          <w:b w:val="0"/>
+        </w:rPr>
+        <w:t xml:space="preserve">Ask for one decision the learner can now justify and one situation requiring more </w:t>
+      </w:r>
+      <w:r>
+        <w:rPr>
+          <w:b/>
+        </w:rPr>
+        <w:t>evidence</w:t>
+      </w:r>
+      <w:r>
+        <w:rPr>
+          <w:b w:val="0"/>
+        </w:rPr>
+        <w:t xml:space="preserve"> or human review. Confidence ratings are separate from correct independent performance.</w:t>
+      </w:r>
+    </w:p>
+    <w:p>
+      <w:pPr>
+        <w:spacing w:line="336" w:lineRule="auto" w:after="180"/>
+      </w:pPr>
+      <w:r>
+        <w:rPr>
+          <w:b w:val="0"/>
+        </w:rPr>
+        <w:t xml:space="preserve">Next: Week 24: Train, Validation, Test. Retrieve today’s </w:t>
+      </w:r>
+      <w:r>
+        <w:rPr>
+          <w:b/>
+        </w:rPr>
+        <w:t>evidence</w:t>
+      </w:r>
+      <w:r>
+        <w:rPr>
+          <w:b w:val="0"/>
+        </w:rPr>
+        <w:t xml:space="preserve"> and identify what carries forward and what is new.</w:t>
+      </w:r>
+    </w:p>
+    <w:p>
+      <w:pPr>
+        <w:spacing w:line="336" w:lineRule="auto" w:after="180"/>
+      </w:pPr>
+      <w:r>
+        <w:rPr>
+          <w:b w:val="0"/>
+        </w:rPr>
+        <w:t>Next is Week 24: Train, Validation, Test. Carry forward the frozen-version record, exact source membership and development-exposure history. Over</w:t>
+      </w:r>
+      <w:r>
+        <w:rPr>
+          <w:b/>
+        </w:rPr>
+        <w:t>fitting</w:t>
+      </w:r>
+      <w:r>
+        <w:rPr>
+          <w:b w:val="0"/>
+        </w:rPr>
+        <w:t xml:space="preserve"> and capacity are developed later in Week 27.</w:t>
+      </w:r>
+    </w:p>
+    <w:p>
+      <w:pPr>
+        <w:pStyle w:val="Heading2"/>
+      </w:pPr>
+      <w:r>
+        <w:t>Earlier wording, alternatives and picture transcripts · reference / check after trying</w:t>
+      </w:r>
+    </w:p>
+    <w:p>
+      <w:pPr>
+        <w:spacing w:line="336" w:lineRule="auto" w:after="180"/>
+      </w:pPr>
+      <w:r>
+        <w:rPr>
+          <w:b w:val="0"/>
+        </w:rPr>
+        <w:t>Connect and extend learning</w:t>
+      </w:r>
+    </w:p>
+    <w:p>
+      <w:pPr>
         <w:pStyle w:val="Heading3"/>
       </w:pPr>
       <w:r>
+        <w:t>Responsible Plant Classifier</w:t>
+      </w:r>
+    </w:p>
+    <w:p>
+      <w:pPr>
+        <w:pStyle w:val="Heading3"/>
+      </w:pPr>
+      <w:r>
+        <w:t>Support and stretch</w:t>
+      </w:r>
+    </w:p>
+    <w:p>
+      <w:pPr>
+        <w:pStyle w:val="Heading3"/>
+      </w:pPr>
+      <w:r>
+        <w:t>Exit reflection</w:t>
+      </w:r>
+    </w:p>
+    <w:p>
+      <w:pPr>
+        <w:pStyle w:val="Heading3"/>
+      </w:pPr>
+      <w:r>
+        <w:t>Bridge to the next week</w:t>
+      </w:r>
+    </w:p>
+    <w:p>
+      <w:pPr>
+        <w:pStyle w:val="Heading3"/>
+      </w:pPr>
+      <w:r>
+        <w:t>Support and fresh reassessment</w:t>
+      </w:r>
+    </w:p>
+    <w:p>
+      <w:pPr>
+        <w:pStyle w:val="Heading3"/>
+      </w:pPr>
+      <w:r>
+        <w:t>Plan the delayed return</w:t>
+      </w:r>
+    </w:p>
+    <w:p>
+      <w:pPr>
+        <w:pStyle w:val="Heading3"/>
+      </w:pPr>
+      <w:r>
         <w:t>Project evidence from this case</w:t>
       </w:r>
     </w:p>
     <w:p>
       <w:pPr>
+        <w:pStyle w:val="Heading1"/>
+      </w:pPr>
+      <w:r>
+        <w:t>Reference bank and extra practice</w:t>
+      </w:r>
+    </w:p>
+    <w:p>
+      <w:pPr>
+        <w:pStyle w:val="Heading1"/>
+      </w:pPr>
+      <w:r>
+        <w:t>07. Reference · Alternative planning checklist</w:t>
+      </w:r>
+    </w:p>
+    <w:p>
+      <w:r>
+        <w:t>Use alongside the main route without repeating the whole cycle.</w:t>
+      </w:r>
+    </w:p>
+    <w:p>
+      <w:pPr>
+        <w:pStyle w:val="Heading2"/>
+      </w:pPr>
+      <w:r>
+        <w:t>Planning and assessment reference</w:t>
+      </w:r>
+    </w:p>
+    <w:p>
+      <w:pPr>
         <w:spacing w:line="336" w:lineRule="auto" w:after="180"/>
-      </w:pPr>
-      <w:r>
-        <w:rPr>
-          <w:b w:val="0"/>
-        </w:rPr>
-        <w:t xml:space="preserve">For your Responsible Plant Classifier, save the </w:t>
-      </w:r>
-      <w:r>
-        <w:rPr>
-          <w:b/>
-        </w:rPr>
-        <w:t>input</w:t>
-      </w:r>
-      <w:r>
-        <w:rPr>
-          <w:b w:val="0"/>
-        </w:rPr>
-        <w:t>, procedure, observed result and limitation of this check.</w:t>
-      </w:r>
-    </w:p>
-    <w:p>
-      <w:pPr>
-        <w:spacing w:line="336" w:lineRule="auto" w:after="180"/>
-      </w:pPr>
-      <w:r>
-        <w:rPr>
-          <w:b w:val="0"/>
-        </w:rPr>
-        <w:t>Label this worked example as practice; use a different, previously unreviewed case when checking independent understanding.</w:t>
-      </w:r>
-    </w:p>
-    <w:p>
-      <w:pPr>
-        <w:pStyle w:val="Heading1"/>
-      </w:pPr>
-      <w:r>
-        <w:t>07. Prepare, teach and assess</w:t>
-      </w:r>
-    </w:p>
-    <w:p>
-      <w:r>
-        <w:t>Use this preparation summary alongside the detailed Hold Out Test Data lesson; it is a checklist rather than a replacement for the full sequence.</w:t>
-      </w:r>
-    </w:p>
-    <w:p>
-      <w:pPr>
-        <w:pStyle w:val="Heading3"/>
-      </w:pPr>
-      <w:r>
-        <w:t>Teaching target</w:t>
-      </w:r>
-    </w:p>
-    <w:p>
-      <w:pPr>
-        <w:spacing w:line="336" w:lineRule="auto" w:after="180"/>
-        <w:shd w:fill="EDF7F3"/>
       </w:pPr>
       <w:r>
         <w:rPr>
@@ -5488,7 +5448,6 @@
     <w:p>
       <w:pPr>
         <w:spacing w:line="336" w:lineRule="auto" w:after="180"/>
-        <w:shd w:fill="F5F1FB"/>
       </w:pPr>
       <w:r>
         <w:rPr>
@@ -5499,16 +5458,7 @@
     </w:p>
     <w:p>
       <w:pPr>
-        <w:pStyle w:val="Heading3"/>
-      </w:pPr>
-      <w:r>
-        <w:t>Supported practice answer</w:t>
-      </w:r>
-    </w:p>
-    <w:p>
-      <w:pPr>
         <w:spacing w:line="336" w:lineRule="auto" w:after="180"/>
-        <w:shd w:fill="F1F6FC"/>
       </w:pPr>
       <w:r>
         <w:rPr>
@@ -5553,16 +5503,7 @@
     </w:p>
     <w:p>
       <w:pPr>
-        <w:pStyle w:val="Heading3"/>
-      </w:pPr>
-      <w:r>
-        <w:t>Repair the misconception</w:t>
-      </w:r>
-    </w:p>
-    <w:p>
-      <w:pPr>
         <w:spacing w:line="336" w:lineRule="auto" w:after="180"/>
-        <w:shd w:fill="FFF5E6"/>
       </w:pPr>
       <w:r>
         <w:rPr>
@@ -5573,16 +5514,7 @@
     </w:p>
     <w:p>
       <w:pPr>
-        <w:pStyle w:val="Heading3"/>
-      </w:pPr>
-      <w:r>
-        <w:t>Support without giving away the answer</w:t>
-      </w:r>
-    </w:p>
-    <w:p>
-      <w:pPr>
         <w:spacing w:line="336" w:lineRule="auto" w:after="180"/>
-        <w:shd w:fill="F1F6F8"/>
       </w:pPr>
       <w:r>
         <w:rPr>
@@ -5605,16 +5537,7 @@
     </w:p>
     <w:p>
       <w:pPr>
-        <w:pStyle w:val="Heading3"/>
-      </w:pPr>
-      <w:r>
-        <w:t>Extend the reasoning</w:t>
-      </w:r>
-    </w:p>
-    <w:p>
-      <w:pPr>
         <w:spacing w:line="336" w:lineRule="auto" w:after="180"/>
-        <w:shd w:fill="F5F1FB"/>
       </w:pPr>
       <w:r>
         <w:rPr>
@@ -5650,7 +5573,6 @@
     <w:p>
       <w:pPr>
         <w:spacing w:line="336" w:lineRule="auto" w:after="180"/>
-        <w:shd w:fill="F5F1FB"/>
       </w:pPr>
       <w:r>
         <w:rPr>
@@ -5661,16 +5583,7 @@
     </w:p>
     <w:p>
       <w:pPr>
-        <w:pStyle w:val="Heading3"/>
-      </w:pPr>
-      <w:r>
-        <w:t>Protect the independent attempt</w:t>
-      </w:r>
-    </w:p>
-    <w:p>
-      <w:pPr>
         <w:spacing w:line="336" w:lineRule="auto" w:after="180"/>
-        <w:shd w:fill="FFF5E6"/>
       </w:pPr>
       <w:r>
         <w:rPr>
@@ -5865,16 +5778,7 @@
     </w:tbl>
     <w:p>
       <w:pPr>
-        <w:pStyle w:val="Heading3"/>
-      </w:pPr>
-      <w:r>
-        <w:t>Project checkpoint</w:t>
-      </w:r>
-    </w:p>
-    <w:p>
-      <w:pPr>
         <w:spacing w:line="336" w:lineRule="auto" w:after="180"/>
-        <w:shd w:fill="EDF7F3"/>
       </w:pPr>
       <w:r>
         <w:rPr>
@@ -5911,12 +5815,20 @@
         <w:pStyle w:val="Heading1"/>
       </w:pPr>
       <w:r>
-        <w:t>08. Use feedback, labs and repair paths</w:t>
-      </w:r>
-    </w:p>
-    <w:p>
-      <w:r>
-        <w:t>Use feedback, earlier review and portfolios purposefully. Apply the coding routine only when this lesson has an executable lab.</w:t>
+        <w:t>08. Reference · Feedback and evidence records</w:t>
+      </w:r>
+    </w:p>
+    <w:p>
+      <w:r>
+        <w:t>Keep supported rehearsal separate from independent performance.</w:t>
+      </w:r>
+    </w:p>
+    <w:p>
+      <w:pPr>
+        <w:pStyle w:val="Heading2"/>
+      </w:pPr>
+      <w:r>
+        <w:t>Record and repair</w:t>
       </w:r>
     </w:p>
     <w:p>
@@ -5955,10 +5867,44 @@
     </w:p>
     <w:p>
       <w:pPr>
-        <w:pStyle w:val="Heading3"/>
-      </w:pPr>
-      <w:r>
-        <w:t>For later coding lessons</w:t>
+        <w:spacing w:line="336" w:lineRule="auto" w:after="180"/>
+      </w:pPr>
+      <w:r>
+        <w:rPr>
+          <w:b w:val="0"/>
+        </w:rPr>
+        <w:t>Use the earlier worked-explanation links to address a specific missing building block, then return to the current question. Adapt this suggestion after observing the learner; it is not an automatic diagnosis.</w:t>
+      </w:r>
+    </w:p>
+    <w:p>
+      <w:pPr>
+        <w:spacing w:line="336" w:lineRule="auto" w:after="180"/>
+      </w:pPr>
+      <w:r>
+        <w:rPr>
+          <w:b w:val="0"/>
+        </w:rPr>
+        <w:t xml:space="preserve">Collect the completed-work portfolio as </w:t>
+      </w:r>
+      <w:r>
+        <w:rPr>
+          <w:b/>
+        </w:rPr>
+        <w:t>evidence</w:t>
+      </w:r>
+      <w:r>
+        <w:rPr>
+          <w:b w:val="0"/>
+        </w:rPr>
+        <w:t>. Record support separately from correctness, and assess explanation, trace/test and limitations. Progress ticks and quiz selections alone do not establish mastery.</w:t>
+      </w:r>
+    </w:p>
+    <w:p>
+      <w:pPr>
+        <w:pStyle w:val="Heading2"/>
+      </w:pPr>
+      <w:r>
+        <w:t>Earlier wording, alternatives and picture transcripts · reference / check after trying</w:t>
       </w:r>
     </w:p>
     <w:p>
@@ -5969,7 +5915,6 @@
     <w:p>
       <w:pPr>
         <w:spacing w:line="336" w:lineRule="auto" w:after="180"/>
-        <w:shd w:fill="F1F6F8"/>
       </w:pPr>
       <w:r>
         <w:rPr>
@@ -5992,77 +5937,20 @@
     </w:p>
     <w:p>
       <w:pPr>
-        <w:spacing w:line="336" w:lineRule="auto" w:after="180"/>
-      </w:pPr>
-      <w:r>
-        <w:rPr>
-          <w:b w:val="0"/>
-        </w:rPr>
-        <w:t>Use the earlier worked-explanation links to address a specific missing building block, then return to the current question. Adapt this suggestion after observing the learner; it is not an automatic diagnosis.</w:t>
-      </w:r>
-    </w:p>
-    <w:p>
-      <w:pPr>
-        <w:spacing w:line="336" w:lineRule="auto" w:after="180"/>
-      </w:pPr>
-      <w:r>
-        <w:rPr>
-          <w:b w:val="0"/>
-        </w:rPr>
-        <w:t xml:space="preserve">Collect the completed-work portfolio as </w:t>
-      </w:r>
-      <w:r>
-        <w:rPr>
-          <w:b/>
-        </w:rPr>
-        <w:t>evidence</w:t>
-      </w:r>
-      <w:r>
-        <w:rPr>
-          <w:b w:val="0"/>
-        </w:rPr>
-        <w:t>. Record support separately from correctness, and assess explanation, trace/test and limitations. Progress ticks and quiz selections alone do not establish mastery.</w:t>
-      </w:r>
-    </w:p>
-    <w:p>
-      <w:pPr>
         <w:pStyle w:val="Heading1"/>
       </w:pPr>
       <w:r>
-        <w:t>09. Visual concept journey</w:t>
-      </w:r>
-    </w:p>
-    <w:p>
-      <w:r>
-        <w:t>Show one Hold Out Test Data graphic at a time, request a prediction and discuss its trace before the independent assessment.</w:t>
-      </w:r>
-    </w:p>
-    <w:p>
-      <w:pPr>
-        <w:spacing w:line="336" w:lineRule="auto" w:after="180"/>
-      </w:pPr>
-      <w:r>
-        <w:rPr>
-          <w:b w:val="0"/>
-        </w:rPr>
-        <w:t xml:space="preserve">Use one picture at a time. Hide a worked result before asking for a </w:t>
-      </w:r>
-      <w:r>
-        <w:rPr>
-          <w:b/>
-        </w:rPr>
-        <w:t>prediction</w:t>
-      </w:r>
-      <w:r>
-        <w:rPr>
-          <w:b w:val="0"/>
-        </w:rPr>
-        <w:t>, then reveal it for feedback. These are supported teaching cases; retain the separate independent assessment for a fresh first attempt.</w:t>
-      </w:r>
-    </w:p>
-    <w:p>
-      <w:pPr>
-        <w:pStyle w:val="Heading3"/>
+        <w:t>09. Reference · Teach with the six pictures</w:t>
+      </w:r>
+    </w:p>
+    <w:p>
+      <w:r>
+        <w:t>Choose one picture for a specific reasoning move.</w:t>
+      </w:r>
+    </w:p>
+    <w:p>
+      <w:pPr>
+        <w:pStyle w:val="Heading2"/>
       </w:pPr>
       <w:r>
         <w:t>01. Hold Out Test Data: the case</w:t>
@@ -6073,7 +5961,7 @@
         <w:drawing>
           <wp:inline xmlns:a="http://schemas.openxmlformats.org/drawingml/2006/main" xmlns:pic="http://schemas.openxmlformats.org/drawingml/2006/picture">
             <wp:extent cx="5486400" cy="2990088"/>
-            <wp:docPr id="3" name="Picture 3" descr="Open the final hold-out only after recording the frozen model choice. Supplied facts: Frozen plant classifier evaluates12 new grouped leaves: TP 3, FN 1, FP 2, TN 6. Positive means spotted. All inputs and outcomes in this worked example are invented classroom data; no real model run is claimed."/>
+            <wp:docPr id="4" name="Picture 4" descr="Open the final hold-out only after recording the frozen model choice. Supplied facts: Frozen plant classifier evaluates12 new grouped leaves: TP 3, FN 1, FP 2, TN 6. Positive means spotted. All inputs and outcomes in this worked example are invented classroom data; no real model run is claimed."/>
             <wp:cNvGraphicFramePr>
               <a:graphicFrameLocks noChangeAspect="1"/>
             </wp:cNvGraphicFramePr>
@@ -6085,7 +5973,7 @@
                     <pic:cNvPicPr/>
                   </pic:nvPicPr>
                   <pic:blipFill>
-                    <a:blip r:embed="rId11"/>
+                    <a:blip r:embed="rId12"/>
                     <a:stretch>
                       <a:fillRect/>
                     </a:stretch>
@@ -6153,7 +6041,6 @@
     <w:p>
       <w:pPr>
         <w:spacing w:line="336" w:lineRule="auto" w:after="180"/>
-        <w:shd w:fill="F5F1FB"/>
       </w:pPr>
       <w:r>
         <w:rPr>
@@ -6164,16 +6051,7 @@
     </w:p>
     <w:p>
       <w:pPr>
-        <w:pStyle w:val="Heading3"/>
-      </w:pPr>
-      <w:r>
-        <w:t>Discuss while showing the picture</w:t>
-      </w:r>
-    </w:p>
-    <w:p>
-      <w:pPr>
         <w:spacing w:line="336" w:lineRule="auto" w:after="180"/>
-        <w:shd w:fill="F1F6F8"/>
       </w:pPr>
       <w:r>
         <w:rPr>
@@ -6184,7 +6062,7 @@
     </w:p>
     <w:p>
       <w:pPr>
-        <w:pStyle w:val="Heading3"/>
+        <w:pStyle w:val="Heading2"/>
       </w:pPr>
       <w:r>
         <w:t>02. Follow the deciding steps</w:t>
@@ -6195,7 +6073,7 @@
         <w:drawing>
           <wp:inline xmlns:a="http://schemas.openxmlformats.org/drawingml/2006/main" xmlns:pic="http://schemas.openxmlformats.org/drawingml/2006/picture">
             <wp:extent cx="5486400" cy="3337560"/>
-            <wp:docPr id="4" name="Picture 4" descr="Record freeze: Record model version and choices before reading these final references. → Calculate metrics: Accuracy9/12=75%; precision3/5=60%; recall3/4=75%. → Bound claim: Report these twelve held-out cases and their collection conditions; preserve all three error records."/>
+            <wp:docPr id="5" name="Picture 5" descr="Record freeze: Record model version and choices before reading these final references. → Calculate metrics: Accuracy9/12=75%; precision3/5=60%; recall3/4=75%. → Bound claim: Report these twelve held-out cases and their collection conditions; preserve all three error records."/>
             <wp:cNvGraphicFramePr>
               <a:graphicFrameLocks noChangeAspect="1"/>
             </wp:cNvGraphicFramePr>
@@ -6207,7 +6085,7 @@
                     <pic:cNvPicPr/>
                   </pic:nvPicPr>
                   <pic:blipFill>
-                    <a:blip r:embed="rId12"/>
+                    <a:blip r:embed="rId10"/>
                     <a:stretch>
                       <a:fillRect/>
                     </a:stretch>
@@ -6276,7 +6154,6 @@
     <w:p>
       <w:pPr>
         <w:spacing w:line="336" w:lineRule="auto" w:after="180"/>
-        <w:shd w:fill="F5F1FB"/>
       </w:pPr>
       <w:r>
         <w:rPr>
@@ -6299,16 +6176,7 @@
     </w:p>
     <w:p>
       <w:pPr>
-        <w:pStyle w:val="Heading3"/>
-      </w:pPr>
-      <w:r>
-        <w:t>Discuss while showing the picture</w:t>
-      </w:r>
-    </w:p>
-    <w:p>
-      <w:pPr>
         <w:spacing w:line="336" w:lineRule="auto" w:after="180"/>
-        <w:shd w:fill="F1F6F8"/>
       </w:pPr>
       <w:r>
         <w:rPr>
@@ -6331,7 +6199,7 @@
     </w:p>
     <w:p>
       <w:pPr>
-        <w:pStyle w:val="Heading3"/>
+        <w:pStyle w:val="Heading2"/>
       </w:pPr>
       <w:r>
         <w:t>03. Frozen final-test results</w:t>
@@ -6342,7 +6210,7 @@
         <w:drawing>
           <wp:inline xmlns:a="http://schemas.openxmlformats.org/drawingml/2006/main" xmlns:pic="http://schemas.openxmlformats.org/drawingml/2006/picture">
             <wp:extent cx="5486400" cy="3096768"/>
-            <wp:docPr id="5" name="Picture 5" descr="Frozen final-test results. actual spotted: predicted spotted = 3, predicted healthy = 1. actual healthy: predicted spotted = 2, predicted healthy = 6."/>
+            <wp:docPr id="6" name="Picture 6" descr="Frozen final-test results. actual spotted: predicted spotted = 3, predicted healthy = 1. actual healthy: predicted spotted = 2, predicted healthy = 6."/>
             <wp:cNvGraphicFramePr>
               <a:graphicFrameLocks noChangeAspect="1"/>
             </wp:cNvGraphicFramePr>
@@ -6387,7 +6255,6 @@
     <w:p>
       <w:pPr>
         <w:spacing w:line="336" w:lineRule="auto" w:after="180"/>
-        <w:shd w:fill="F5F1FB"/>
       </w:pPr>
       <w:r>
         <w:rPr>
@@ -6398,16 +6265,7 @@
     </w:p>
     <w:p>
       <w:pPr>
-        <w:pStyle w:val="Heading3"/>
-      </w:pPr>
-      <w:r>
-        <w:t>Discuss while showing the picture</w:t>
-      </w:r>
-    </w:p>
-    <w:p>
-      <w:pPr>
         <w:spacing w:line="336" w:lineRule="auto" w:after="180"/>
-        <w:shd w:fill="F1F6F8"/>
       </w:pPr>
       <w:r>
         <w:rPr>
@@ -6419,7 +6277,6 @@
     <w:p>
       <w:pPr>
         <w:spacing w:line="336" w:lineRule="auto" w:after="180"/>
-        <w:shd w:fill="F1F6F8"/>
       </w:pPr>
       <w:r>
         <w:rPr>
@@ -6430,7 +6287,7 @@
     </w:p>
     <w:p>
       <w:pPr>
-        <w:pStyle w:val="Heading3"/>
+        <w:pStyle w:val="Heading2"/>
       </w:pPr>
       <w:r>
         <w:t>04. Change one thing. Trace what follows.</w:t>
@@ -6441,7 +6298,7 @@
         <w:drawing>
           <wp:inline xmlns:a="http://schemas.openxmlformats.org/drawingml/2006/main" xmlns:pic="http://schemas.openxmlformats.org/drawingml/2006/picture">
             <wp:extent cx="5486400" cy="3041904"/>
-            <wp:docPr id="6" name="Picture 6" descr="Original case: Report these twelve held-out cases and their collection conditions; preserve all three error records. Changed condition: The team changes a threshold after inspecting the false negatives. Expected result: This set is now development evidence for the revised model. Reason: Using final outcomes to change the model breaks the untouched hold-out role."/>
+            <wp:docPr id="7" name="Picture 7" descr="Original case: Report these twelve held-out cases and their collection conditions; preserve all three error records. Changed condition: The team changes a threshold after inspecting the false negatives. Expected result: This set is now development evidence for the revised model. Reason: Using final outcomes to change the model breaks the untouched hold-out role."/>
             <wp:cNvGraphicFramePr>
               <a:graphicFrameLocks noChangeAspect="1"/>
             </wp:cNvGraphicFramePr>
@@ -6509,7 +6366,6 @@
     <w:p>
       <w:pPr>
         <w:spacing w:line="336" w:lineRule="auto" w:after="180"/>
-        <w:shd w:fill="F5F1FB"/>
       </w:pPr>
       <w:r>
         <w:rPr>
@@ -6520,16 +6376,7 @@
     </w:p>
     <w:p>
       <w:pPr>
-        <w:pStyle w:val="Heading3"/>
-      </w:pPr>
-      <w:r>
-        <w:t>Discuss while showing the picture</w:t>
-      </w:r>
-    </w:p>
-    <w:p>
-      <w:pPr>
         <w:spacing w:line="336" w:lineRule="auto" w:after="180"/>
-        <w:shd w:fill="F1F6F8"/>
       </w:pPr>
       <w:r>
         <w:rPr>
@@ -6541,7 +6388,6 @@
     <w:p>
       <w:pPr>
         <w:spacing w:line="336" w:lineRule="auto" w:after="180"/>
-        <w:shd w:fill="F1F6F8"/>
       </w:pPr>
       <w:r>
         <w:rPr>
@@ -6552,7 +6398,7 @@
     </w:p>
     <w:p>
       <w:pPr>
-        <w:pStyle w:val="Heading3"/>
+        <w:pStyle w:val="Heading2"/>
       </w:pPr>
       <w:r>
         <w:t>05. Connect the explanation to its limit</w:t>
@@ -6563,7 +6409,7 @@
         <w:drawing>
           <wp:inline xmlns:a="http://schemas.openxmlformats.org/drawingml/2006/main" xmlns:pic="http://schemas.openxmlformats.org/drawingml/2006/picture">
             <wp:extent cx="5486400" cy="2834640"/>
-            <wp:docPr id="7" name="Picture 7" descr="Read the picture in order. Report these twelve held-out cases and their collection conditions; preserve all three error records. The arrows show which recorded input or intermediate result each decision uses. Explain the deciding step aloud before checking the changed case; pointing to the final answer alone does not show how it follows. Limit: A hold-out can still be unrepresentative, too small or badly labelled; separation alone does not guarantee reliable estimates."/>
+            <wp:docPr id="8" name="Picture 8" descr="Read the picture in order. Report these twelve held-out cases and their collection conditions; preserve all three error records. The arrows show which recorded input or intermediate result each decision uses. Explain the deciding step aloud before checking the changed case; pointing to the final answer alone does not show how it follows. Limit: A hold-out can still be unrepresentative, too small or badly labelled; separation alone does not guarantee reliable estimates."/>
             <wp:cNvGraphicFramePr>
               <a:graphicFrameLocks noChangeAspect="1"/>
             </wp:cNvGraphicFramePr>
@@ -6642,7 +6488,6 @@
     <w:p>
       <w:pPr>
         <w:spacing w:line="336" w:lineRule="auto" w:after="180"/>
-        <w:shd w:fill="F5F1FB"/>
       </w:pPr>
       <w:r>
         <w:rPr>
@@ -6665,16 +6510,7 @@
     </w:p>
     <w:p>
       <w:pPr>
-        <w:pStyle w:val="Heading3"/>
-      </w:pPr>
-      <w:r>
-        <w:t>Discuss while showing the picture</w:t>
-      </w:r>
-    </w:p>
-    <w:p>
-      <w:pPr>
         <w:spacing w:line="336" w:lineRule="auto" w:after="180"/>
-        <w:shd w:fill="F1F6F8"/>
       </w:pPr>
       <w:r>
         <w:rPr>
@@ -6698,7 +6534,6 @@
     <w:p>
       <w:pPr>
         <w:spacing w:line="336" w:lineRule="auto" w:after="180"/>
-        <w:shd w:fill="F1F6F8"/>
       </w:pPr>
       <w:r>
         <w:rPr>
@@ -6709,7 +6544,7 @@
     </w:p>
     <w:p>
       <w:pPr>
-        <w:pStyle w:val="Heading3"/>
+        <w:pStyle w:val="Heading2"/>
       </w:pPr>
       <w:r>
         <w:t>06. Make the idea visible in your project</w:t>
@@ -6720,7 +6555,7 @@
         <w:drawing>
           <wp:inline xmlns:a="http://schemas.openxmlformats.org/drawingml/2006/main" xmlns:pic="http://schemas.openxmlformats.org/drawingml/2006/picture">
             <wp:extent cx="5486400" cy="3681984"/>
-            <wp:docPr id="8" name="Picture 8" descr="For your Responsible Plant Classifier, save the input, procedure, observed result and limitation of this check. Label this worked example as practice; use a different, previously unreviewed case when checking independent understanding. Draw your input, deciding step, result and limit. Supported question: What is needed for an honest final claim about the revised version? Point to the relevant step in the picture, then write the changed result and the rule or evidence that supports it."/>
+            <wp:docPr id="9" name="Picture 9" descr="For your Responsible Plant Classifier, save the input, procedure, observed result and limitation of this check. Label this worked example as practice; use a different, previously unreviewed case when checking independent understanding. Draw your input, deciding step, result and limit. Supported question: What is needed for an honest final claim about the revised version? Point to the relevant step in the picture, then write the changed result and the rule or evidence that supports it."/>
             <wp:cNvGraphicFramePr>
               <a:graphicFrameLocks noChangeAspect="1"/>
             </wp:cNvGraphicFramePr>
@@ -6835,7 +6670,6 @@
     <w:p>
       <w:pPr>
         <w:spacing w:line="336" w:lineRule="auto" w:after="180"/>
-        <w:shd w:fill="F5F1FB"/>
       </w:pPr>
       <w:r>
         <w:rPr>
@@ -6858,70 +6692,138 @@
     </w:p>
     <w:p>
       <w:pPr>
+        <w:spacing w:line="336" w:lineRule="auto" w:after="180"/>
+      </w:pPr>
+      <w:r>
+        <w:rPr>
+          <w:b w:val="0"/>
+        </w:rPr>
+        <w:t xml:space="preserve">Teacher prompt: Draw your project trace and justify the deciding step using </w:t>
+      </w:r>
+      <w:r>
+        <w:rPr>
+          <w:b/>
+        </w:rPr>
+        <w:t>evidence</w:t>
+      </w:r>
+      <w:r>
+        <w:rPr>
+          <w:b w:val="0"/>
+        </w:rPr>
+        <w:t>. Ask learners to describe one label or arrow in ordinary words. Use the adjacent transcript if the image is difficult to see.</w:t>
+      </w:r>
+    </w:p>
+    <w:p>
+      <w:pPr>
+        <w:spacing w:line="336" w:lineRule="auto" w:after="180"/>
+      </w:pPr>
+      <w:r>
+        <w:rPr>
+          <w:b w:val="0"/>
+        </w:rPr>
+        <w:t xml:space="preserve">Supported practice key: A newly reserved final set with appropriate grouping and fixed scoring rules, evaluated after the revision is frozen. Changed-case check: This set is now development </w:t>
+      </w:r>
+      <w:r>
+        <w:rPr>
+          <w:b/>
+        </w:rPr>
+        <w:t>evidence</w:t>
+      </w:r>
+      <w:r>
+        <w:rPr>
+          <w:b w:val="0"/>
+        </w:rPr>
+        <w:t xml:space="preserve"> for the revised model.</w:t>
+      </w:r>
+    </w:p>
+    <w:p>
+      <w:pPr>
+        <w:spacing w:line="336" w:lineRule="auto" w:after="180"/>
+      </w:pPr>
+      <w:r>
+        <w:rPr>
+          <w:b w:val="0"/>
+        </w:rPr>
+        <w:t>Using final outcomes to change the model breaks the untouched hold-out role.</w:t>
+      </w:r>
+    </w:p>
+    <w:p>
+      <w:pPr>
+        <w:pStyle w:val="Heading2"/>
+      </w:pPr>
+      <w:r>
+        <w:t>Earlier wording, alternatives and picture transcripts · reference / check after trying</w:t>
+      </w:r>
+    </w:p>
+    <w:p>
+      <w:pPr>
+        <w:spacing w:line="336" w:lineRule="auto" w:after="180"/>
+      </w:pPr>
+      <w:r>
+        <w:rPr>
+          <w:b w:val="0"/>
+        </w:rPr>
+        <w:t xml:space="preserve">Use one picture at a time. Hide a worked result before asking for a </w:t>
+      </w:r>
+      <w:r>
+        <w:rPr>
+          <w:b/>
+        </w:rPr>
+        <w:t>prediction</w:t>
+      </w:r>
+      <w:r>
+        <w:rPr>
+          <w:b w:val="0"/>
+        </w:rPr>
+        <w:t>, then reveal it for feedback. These are supported teaching cases; retain the separate independent assessment for a fresh first attempt.</w:t>
+      </w:r>
+    </w:p>
+    <w:p>
+      <w:pPr>
         <w:pStyle w:val="Heading3"/>
       </w:pPr>
       <w:r>
-        <w:t>Discuss while showing the picture</w:t>
-      </w:r>
-    </w:p>
-    <w:p>
-      <w:pPr>
-        <w:spacing w:line="336" w:lineRule="auto" w:after="180"/>
-        <w:shd w:fill="F1F6F8"/>
-      </w:pPr>
-      <w:r>
-        <w:rPr>
-          <w:b w:val="0"/>
-        </w:rPr>
-        <w:t xml:space="preserve">Teacher prompt: Draw your project trace and justify the deciding step using </w:t>
-      </w:r>
-      <w:r>
-        <w:rPr>
-          <w:b/>
-        </w:rPr>
-        <w:t>evidence</w:t>
-      </w:r>
-      <w:r>
-        <w:rPr>
-          <w:b w:val="0"/>
-        </w:rPr>
-        <w:t>. Ask learners to describe one label or arrow in ordinary words. Use the adjacent transcript if the image is difficult to see.</w:t>
-      </w:r>
-    </w:p>
-    <w:p>
-      <w:pPr>
-        <w:spacing w:line="336" w:lineRule="auto" w:after="180"/>
-        <w:shd w:fill="F1F6F8"/>
-      </w:pPr>
-      <w:r>
-        <w:rPr>
-          <w:b w:val="0"/>
-        </w:rPr>
-        <w:t xml:space="preserve">Supported practice key: A newly reserved final set with appropriate grouping and fixed scoring rules, evaluated after the revision is frozen. Changed-case check: This set is now development </w:t>
-      </w:r>
-      <w:r>
-        <w:rPr>
-          <w:b/>
-        </w:rPr>
-        <w:t>evidence</w:t>
-      </w:r>
-      <w:r>
-        <w:rPr>
-          <w:b w:val="0"/>
-        </w:rPr>
-        <w:t xml:space="preserve"> for the revised model.</w:t>
-      </w:r>
-    </w:p>
-    <w:p>
-      <w:pPr>
-        <w:spacing w:line="336" w:lineRule="auto" w:after="180"/>
-        <w:shd w:fill="F1F6F8"/>
-      </w:pPr>
-      <w:r>
-        <w:rPr>
-          <w:b w:val="0"/>
-        </w:rPr>
-        <w:t>Using final outcomes to change the model breaks the untouched hold-out role.</w:t>
+        <w:t>01. Hold Out Test Data: the case</w:t>
+      </w:r>
+    </w:p>
+    <w:p>
+      <w:pPr>
+        <w:pStyle w:val="Heading3"/>
+      </w:pPr>
+      <w:r>
+        <w:t>02. Follow the deciding steps</w:t>
+      </w:r>
+    </w:p>
+    <w:p>
+      <w:pPr>
+        <w:pStyle w:val="Heading3"/>
+      </w:pPr>
+      <w:r>
+        <w:t>03. Frozen final-test results</w:t>
+      </w:r>
+    </w:p>
+    <w:p>
+      <w:pPr>
+        <w:pStyle w:val="Heading3"/>
+      </w:pPr>
+      <w:r>
+        <w:t>04. Change one thing. Trace what follows.</w:t>
+      </w:r>
+    </w:p>
+    <w:p>
+      <w:pPr>
+        <w:pStyle w:val="Heading3"/>
+      </w:pPr>
+      <w:r>
+        <w:t>05. Connect the explanation to its limit</w:t>
+      </w:r>
+    </w:p>
+    <w:p>
+      <w:pPr>
+        <w:pStyle w:val="Heading3"/>
+      </w:pPr>
+      <w:r>
+        <w:t>06. Make the idea visible in your project</w:t>
       </w:r>
     </w:p>
     <w:sectPr>
